--- a/downloads/teacher/ai-1-week-18.docx
+++ b/downloads/teacher/ai-1-week-18.docx
@@ -3004,6 +3004,396 @@
         <w:t>Keep sorter scores, reference outcomes and missingness separately; use review policies instead of treating high scores as facts.</w:t>
       </w:r>
     </w:p>
+    <w:p>
+      <w:pPr>
+        <w:pStyle w:val="Heading1"/>
+      </w:pPr>
+      <w:r>
+        <w:t>07. Prepare, teach and assess</w:t>
+      </w:r>
+    </w:p>
+    <w:p>
+      <w:r>
+        <w:t>Teaching target: Distinguish a confidence claim from evidence that a prediction was correct</w:t>
+      </w:r>
+    </w:p>
+    <w:p>
+      <w:r>
+        <w:t>Prepare the labelled worked-case picture, the matching workbook, fictional input cards and a place for individual responses. No paid AI account is required for the paper reasoning activities.</w:t>
+      </w:r>
+    </w:p>
+    <w:tbl>
+      <w:tblPr>
+        <w:tblStyle w:val="LightShading-Accent1"/>
+        <w:tblW w:type="auto" w:w="0"/>
+        <w:tblLook w:firstColumn="1" w:firstRow="1" w:lastColumn="0" w:lastRow="0" w:noHBand="0" w:noVBand="1" w:val="04A0"/>
+      </w:tblPr>
+      <w:tblGrid>
+        <w:gridCol w:w="3408"/>
+        <w:gridCol w:w="3408"/>
+        <w:gridCol w:w="3408"/>
+      </w:tblGrid>
+      <w:tr>
+        <w:trPr>
+          <w:tblHeader/>
+        </w:trPr>
+        <w:tc>
+          <w:tcPr>
+            <w:tcW w:type="dxa" w:w="3408"/>
+          </w:tcPr>
+          <w:p>
+            <w:r>
+              <w:t>Session</w:t>
+            </w:r>
+          </w:p>
+        </w:tc>
+        <w:tc>
+          <w:tcPr>
+            <w:tcW w:type="dxa" w:w="3408"/>
+          </w:tcPr>
+          <w:p>
+            <w:r>
+              <w:t>Plan</w:t>
+            </w:r>
+          </w:p>
+        </w:tc>
+        <w:tc>
+          <w:tcPr>
+            <w:tcW w:type="dxa" w:w="3408"/>
+          </w:tcPr>
+          <w:p>
+            <w:r>
+              <w:t>Resources</w:t>
+            </w:r>
+          </w:p>
+        </w:tc>
+      </w:tr>
+      <w:tr>
+        <w:tc>
+          <w:tcPr>
+            <w:tcW w:type="dxa" w:w="3408"/>
+          </w:tcPr>
+          <w:p>
+            <w:r>
+              <w:t>Session 1 · Understand · 45 min</w:t>
+            </w:r>
+          </w:p>
+        </w:tc>
+        <w:tc>
+          <w:tcPr>
+            <w:tcW w:type="dxa" w:w="3408"/>
+          </w:tcPr>
+          <w:p>
+            <w:r>
+              <w:t>0–7: recall and prerequisite; 7–15: inspect the concrete case and predict; 15–30: teacher models the worked trace; 30–40: learners explain a step using the text and visual; 40–45: check the core idea.</w:t>
+            </w:r>
+          </w:p>
+        </w:tc>
+        <w:tc>
+          <w:tcPr>
+            <w:tcW w:type="dxa" w:w="3408"/>
+          </w:tcPr>
+          <w:p>
+            <w:r>
+              <w:t>Sections 1–6; record the brief recall in the workbook.</w:t>
+            </w:r>
+          </w:p>
+        </w:tc>
+      </w:tr>
+      <w:tr>
+        <w:tc>
+          <w:tcPr>
+            <w:tcW w:type="dxa" w:w="3408"/>
+          </w:tcPr>
+          <w:p>
+            <w:r>
+              <w:t>Session 2 · Practise · 45 min</w:t>
+            </w:r>
+          </w:p>
+        </w:tc>
+        <w:tc>
+          <w:tcPr>
+            <w:tcW w:type="dxa" w:w="3408"/>
+          </w:tcPr>
+          <w:p>
+            <w:r>
+              <w:t>0–5: retrieve the procedure; 5–15: W2 completion practice; 15–23: explain and check with a partner; 23–30: each learner answers the misconception check; 30–40: targeted reteaching or a harder variation; 40–45: prepare the investigation.</w:t>
+            </w:r>
+          </w:p>
+        </w:tc>
+        <w:tc>
+          <w:tcPr>
+            <w:tcW w:type="dxa" w:w="3408"/>
+          </w:tcPr>
+          <w:p>
+            <w:r>
+              <w:t>Sections 7–10; use the matching workbook W2 and misconception check.</w:t>
+            </w:r>
+          </w:p>
+        </w:tc>
+      </w:tr>
+      <w:tr>
+        <w:tc>
+          <w:tcPr>
+            <w:tcW w:type="dxa" w:w="3408"/>
+          </w:tcPr>
+          <w:p>
+            <w:r>
+              <w:t>Session 3 · Investigate and transfer · 45 min</w:t>
+            </w:r>
+          </w:p>
+        </w:tc>
+        <w:tc>
+          <w:tcPr>
+            <w:tcW w:type="dxa" w:w="3408"/>
+          </w:tcPr>
+          <w:p>
+            <w:r>
+              <w:t>0–5: retrieve the decision rule; 5–20: investigate or trace; 20–30: start the independent case; 30–38: connect the project; 38–43: act on feedback; 43–45: plan the return check.</w:t>
+            </w:r>
+          </w:p>
+        </w:tc>
+        <w:tc>
+          <w:tcPr>
+            <w:tcW w:type="dxa" w:w="3408"/>
+          </w:tcPr>
+          <w:p>
+            <w:r>
+              <w:t>Sections 9 and 11–14. Give extra time to finish the full task set; use Section 15 when the week includes a coding lab.</w:t>
+            </w:r>
+          </w:p>
+        </w:tc>
+      </w:tr>
+    </w:tbl>
+    <w:p>
+      <w:r>
+        <w:t>Before class, solve the supported practice: Use cases A, B and C from the lesson table. State which is correct, incorrect and unassessed. Explain why ordering them by confidence cannot replace checking their outcomes.</w:t>
+      </w:r>
+    </w:p>
+    <w:p>
+      <w:r>
+        <w:t>Reasoned practice answer: A is incorrect, B correct and C unassessed. The score is a prior claim; the observed category determines agreement for an assessable case. A larger claim does not supply a missing outcome or override a conflicting one.</w:t>
+      </w:r>
+    </w:p>
+    <w:p>
+      <w:r>
+        <w:t>Check every learner before discussion: Use the worked case for Confidence and correctness. Proposed explanation: “An 80 point score always means an 80 percent probability”. Decide whether this explanation is supported. Point to the step or supplied fact that decides; explain your repair if needed.</w:t>
+      </w:r>
+    </w:p>
+    <w:p>
+      <w:r>
+        <w:t>Misconception repair: Read the documented quantity before interpreting it.</w:t>
+      </w:r>
+    </w:p>
+    <w:p>
+      <w:r>
+        <w:t>Support: read the exact case aloud, enlarge the labelled picture, supply input cards and model only the first deciding step. Accept a spoken explanation or drawing; retain the reasoning goal.</w:t>
+      </w:r>
+    </w:p>
+    <w:p>
+      <w:r>
+        <w:t>Extension: The missing outcome is checked and found incorrect. Require a prediction and a reason before comparing. Expected result: All-ten agreement is 7/10=70%. Reason: There are now three wrong labels and no unknown outcomes.</w:t>
+      </w:r>
+    </w:p>
+    <w:p>
+      <w:r>
+        <w:t>Independent assessment: withhold the reserved answer until the learner has attempted the new case. Record support separately from correctness.</w:t>
+      </w:r>
+    </w:p>
+    <w:tbl>
+      <w:tblPr>
+        <w:tblStyle w:val="LightShading-Accent1"/>
+        <w:tblW w:type="auto" w:w="0"/>
+        <w:tblLook w:firstColumn="1" w:firstRow="1" w:lastColumn="0" w:lastRow="0" w:noHBand="0" w:noVBand="1" w:val="04A0"/>
+      </w:tblPr>
+      <w:tblGrid>
+        <w:gridCol w:w="2556"/>
+        <w:gridCol w:w="2556"/>
+        <w:gridCol w:w="2556"/>
+        <w:gridCol w:w="2556"/>
+      </w:tblGrid>
+      <w:tr>
+        <w:trPr>
+          <w:tblHeader/>
+        </w:trPr>
+        <w:tc>
+          <w:tcPr>
+            <w:tcW w:type="dxa" w:w="2556"/>
+          </w:tcPr>
+          <w:p>
+            <w:r>
+              <w:t>Criterion</w:t>
+            </w:r>
+          </w:p>
+        </w:tc>
+        <w:tc>
+          <w:tcPr>
+            <w:tcW w:type="dxa" w:w="2556"/>
+          </w:tcPr>
+          <w:p>
+            <w:r>
+              <w:t>Not yet</w:t>
+            </w:r>
+          </w:p>
+        </w:tc>
+        <w:tc>
+          <w:tcPr>
+            <w:tcW w:type="dxa" w:w="2556"/>
+          </w:tcPr>
+          <w:p>
+            <w:r>
+              <w:t>With support</w:t>
+            </w:r>
+          </w:p>
+        </w:tc>
+        <w:tc>
+          <w:tcPr>
+            <w:tcW w:type="dxa" w:w="2556"/>
+          </w:tcPr>
+          <w:p>
+            <w:r>
+              <w:t>Independent</w:t>
+            </w:r>
+          </w:p>
+        </w:tc>
+      </w:tr>
+      <w:tr>
+        <w:tc>
+          <w:tcPr>
+            <w:tcW w:type="dxa" w:w="2556"/>
+          </w:tcPr>
+          <w:p>
+            <w:r>
+              <w:t>Explanation</w:t>
+            </w:r>
+          </w:p>
+        </w:tc>
+        <w:tc>
+          <w:tcPr>
+            <w:tcW w:type="dxa" w:w="2556"/>
+          </w:tcPr>
+          <w:p>
+            <w:r>
+              <w:t>Names an answer without a deciding fact</w:t>
+            </w:r>
+          </w:p>
+        </w:tc>
+        <w:tc>
+          <w:tcPr>
+            <w:tcW w:type="dxa" w:w="2556"/>
+          </w:tcPr>
+          <w:p>
+            <w:r>
+              <w:t>Uses a hint to link fact and decision</w:t>
+            </w:r>
+          </w:p>
+        </w:tc>
+        <w:tc>
+          <w:tcPr>
+            <w:tcW w:type="dxa" w:w="2556"/>
+          </w:tcPr>
+          <w:p>
+            <w:r>
+              <w:t>Explains the deciding fact in own words</w:t>
+            </w:r>
+          </w:p>
+        </w:tc>
+      </w:tr>
+      <w:tr>
+        <w:tc>
+          <w:tcPr>
+            <w:tcW w:type="dxa" w:w="2556"/>
+          </w:tcPr>
+          <w:p>
+            <w:r>
+              <w:t>Trace or test</w:t>
+            </w:r>
+          </w:p>
+        </w:tc>
+        <w:tc>
+          <w:tcPr>
+            <w:tcW w:type="dxa" w:w="2556"/>
+          </w:tcPr>
+          <w:p>
+            <w:r>
+              <w:t>Cannot connect input and result</w:t>
+            </w:r>
+          </w:p>
+        </w:tc>
+        <w:tc>
+          <w:tcPr>
+            <w:tcW w:type="dxa" w:w="2556"/>
+          </w:tcPr>
+          <w:p>
+            <w:r>
+              <w:t>Completes steps with prompts</w:t>
+            </w:r>
+          </w:p>
+        </w:tc>
+        <w:tc>
+          <w:tcPr>
+            <w:tcW w:type="dxa" w:w="2556"/>
+          </w:tcPr>
+          <w:p>
+            <w:r>
+              <w:t>Traces or tests a changed case accurately</w:t>
+            </w:r>
+          </w:p>
+        </w:tc>
+      </w:tr>
+      <w:tr>
+        <w:tc>
+          <w:tcPr>
+            <w:tcW w:type="dxa" w:w="2556"/>
+          </w:tcPr>
+          <w:p>
+            <w:r>
+              <w:t>Limits and revision</w:t>
+            </w:r>
+          </w:p>
+        </w:tc>
+        <w:tc>
+          <w:tcPr>
+            <w:tcW w:type="dxa" w:w="2556"/>
+          </w:tcPr>
+          <w:p>
+            <w:r>
+              <w:t>Claims more than evidence supports</w:t>
+            </w:r>
+          </w:p>
+        </w:tc>
+        <w:tc>
+          <w:tcPr>
+            <w:tcW w:type="dxa" w:w="2556"/>
+          </w:tcPr>
+          <w:p>
+            <w:r>
+              <w:t>Names a limit after a prompt</w:t>
+            </w:r>
+          </w:p>
+        </w:tc>
+        <w:tc>
+          <w:tcPr>
+            <w:tcW w:type="dxa" w:w="2556"/>
+          </w:tcPr>
+          <w:p>
+            <w:r>
+              <w:t>States a defensible limit and useful next test</w:t>
+            </w:r>
+          </w:p>
+        </w:tc>
+      </w:tr>
+    </w:tbl>
+    <w:p>
+      <w:r>
+        <w:t>Project checkpoint: Test changed cases. Keep normal, boundary and failure cases; compare expected and observed results.</w:t>
+      </w:r>
+    </w:p>
+    <w:p>
+      <w:r>
+        <w:t>Use the weekly teacher answer for topic-specific reasoning. A saved progress tick is an activity record; judge mastery from the learner’s explanation and evidence.</w:t>
+      </w:r>
+    </w:p>
     <w:sectPr>
       <w:pgSz w:w="12240" w:h="15840"/>
       <w:pgMar w:top="936" w:right="1008" w:bottom="936" w:left="1008" w:header="720" w:footer="720" w:gutter="0"/>

--- a/downloads/teacher/ai-1-week-18.docx
+++ b/downloads/teacher/ai-1-week-18.docx
@@ -3394,6 +3394,39 @@
         <w:t>Use the weekly teacher answer for topic-specific reasoning. A saved progress tick is an activity record; judge mastery from the learner’s explanation and evidence.</w:t>
       </w:r>
     </w:p>
+    <w:p>
+      <w:pPr>
+        <w:pStyle w:val="Heading1"/>
+      </w:pPr>
+      <w:r>
+        <w:t>08. Use feedback, labs and repair paths</w:t>
+      </w:r>
+    </w:p>
+    <w:p>
+      <w:r>
+        <w:t>Use the two formative questions as supported practice, not as independent mastery scores. Discuss the deciding evidence rather than accepting a guessed selection.</w:t>
+      </w:r>
+    </w:p>
+    <w:p>
+      <w:r>
+        <w:t>The feedback comes from the reviewed public worked case. Do not reveal the separately reserved independent teacher answer until the learner has attempted that case.</w:t>
+      </w:r>
+    </w:p>
+    <w:p>
+      <w:r>
+        <w:t>Ask students to predict before running code. Preserve errors and actual outputs; collect a changed test and an explanation. The branch-boundary and indexing lessons deliberately include failure cases.</w:t>
+      </w:r>
+    </w:p>
+    <w:p>
+      <w:r>
+        <w:t>Use the earlier worked-explanation links to address a specific missing building block, then return to the current question. Adapt this suggestion after observing the learner; it is not an automatic diagnosis.</w:t>
+      </w:r>
+    </w:p>
+    <w:p>
+      <w:r>
+        <w:t>Collect the completed-work portfolio as evidence. Record support separately from correctness, and assess explanation, trace/test and limitations. Progress ticks and quiz selections alone do not establish mastery.</w:t>
+      </w:r>
+    </w:p>
     <w:sectPr>
       <w:pgSz w:w="12240" w:h="15840"/>
       <w:pgMar w:top="936" w:right="1008" w:bottom="936" w:left="1008" w:header="720" w:footer="720" w:gutter="0"/>

--- a/downloads/teacher/ai-1-week-18.docx
+++ b/downloads/teacher/ai-1-week-18.docx
@@ -29,6 +29,11 @@
       </w:r>
     </w:p>
     <w:p>
+      <w:r>
+        <w:t>Prepare Confidence Is Not Correctness: check the target, prerequisites, resources and adaptable teaching schedule.</w:t>
+      </w:r>
+    </w:p>
+    <w:p>
       <w:pPr>
         <w:pStyle w:val="Heading3"/>
       </w:pPr>
@@ -37,8 +42,50 @@
       </w:r>
     </w:p>
     <w:p>
-      <w:r>
-        <w:t>Primary target: Distinguish a confidence claim from evidence that a prediction was correct</w:t>
+      <w:pPr>
+        <w:spacing w:line="336" w:lineRule="auto" w:after="180"/>
+      </w:pPr>
+      <w:r>
+        <w:rPr>
+          <w:b w:val="0"/>
+        </w:rPr>
+        <w:t xml:space="preserve">Primary target: Distinguish a </w:t>
+      </w:r>
+      <w:r>
+        <w:rPr>
+          <w:b/>
+        </w:rPr>
+        <w:t>confidence claim</w:t>
+      </w:r>
+      <w:r>
+        <w:rPr>
+          <w:b w:val="0"/>
+        </w:rPr>
+        <w:t xml:space="preserve"> from </w:t>
+      </w:r>
+      <w:r>
+        <w:rPr>
+          <w:b/>
+        </w:rPr>
+        <w:t>evidence</w:t>
+      </w:r>
+      <w:r>
+        <w:rPr>
+          <w:b w:val="0"/>
+        </w:rPr>
+        <w:t xml:space="preserve"> that a </w:t>
+      </w:r>
+      <w:r>
+        <w:rPr>
+          <w:b/>
+        </w:rPr>
+        <w:t>prediction</w:t>
+      </w:r>
+      <w:r>
+        <w:rPr>
+          <w:b w:val="0"/>
+        </w:rPr>
+        <w:t xml:space="preserve"> was correct</w:t>
       </w:r>
     </w:p>
     <w:tbl>
@@ -185,8 +232,37 @@
       </w:tr>
     </w:tbl>
     <w:p>
-      <w:r>
-        <w:t>This is a starting allocation of 135 minutes, not a validated duration. Preserve all named topics. Schedule extra time for connected examples, the full investigation, independent cases and project building. Repeated copies of a case share one recorded attempt; they are not new evidence.</w:t>
+      <w:pPr>
+        <w:spacing w:line="336" w:lineRule="auto" w:after="180"/>
+      </w:pPr>
+      <w:r>
+        <w:rPr>
+          <w:b w:val="0"/>
+        </w:rPr>
+        <w:t>This is a starting allocation of 135 minutes, not a validated duration. Preserve all named topics. Schedule extra time for connected examples, the full investigation, independent cases and project building.</w:t>
+      </w:r>
+    </w:p>
+    <w:p>
+      <w:pPr>
+        <w:spacing w:line="336" w:lineRule="auto" w:after="180"/>
+      </w:pPr>
+      <w:r>
+        <w:rPr>
+          <w:b w:val="0"/>
+        </w:rPr>
+        <w:t xml:space="preserve">Repeated copies of a case share one recorded attempt; they are not new </w:t>
+      </w:r>
+      <w:r>
+        <w:rPr>
+          <w:b/>
+        </w:rPr>
+        <w:t>evidence</w:t>
+      </w:r>
+      <w:r>
+        <w:rPr>
+          <w:b w:val="0"/>
+        </w:rPr>
+        <w:t>.</w:t>
       </w:r>
     </w:p>
     <w:p>
@@ -206,18 +282,119 @@
       </w:r>
     </w:p>
     <w:p>
-      <w:r>
-        <w:t>Without opening the old lesson, explain one key idea from Prediction Is Not Fact. Give an example and a mistake that the idea helps you avoid.</w:t>
-      </w:r>
-    </w:p>
-    <w:p>
-      <w:r>
-        <w:t>Look for: Separate a recorded prediction from the observation used to check it</w:t>
-      </w:r>
-    </w:p>
-    <w:p>
-      <w:r>
-        <w:t>Reference example, not the only acceptable wording: Input height 6 cm; prediction far because 6 is at least 6; observed distance 3 units; observed category near because 3 is below 4; mismatch. Height is available to the model before the trial, while travel distance is measured afterward to check its prediction.</w:t>
+      <w:pPr>
+        <w:spacing w:line="336" w:lineRule="auto" w:after="180"/>
+      </w:pPr>
+      <w:r>
+        <w:rPr>
+          <w:b w:val="0"/>
+        </w:rPr>
+        <w:t xml:space="preserve">Without opening the old lesson, explain one key idea from </w:t>
+      </w:r>
+      <w:r>
+        <w:rPr>
+          <w:b/>
+        </w:rPr>
+        <w:t>Prediction</w:t>
+      </w:r>
+      <w:r>
+        <w:rPr>
+          <w:b w:val="0"/>
+        </w:rPr>
+        <w:t xml:space="preserve"> Is Not Fact. Give an example and a mistake that the idea helps you avoid.</w:t>
+      </w:r>
+    </w:p>
+    <w:p>
+      <w:pPr>
+        <w:spacing w:line="336" w:lineRule="auto" w:after="180"/>
+      </w:pPr>
+      <w:r>
+        <w:rPr>
+          <w:b w:val="0"/>
+        </w:rPr>
+        <w:t xml:space="preserve">Look for: Separate a recorded </w:t>
+      </w:r>
+      <w:r>
+        <w:rPr>
+          <w:b/>
+        </w:rPr>
+        <w:t>prediction</w:t>
+      </w:r>
+      <w:r>
+        <w:rPr>
+          <w:b w:val="0"/>
+        </w:rPr>
+        <w:t xml:space="preserve"> from the </w:t>
+      </w:r>
+      <w:r>
+        <w:rPr>
+          <w:b/>
+        </w:rPr>
+        <w:t>observation</w:t>
+      </w:r>
+      <w:r>
+        <w:rPr>
+          <w:b w:val="0"/>
+        </w:rPr>
+        <w:t xml:space="preserve"> used to check it</w:t>
+      </w:r>
+    </w:p>
+    <w:p>
+      <w:pPr>
+        <w:spacing w:line="336" w:lineRule="auto" w:after="180"/>
+      </w:pPr>
+      <w:r>
+        <w:rPr>
+          <w:b w:val="0"/>
+        </w:rPr>
+        <w:t xml:space="preserve">Reference example, not the only acceptable wording: </w:t>
+      </w:r>
+      <w:r>
+        <w:rPr>
+          <w:b/>
+        </w:rPr>
+        <w:t>Input</w:t>
+      </w:r>
+      <w:r>
+        <w:rPr>
+          <w:b w:val="0"/>
+        </w:rPr>
+        <w:t xml:space="preserve"> height 6 cm; </w:t>
+      </w:r>
+      <w:r>
+        <w:rPr>
+          <w:b/>
+        </w:rPr>
+        <w:t>prediction</w:t>
+      </w:r>
+      <w:r>
+        <w:rPr>
+          <w:b w:val="0"/>
+        </w:rPr>
+        <w:t xml:space="preserve"> far because 6 is at least 6; observed distance 3 units; observed category near because 3 is below 4; mismatch.</w:t>
+      </w:r>
+    </w:p>
+    <w:p>
+      <w:pPr>
+        <w:spacing w:line="336" w:lineRule="auto" w:after="180"/>
+      </w:pPr>
+      <w:r>
+        <w:rPr>
+          <w:b w:val="0"/>
+        </w:rPr>
+        <w:t xml:space="preserve">Height is available to the model before the trial, while travel distance is measured afterward to check its </w:t>
+      </w:r>
+      <w:r>
+        <w:rPr>
+          <w:b/>
+        </w:rPr>
+        <w:t>prediction</w:t>
+      </w:r>
+      <w:r>
+        <w:rPr>
+          <w:b w:val="0"/>
+        </w:rPr>
+        <w:t>.</w:t>
       </w:r>
     </w:p>
     <w:p>
@@ -229,18 +406,47 @@
       </w:r>
     </w:p>
     <w:p>
-      <w:r>
+      <w:pPr>
+        <w:spacing w:line="336" w:lineRule="auto" w:after="180"/>
+      </w:pPr>
+      <w:r>
+        <w:rPr>
+          <w:b w:val="0"/>
+        </w:rPr>
         <w:t>Without opening the old lesson, explain one key idea from Save New Examples for Testing. Give an example and a mistake that the idea helps you avoid.</w:t>
       </w:r>
     </w:p>
     <w:p>
-      <w:r>
+      <w:pPr>
+        <w:spacing w:line="336" w:lineRule="auto" w:after="180"/>
+      </w:pPr>
+      <w:r>
+        <w:rPr>
+          <w:b w:val="0"/>
+        </w:rPr>
         <w:t>Look for: Separate examples used to choose a model from examples reserved for its final evaluation</w:t>
       </w:r>
     </w:p>
     <w:p>
-      <w:r>
-        <w:t>Reference example, not the only acceptable wording: Comparing candidates is development. Scoring a frozen model on previously reserved examples is evaluation, provided they did not influence its development. Changing a threshold after reading the test score uses that test information for development of the revision; the same set is no longer independent of that revision.</w:t>
+      <w:pPr>
+        <w:spacing w:line="336" w:lineRule="auto" w:after="180"/>
+      </w:pPr>
+      <w:r>
+        <w:rPr>
+          <w:b w:val="0"/>
+        </w:rPr>
+        <w:t>Reference example, not the only acceptable wording: Comparing candidates is development. Scoring a frozen model on previously reserved examples is evaluation, provided they did not influence its development.</w:t>
+      </w:r>
+    </w:p>
+    <w:p>
+      <w:pPr>
+        <w:spacing w:line="336" w:lineRule="auto" w:after="180"/>
+      </w:pPr>
+      <w:r>
+        <w:rPr>
+          <w:b w:val="0"/>
+        </w:rPr>
+        <w:t>Changing a threshold after reading the test score uses that test information for development of the revision; the same set is no longer independent of that revision.</w:t>
       </w:r>
     </w:p>
     <w:p>
@@ -252,22 +458,69 @@
       </w:r>
     </w:p>
     <w:p>
-      <w:r>
+      <w:pPr>
+        <w:spacing w:line="336" w:lineRule="auto" w:after="180"/>
+      </w:pPr>
+      <w:r>
+        <w:rPr>
+          <w:b w:val="0"/>
+        </w:rPr>
         <w:t>Without opening the old lesson, explain one key idea from Debug the Cause. Give an example and a mistake that the idea helps you avoid.</w:t>
       </w:r>
     </w:p>
     <w:p>
-      <w:r>
+      <w:pPr>
+        <w:spacing w:line="336" w:lineRule="auto" w:after="180"/>
+      </w:pPr>
+      <w:r>
+        <w:rPr>
+          <w:b w:val="0"/>
+        </w:rPr>
         <w:t>Look for: Compare expected and observed traces to locate the first difference</w:t>
       </w:r>
     </w:p>
     <w:p>
-      <w:r>
-        <w:t>Reference example, not the only acceptable wording: Expected trace: 3, 5, 10, 9. First difference is the doubling checkpoint: 10 expected versus 8 observed. The later 8 minus 1 equals 7, so the observed subtraction is consistent with its input. Investigate the earlier step before claiming another fault.</w:t>
-      </w:r>
-    </w:p>
-    <w:p>
-      <w:r>
+      <w:pPr>
+        <w:spacing w:line="336" w:lineRule="auto" w:after="180"/>
+      </w:pPr>
+      <w:r>
+        <w:rPr>
+          <w:b w:val="0"/>
+        </w:rPr>
+        <w:t>Reference example, not the only acceptable wording: Expected trace: 3, 5, 10, 9. First difference is the doubling checkpoint: 10 expected versus 8 observed.</w:t>
+      </w:r>
+    </w:p>
+    <w:p>
+      <w:pPr>
+        <w:spacing w:line="336" w:lineRule="auto" w:after="180"/>
+      </w:pPr>
+      <w:r>
+        <w:rPr>
+          <w:b w:val="0"/>
+        </w:rPr>
+        <w:t xml:space="preserve">The later 8 minus 1 equals 7, so the observed subtraction is consistent with its </w:t>
+      </w:r>
+      <w:r>
+        <w:rPr>
+          <w:b/>
+        </w:rPr>
+        <w:t>input</w:t>
+      </w:r>
+      <w:r>
+        <w:rPr>
+          <w:b w:val="0"/>
+        </w:rPr>
+        <w:t>. Investigate the earlier step before claiming another fault.</w:t>
+      </w:r>
+    </w:p>
+    <w:p>
+      <w:pPr>
+        <w:spacing w:line="336" w:lineRule="auto" w:after="180"/>
+      </w:pPr>
+      <w:r>
+        <w:rPr>
+          <w:b w:val="0"/>
+        </w:rPr>
         <w:t>Use the student module and workbook section with this exact week title. The worked case, independent question and answers below form one aligned lesson sequence.</w:t>
       </w:r>
     </w:p>
@@ -280,8 +533,39 @@
       </w:r>
     </w:p>
     <w:p>
-      <w:r>
-        <w:t>A helper says 'definitely correct' on four answers; only two match the answer key. A cautious helper gives the same four answers. Which is more accurate? What additional evidence would you need to compare confidence quality?</w:t>
+      <w:pPr>
+        <w:spacing w:line="336" w:lineRule="auto" w:after="180"/>
+        <w:shd w:fill="F5F1FB"/>
+      </w:pPr>
+      <w:r>
+        <w:rPr>
+          <w:b w:val="0"/>
+        </w:rPr>
+        <w:t xml:space="preserve">A helper says 'definitely correct' on four answers; only two match the answer key. A cautious helper gives the same four answers. Which is more accurate? What additional </w:t>
+      </w:r>
+      <w:r>
+        <w:rPr>
+          <w:b/>
+        </w:rPr>
+        <w:t>evidence</w:t>
+      </w:r>
+      <w:r>
+        <w:rPr>
+          <w:b w:val="0"/>
+        </w:rPr>
+        <w:t xml:space="preserve"> would you need to compare </w:t>
+      </w:r>
+      <w:r>
+        <w:rPr>
+          <w:b/>
+        </w:rPr>
+        <w:t>confidence</w:t>
+      </w:r>
+      <w:r>
+        <w:rPr>
+          <w:b w:val="0"/>
+        </w:rPr>
+        <w:t xml:space="preserve"> quality?</w:t>
       </w:r>
     </w:p>
     <w:p>
@@ -293,7 +577,13 @@
       </w:r>
     </w:p>
     <w:p>
-      <w:r>
+      <w:pPr>
+        <w:spacing w:line="336" w:lineRule="auto" w:after="180"/>
+      </w:pPr>
+      <w:r>
+        <w:rPr>
+          <w:b w:val="0"/>
+        </w:rPr>
         <w:t>A system can be very confident and still be wrong.</w:t>
       </w:r>
     </w:p>
@@ -430,12 +720,38 @@
       </w:r>
     </w:p>
     <w:p>
-      <w:r>
+      <w:pPr>
+        <w:spacing w:line="336" w:lineRule="auto" w:after="180"/>
+      </w:pPr>
+      <w:r>
+        <w:rPr>
+          <w:b w:val="0"/>
+        </w:rPr>
         <w:t>Use the supplied scenario, student illustrations and blank paper. For numeric work, offer counters or a calculator after learners show the setup. Fictional records are supplied; personal data and paid accounts are unnecessary.</w:t>
       </w:r>
     </w:p>
     <w:p>
-      <w:r>
+      <w:pPr>
+        <w:pStyle w:val="Heading3"/>
+      </w:pPr>
+      <w:r>
+        <w:t>Alternative compact allocation</w:t>
+      </w:r>
+    </w:p>
+    <w:p>
+      <w:r>
+        <w:t>This compact option is not the full-week schedule. Use the main teaching cycle and allow extra sessions for the investigation, independent work and project.</w:t>
+      </w:r>
+    </w:p>
+    <w:p>
+      <w:pPr>
+        <w:spacing w:line="336" w:lineRule="auto" w:after="180"/>
+        <w:shd w:fill="F1F6F8"/>
+      </w:pPr>
+      <w:r>
+        <w:rPr>
+          <w:b w:val="0"/>
+        </w:rPr>
         <w:t>Allow 80 minutes: recall 8; explanation 12; worked demonstration 15; guided practice 20; independent assessment 15; project and reflection 10. Extend the lab into a second session when needed.</w:t>
       </w:r>
     </w:p>
@@ -448,8 +764,97 @@
       </w:r>
     </w:p>
     <w:p>
-      <w:r>
-        <w:t>Keep confidence, numerical scores and correctness separate. Calibration is introduced as a group comparison, without formal estimation. Small exact matches do not prove calibration. Concept reference: scikit-learn probability calibration documentation at https://scikit-learn.org/1.8/modules/calibration.html. All classroom examples here are fictional.</w:t>
+      <w:pPr>
+        <w:spacing w:line="336" w:lineRule="auto" w:after="180"/>
+      </w:pPr>
+      <w:r>
+        <w:rPr>
+          <w:b w:val="0"/>
+        </w:rPr>
+        <w:t xml:space="preserve">Keep </w:t>
+      </w:r>
+      <w:r>
+        <w:rPr>
+          <w:b/>
+        </w:rPr>
+        <w:t>confidence</w:t>
+      </w:r>
+      <w:r>
+        <w:rPr>
+          <w:b w:val="0"/>
+        </w:rPr>
+        <w:t xml:space="preserve">, numerical scores and </w:t>
+      </w:r>
+      <w:r>
+        <w:rPr>
+          <w:b/>
+        </w:rPr>
+        <w:t>correctness</w:t>
+      </w:r>
+      <w:r>
+        <w:rPr>
+          <w:b w:val="0"/>
+        </w:rPr>
+        <w:t xml:space="preserve"> separate. </w:t>
+      </w:r>
+      <w:r>
+        <w:rPr>
+          <w:b/>
+        </w:rPr>
+        <w:t>Calibration</w:t>
+      </w:r>
+      <w:r>
+        <w:rPr>
+          <w:b w:val="0"/>
+        </w:rPr>
+        <w:t xml:space="preserve"> is introduced as a group comparison, without formal estimation. Small exact matches do not prove </w:t>
+      </w:r>
+      <w:r>
+        <w:rPr>
+          <w:b/>
+        </w:rPr>
+        <w:t>calibration</w:t>
+      </w:r>
+      <w:r>
+        <w:rPr>
+          <w:b w:val="0"/>
+        </w:rPr>
+        <w:t>.</w:t>
+      </w:r>
+    </w:p>
+    <w:p>
+      <w:pPr>
+        <w:spacing w:line="336" w:lineRule="auto" w:after="180"/>
+      </w:pPr>
+      <w:r>
+        <w:rPr>
+          <w:b w:val="0"/>
+        </w:rPr>
+        <w:t xml:space="preserve">Concept reference: scikit-learn probability </w:t>
+      </w:r>
+      <w:r>
+        <w:rPr>
+          <w:b/>
+        </w:rPr>
+        <w:t>calibration</w:t>
+      </w:r>
+      <w:r>
+        <w:rPr>
+          <w:b w:val="0"/>
+        </w:rPr>
+        <w:t xml:space="preserve"> documentation at https://scikit-learn.org/1.8/modules/</w:t>
+      </w:r>
+      <w:r>
+        <w:rPr>
+          <w:b/>
+        </w:rPr>
+        <w:t>calibration</w:t>
+      </w:r>
+      <w:r>
+        <w:rPr>
+          <w:b w:val="0"/>
+        </w:rPr>
+        <w:t>.html. All classroom examples here are fictional.</w:t>
       </w:r>
     </w:p>
     <w:p>
@@ -461,22 +866,58 @@
       </w:r>
     </w:p>
     <w:p>
-      <w:r>
-        <w:t>No. The case is unassessed until adequate outcome evidence is available. The strength of the wording supplies no observed distance.</w:t>
-      </w:r>
-    </w:p>
-    <w:p>
-      <w:r>
+      <w:pPr>
+        <w:spacing w:line="336" w:lineRule="auto" w:after="180"/>
+      </w:pPr>
+      <w:r>
+        <w:rPr>
+          <w:b w:val="0"/>
+        </w:rPr>
+        <w:t xml:space="preserve">No. The case is unassessed until adequate outcome </w:t>
+      </w:r>
+      <w:r>
+        <w:rPr>
+          <w:b/>
+        </w:rPr>
+        <w:t>evidence</w:t>
+      </w:r>
+      <w:r>
+        <w:rPr>
+          <w:b w:val="0"/>
+        </w:rPr>
+        <w:t xml:space="preserve"> is available. The strength of the wording supplies no observed distance.</w:t>
+      </w:r>
+    </w:p>
+    <w:p>
+      <w:pPr>
+        <w:spacing w:line="336" w:lineRule="auto" w:after="180"/>
+      </w:pPr>
+      <w:r>
+        <w:rPr>
+          <w:b w:val="0"/>
+        </w:rPr>
         <w:t>Separate cards for probability claims and later outcomes</w:t>
       </w:r>
     </w:p>
     <w:p>
-      <w:r>
+      <w:pPr>
+        <w:spacing w:line="336" w:lineRule="auto" w:after="180"/>
+      </w:pPr>
+      <w:r>
+        <w:rPr>
+          <w:b w:val="0"/>
+        </w:rPr>
         <w:t>Ten counters to show observed correct and incorrect cases</w:t>
       </w:r>
     </w:p>
     <w:p>
-      <w:r>
+      <w:pPr>
+        <w:spacing w:line="336" w:lineRule="auto" w:after="180"/>
+      </w:pPr>
+      <w:r>
+        <w:rPr>
+          <w:b w:val="0"/>
+        </w:rPr>
         <w:t>W4 leaf-sorter records, with one outcome deliberately missing</w:t>
       </w:r>
     </w:p>
@@ -489,12 +930,36 @@
       </w:r>
     </w:p>
     <w:p>
-      <w:r>
-        <w:t>By the end, I can explain why a confidence score is not a guarantee and account for missing outcomes.</w:t>
-      </w:r>
-    </w:p>
-    <w:p>
-      <w:r>
+      <w:pPr>
+        <w:spacing w:line="336" w:lineRule="auto" w:after="180"/>
+      </w:pPr>
+      <w:r>
+        <w:rPr>
+          <w:b w:val="0"/>
+        </w:rPr>
+        <w:t xml:space="preserve">By the end, I can explain why a </w:t>
+      </w:r>
+      <w:r>
+        <w:rPr>
+          <w:b/>
+        </w:rPr>
+        <w:t>confidence</w:t>
+      </w:r>
+      <w:r>
+        <w:rPr>
+          <w:b w:val="0"/>
+        </w:rPr>
+        <w:t xml:space="preserve"> score is not a guarantee and account for missing outcomes.</w:t>
+      </w:r>
+    </w:p>
+    <w:p>
+      <w:pPr>
+        <w:spacing w:line="336" w:lineRule="auto" w:after="180"/>
+      </w:pPr>
+      <w:r>
+        <w:rPr>
+          <w:b w:val="0"/>
+        </w:rPr>
         <w:t>This added worked case illustrates the week’s main idea. Retain all original and connected topics; schedule its practice within the teaching cycle.</w:t>
       </w:r>
     </w:p>
@@ -507,86 +972,495 @@
       </w:r>
     </w:p>
     <w:p>
+      <w:r>
+        <w:t>Model Confidence Is Not Correctness using the supplied case, labelled mechanism and reasoning. Make the scope of each conclusion explicit.</w:t>
+      </w:r>
+    </w:p>
+    <w:p>
+      <w:pPr>
+        <w:spacing w:line="336" w:lineRule="auto" w:after="180"/>
+      </w:pPr>
+      <w:r>
+        <w:rPr>
+          <w:b w:val="0"/>
+        </w:rPr>
+        <w:t>Follow the information instead of imagining magic inside the machine.</w:t>
+      </w:r>
+    </w:p>
+    <w:p>
       <w:pPr>
         <w:pStyle w:val="Heading3"/>
       </w:pPr>
       <w:r>
-        <w:t>Explain the mechanism</w:t>
-      </w:r>
-    </w:p>
-    <w:p>
-      <w:r>
-        <w:t>Follow the information instead of imagining magic inside the machine.</w:t>
-      </w:r>
-    </w:p>
-    <w:p>
-      <w:r>
-        <w:t>INPUT input and model scores</w:t>
-      </w:r>
-    </w:p>
-    <w:p>
-      <w:r>
-        <w:t>PROCESS rank possible outputs</w:t>
-      </w:r>
-    </w:p>
-    <w:p>
-      <w:r>
-        <w:t>OUTPUT predicted label plus confidence, later checked for correctness</w:t>
-      </w:r>
-    </w:p>
-    <w:p>
-      <w:r>
+        <w:t>1. Input — information entering</w:t>
+      </w:r>
+    </w:p>
+    <w:p>
+      <w:pPr>
+        <w:spacing w:line="336" w:lineRule="auto" w:after="180"/>
+        <w:shd w:fill="F4F9FC"/>
+      </w:pPr>
+      <w:r>
+        <w:rPr>
+          <w:b/>
+        </w:rPr>
+        <w:t>INPUT</w:t>
+      </w:r>
+      <w:r>
+        <w:rPr>
+          <w:b w:val="0"/>
+        </w:rPr>
+        <w:t xml:space="preserve"> </w:t>
+      </w:r>
+      <w:r>
+        <w:rPr>
+          <w:b/>
+        </w:rPr>
+        <w:t>input</w:t>
+      </w:r>
+      <w:r>
+        <w:rPr>
+          <w:b w:val="0"/>
+        </w:rPr>
+        <w:t xml:space="preserve"> and model scores</w:t>
+      </w:r>
+    </w:p>
+    <w:p>
+      <w:pPr>
+        <w:pStyle w:val="Heading3"/>
+      </w:pPr>
+      <w:r>
+        <w:t>2. Process — the deciding step</w:t>
+      </w:r>
+    </w:p>
+    <w:p>
+      <w:pPr>
+        <w:spacing w:line="336" w:lineRule="auto" w:after="180"/>
+        <w:shd w:fill="F4F9FC"/>
+      </w:pPr>
+      <w:r>
+        <w:rPr>
+          <w:b/>
+        </w:rPr>
+        <w:t>PROCESS</w:t>
+      </w:r>
+      <w:r>
+        <w:rPr>
+          <w:b w:val="0"/>
+        </w:rPr>
+        <w:t xml:space="preserve"> rank possible </w:t>
+      </w:r>
+      <w:r>
+        <w:rPr>
+          <w:b/>
+        </w:rPr>
+        <w:t>output</w:t>
+      </w:r>
+      <w:r>
+        <w:rPr>
+          <w:b w:val="0"/>
+        </w:rPr>
+        <w:t>s</w:t>
+      </w:r>
+    </w:p>
+    <w:p>
+      <w:pPr>
+        <w:pStyle w:val="Heading3"/>
+      </w:pPr>
+      <w:r>
+        <w:t>3. Output — the result</w:t>
+      </w:r>
+    </w:p>
+    <w:p>
+      <w:pPr>
+        <w:spacing w:line="336" w:lineRule="auto" w:after="180"/>
+        <w:shd w:fill="F4F9FC"/>
+      </w:pPr>
+      <w:r>
+        <w:rPr>
+          <w:b/>
+        </w:rPr>
+        <w:t>OUTPUT</w:t>
+      </w:r>
+      <w:r>
+        <w:rPr>
+          <w:b w:val="0"/>
+        </w:rPr>
+        <w:t xml:space="preserve"> predicted label plus </w:t>
+      </w:r>
+      <w:r>
+        <w:rPr>
+          <w:b/>
+        </w:rPr>
+        <w:t>confidence</w:t>
+      </w:r>
+      <w:r>
+        <w:rPr>
+          <w:b w:val="0"/>
+        </w:rPr>
+        <w:t xml:space="preserve">, later checked for </w:t>
+      </w:r>
+      <w:r>
+        <w:rPr>
+          <w:b/>
+        </w:rPr>
+        <w:t>correctness</w:t>
+      </w:r>
+    </w:p>
+    <w:p>
+      <w:pPr>
+        <w:pStyle w:val="Heading3"/>
+      </w:pPr>
+      <w:r>
+        <w:t>Key idea</w:t>
+      </w:r>
+    </w:p>
+    <w:p>
+      <w:pPr>
+        <w:spacing w:line="336" w:lineRule="auto" w:after="180"/>
+        <w:shd w:fill="EDF7F3"/>
+      </w:pPr>
+      <w:r>
+        <w:rPr>
+          <w:b w:val="0"/>
+        </w:rPr>
         <w:t>CORE IDEA A system can be very confident and still be wrong.</w:t>
       </w:r>
     </w:p>
     <w:p>
-      <w:r>
-        <w:t>UNDER THE HOOD Confidence is model-relative strength, not a calibrated probability of truth unless validated. Distribution shift, bad labels, missing classes, or overfitting can produce high-confidence errors.</w:t>
-      </w:r>
-    </w:p>
-    <w:p>
-      <w:r>
+      <w:pPr>
+        <w:pStyle w:val="Heading3"/>
+      </w:pPr>
+      <w:r>
+        <w:t>How the mechanism works</w:t>
+      </w:r>
+    </w:p>
+    <w:p>
+      <w:pPr>
+        <w:spacing w:line="336" w:lineRule="auto" w:after="180"/>
+        <w:shd w:fill="F1F6F8"/>
+      </w:pPr>
+      <w:r>
+        <w:rPr>
+          <w:b w:val="0"/>
+        </w:rPr>
+        <w:t xml:space="preserve">UNDER THE HOOD </w:t>
+      </w:r>
+      <w:r>
+        <w:rPr>
+          <w:b/>
+        </w:rPr>
+        <w:t>Confidence</w:t>
+      </w:r>
+      <w:r>
+        <w:rPr>
+          <w:b w:val="0"/>
+        </w:rPr>
+        <w:t xml:space="preserve"> is model-relative strength, not a calibrated probability of truth unless validated. Distribution shift, bad labels, missing classes, or over</w:t>
+      </w:r>
+      <w:r>
+        <w:rPr>
+          <w:b/>
+        </w:rPr>
+        <w:t>fitting</w:t>
+      </w:r>
+      <w:r>
+        <w:rPr>
+          <w:b w:val="0"/>
+        </w:rPr>
+        <w:t xml:space="preserve"> can produce high-</w:t>
+      </w:r>
+      <w:r>
+        <w:rPr>
+          <w:b/>
+        </w:rPr>
+        <w:t>confidence</w:t>
+      </w:r>
+      <w:r>
+        <w:rPr>
+          <w:b w:val="0"/>
+        </w:rPr>
+        <w:t xml:space="preserve"> errors.</w:t>
+      </w:r>
+    </w:p>
+    <w:p>
+      <w:pPr>
+        <w:spacing w:line="336" w:lineRule="auto" w:after="180"/>
+      </w:pPr>
+      <w:r>
+        <w:rPr>
+          <w:b w:val="0"/>
+        </w:rPr>
         <w:t>Draw a fresh example with all three stages:</w:t>
       </w:r>
     </w:p>
     <w:p>
-      <w:r>
-        <w:t>Every step connects a claim to observable evidence.</w:t>
-      </w:r>
-    </w:p>
-    <w:p>
-      <w:r>
-        <w:t>CASE A classifier assigns 95 percent confidence to 'dog' for a toy fox but the verified label is fox.</w:t>
-      </w:r>
-    </w:p>
-    <w:p>
-      <w:r>
-        <w:t>STEP 1 — OBSERVE input and model scores</w:t>
-      </w:r>
-    </w:p>
-    <w:p>
-      <w:r>
-        <w:t>STEP 2 — TRACE rank possible outputs</w:t>
-      </w:r>
-    </w:p>
-    <w:p>
-      <w:r>
-        <w:t>STEP 3 — CONCLUDE predicted label plus confidence, later checked for correctness</w:t>
-      </w:r>
-    </w:p>
-    <w:p>
-      <w:r>
-        <w:t>MODEL REASONING Confidence and correctness are separate axes. Only verified outcomes establish correctness. Compare many cases to learn whether confidence is trustworthy; one 95 percent value is not proof.</w:t>
-      </w:r>
-    </w:p>
-    <w:p>
-      <w:r>
+      <w:pPr>
+        <w:spacing w:line="336" w:lineRule="auto" w:after="180"/>
+      </w:pPr>
+      <w:r>
+        <w:rPr>
+          <w:b w:val="0"/>
+        </w:rPr>
+        <w:t xml:space="preserve">Every step connects a claim to observable </w:t>
+      </w:r>
+      <w:r>
+        <w:rPr>
+          <w:b/>
+        </w:rPr>
+        <w:t>evidence</w:t>
+      </w:r>
+      <w:r>
+        <w:rPr>
+          <w:b w:val="0"/>
+        </w:rPr>
+        <w:t>.</w:t>
+      </w:r>
+    </w:p>
+    <w:p>
+      <w:pPr>
+        <w:pStyle w:val="Heading3"/>
+      </w:pPr>
+      <w:r>
+        <w:t>The case to investigate</w:t>
+      </w:r>
+    </w:p>
+    <w:p>
+      <w:pPr>
+        <w:spacing w:line="336" w:lineRule="auto" w:after="180"/>
+        <w:shd w:fill="F1F6FC"/>
+      </w:pPr>
+      <w:r>
+        <w:rPr>
+          <w:b w:val="0"/>
+        </w:rPr>
+        <w:t xml:space="preserve">CASE A classifier assigns 95 percent </w:t>
+      </w:r>
+      <w:r>
+        <w:rPr>
+          <w:b/>
+        </w:rPr>
+        <w:t>confidence</w:t>
+      </w:r>
+      <w:r>
+        <w:rPr>
+          <w:b w:val="0"/>
+        </w:rPr>
+        <w:t xml:space="preserve"> to 'dog' for a toy fox but the verified label is fox.</w:t>
+      </w:r>
+    </w:p>
+    <w:p>
+      <w:pPr>
+        <w:pStyle w:val="Heading3"/>
+      </w:pPr>
+      <w:r>
+        <w:t>Step 1</w:t>
+      </w:r>
+    </w:p>
+    <w:p>
+      <w:pPr>
+        <w:spacing w:line="336" w:lineRule="auto" w:after="180"/>
+        <w:shd w:fill="F4F9FC"/>
+      </w:pPr>
+      <w:r>
+        <w:rPr>
+          <w:b w:val="0"/>
+        </w:rPr>
+        <w:t xml:space="preserve">STEP 1 — OBSERVE </w:t>
+      </w:r>
+      <w:r>
+        <w:rPr>
+          <w:b/>
+        </w:rPr>
+        <w:t>input</w:t>
+      </w:r>
+      <w:r>
+        <w:rPr>
+          <w:b w:val="0"/>
+        </w:rPr>
+        <w:t xml:space="preserve"> and model scores</w:t>
+      </w:r>
+    </w:p>
+    <w:p>
+      <w:pPr>
+        <w:pStyle w:val="Heading3"/>
+      </w:pPr>
+      <w:r>
+        <w:t>Step 2</w:t>
+      </w:r>
+    </w:p>
+    <w:p>
+      <w:pPr>
+        <w:spacing w:line="336" w:lineRule="auto" w:after="180"/>
+        <w:shd w:fill="F4F9FC"/>
+      </w:pPr>
+      <w:r>
+        <w:rPr>
+          <w:b w:val="0"/>
+        </w:rPr>
+        <w:t xml:space="preserve">STEP 2 — TRACE rank possible </w:t>
+      </w:r>
+      <w:r>
+        <w:rPr>
+          <w:b/>
+        </w:rPr>
+        <w:t>output</w:t>
+      </w:r>
+      <w:r>
+        <w:rPr>
+          <w:b w:val="0"/>
+        </w:rPr>
+        <w:t>s</w:t>
+      </w:r>
+    </w:p>
+    <w:p>
+      <w:pPr>
+        <w:pStyle w:val="Heading3"/>
+      </w:pPr>
+      <w:r>
+        <w:t>Step 3</w:t>
+      </w:r>
+    </w:p>
+    <w:p>
+      <w:pPr>
+        <w:spacing w:line="336" w:lineRule="auto" w:after="180"/>
+        <w:shd w:fill="F4F9FC"/>
+      </w:pPr>
+      <w:r>
+        <w:rPr>
+          <w:b w:val="0"/>
+        </w:rPr>
+        <w:t xml:space="preserve">STEP 3 — CONCLUDE predicted label plus </w:t>
+      </w:r>
+      <w:r>
+        <w:rPr>
+          <w:b/>
+        </w:rPr>
+        <w:t>confidence</w:t>
+      </w:r>
+      <w:r>
+        <w:rPr>
+          <w:b w:val="0"/>
+        </w:rPr>
+        <w:t xml:space="preserve">, later checked for </w:t>
+      </w:r>
+      <w:r>
+        <w:rPr>
+          <w:b/>
+        </w:rPr>
+        <w:t>correctness</w:t>
+      </w:r>
+    </w:p>
+    <w:p>
+      <w:pPr>
+        <w:pStyle w:val="Heading3"/>
+      </w:pPr>
+      <w:r>
+        <w:t>Model answer</w:t>
+      </w:r>
+    </w:p>
+    <w:p>
+      <w:pPr>
+        <w:spacing w:line="336" w:lineRule="auto" w:after="180"/>
+        <w:shd w:fill="F1F6FC"/>
+      </w:pPr>
+      <w:r>
+        <w:rPr>
+          <w:b w:val="0"/>
+        </w:rPr>
+        <w:t xml:space="preserve">MODEL REASONING </w:t>
+      </w:r>
+      <w:r>
+        <w:rPr>
+          <w:b/>
+        </w:rPr>
+        <w:t>Confidence</w:t>
+      </w:r>
+      <w:r>
+        <w:rPr>
+          <w:b w:val="0"/>
+        </w:rPr>
+        <w:t xml:space="preserve"> and </w:t>
+      </w:r>
+      <w:r>
+        <w:rPr>
+          <w:b/>
+        </w:rPr>
+        <w:t>correctness</w:t>
+      </w:r>
+      <w:r>
+        <w:rPr>
+          <w:b w:val="0"/>
+        </w:rPr>
+        <w:t xml:space="preserve"> are separate axes. Only verified outcomes establish </w:t>
+      </w:r>
+      <w:r>
+        <w:rPr>
+          <w:b/>
+        </w:rPr>
+        <w:t>correctness</w:t>
+      </w:r>
+      <w:r>
+        <w:rPr>
+          <w:b w:val="0"/>
+        </w:rPr>
+        <w:t xml:space="preserve">. Compare many cases to learn whether </w:t>
+      </w:r>
+      <w:r>
+        <w:rPr>
+          <w:b/>
+        </w:rPr>
+        <w:t>confidence</w:t>
+      </w:r>
+      <w:r>
+        <w:rPr>
+          <w:b w:val="0"/>
+        </w:rPr>
+        <w:t xml:space="preserve"> is trustworthy; one 95 percent value is not proof.</w:t>
+      </w:r>
+    </w:p>
+    <w:p>
+      <w:pPr>
+        <w:pStyle w:val="Heading3"/>
+      </w:pPr>
+      <w:r>
+        <w:t>A claim to avoid</w:t>
+      </w:r>
+    </w:p>
+    <w:p>
+      <w:pPr>
+        <w:spacing w:line="336" w:lineRule="auto" w:after="180"/>
+        <w:shd w:fill="FFF5E6"/>
+      </w:pPr>
+      <w:r>
+        <w:rPr>
+          <w:b w:val="0"/>
+        </w:rPr>
         <w:t>DO NOT OVERCLAIM Avoid presenting a score as an objective certainty when its meaning has not been validated.</w:t>
       </w:r>
     </w:p>
     <w:p>
-      <w:r>
-        <w:t>What new evidence could change this answer?</w:t>
+      <w:pPr>
+        <w:spacing w:line="336" w:lineRule="auto" w:after="180"/>
+        <w:shd w:fill="F5F1FB"/>
+      </w:pPr>
+      <w:r>
+        <w:rPr>
+          <w:b w:val="0"/>
+        </w:rPr>
+        <w:t xml:space="preserve">What new </w:t>
+      </w:r>
+      <w:r>
+        <w:rPr>
+          <w:b/>
+        </w:rPr>
+        <w:t>evidence</w:t>
+      </w:r>
+      <w:r>
+        <w:rPr>
+          <w:b w:val="0"/>
+        </w:rPr>
+        <w:t xml:space="preserve"> could change this answer?</w:t>
       </w:r>
     </w:p>
     <w:p>
@@ -598,12 +1472,34 @@
       </w:r>
     </w:p>
     <w:p>
-      <w:r>
+      <w:pPr>
+        <w:pStyle w:val="Heading3"/>
+      </w:pPr>
+      <w:r>
+        <w:t>The teaching case</w:t>
+      </w:r>
+    </w:p>
+    <w:p>
+      <w:pPr>
+        <w:spacing w:line="336" w:lineRule="auto" w:after="180"/>
+        <w:shd w:fill="F1F6FC"/>
+      </w:pPr>
+      <w:r>
+        <w:rPr>
+          <w:b w:val="0"/>
+        </w:rPr>
         <w:t>A helper confidently labels a blurred dog photo as cat; the clear original shows a dog.</w:t>
       </w:r>
     </w:p>
     <w:p>
-      <w:r>
+      <w:pPr>
+        <w:spacing w:line="336" w:lineRule="auto" w:after="180"/>
+        <w:shd w:fill="F5F1FB"/>
+      </w:pPr>
+      <w:r>
+        <w:rPr>
+          <w:b w:val="0"/>
+        </w:rPr>
         <w:t>What does this show?</w:t>
       </w:r>
     </w:p>
@@ -616,41 +1512,335 @@
       </w:r>
     </w:p>
     <w:p>
-      <w:r>
-        <w:t>Confidence and correctness differ. A confident error remains wrong. Check evidence, particularly unfamiliar or low-quality inputs.</w:t>
-      </w:r>
-    </w:p>
-    <w:p>
       <w:pPr>
         <w:pStyle w:val="Heading3"/>
       </w:pPr>
       <w:r>
+        <w:t>Why the result follows</w:t>
+      </w:r>
+    </w:p>
+    <w:p>
+      <w:pPr>
+        <w:spacing w:line="336" w:lineRule="auto" w:after="180"/>
+        <w:shd w:fill="F1F6FC"/>
+      </w:pPr>
+      <w:r>
+        <w:rPr>
+          <w:b/>
+        </w:rPr>
+        <w:t>Confidence</w:t>
+      </w:r>
+      <w:r>
+        <w:rPr>
+          <w:b w:val="0"/>
+        </w:rPr>
+        <w:t xml:space="preserve"> and </w:t>
+      </w:r>
+      <w:r>
+        <w:rPr>
+          <w:b/>
+        </w:rPr>
+        <w:t>correctness</w:t>
+      </w:r>
+      <w:r>
+        <w:rPr>
+          <w:b w:val="0"/>
+        </w:rPr>
+        <w:t xml:space="preserve"> differ. A </w:t>
+      </w:r>
+      <w:r>
+        <w:rPr>
+          <w:b/>
+        </w:rPr>
+        <w:t>confident error</w:t>
+      </w:r>
+      <w:r>
+        <w:rPr>
+          <w:b w:val="0"/>
+        </w:rPr>
+        <w:t xml:space="preserve"> remains wrong. Check </w:t>
+      </w:r>
+      <w:r>
+        <w:rPr>
+          <w:b/>
+        </w:rPr>
+        <w:t>evidence</w:t>
+      </w:r>
+      <w:r>
+        <w:rPr>
+          <w:b w:val="0"/>
+        </w:rPr>
+        <w:t xml:space="preserve">, particularly unfamiliar or low-quality </w:t>
+      </w:r>
+      <w:r>
+        <w:rPr>
+          <w:b/>
+        </w:rPr>
+        <w:t>input</w:t>
+      </w:r>
+      <w:r>
+        <w:rPr>
+          <w:b w:val="0"/>
+        </w:rPr>
+        <w:t>s.</w:t>
+      </w:r>
+    </w:p>
+    <w:p>
+      <w:pPr>
+        <w:pStyle w:val="Heading3"/>
+      </w:pPr>
+      <w:r>
         <w:t>Explain the added worked example</w:t>
       </w:r>
     </w:p>
     <w:p>
-      <w:r>
-        <w:t>A prediction can be expressed strongly and still be wrong. Confidence describes a claim about support or likelihood; correctness is checked against evidence. Keep the prediction, the confidence claim and the observed outcome in separate columns. None can replace the others.</w:t>
-      </w:r>
-    </w:p>
-    <w:p>
-      <w:r>
-        <w:t>A display reading 80 might mean 80 out of 100 points for matching features, an estimated 80 percent chance of a specified event, or something else. Read its definition before interpreting it. The number alone does not tell you which meaning applies. A sentence such as definitely far is not a measured probability.</w:t>
-      </w:r>
-    </w:p>
-    <w:p>
-      <w:r>
-        <w:t>Ramp1 from Week 17 produced categories using a threshold. It supplied no probability estimates. We must not attach a probability merely because the height is far from that threshold. This week uses fictional forecast records with an explicitly stated probability claim; we are checking those claims, not inventing them for Ramp1.</w:t>
-      </w:r>
-    </w:p>
-    <w:p>
-      <w:r>
-        <w:t>An 80 percent claim means an estimated chance of 80 out of 100, for the event that was named. Across many relevant cases carrying that claim, a well-calibrated method should be correct about that often. It does not promise exactly eight successes in every ten cases or tell us which cases will fail.</w:t>
-      </w:r>
-    </w:p>
-    <w:p>
-      <w:r>
-        <w:t>Eight correct out of ten agrees numerically with 80 percent in this small group. Five out of ten is lower. Both are observations worth reporting; neither small group alone establishes how dependable the method will be. Larger relevant checks, independent of model fitting and score adjustment, give a stronger basis for judging the claim.</w:t>
+      <w:pPr>
+        <w:spacing w:line="336" w:lineRule="auto" w:after="180"/>
+      </w:pPr>
+      <w:r>
+        <w:rPr>
+          <w:b w:val="0"/>
+        </w:rPr>
+        <w:t xml:space="preserve">A </w:t>
+      </w:r>
+      <w:r>
+        <w:rPr>
+          <w:b/>
+        </w:rPr>
+        <w:t>prediction</w:t>
+      </w:r>
+      <w:r>
+        <w:rPr>
+          <w:b w:val="0"/>
+        </w:rPr>
+        <w:t xml:space="preserve"> can be expressed strongly and still be wrong. </w:t>
+      </w:r>
+      <w:r>
+        <w:rPr>
+          <w:b/>
+        </w:rPr>
+        <w:t>Confidence</w:t>
+      </w:r>
+      <w:r>
+        <w:rPr>
+          <w:b w:val="0"/>
+        </w:rPr>
+        <w:t xml:space="preserve"> describes a claim about support or likelihood; </w:t>
+      </w:r>
+      <w:r>
+        <w:rPr>
+          <w:b/>
+        </w:rPr>
+        <w:t>correctness</w:t>
+      </w:r>
+      <w:r>
+        <w:rPr>
+          <w:b w:val="0"/>
+        </w:rPr>
+        <w:t xml:space="preserve"> is checked against </w:t>
+      </w:r>
+      <w:r>
+        <w:rPr>
+          <w:b/>
+        </w:rPr>
+        <w:t>evidence</w:t>
+      </w:r>
+      <w:r>
+        <w:rPr>
+          <w:b w:val="0"/>
+        </w:rPr>
+        <w:t>.</w:t>
+      </w:r>
+    </w:p>
+    <w:p>
+      <w:pPr>
+        <w:spacing w:line="336" w:lineRule="auto" w:after="180"/>
+      </w:pPr>
+      <w:r>
+        <w:rPr>
+          <w:b w:val="0"/>
+        </w:rPr>
+        <w:t xml:space="preserve">Keep the </w:t>
+      </w:r>
+      <w:r>
+        <w:rPr>
+          <w:b/>
+        </w:rPr>
+        <w:t>prediction</w:t>
+      </w:r>
+      <w:r>
+        <w:rPr>
+          <w:b w:val="0"/>
+        </w:rPr>
+        <w:t xml:space="preserve">, the </w:t>
+      </w:r>
+      <w:r>
+        <w:rPr>
+          <w:b/>
+        </w:rPr>
+        <w:t>confidence claim</w:t>
+      </w:r>
+      <w:r>
+        <w:rPr>
+          <w:b w:val="0"/>
+        </w:rPr>
+        <w:t xml:space="preserve"> and the observed outcome in separate columns. None can replace the others.</w:t>
+      </w:r>
+    </w:p>
+    <w:p>
+      <w:pPr>
+        <w:pStyle w:val="Heading3"/>
+      </w:pPr>
+      <w:r>
+        <w:t>Explain the added worked example · 1</w:t>
+      </w:r>
+    </w:p>
+    <w:p>
+      <w:pPr>
+        <w:spacing w:line="336" w:lineRule="auto" w:after="180"/>
+      </w:pPr>
+      <w:r>
+        <w:rPr>
+          <w:b w:val="0"/>
+        </w:rPr>
+        <w:t>A display reading 80 might mean 80 out of 100 points for matching features, an estimated 80 percent chance of a specified event, or something else. Read its definition before interpreting it.</w:t>
+      </w:r>
+    </w:p>
+    <w:p>
+      <w:pPr>
+        <w:spacing w:line="336" w:lineRule="auto" w:after="180"/>
+      </w:pPr>
+      <w:r>
+        <w:rPr>
+          <w:b w:val="0"/>
+        </w:rPr>
+        <w:t>The number alone does not tell you which meaning applies. A sentence such as definitely far is not a measured probability.</w:t>
+      </w:r>
+    </w:p>
+    <w:p>
+      <w:pPr>
+        <w:pStyle w:val="Heading3"/>
+      </w:pPr>
+      <w:r>
+        <w:t>Explain the added worked example · 2</w:t>
+      </w:r>
+    </w:p>
+    <w:p>
+      <w:pPr>
+        <w:spacing w:line="336" w:lineRule="auto" w:after="180"/>
+      </w:pPr>
+      <w:r>
+        <w:rPr>
+          <w:b w:val="0"/>
+        </w:rPr>
+        <w:t xml:space="preserve">Ramp1 from Week 17 produced categories using a threshold. It supplied no </w:t>
+      </w:r>
+      <w:r>
+        <w:rPr>
+          <w:b/>
+        </w:rPr>
+        <w:t>probability estimate</w:t>
+      </w:r>
+      <w:r>
+        <w:rPr>
+          <w:b w:val="0"/>
+        </w:rPr>
+        <w:t>s. We must not attach a probability merely because the height is far from that threshold.</w:t>
+      </w:r>
+    </w:p>
+    <w:p>
+      <w:pPr>
+        <w:spacing w:line="336" w:lineRule="auto" w:after="180"/>
+      </w:pPr>
+      <w:r>
+        <w:rPr>
+          <w:b w:val="0"/>
+        </w:rPr>
+        <w:t>This week uses fictional forecast records with an explicitly stated probability claim; we are checking those claims, not inventing them for Ramp1.</w:t>
+      </w:r>
+    </w:p>
+    <w:p>
+      <w:pPr>
+        <w:pStyle w:val="Heading3"/>
+      </w:pPr>
+      <w:r>
+        <w:t>Explain the added worked example · 3</w:t>
+      </w:r>
+    </w:p>
+    <w:p>
+      <w:pPr>
+        <w:spacing w:line="336" w:lineRule="auto" w:after="180"/>
+      </w:pPr>
+      <w:r>
+        <w:rPr>
+          <w:b w:val="0"/>
+        </w:rPr>
+        <w:t>An 80 percent claim means an estimated chance of 80 out of 100, for the event that was named. Across many relevant cases carrying that claim, a well-calibrated method should be correct about that often.</w:t>
+      </w:r>
+    </w:p>
+    <w:p>
+      <w:pPr>
+        <w:spacing w:line="336" w:lineRule="auto" w:after="180"/>
+      </w:pPr>
+      <w:r>
+        <w:rPr>
+          <w:b w:val="0"/>
+        </w:rPr>
+        <w:t>It does not promise exactly eight successes in every ten cases or tell us which cases will fail.</w:t>
+      </w:r>
+    </w:p>
+    <w:p>
+      <w:pPr>
+        <w:pStyle w:val="Heading3"/>
+      </w:pPr>
+      <w:r>
+        <w:t>Explain the added worked example · 4</w:t>
+      </w:r>
+    </w:p>
+    <w:p>
+      <w:pPr>
+        <w:spacing w:line="336" w:lineRule="auto" w:after="180"/>
+      </w:pPr>
+      <w:r>
+        <w:rPr>
+          <w:b w:val="0"/>
+        </w:rPr>
+        <w:t xml:space="preserve">Eight correct out of ten agrees numerically with 80 percent in this small group. Five out of ten is lower. Both are </w:t>
+      </w:r>
+      <w:r>
+        <w:rPr>
+          <w:b/>
+        </w:rPr>
+        <w:t>observation</w:t>
+      </w:r>
+      <w:r>
+        <w:rPr>
+          <w:b w:val="0"/>
+        </w:rPr>
+        <w:t>s worth reporting; neither small group alone establishes how dependable the method will be.</w:t>
+      </w:r>
+    </w:p>
+    <w:p>
+      <w:pPr>
+        <w:spacing w:line="336" w:lineRule="auto" w:after="180"/>
+      </w:pPr>
+      <w:r>
+        <w:rPr>
+          <w:b w:val="0"/>
+        </w:rPr>
+        <w:t xml:space="preserve">Larger relevant checks, independent of model </w:t>
+      </w:r>
+      <w:r>
+        <w:rPr>
+          <w:b/>
+        </w:rPr>
+        <w:t>fitting</w:t>
+      </w:r>
+      <w:r>
+        <w:rPr>
+          <w:b w:val="0"/>
+        </w:rPr>
+        <w:t xml:space="preserve"> and score adjustment, give a stronger basis for judging the claim.</w:t>
       </w:r>
     </w:p>
     <w:p>
@@ -816,8 +2006,37 @@
       </w:r>
     </w:p>
     <w:p>
-      <w:r>
-        <w:t>Use the complete worked example below before asking learners to complete W2. Reveal a small part, invite a prediction, then explain the deciding step. These teacher notes contain solutions; do not reveal the independent case answer during modelling.</w:t>
+      <w:pPr>
+        <w:spacing w:line="336" w:lineRule="auto" w:after="180"/>
+      </w:pPr>
+      <w:r>
+        <w:rPr>
+          <w:b w:val="0"/>
+        </w:rPr>
+        <w:t xml:space="preserve">Use the complete worked example below before asking learners to complete W2. Reveal a small part, invite a </w:t>
+      </w:r>
+      <w:r>
+        <w:rPr>
+          <w:b/>
+        </w:rPr>
+        <w:t>prediction</w:t>
+      </w:r>
+      <w:r>
+        <w:rPr>
+          <w:b w:val="0"/>
+        </w:rPr>
+        <w:t>, then explain the deciding step.</w:t>
+      </w:r>
+    </w:p>
+    <w:p>
+      <w:pPr>
+        <w:spacing w:line="336" w:lineRule="auto" w:after="180"/>
+      </w:pPr>
+      <w:r>
+        <w:rPr>
+          <w:b w:val="0"/>
+        </w:rPr>
+        <w:t>These teacher notes contain solutions; do not reveal the independent case answer during modelling.</w:t>
       </w:r>
     </w:p>
     <w:tbl>
@@ -835,6 +2054,38 @@
         <w:trPr>
           <w:tblHeader/>
         </w:trPr>
+        <w:tc>
+          <w:tcPr>
+            <w:tcW w:type="dxa" w:w="3408"/>
+          </w:tcPr>
+          <w:p>
+            <w:r>
+              <w:t>Case and recorded claim</w:t>
+            </w:r>
+          </w:p>
+        </w:tc>
+        <w:tc>
+          <w:tcPr>
+            <w:tcW w:type="dxa" w:w="3408"/>
+          </w:tcPr>
+          <w:p>
+            <w:r>
+              <w:t>Observed outcome</w:t>
+            </w:r>
+          </w:p>
+        </w:tc>
+        <w:tc>
+          <w:tcPr>
+            <w:tcW w:type="dxa" w:w="3408"/>
+          </w:tcPr>
+          <w:p>
+            <w:r>
+              <w:t>Judgment</w:t>
+            </w:r>
+          </w:p>
+        </w:tc>
+      </w:tr>
+      <w:tr>
         <w:tc>
           <w:tcPr>
             <w:tcW w:type="dxa" w:w="3408"/>
@@ -932,13 +2183,123 @@
       </w:tr>
     </w:tbl>
     <w:p>
-      <w:r>
-        <w:t>A high-confidence error and a lower-confidence success can occur even when a probability method is useful. One error does not prove that all confidence estimates are worthless, and one success does not validate a method. Keep the original scores and investigate patterns across relevant cases.</w:t>
-      </w:r>
-    </w:p>
-    <w:p>
-      <w:r>
-        <w:t>Record the task, model version, event being assigned a probability, score definition and evidence used for checking. If outcomes are missing, report that count. Do not quietly remove difficult cases or change the confidence values after reading the answers. Adjustments belong to a new recorded method and need a fresh evaluation.</w:t>
+      <w:pPr>
+        <w:pStyle w:val="Heading3"/>
+      </w:pPr>
+      <w:r>
+        <w:t>Model the reasoning aloud · 5</w:t>
+      </w:r>
+    </w:p>
+    <w:p>
+      <w:pPr>
+        <w:spacing w:line="336" w:lineRule="auto" w:after="180"/>
+      </w:pPr>
+      <w:r>
+        <w:rPr>
+          <w:b w:val="0"/>
+        </w:rPr>
+        <w:t>A high-</w:t>
+      </w:r>
+      <w:r>
+        <w:rPr>
+          <w:b/>
+        </w:rPr>
+        <w:t>confidence</w:t>
+      </w:r>
+      <w:r>
+        <w:rPr>
+          <w:b w:val="0"/>
+        </w:rPr>
+        <w:t xml:space="preserve"> error and a lower-</w:t>
+      </w:r>
+      <w:r>
+        <w:rPr>
+          <w:b/>
+        </w:rPr>
+        <w:t>confidence</w:t>
+      </w:r>
+      <w:r>
+        <w:rPr>
+          <w:b w:val="0"/>
+        </w:rPr>
+        <w:t xml:space="preserve"> success can occur even when a probability method is useful. One error does not prove that all </w:t>
+      </w:r>
+      <w:r>
+        <w:rPr>
+          <w:b/>
+        </w:rPr>
+        <w:t>confidence</w:t>
+      </w:r>
+      <w:r>
+        <w:rPr>
+          <w:b w:val="0"/>
+        </w:rPr>
+        <w:t xml:space="preserve"> estimates are worthless, and one success does not validate a method.</w:t>
+      </w:r>
+    </w:p>
+    <w:p>
+      <w:pPr>
+        <w:spacing w:line="336" w:lineRule="auto" w:after="180"/>
+      </w:pPr>
+      <w:r>
+        <w:rPr>
+          <w:b w:val="0"/>
+        </w:rPr>
+        <w:t>Keep the original scores and investigate patterns across relevant cases.</w:t>
+      </w:r>
+    </w:p>
+    <w:p>
+      <w:pPr>
+        <w:pStyle w:val="Heading3"/>
+      </w:pPr>
+      <w:r>
+        <w:t>Model the reasoning aloud · 6</w:t>
+      </w:r>
+    </w:p>
+    <w:p>
+      <w:pPr>
+        <w:spacing w:line="336" w:lineRule="auto" w:after="180"/>
+      </w:pPr>
+      <w:r>
+        <w:rPr>
+          <w:b w:val="0"/>
+        </w:rPr>
+        <w:t xml:space="preserve">Record the task, model version, event being assigned a probability, score definition and </w:t>
+      </w:r>
+      <w:r>
+        <w:rPr>
+          <w:b/>
+        </w:rPr>
+        <w:t>evidence</w:t>
+      </w:r>
+      <w:r>
+        <w:rPr>
+          <w:b w:val="0"/>
+        </w:rPr>
+        <w:t xml:space="preserve"> used for checking. If outcomes are missing, report that count.</w:t>
+      </w:r>
+    </w:p>
+    <w:p>
+      <w:pPr>
+        <w:spacing w:line="336" w:lineRule="auto" w:after="180"/>
+      </w:pPr>
+      <w:r>
+        <w:rPr>
+          <w:b w:val="0"/>
+        </w:rPr>
+        <w:t xml:space="preserve">Do not quietly remove difficult cases or change the </w:t>
+      </w:r>
+      <w:r>
+        <w:rPr>
+          <w:b/>
+        </w:rPr>
+        <w:t>confidence</w:t>
+      </w:r>
+      <w:r>
+        <w:rPr>
+          <w:b w:val="0"/>
+        </w:rPr>
+        <w:t xml:space="preserve"> values after reading the answers. Adjustments belong to a new recorded method and need a fresh evaluation.</w:t>
       </w:r>
     </w:p>
     <w:tbl>
@@ -1044,7 +2405,13 @@
       </w:tr>
     </w:tbl>
     <w:p>
-      <w:r>
+      <w:pPr>
+        <w:spacing w:line="336" w:lineRule="auto" w:after="180"/>
+      </w:pPr>
+      <w:r>
+        <w:rPr>
+          <w:b w:val="0"/>
+        </w:rPr>
         <w:t>Use the diagram and verbal explanation together. Ask learners to match a sentence to a specific visual step; do not assign learners fixed visual or auditory learning styles.</w:t>
       </w:r>
     </w:p>
@@ -1057,8 +2424,26 @@
       </w:r>
     </w:p>
     <w:p>
-      <w:r>
-        <w:t>A fictional card classifier reports a claimed 80% chance that each chosen label is correct.</w:t>
+      <w:pPr>
+        <w:spacing w:line="336" w:lineRule="auto" w:after="180"/>
+      </w:pPr>
+      <w:r>
+        <w:rPr>
+          <w:b w:val="0"/>
+        </w:rPr>
+        <w:t xml:space="preserve">A fictional card classifier reports a claimed </w:t>
+      </w:r>
+      <w:r>
+        <w:rPr>
+          <w:b/>
+        </w:rPr>
+        <w:t>80%</w:t>
+      </w:r>
+      <w:r>
+        <w:rPr>
+          <w:b w:val="0"/>
+        </w:rPr>
+        <w:t xml:space="preserve"> chance that each chosen label is correct.</w:t>
       </w:r>
     </w:p>
     <w:p>
@@ -1070,12 +2455,66 @@
       </w:r>
     </w:p>
     <w:p>
-      <w:r>
-        <w:t>Ten predictions all have score 80%.</w:t>
-      </w:r>
-    </w:p>
-    <w:p>
-      <w:r>
+      <w:pPr>
+        <w:pStyle w:val="Heading3"/>
+      </w:pPr>
+      <w:r>
+        <w:t>Supplied facts</w:t>
+      </w:r>
+    </w:p>
+    <w:p>
+      <w:pPr>
+        <w:spacing w:line="336" w:lineRule="auto" w:after="180"/>
+        <w:shd w:fill="F1F6FC"/>
+      </w:pPr>
+      <w:r>
+        <w:rPr>
+          <w:b w:val="0"/>
+        </w:rPr>
+        <w:t xml:space="preserve">Ten </w:t>
+      </w:r>
+      <w:r>
+        <w:rPr>
+          <w:b/>
+        </w:rPr>
+        <w:t>prediction</w:t>
+      </w:r>
+      <w:r>
+        <w:rPr>
+          <w:b w:val="0"/>
+        </w:rPr>
+        <w:t xml:space="preserve">s all have score </w:t>
+      </w:r>
+      <w:r>
+        <w:rPr>
+          <w:b/>
+        </w:rPr>
+        <w:t>80%</w:t>
+      </w:r>
+      <w:r>
+        <w:rPr>
+          <w:b w:val="0"/>
+        </w:rPr>
+        <w:t>.</w:t>
+      </w:r>
+    </w:p>
+    <w:p>
+      <w:pPr>
+        <w:pStyle w:val="Heading3"/>
+      </w:pPr>
+      <w:r>
+        <w:t>Supplied facts</w:t>
+      </w:r>
+    </w:p>
+    <w:p>
+      <w:pPr>
+        <w:spacing w:line="336" w:lineRule="auto" w:after="180"/>
+        <w:shd w:fill="F1F6FC"/>
+      </w:pPr>
+      <w:r>
+        <w:rPr>
+          <w:b w:val="0"/>
+        </w:rPr>
         <w:t>Later checks find 7 correct, 2 incorrect and 1 outcome unavailable. The selected cards were not a representative survey.</w:t>
       </w:r>
     </w:p>
@@ -1297,43 +2736,220 @@
       </w:r>
     </w:p>
     <w:p>
-      <w:r>
-        <w:t>Do not count the missing outcome as correct or silently remove it from the coverage report. These records allow an all-ten agreement range from 70% to 80%. They do not show that claimed probabilities match checked correctness over many comparable predictions; that requires much more suitable evidence.</w:t>
-      </w:r>
-    </w:p>
-    <w:p>
       <w:pPr>
         <w:pStyle w:val="Heading3"/>
       </w:pPr>
       <w:r>
+        <w:t>Why the result follows</w:t>
+      </w:r>
+    </w:p>
+    <w:p>
+      <w:pPr>
+        <w:spacing w:line="336" w:lineRule="auto" w:after="180"/>
+        <w:shd w:fill="F1F6FC"/>
+      </w:pPr>
+      <w:r>
+        <w:rPr>
+          <w:b w:val="0"/>
+        </w:rPr>
+        <w:t xml:space="preserve">Do not count the missing outcome as correct or silently remove it from the coverage report. These records allow an all-ten agreement range from </w:t>
+      </w:r>
+      <w:r>
+        <w:rPr>
+          <w:b/>
+        </w:rPr>
+        <w:t>70%</w:t>
+      </w:r>
+      <w:r>
+        <w:rPr>
+          <w:b w:val="0"/>
+        </w:rPr>
+        <w:t xml:space="preserve"> to </w:t>
+      </w:r>
+      <w:r>
+        <w:rPr>
+          <w:b/>
+        </w:rPr>
+        <w:t>80%</w:t>
+      </w:r>
+      <w:r>
+        <w:rPr>
+          <w:b w:val="0"/>
+        </w:rPr>
+        <w:t>.</w:t>
+      </w:r>
+    </w:p>
+    <w:p>
+      <w:pPr>
+        <w:spacing w:line="336" w:lineRule="auto" w:after="180"/>
+        <w:shd w:fill="F1F6FC"/>
+      </w:pPr>
+      <w:r>
+        <w:rPr>
+          <w:b w:val="0"/>
+        </w:rPr>
+        <w:t xml:space="preserve">They do not show that claimed probabilities match checked </w:t>
+      </w:r>
+      <w:r>
+        <w:rPr>
+          <w:b/>
+        </w:rPr>
+        <w:t>correctness</w:t>
+      </w:r>
+      <w:r>
+        <w:rPr>
+          <w:b w:val="0"/>
+        </w:rPr>
+        <w:t xml:space="preserve"> over many comparable </w:t>
+      </w:r>
+      <w:r>
+        <w:rPr>
+          <w:b/>
+        </w:rPr>
+        <w:t>prediction</w:t>
+      </w:r>
+      <w:r>
+        <w:rPr>
+          <w:b w:val="0"/>
+        </w:rPr>
+        <w:t xml:space="preserve">s; that requires much more suitable </w:t>
+      </w:r>
+      <w:r>
+        <w:rPr>
+          <w:b/>
+        </w:rPr>
+        <w:t>evidence</w:t>
+      </w:r>
+      <w:r>
+        <w:rPr>
+          <w:b w:val="0"/>
+        </w:rPr>
+        <w:t>.</w:t>
+      </w:r>
+    </w:p>
+    <w:p>
+      <w:pPr>
+        <w:pStyle w:val="Heading3"/>
+      </w:pPr>
+      <w:r>
         <w:t>What this example does not establish</w:t>
       </w:r>
     </w:p>
     <w:p>
-      <w:r>
-        <w:t>This small selected set cannot establish that the claimed probabilities match actual correctness or show performance for all future cards.</w:t>
-      </w:r>
-    </w:p>
-    <w:p>
       <w:pPr>
         <w:pStyle w:val="Heading3"/>
       </w:pPr>
       <w:r>
+        <w:t>Keep the stated limit</w:t>
+      </w:r>
+    </w:p>
+    <w:p>
+      <w:pPr>
+        <w:spacing w:line="336" w:lineRule="auto" w:after="180"/>
+        <w:shd w:fill="FFF5E6"/>
+      </w:pPr>
+      <w:r>
+        <w:rPr>
+          <w:b w:val="0"/>
+        </w:rPr>
+        <w:t xml:space="preserve">This small selected set cannot establish that the claimed probabilities match actual </w:t>
+      </w:r>
+      <w:r>
+        <w:rPr>
+          <w:b/>
+        </w:rPr>
+        <w:t>correctness</w:t>
+      </w:r>
+      <w:r>
+        <w:rPr>
+          <w:b w:val="0"/>
+        </w:rPr>
+        <w:t xml:space="preserve"> or show performance for all future cards.</w:t>
+      </w:r>
+    </w:p>
+    <w:p>
+      <w:pPr>
+        <w:pStyle w:val="Heading3"/>
+      </w:pPr>
+      <w:r>
         <w:t>Change one thing in the pictured case</w:t>
       </w:r>
     </w:p>
     <w:p>
-      <w:r>
+      <w:pPr>
+        <w:pStyle w:val="Heading3"/>
+      </w:pPr>
+      <w:r>
+        <w:t>Change one thing</w:t>
+      </w:r>
+    </w:p>
+    <w:p>
+      <w:pPr>
+        <w:spacing w:line="336" w:lineRule="auto" w:after="180"/>
+        <w:shd w:fill="F5F1FB"/>
+      </w:pPr>
+      <w:r>
+        <w:rPr>
+          <w:b w:val="0"/>
+        </w:rPr>
         <w:t>Change: The missing outcome is checked and found incorrect.</w:t>
       </w:r>
     </w:p>
     <w:p>
-      <w:r>
-        <w:t>Prediction: All-ten agreement is 7/10=70%.</w:t>
-      </w:r>
-    </w:p>
-    <w:p>
-      <w:r>
+      <w:pPr>
+        <w:pStyle w:val="Heading3"/>
+      </w:pPr>
+      <w:r>
+        <w:t>Predicted result</w:t>
+      </w:r>
+    </w:p>
+    <w:p>
+      <w:pPr>
+        <w:spacing w:line="336" w:lineRule="auto" w:after="180"/>
+        <w:shd w:fill="F1F6FC"/>
+      </w:pPr>
+      <w:r>
+        <w:rPr>
+          <w:b/>
+        </w:rPr>
+        <w:t>Prediction</w:t>
+      </w:r>
+      <w:r>
+        <w:rPr>
+          <w:b w:val="0"/>
+        </w:rPr>
+        <w:t>: All-ten agreement is 7/10=</w:t>
+      </w:r>
+      <w:r>
+        <w:rPr>
+          <w:b/>
+        </w:rPr>
+        <w:t>70%</w:t>
+      </w:r>
+      <w:r>
+        <w:rPr>
+          <w:b w:val="0"/>
+        </w:rPr>
+        <w:t>.</w:t>
+      </w:r>
+    </w:p>
+    <w:p>
+      <w:pPr>
+        <w:pStyle w:val="Heading3"/>
+      </w:pPr>
+      <w:r>
+        <w:t>Why the result follows</w:t>
+      </w:r>
+    </w:p>
+    <w:p>
+      <w:pPr>
+        <w:spacing w:line="336" w:lineRule="auto" w:after="180"/>
+        <w:shd w:fill="F1F6FC"/>
+      </w:pPr>
+      <w:r>
+        <w:rPr>
+          <w:b w:val="0"/>
+        </w:rPr>
         <w:t>Reason: There are now three wrong labels and no unknown outcomes.</w:t>
       </w:r>
     </w:p>
@@ -1346,8 +2962,57 @@
       </w:r>
     </w:p>
     <w:p>
-      <w:r>
-        <w:t>Cover the result. Ask learners to name the inputs and predict the next step. Uncover one step, connect the icon to the actual procedure, and explain its evidence. Then change the supplied condition and compare. The picture is a representation; it does not document execution of a real AI model.</w:t>
+      <w:pPr>
+        <w:pStyle w:val="Heading3"/>
+      </w:pPr>
+      <w:r>
+        <w:t>Ask while showing the picture · 7</w:t>
+      </w:r>
+    </w:p>
+    <w:p>
+      <w:pPr>
+        <w:spacing w:line="336" w:lineRule="auto" w:after="180"/>
+      </w:pPr>
+      <w:r>
+        <w:rPr>
+          <w:b w:val="0"/>
+        </w:rPr>
+        <w:t xml:space="preserve">Cover the result. Ask learners to name the </w:t>
+      </w:r>
+      <w:r>
+        <w:rPr>
+          <w:b/>
+        </w:rPr>
+        <w:t>input</w:t>
+      </w:r>
+      <w:r>
+        <w:rPr>
+          <w:b w:val="0"/>
+        </w:rPr>
+        <w:t xml:space="preserve">s and predict the next step. Uncover one step, connect the icon to the actual procedure, and explain its </w:t>
+      </w:r>
+      <w:r>
+        <w:rPr>
+          <w:b/>
+        </w:rPr>
+        <w:t>evidence</w:t>
+      </w:r>
+      <w:r>
+        <w:rPr>
+          <w:b w:val="0"/>
+        </w:rPr>
+        <w:t>. Then change the supplied condition and compare.</w:t>
+      </w:r>
+    </w:p>
+    <w:p>
+      <w:pPr>
+        <w:spacing w:line="336" w:lineRule="auto" w:after="180"/>
+      </w:pPr>
+      <w:r>
+        <w:rPr>
+          <w:b w:val="0"/>
+        </w:rPr>
+        <w:t>The picture is a representation; it does not document execution of a real AI model.</w:t>
       </w:r>
     </w:p>
     <w:p>
@@ -1359,11 +3024,16 @@
       </w:r>
     </w:p>
     <w:p>
+      <w:r>
+        <w:t>Demonstrate Confidence Is Not Correctness, reduce support deliberately and check individual reasoning before discussing answers.</w:t>
+      </w:r>
+    </w:p>
+    <w:p>
       <w:pPr>
         <w:pStyle w:val="Heading3"/>
       </w:pPr>
       <w:r>
-        <w:t>Demonstrate and guide practice</w:t>
+        <w:t>Board sequence</w:t>
       </w:r>
     </w:p>
     <w:p>
@@ -1371,55 +3041,257 @@
         <w:pStyle w:val="Heading3"/>
       </w:pPr>
       <w:r>
-        <w:t>Board sequence</w:t>
-      </w:r>
-    </w:p>
-    <w:p>
-      <w:r>
+        <w:t>1. Put the facts on the board</w:t>
+      </w:r>
+    </w:p>
+    <w:p>
+      <w:pPr>
+        <w:spacing w:line="336" w:lineRule="auto" w:after="180"/>
+        <w:shd w:fill="F4F9FC"/>
+      </w:pPr>
+      <w:r>
+        <w:rPr>
+          <w:b w:val="0"/>
+        </w:rPr>
         <w:t>Write the given facts: A helper confidently labels a blurred dog photo as cat; the clear original shows a dog.</w:t>
       </w:r>
     </w:p>
     <w:p>
-      <w:r>
+      <w:pPr>
+        <w:pStyle w:val="Heading3"/>
+      </w:pPr>
+      <w:r>
+        <w:t>2. State the decision to explain</w:t>
+      </w:r>
+    </w:p>
+    <w:p>
+      <w:pPr>
+        <w:spacing w:line="336" w:lineRule="auto" w:after="180"/>
+        <w:shd w:fill="F5F1FB"/>
+      </w:pPr>
+      <w:r>
+        <w:rPr>
+          <w:b w:val="0"/>
+        </w:rPr>
         <w:t>Write the question to explain: What does this show?</w:t>
       </w:r>
     </w:p>
     <w:p>
-      <w:r>
-        <w:t>Reveal after predictions: Confidence and correctness differ. A confident error remains wrong. Check evidence, particularly unfamiliar or low-quality inputs.</w:t>
-      </w:r>
-    </w:p>
-    <w:p>
-      <w:r>
-        <w:t>Keep for an independent attempt: A sorter is very confident that a leaf is a coin, but a person checks and sees a leaf. Which determines correctness: confidence or the checked object? Why?</w:t>
-      </w:r>
-    </w:p>
-    <w:p>
       <w:pPr>
         <w:pStyle w:val="Heading3"/>
       </w:pPr>
       <w:r>
+        <w:t>3. Reveal the worked reasoning</w:t>
+      </w:r>
+    </w:p>
+    <w:p>
+      <w:pPr>
+        <w:spacing w:line="336" w:lineRule="auto" w:after="180"/>
+        <w:shd w:fill="F1F6FC"/>
+      </w:pPr>
+      <w:r>
+        <w:rPr>
+          <w:b w:val="0"/>
+        </w:rPr>
+        <w:t xml:space="preserve">Reveal after </w:t>
+      </w:r>
+      <w:r>
+        <w:rPr>
+          <w:b/>
+        </w:rPr>
+        <w:t>prediction</w:t>
+      </w:r>
+      <w:r>
+        <w:rPr>
+          <w:b w:val="0"/>
+        </w:rPr>
+        <w:t xml:space="preserve">s: </w:t>
+      </w:r>
+      <w:r>
+        <w:rPr>
+          <w:b/>
+        </w:rPr>
+        <w:t>Confidence</w:t>
+      </w:r>
+      <w:r>
+        <w:rPr>
+          <w:b w:val="0"/>
+        </w:rPr>
+        <w:t xml:space="preserve"> and </w:t>
+      </w:r>
+      <w:r>
+        <w:rPr>
+          <w:b/>
+        </w:rPr>
+        <w:t>correctness</w:t>
+      </w:r>
+      <w:r>
+        <w:rPr>
+          <w:b w:val="0"/>
+        </w:rPr>
+        <w:t xml:space="preserve"> differ. A </w:t>
+      </w:r>
+      <w:r>
+        <w:rPr>
+          <w:b/>
+        </w:rPr>
+        <w:t>confident error</w:t>
+      </w:r>
+      <w:r>
+        <w:rPr>
+          <w:b w:val="0"/>
+        </w:rPr>
+        <w:t xml:space="preserve"> remains wrong. Check </w:t>
+      </w:r>
+      <w:r>
+        <w:rPr>
+          <w:b/>
+        </w:rPr>
+        <w:t>evidence</w:t>
+      </w:r>
+      <w:r>
+        <w:rPr>
+          <w:b w:val="0"/>
+        </w:rPr>
+        <w:t xml:space="preserve">, particularly unfamiliar or low-quality </w:t>
+      </w:r>
+      <w:r>
+        <w:rPr>
+          <w:b/>
+        </w:rPr>
+        <w:t>input</w:t>
+      </w:r>
+      <w:r>
+        <w:rPr>
+          <w:b w:val="0"/>
+        </w:rPr>
+        <w:t>s.</w:t>
+      </w:r>
+    </w:p>
+    <w:p>
+      <w:pPr>
+        <w:pStyle w:val="Heading3"/>
+      </w:pPr>
+      <w:r>
+        <w:t>Hold back the independent task</w:t>
+      </w:r>
+    </w:p>
+    <w:p>
+      <w:pPr>
+        <w:spacing w:line="336" w:lineRule="auto" w:after="180"/>
+        <w:shd w:fill="F5F1FB"/>
+      </w:pPr>
+      <w:r>
+        <w:rPr>
+          <w:b w:val="0"/>
+        </w:rPr>
+        <w:t xml:space="preserve">Keep for an independent attempt: A sorter is very confident that a leaf is a coin, but a person checks and sees a leaf. Which determines </w:t>
+      </w:r>
+      <w:r>
+        <w:rPr>
+          <w:b/>
+        </w:rPr>
+        <w:t>correctness</w:t>
+      </w:r>
+      <w:r>
+        <w:rPr>
+          <w:b w:val="0"/>
+        </w:rPr>
+        <w:t xml:space="preserve">: </w:t>
+      </w:r>
+      <w:r>
+        <w:rPr>
+          <w:b/>
+        </w:rPr>
+        <w:t>confidence</w:t>
+      </w:r>
+      <w:r>
+        <w:rPr>
+          <w:b w:val="0"/>
+        </w:rPr>
+        <w:t xml:space="preserve"> or the checked object? Why?</w:t>
+      </w:r>
+    </w:p>
+    <w:p>
+      <w:pPr>
+        <w:pStyle w:val="Heading3"/>
+      </w:pPr>
+      <w:r>
         <w:t>Classroom dialogue</w:t>
       </w:r>
     </w:p>
     <w:p>
-      <w:r>
+      <w:pPr>
+        <w:pStyle w:val="Heading3"/>
+      </w:pPr>
+      <w:r>
+        <w:t>Ask the class</w:t>
+      </w:r>
+    </w:p>
+    <w:p>
+      <w:pPr>
+        <w:spacing w:line="336" w:lineRule="auto" w:after="180"/>
+        <w:shd w:fill="F5F1FB"/>
+      </w:pPr>
+      <w:r>
+        <w:rPr>
+          <w:b w:val="0"/>
+        </w:rPr>
         <w:t>Ask: Which facts are given, and which would we have to assume? Learners mark relevant details before discussing answers.</w:t>
       </w:r>
     </w:p>
     <w:p>
-      <w:r>
+      <w:pPr>
+        <w:pStyle w:val="Heading3"/>
+      </w:pPr>
+      <w:r>
+        <w:t>Language to model</w:t>
+      </w:r>
+    </w:p>
+    <w:p>
+      <w:pPr>
+        <w:spacing w:line="336" w:lineRule="auto" w:after="180"/>
+        <w:shd w:fill="F1F6F8"/>
+      </w:pPr>
+      <w:r>
+        <w:rPr>
+          <w:b w:val="0"/>
+        </w:rPr>
         <w:t>Say: Predict first. Show the rule, information path or calculation that would produce the result. A correct guess is not yet an explanation.</w:t>
       </w:r>
     </w:p>
     <w:p>
-      <w:r>
+      <w:pPr>
+        <w:spacing w:line="336" w:lineRule="auto" w:after="180"/>
+      </w:pPr>
+      <w:r>
+        <w:rPr>
+          <w:b w:val="0"/>
+        </w:rPr>
         <w:t>Reveal reasoning one step at a time. Explain why a tempting alternative fails. Write units and denominators for arithmetic, trace conditions for decisions, and identify supporting sources for claims.</w:t>
       </w:r>
     </w:p>
     <w:p>
-      <w:r>
-        <w:t>In pairs, one learner solves while the other checks evidence; exchange roles. Remove the worked answer before independent assessment.</w:t>
+      <w:pPr>
+        <w:spacing w:line="336" w:lineRule="auto" w:after="180"/>
+      </w:pPr>
+      <w:r>
+        <w:rPr>
+          <w:b w:val="0"/>
+        </w:rPr>
+        <w:t xml:space="preserve">In pairs, one learner solves while the other checks </w:t>
+      </w:r>
+      <w:r>
+        <w:rPr>
+          <w:b/>
+        </w:rPr>
+        <w:t>evidence</w:t>
+      </w:r>
+      <w:r>
+        <w:rPr>
+          <w:b w:val="0"/>
+        </w:rPr>
+        <w:t>; exchange roles. Remove the worked answer before independent assessment.</w:t>
       </w:r>
     </w:p>
     <w:p>
@@ -1431,8 +3303,60 @@
       </w:r>
     </w:p>
     <w:p>
-      <w:r>
-        <w:t>Each score claims an 80 percent chance that the chosen category is correct. Observed results are eight correct and two incorrect out of ten assessed. This small group matches the claim numerically but cannot guarantee future performance or identify the next result. Exit: confident language is not a defined probability, and repeated wording does not establish correctness; seek relevant outcome evidence and documented score evaluation.</w:t>
+      <w:pPr>
+        <w:spacing w:line="336" w:lineRule="auto" w:after="180"/>
+      </w:pPr>
+      <w:r>
+        <w:rPr>
+          <w:b w:val="0"/>
+        </w:rPr>
+        <w:t>Each score claims an 80 percent chance that the chosen category is correct. Observed results are eight correct and two incorrect out of ten assessed.</w:t>
+      </w:r>
+    </w:p>
+    <w:p>
+      <w:pPr>
+        <w:spacing w:line="336" w:lineRule="auto" w:after="180"/>
+      </w:pPr>
+      <w:r>
+        <w:rPr>
+          <w:b w:val="0"/>
+        </w:rPr>
+        <w:t>This small group matches the claim numerically but cannot guarantee future performance or identify the next result.</w:t>
+      </w:r>
+    </w:p>
+    <w:p>
+      <w:pPr>
+        <w:spacing w:line="336" w:lineRule="auto" w:after="180"/>
+      </w:pPr>
+      <w:r>
+        <w:rPr>
+          <w:b w:val="0"/>
+        </w:rPr>
+        <w:t xml:space="preserve">Exit: confident language is not a defined probability, and repeated wording does not establish </w:t>
+      </w:r>
+      <w:r>
+        <w:rPr>
+          <w:b/>
+        </w:rPr>
+        <w:t>correctness</w:t>
+      </w:r>
+      <w:r>
+        <w:rPr>
+          <w:b w:val="0"/>
+        </w:rPr>
+        <w:t xml:space="preserve">; seek relevant outcome </w:t>
+      </w:r>
+      <w:r>
+        <w:rPr>
+          <w:b/>
+        </w:rPr>
+        <w:t>evidence</w:t>
+      </w:r>
+      <w:r>
+        <w:rPr>
+          <w:b w:val="0"/>
+        </w:rPr>
+        <w:t xml:space="preserve"> and documented score evaluation.</w:t>
       </w:r>
     </w:p>
     <w:p>
@@ -1664,41 +3588,197 @@
       </w:r>
     </w:p>
     <w:p>
-      <w:r>
-        <w:t>Completion task: Use cases A, B and C from the lesson table. State which is correct, incorrect and unassessed. Explain why ordering them by confidence cannot replace checking their outcomes.</w:t>
-      </w:r>
-    </w:p>
-    <w:p>
-      <w:r>
-        <w:t>Teacher check: A is incorrect, B correct and C unassessed. The score is a prior claim; the observed category determines agreement for an assessable case. A larger claim does not supply a missing outcome or override a conflicting one.</w:t>
-      </w:r>
-    </w:p>
-    <w:p>
-      <w:r>
-        <w:t>Start by identifying the given inputs together. Leave the intermediate steps blank. If needed, model one step, then withdraw that help on the next step. Move to a full trace only when the partial trace is understood. For partners, alternate explainer and checker; collect a response from every learner before discussion.</w:t>
-      </w:r>
-    </w:p>
-    <w:p>
       <w:pPr>
         <w:pStyle w:val="Heading3"/>
       </w:pPr>
       <w:r>
+        <w:t>Completion practice</w:t>
+      </w:r>
+    </w:p>
+    <w:p>
+      <w:pPr>
+        <w:spacing w:line="336" w:lineRule="auto" w:after="180"/>
+        <w:shd w:fill="F5F1FB"/>
+      </w:pPr>
+      <w:r>
+        <w:rPr>
+          <w:b w:val="0"/>
+        </w:rPr>
+        <w:t xml:space="preserve">Completion task: Use cases A, B and C from the lesson table. State which is correct, incorrect and unassessed. Explain why ordering them by </w:t>
+      </w:r>
+      <w:r>
+        <w:rPr>
+          <w:b/>
+        </w:rPr>
+        <w:t>confidence</w:t>
+      </w:r>
+      <w:r>
+        <w:rPr>
+          <w:b w:val="0"/>
+        </w:rPr>
+        <w:t xml:space="preserve"> cannot replace checking their outcomes.</w:t>
+      </w:r>
+    </w:p>
+    <w:p>
+      <w:pPr>
+        <w:pStyle w:val="Heading3"/>
+      </w:pPr>
+      <w:r>
+        <w:t>Reasoning to listen for</w:t>
+      </w:r>
+    </w:p>
+    <w:p>
+      <w:pPr>
+        <w:spacing w:line="336" w:lineRule="auto" w:after="180"/>
+        <w:shd w:fill="F1F6FC"/>
+      </w:pPr>
+      <w:r>
+        <w:rPr>
+          <w:b w:val="0"/>
+        </w:rPr>
+        <w:t>Teacher check: A is incorrect, B correct and C unassessed. The score is a prior claim; the observed category determines agreement for an assessable case.</w:t>
+      </w:r>
+    </w:p>
+    <w:p>
+      <w:pPr>
+        <w:spacing w:line="336" w:lineRule="auto" w:after="180"/>
+        <w:shd w:fill="F1F6FC"/>
+      </w:pPr>
+      <w:r>
+        <w:rPr>
+          <w:b w:val="0"/>
+        </w:rPr>
+        <w:t>A larger claim does not supply a missing outcome or override a conflicting one.</w:t>
+      </w:r>
+    </w:p>
+    <w:p>
+      <w:pPr>
+        <w:spacing w:line="336" w:lineRule="auto" w:after="180"/>
+      </w:pPr>
+      <w:r>
+        <w:rPr>
+          <w:b w:val="0"/>
+        </w:rPr>
+        <w:t xml:space="preserve">Start by identifying the given </w:t>
+      </w:r>
+      <w:r>
+        <w:rPr>
+          <w:b/>
+        </w:rPr>
+        <w:t>input</w:t>
+      </w:r>
+      <w:r>
+        <w:rPr>
+          <w:b w:val="0"/>
+        </w:rPr>
+        <w:t>s together. Leave the intermediate steps blank. If needed, model one step, then withdraw that help on the next step. Move to a full trace only when the partial trace is understood.</w:t>
+      </w:r>
+    </w:p>
+    <w:p>
+      <w:pPr>
+        <w:spacing w:line="336" w:lineRule="auto" w:after="180"/>
+      </w:pPr>
+      <w:r>
+        <w:rPr>
+          <w:b w:val="0"/>
+        </w:rPr>
+        <w:t>For partners, alternate explainer and checker; collect a response from every learner before discussion.</w:t>
+      </w:r>
+    </w:p>
+    <w:p>
+      <w:pPr>
+        <w:pStyle w:val="Heading3"/>
+      </w:pPr>
+      <w:r>
         <w:t>Individual reasoning check</w:t>
       </w:r>
     </w:p>
     <w:p>
-      <w:r>
-        <w:t>Use the worked case for Confidence and correctness. Proposed explanation: “An 80 point score always means an 80 percent probability”. Decide whether this explanation is supported. Point to the step or supplied fact that decides; explain your repair if needed.</w:t>
-      </w:r>
-    </w:p>
-    <w:p>
-      <w:r>
+      <w:pPr>
+        <w:spacing w:line="336" w:lineRule="auto" w:after="180"/>
+      </w:pPr>
+      <w:r>
+        <w:rPr>
+          <w:b w:val="0"/>
+        </w:rPr>
+        <w:t xml:space="preserve">Use the worked case for </w:t>
+      </w:r>
+      <w:r>
+        <w:rPr>
+          <w:b/>
+        </w:rPr>
+        <w:t>Confidence</w:t>
+      </w:r>
+      <w:r>
+        <w:rPr>
+          <w:b w:val="0"/>
+        </w:rPr>
+        <w:t xml:space="preserve"> and </w:t>
+      </w:r>
+      <w:r>
+        <w:rPr>
+          <w:b/>
+        </w:rPr>
+        <w:t>correctness</w:t>
+      </w:r>
+      <w:r>
+        <w:rPr>
+          <w:b w:val="0"/>
+        </w:rPr>
+        <w:t>. Proposed explanation: “An 80 point score always means an 80 percent probability”. Decide whether this explanation is supported.</w:t>
+      </w:r>
+    </w:p>
+    <w:p>
+      <w:pPr>
+        <w:spacing w:line="336" w:lineRule="auto" w:after="180"/>
+      </w:pPr>
+      <w:r>
+        <w:rPr>
+          <w:b w:val="0"/>
+        </w:rPr>
+        <w:t>Point to the step or supplied fact that decides; explain your repair if needed.</w:t>
+      </w:r>
+    </w:p>
+    <w:p>
+      <w:pPr>
+        <w:pStyle w:val="Heading3"/>
+      </w:pPr>
+      <w:r>
+        <w:t>Expected repair</w:t>
+      </w:r>
+    </w:p>
+    <w:p>
+      <w:pPr>
+        <w:spacing w:line="336" w:lineRule="auto" w:after="180"/>
+        <w:shd w:fill="F1F6FC"/>
+      </w:pPr>
+      <w:r>
+        <w:rPr>
+          <w:b w:val="0"/>
+        </w:rPr>
         <w:t>Expected correction: Read the documented quantity before interpreting it.</w:t>
       </w:r>
     </w:p>
     <w:p>
-      <w:r>
-        <w:t>Collect explanations, not only yes/no votes. If a misunderstanding is common, re-model the relevant step for the class. If it affects a few learners, give a short targeted group explanation while others solve a more demanding variation.</w:t>
+      <w:pPr>
+        <w:spacing w:line="336" w:lineRule="auto" w:after="180"/>
+      </w:pPr>
+      <w:r>
+        <w:rPr>
+          <w:b w:val="0"/>
+        </w:rPr>
+        <w:t>Collect explanations, not only yes/no votes. If a misunderstanding is common, re-model the relevant step for the class.</w:t>
+      </w:r>
+    </w:p>
+    <w:p>
+      <w:pPr>
+        <w:spacing w:line="336" w:lineRule="auto" w:after="180"/>
+      </w:pPr>
+      <w:r>
+        <w:rPr>
+          <w:b w:val="0"/>
+        </w:rPr>
+        <w:t>If it affects a few learners, give a short targeted group explanation while others solve a more demanding variation.</w:t>
       </w:r>
     </w:p>
     <w:p>
@@ -1710,8 +3790,39 @@
       </w:r>
     </w:p>
     <w:p>
-      <w:r>
-        <w:t>Was the unknown label guaranteed correct because its confidence was 80%?</w:t>
+      <w:pPr>
+        <w:spacing w:line="336" w:lineRule="auto" w:after="180"/>
+        <w:shd w:fill="F5F1FB"/>
+      </w:pPr>
+      <w:r>
+        <w:rPr>
+          <w:b w:val="0"/>
+        </w:rPr>
+        <w:t xml:space="preserve">Was the unknown label guaranteed correct because its </w:t>
+      </w:r>
+      <w:r>
+        <w:rPr>
+          <w:b/>
+        </w:rPr>
+        <w:t>confidence</w:t>
+      </w:r>
+      <w:r>
+        <w:rPr>
+          <w:b w:val="0"/>
+        </w:rPr>
+        <w:t xml:space="preserve"> was </w:t>
+      </w:r>
+      <w:r>
+        <w:rPr>
+          <w:b/>
+        </w:rPr>
+        <w:t>80%</w:t>
+      </w:r>
+      <w:r>
+        <w:rPr>
+          <w:b w:val="0"/>
+        </w:rPr>
+        <w:t>?</w:t>
       </w:r>
     </w:p>
     <w:p>
@@ -1723,18 +3834,108 @@
       </w:r>
     </w:p>
     <w:p>
-      <w:r>
-        <w:t>No. An 80% score is not certainty. The new evidence records it as incorrect, and the complete agreement rate is 70%.</w:t>
-      </w:r>
-    </w:p>
-    <w:p>
-      <w:r>
-        <w:t>Changed-case reasoning: All-ten agreement is 7/10=70%. There are now three wrong labels and no unknown outcomes.</w:t>
-      </w:r>
-    </w:p>
-    <w:p>
-      <w:r>
-        <w:t>Collect each learner’s explanation before discussion. Use the first missing connection between input, deciding step and result to choose support. This question is worked-case practice, not fresh mastery evidence.</w:t>
+      <w:pPr>
+        <w:spacing w:line="336" w:lineRule="auto" w:after="180"/>
+      </w:pPr>
+      <w:r>
+        <w:rPr>
+          <w:b w:val="0"/>
+        </w:rPr>
+        <w:t xml:space="preserve">No. An </w:t>
+      </w:r>
+      <w:r>
+        <w:rPr>
+          <w:b/>
+        </w:rPr>
+        <w:t>80%</w:t>
+      </w:r>
+      <w:r>
+        <w:rPr>
+          <w:b w:val="0"/>
+        </w:rPr>
+        <w:t xml:space="preserve"> score is not certainty. The new </w:t>
+      </w:r>
+      <w:r>
+        <w:rPr>
+          <w:b/>
+        </w:rPr>
+        <w:t>evidence</w:t>
+      </w:r>
+      <w:r>
+        <w:rPr>
+          <w:b w:val="0"/>
+        </w:rPr>
+        <w:t xml:space="preserve"> records it as incorrect, and the complete agreement rate is </w:t>
+      </w:r>
+      <w:r>
+        <w:rPr>
+          <w:b/>
+        </w:rPr>
+        <w:t>70%</w:t>
+      </w:r>
+      <w:r>
+        <w:rPr>
+          <w:b w:val="0"/>
+        </w:rPr>
+        <w:t>.</w:t>
+      </w:r>
+    </w:p>
+    <w:p>
+      <w:pPr>
+        <w:spacing w:line="336" w:lineRule="auto" w:after="180"/>
+      </w:pPr>
+      <w:r>
+        <w:rPr>
+          <w:b w:val="0"/>
+        </w:rPr>
+        <w:t>Changed-case reasoning: All-ten agreement is 7/10=</w:t>
+      </w:r>
+      <w:r>
+        <w:rPr>
+          <w:b/>
+        </w:rPr>
+        <w:t>70%</w:t>
+      </w:r>
+      <w:r>
+        <w:rPr>
+          <w:b w:val="0"/>
+        </w:rPr>
+        <w:t>. There are now three wrong labels and no unknown outcomes.</w:t>
+      </w:r>
+    </w:p>
+    <w:p>
+      <w:pPr>
+        <w:spacing w:line="336" w:lineRule="auto" w:after="180"/>
+      </w:pPr>
+      <w:r>
+        <w:rPr>
+          <w:b w:val="0"/>
+        </w:rPr>
+        <w:t xml:space="preserve">Collect each learner’s explanation before discussion. Use the first missing connection between </w:t>
+      </w:r>
+      <w:r>
+        <w:rPr>
+          <w:b/>
+        </w:rPr>
+        <w:t>input</w:t>
+      </w:r>
+      <w:r>
+        <w:rPr>
+          <w:b w:val="0"/>
+        </w:rPr>
+        <w:t xml:space="preserve">, deciding step and result to choose support. This question is worked-case practice, not fresh mastery </w:t>
+      </w:r>
+      <w:r>
+        <w:rPr>
+          <w:b/>
+        </w:rPr>
+        <w:t>evidence</w:t>
+      </w:r>
+      <w:r>
+        <w:rPr>
+          <w:b w:val="0"/>
+        </w:rPr>
+        <w:t>.</w:t>
       </w:r>
     </w:p>
     <w:p>
@@ -1746,45 +3947,186 @@
       </w:r>
     </w:p>
     <w:p>
+      <w:r>
+        <w:t>Run the Confidence Is Not Correctness investigation and use the first unsupported step to choose a teaching response.</w:t>
+      </w:r>
+    </w:p>
+    <w:p>
+      <w:pPr>
+        <w:spacing w:line="336" w:lineRule="auto" w:after="180"/>
+      </w:pPr>
+      <w:r>
+        <w:rPr>
+          <w:b w:val="0"/>
+        </w:rPr>
+        <w:t xml:space="preserve">Predict first, test honestly, and explain what the </w:t>
+      </w:r>
+      <w:r>
+        <w:rPr>
+          <w:b/>
+        </w:rPr>
+        <w:t>evidence</w:t>
+      </w:r>
+      <w:r>
+        <w:rPr>
+          <w:b w:val="0"/>
+        </w:rPr>
+        <w:t xml:space="preserve"> means.</w:t>
+      </w:r>
+    </w:p>
+    <w:p>
       <w:pPr>
         <w:pStyle w:val="Heading3"/>
       </w:pPr>
       <w:r>
-        <w:t>Run the weekly evidence lab</w:t>
-      </w:r>
-    </w:p>
-    <w:p>
-      <w:r>
-        <w:t>Predict first, test honestly, and explain what the evidence means.</w:t>
-      </w:r>
-    </w:p>
-    <w:p>
-      <w:r>
-        <w:t>State your prediction before the result is known.</w:t>
-      </w:r>
-    </w:p>
-    <w:p>
-      <w:r>
-        <w:t>Complete the task: Compare confident errors with cautious correct answers.</w:t>
-      </w:r>
-    </w:p>
-    <w:p>
-      <w:r>
+        <w:t>1. Predict</w:t>
+      </w:r>
+    </w:p>
+    <w:p>
+      <w:pPr>
+        <w:spacing w:line="336" w:lineRule="auto" w:after="180"/>
+        <w:shd w:fill="F4F9FC"/>
+      </w:pPr>
+      <w:r>
+        <w:rPr>
+          <w:b w:val="0"/>
+        </w:rPr>
+        <w:t xml:space="preserve">State your </w:t>
+      </w:r>
+      <w:r>
+        <w:rPr>
+          <w:b/>
+        </w:rPr>
+        <w:t>prediction</w:t>
+      </w:r>
+      <w:r>
+        <w:rPr>
+          <w:b w:val="0"/>
+        </w:rPr>
+        <w:t xml:space="preserve"> before the result is known.</w:t>
+      </w:r>
+    </w:p>
+    <w:p>
+      <w:pPr>
+        <w:pStyle w:val="Heading3"/>
+      </w:pPr>
+      <w:r>
+        <w:t>2. Investigate</w:t>
+      </w:r>
+    </w:p>
+    <w:p>
+      <w:pPr>
+        <w:spacing w:line="336" w:lineRule="auto" w:after="180"/>
+        <w:shd w:fill="F4F9FC"/>
+      </w:pPr>
+      <w:r>
+        <w:rPr>
+          <w:b w:val="0"/>
+        </w:rPr>
+        <w:t xml:space="preserve">Complete the task: Compare </w:t>
+      </w:r>
+      <w:r>
+        <w:rPr>
+          <w:b/>
+        </w:rPr>
+        <w:t>confident error</w:t>
+      </w:r>
+      <w:r>
+        <w:rPr>
+          <w:b w:val="0"/>
+        </w:rPr>
+        <w:t>s with cautious correct answers.</w:t>
+      </w:r>
+    </w:p>
+    <w:p>
+      <w:pPr>
+        <w:pStyle w:val="Heading3"/>
+      </w:pPr>
+      <w:r>
+        <w:t>3. Compare cases</w:t>
+      </w:r>
+    </w:p>
+    <w:p>
+      <w:pPr>
+        <w:spacing w:line="336" w:lineRule="auto" w:after="180"/>
+        <w:shd w:fill="F4F9FC"/>
+      </w:pPr>
+      <w:r>
+        <w:rPr>
+          <w:b w:val="0"/>
+        </w:rPr>
         <w:t>Keep a normal case and an edge case clearly separated.</w:t>
       </w:r>
     </w:p>
     <w:p>
-      <w:r>
-        <w:t>Record what happened—even when it does not match your prediction.</w:t>
-      </w:r>
-    </w:p>
-    <w:p>
-      <w:r>
+      <w:pPr>
+        <w:pStyle w:val="Heading3"/>
+      </w:pPr>
+      <w:r>
+        <w:t>4. Record honestly</w:t>
+      </w:r>
+    </w:p>
+    <w:p>
+      <w:pPr>
+        <w:spacing w:line="336" w:lineRule="auto" w:after="180"/>
+        <w:shd w:fill="F4F9FC"/>
+      </w:pPr>
+      <w:r>
+        <w:rPr>
+          <w:b w:val="0"/>
+        </w:rPr>
+        <w:t xml:space="preserve">Record what happened—even when it does not match your </w:t>
+      </w:r>
+      <w:r>
+        <w:rPr>
+          <w:b/>
+        </w:rPr>
+        <w:t>prediction</w:t>
+      </w:r>
+      <w:r>
+        <w:rPr>
+          <w:b w:val="0"/>
+        </w:rPr>
+        <w:t>.</w:t>
+      </w:r>
+    </w:p>
+    <w:p>
+      <w:pPr>
+        <w:pStyle w:val="Heading3"/>
+      </w:pPr>
+      <w:r>
+        <w:t>5. Explain and plan the next test</w:t>
+      </w:r>
+    </w:p>
+    <w:p>
+      <w:pPr>
+        <w:spacing w:line="336" w:lineRule="auto" w:after="180"/>
+        <w:shd w:fill="F4F9FC"/>
+      </w:pPr>
+      <w:r>
+        <w:rPr>
+          <w:b w:val="0"/>
+        </w:rPr>
         <w:t>Explain the result, one limitation, and the next useful test.</w:t>
       </w:r>
     </w:p>
     <w:p>
-      <w:r>
+      <w:pPr>
+        <w:pStyle w:val="Heading3"/>
+      </w:pPr>
+      <w:r>
+        <w:t>Use a fresh case after support</w:t>
+      </w:r>
+    </w:p>
+    <w:p>
+      <w:pPr>
+        <w:spacing w:line="336" w:lineRule="auto" w:after="180"/>
+        <w:shd w:fill="FFF5E6"/>
+      </w:pPr>
+      <w:r>
+        <w:rPr>
+          <w:b w:val="0"/>
+        </w:rPr>
         <w:t>INDEPENDENCE After support is removed, repeat the proof with a fresh case.</w:t>
       </w:r>
     </w:p>
@@ -1797,8 +4139,25 @@
       </w:r>
     </w:p>
     <w:p>
-      <w:r>
-        <w:t>Use the concrete case as the shared normal case and the independent question as a second case. Each pair creates a boundary or missing-information case and predicts its result before testing. Keep the expected result separate from an observed mistake.</w:t>
+      <w:pPr>
+        <w:spacing w:line="336" w:lineRule="auto" w:after="180"/>
+      </w:pPr>
+      <w:r>
+        <w:rPr>
+          <w:b w:val="0"/>
+        </w:rPr>
+        <w:t>Use the concrete case as the shared normal case and the independent question as a second case. Each pair creates a boundary or missing-information case and predicts its result before testing.</w:t>
+      </w:r>
+    </w:p>
+    <w:p>
+      <w:pPr>
+        <w:spacing w:line="336" w:lineRule="auto" w:after="180"/>
+      </w:pPr>
+      <w:r>
+        <w:rPr>
+          <w:b w:val="0"/>
+        </w:rPr>
+        <w:t>Keep the expected result separate from an observed mistake.</w:t>
       </w:r>
     </w:p>
     <w:tbl>
@@ -1956,40 +4315,120 @@
       </w:r>
     </w:p>
     <w:p>
-      <w:r>
-        <w:t>CLAIM TO REPAIR Very high confidence guarantees a correct label.</w:t>
-      </w:r>
-    </w:p>
-    <w:p>
-      <w:r>
-        <w:t>For guessing, return to given facts and request a trace. For vocabulary without application, use one example and one non-example. For arithmetic errors, check the setup before the calculation. Finish with a different uncoached case before recording mastery.</w:t>
-      </w:r>
-    </w:p>
-    <w:p>
       <w:pPr>
         <w:pStyle w:val="Heading3"/>
       </w:pPr>
       <w:r>
+        <w:t>Find the unsupported claim</w:t>
+      </w:r>
+    </w:p>
+    <w:p>
+      <w:pPr>
+        <w:spacing w:line="336" w:lineRule="auto" w:after="180"/>
+        <w:shd w:fill="F5F1FB"/>
+      </w:pPr>
+      <w:r>
+        <w:rPr>
+          <w:b w:val="0"/>
+        </w:rPr>
+        <w:t xml:space="preserve">CLAIM TO REPAIR Very high </w:t>
+      </w:r>
+      <w:r>
+        <w:rPr>
+          <w:b/>
+        </w:rPr>
+        <w:t>confidence</w:t>
+      </w:r>
+      <w:r>
+        <w:rPr>
+          <w:b w:val="0"/>
+        </w:rPr>
+        <w:t xml:space="preserve"> guarantees a correct label.</w:t>
+      </w:r>
+    </w:p>
+    <w:p>
+      <w:pPr>
+        <w:spacing w:line="336" w:lineRule="auto" w:after="180"/>
+      </w:pPr>
+      <w:r>
+        <w:rPr>
+          <w:b w:val="0"/>
+        </w:rPr>
+        <w:t>For guessing, return to given facts and request a trace. For vocabulary without application, use one example and one non-example. For arithmetic errors, check the setup before the calculation.</w:t>
+      </w:r>
+    </w:p>
+    <w:p>
+      <w:pPr>
+        <w:spacing w:line="336" w:lineRule="auto" w:after="180"/>
+      </w:pPr>
+      <w:r>
+        <w:rPr>
+          <w:b w:val="0"/>
+        </w:rPr>
+        <w:t>Finish with a different uncoached case before recording mastery.</w:t>
+      </w:r>
+    </w:p>
+    <w:p>
+      <w:pPr>
+        <w:pStyle w:val="Heading3"/>
+      </w:pPr>
+      <w:r>
         <w:t>Address these additional misconceptions</w:t>
       </w:r>
     </w:p>
     <w:p>
-      <w:r>
+      <w:pPr>
+        <w:spacing w:line="336" w:lineRule="auto" w:after="180"/>
+      </w:pPr>
+      <w:r>
+        <w:rPr>
+          <w:b w:val="0"/>
+        </w:rPr>
         <w:t>An 80 point score always means an 80 percent probability: Read the documented quantity before interpreting it.</w:t>
       </w:r>
     </w:p>
     <w:p>
-      <w:r>
+      <w:pPr>
+        <w:spacing w:line="336" w:lineRule="auto" w:after="180"/>
+      </w:pPr>
+      <w:r>
+        <w:rPr>
+          <w:b w:val="0"/>
+        </w:rPr>
         <w:t>An 80 percent method must succeed exactly eight times in every ten: A probability describes likelihood; small groups can vary.</w:t>
       </w:r>
     </w:p>
     <w:p>
-      <w:r>
-        <w:t>A high-confidence error disproves all probabilities: Investigate many relevant cases while preserving individual errors.</w:t>
-      </w:r>
-    </w:p>
-    <w:p>
-      <w:r>
+      <w:pPr>
+        <w:spacing w:line="336" w:lineRule="auto" w:after="180"/>
+      </w:pPr>
+      <w:r>
+        <w:rPr>
+          <w:b w:val="0"/>
+        </w:rPr>
+        <w:t>A high-</w:t>
+      </w:r>
+      <w:r>
+        <w:rPr>
+          <w:b/>
+        </w:rPr>
+        <w:t>confidence</w:t>
+      </w:r>
+      <w:r>
+        <w:rPr>
+          <w:b w:val="0"/>
+        </w:rPr>
+        <w:t xml:space="preserve"> error disproves all probabilities: Investigate many relevant cases while preserving individual errors.</w:t>
+      </w:r>
+    </w:p>
+    <w:p>
+      <w:pPr>
+        <w:spacing w:line="336" w:lineRule="auto" w:after="180"/>
+      </w:pPr>
+      <w:r>
+        <w:rPr>
+          <w:b w:val="0"/>
+        </w:rPr>
         <w:t>A missing outcome can be counted as a failure to finish the fraction: Report assessed results and missing counts separately.</w:t>
       </w:r>
     </w:p>
@@ -2148,8 +4587,25 @@
       </w:tr>
     </w:tbl>
     <w:p>
-      <w:r>
-        <w:t>Offer an oral explanation, drawing, enlarged visual or fewer examples when that removes a reading/writing barrier. Keep the same reasoning goal. Stretch secure learners by changing a boundary or assumption and asking them to defend the effect, not simply by assigning more of the same questions.</w:t>
+      <w:pPr>
+        <w:spacing w:line="336" w:lineRule="auto" w:after="180"/>
+      </w:pPr>
+      <w:r>
+        <w:rPr>
+          <w:b w:val="0"/>
+        </w:rPr>
+        <w:t>Offer an oral explanation, drawing, enlarged visual or fewer examples when that removes a reading/writing barrier. Keep the same reasoning goal.</w:t>
+      </w:r>
+    </w:p>
+    <w:p>
+      <w:pPr>
+        <w:spacing w:line="336" w:lineRule="auto" w:after="180"/>
+      </w:pPr>
+      <w:r>
+        <w:rPr>
+          <w:b w:val="0"/>
+        </w:rPr>
+        <w:t>Stretch secure learners by changing a boundary or assumption and asking them to defend the effect, not simply by assigning more of the same questions.</w:t>
       </w:r>
     </w:p>
     <w:p>
@@ -2161,11 +4617,16 @@
       </w:r>
     </w:p>
     <w:p>
+      <w:r>
+        <w:t>Use the Confidence Is Not Correctness questions, teacher keys and criteria after the relevant attempts. Previously discussed cases are practice; protect the separately selected independent task.</w:t>
+      </w:r>
+    </w:p>
+    <w:p>
       <w:pPr>
         <w:pStyle w:val="Heading3"/>
       </w:pPr>
       <w:r>
-        <w:t>Assess and explain the answers</w:t>
+        <w:t>Worked case answer</w:t>
       </w:r>
     </w:p>
     <w:p>
@@ -2173,12 +4634,73 @@
         <w:pStyle w:val="Heading3"/>
       </w:pPr>
       <w:r>
-        <w:t>Worked case answer</w:t>
-      </w:r>
-    </w:p>
-    <w:p>
-      <w:r>
-        <w:t>Confidence and correctness differ. A confident error remains wrong. Check evidence, particularly unfamiliar or low-quality inputs.</w:t>
+        <w:t>Teacher key · Worked case answer</w:t>
+      </w:r>
+    </w:p>
+    <w:p>
+      <w:pPr>
+        <w:spacing w:line="336" w:lineRule="auto" w:after="180"/>
+        <w:shd w:fill="F1F6FC"/>
+      </w:pPr>
+      <w:r>
+        <w:rPr>
+          <w:b/>
+        </w:rPr>
+        <w:t>Confidence</w:t>
+      </w:r>
+      <w:r>
+        <w:rPr>
+          <w:b w:val="0"/>
+        </w:rPr>
+        <w:t xml:space="preserve"> and </w:t>
+      </w:r>
+      <w:r>
+        <w:rPr>
+          <w:b/>
+        </w:rPr>
+        <w:t>correctness</w:t>
+      </w:r>
+      <w:r>
+        <w:rPr>
+          <w:b w:val="0"/>
+        </w:rPr>
+        <w:t xml:space="preserve"> differ. A </w:t>
+      </w:r>
+      <w:r>
+        <w:rPr>
+          <w:b/>
+        </w:rPr>
+        <w:t>confident error</w:t>
+      </w:r>
+      <w:r>
+        <w:rPr>
+          <w:b w:val="0"/>
+        </w:rPr>
+        <w:t xml:space="preserve"> remains wrong. Check </w:t>
+      </w:r>
+      <w:r>
+        <w:rPr>
+          <w:b/>
+        </w:rPr>
+        <w:t>evidence</w:t>
+      </w:r>
+      <w:r>
+        <w:rPr>
+          <w:b w:val="0"/>
+        </w:rPr>
+        <w:t xml:space="preserve">, particularly unfamiliar or low-quality </w:t>
+      </w:r>
+      <w:r>
+        <w:rPr>
+          <w:b/>
+        </w:rPr>
+        <w:t>input</w:t>
+      </w:r>
+      <w:r>
+        <w:rPr>
+          <w:b w:val="0"/>
+        </w:rPr>
+        <w:t>s.</w:t>
       </w:r>
     </w:p>
     <w:p>
@@ -2190,21 +4712,111 @@
       </w:r>
     </w:p>
     <w:p>
-      <w:r>
-        <w:t>A sorter is very confident that a leaf is a coin, but a person checks and sees a leaf. Which determines correctness: confidence or the checked object? Why?</w:t>
-      </w:r>
-    </w:p>
-    <w:p>
       <w:pPr>
         <w:pStyle w:val="Heading3"/>
       </w:pPr>
       <w:r>
+        <w:t>Independent question · withhold the key</w:t>
+      </w:r>
+    </w:p>
+    <w:p>
+      <w:pPr>
+        <w:spacing w:line="336" w:lineRule="auto" w:after="180"/>
+        <w:shd w:fill="F5F1FB"/>
+      </w:pPr>
+      <w:r>
+        <w:rPr>
+          <w:b w:val="0"/>
+        </w:rPr>
+        <w:t xml:space="preserve">A sorter is very confident that a leaf is a coin, but a person checks and sees a leaf. Which determines </w:t>
+      </w:r>
+      <w:r>
+        <w:rPr>
+          <w:b/>
+        </w:rPr>
+        <w:t>correctness</w:t>
+      </w:r>
+      <w:r>
+        <w:rPr>
+          <w:b w:val="0"/>
+        </w:rPr>
+        <w:t xml:space="preserve">: </w:t>
+      </w:r>
+      <w:r>
+        <w:rPr>
+          <w:b/>
+        </w:rPr>
+        <w:t>confidence</w:t>
+      </w:r>
+      <w:r>
+        <w:rPr>
+          <w:b w:val="0"/>
+        </w:rPr>
+        <w:t xml:space="preserve"> or the checked object? Why?</w:t>
+      </w:r>
+    </w:p>
+    <w:p>
+      <w:pPr>
+        <w:pStyle w:val="Heading3"/>
+      </w:pPr>
+      <w:r>
         <w:t>Expected independent answer</w:t>
       </w:r>
     </w:p>
     <w:p>
-      <w:r>
-        <w:t>The checked object determines correctness. Confidence describes the model's score or certainty, which can be misplaced. Keep the incorrect case as evidence for testing.</w:t>
+      <w:pPr>
+        <w:pStyle w:val="Heading3"/>
+      </w:pPr>
+      <w:r>
+        <w:t>Teacher key · Expected independent answer</w:t>
+      </w:r>
+    </w:p>
+    <w:p>
+      <w:pPr>
+        <w:spacing w:line="336" w:lineRule="auto" w:after="180"/>
+        <w:shd w:fill="F1F6FC"/>
+      </w:pPr>
+      <w:r>
+        <w:rPr>
+          <w:b w:val="0"/>
+        </w:rPr>
+        <w:t xml:space="preserve">The checked object determines </w:t>
+      </w:r>
+      <w:r>
+        <w:rPr>
+          <w:b/>
+        </w:rPr>
+        <w:t>correctness</w:t>
+      </w:r>
+      <w:r>
+        <w:rPr>
+          <w:b w:val="0"/>
+        </w:rPr>
+        <w:t xml:space="preserve">. </w:t>
+      </w:r>
+      <w:r>
+        <w:rPr>
+          <w:b/>
+        </w:rPr>
+        <w:t>Confidence</w:t>
+      </w:r>
+      <w:r>
+        <w:rPr>
+          <w:b w:val="0"/>
+        </w:rPr>
+        <w:t xml:space="preserve"> describes the model's score or certainty, which can be misplaced. Keep the incorrect case as </w:t>
+      </w:r>
+      <w:r>
+        <w:rPr>
+          <w:b/>
+        </w:rPr>
+        <w:t>evidence</w:t>
+      </w:r>
+      <w:r>
+        <w:rPr>
+          <w:b w:val="0"/>
+        </w:rPr>
+        <w:t xml:space="preserve"> for testing.</w:t>
       </w:r>
     </w:p>
     <w:p>
@@ -2442,8 +5054,25 @@
       </w:tr>
     </w:tbl>
     <w:p>
-      <w:r>
-        <w:t>Use 6/8 as a classroom checkpoint, with 2 required for both Result and Reasoning. This is a proposed teaching rule, not a validated certification threshold. Do not count a coached answer as independent mastery; correct unsafe or unsupported claims regardless of total.</w:t>
+      <w:pPr>
+        <w:spacing w:line="336" w:lineRule="auto" w:after="180"/>
+      </w:pPr>
+      <w:r>
+        <w:rPr>
+          <w:b w:val="0"/>
+        </w:rPr>
+        <w:t>Use 6/8 as a classroom checkpoint, with 2 required for both Result and Reasoning. This is a proposed teaching rule, not a validated certification threshold.</w:t>
+      </w:r>
+    </w:p>
+    <w:p>
+      <w:pPr>
+        <w:spacing w:line="336" w:lineRule="auto" w:after="180"/>
+      </w:pPr>
+      <w:r>
+        <w:rPr>
+          <w:b w:val="0"/>
+        </w:rPr>
+        <w:t>Do not count a coached answer as independent mastery; correct unsafe or unsupported claims regardless of total.</w:t>
       </w:r>
     </w:p>
     <w:p>
@@ -2455,8 +5084,38 @@
       </w:r>
     </w:p>
     <w:p>
-      <w:r>
-        <w:t>Ask the learner to find the evidence that challenges this claim: “Very high confidence guarantees a correct label.” Keep the first attempt and an uncoached retry separate.</w:t>
+      <w:pPr>
+        <w:spacing w:line="336" w:lineRule="auto" w:after="180"/>
+      </w:pPr>
+      <w:r>
+        <w:rPr>
+          <w:b w:val="0"/>
+        </w:rPr>
+        <w:t xml:space="preserve">Ask the learner to find the </w:t>
+      </w:r>
+      <w:r>
+        <w:rPr>
+          <w:b/>
+        </w:rPr>
+        <w:t>evidence</w:t>
+      </w:r>
+      <w:r>
+        <w:rPr>
+          <w:b w:val="0"/>
+        </w:rPr>
+        <w:t xml:space="preserve"> that challenges this claim: “Very high </w:t>
+      </w:r>
+      <w:r>
+        <w:rPr>
+          <w:b/>
+        </w:rPr>
+        <w:t>confidence</w:t>
+      </w:r>
+      <w:r>
+        <w:rPr>
+          <w:b w:val="0"/>
+        </w:rPr>
+        <w:t xml:space="preserve"> guarantees a correct label.” Keep the first attempt and an uncoached retry separate.</w:t>
       </w:r>
     </w:p>
     <w:p>
@@ -2468,15 +5127,78 @@
       </w:r>
     </w:p>
     <w:p>
-      <w:r>
-        <w:t>Both are 2/4 accurate because their answers are identical. Certainty language changes no outcome. To compare confidence meaningfully, collect many predictions with defined confidence categories or probabilities and compare their observed success rates; these four cases alone are insufficient.</w:t>
-      </w:r>
-    </w:p>
-    <w:p>
       <w:pPr>
         <w:pStyle w:val="Heading3"/>
       </w:pPr>
       <w:r>
+        <w:t>Teacher key · Original transfer answer</w:t>
+      </w:r>
+    </w:p>
+    <w:p>
+      <w:pPr>
+        <w:spacing w:line="336" w:lineRule="auto" w:after="180"/>
+        <w:shd w:fill="F1F6FC"/>
+      </w:pPr>
+      <w:r>
+        <w:rPr>
+          <w:b w:val="0"/>
+        </w:rPr>
+        <w:t>Both are 2/4 accurate because their answers are identical. Certainty language changes no outcome.</w:t>
+      </w:r>
+    </w:p>
+    <w:p>
+      <w:pPr>
+        <w:spacing w:line="336" w:lineRule="auto" w:after="180"/>
+        <w:shd w:fill="F1F6FC"/>
+      </w:pPr>
+      <w:r>
+        <w:rPr>
+          <w:b w:val="0"/>
+        </w:rPr>
+        <w:t xml:space="preserve">To compare </w:t>
+      </w:r>
+      <w:r>
+        <w:rPr>
+          <w:b/>
+        </w:rPr>
+        <w:t>confidence</w:t>
+      </w:r>
+      <w:r>
+        <w:rPr>
+          <w:b w:val="0"/>
+        </w:rPr>
+        <w:t xml:space="preserve"> meaningfully, collect many </w:t>
+      </w:r>
+      <w:r>
+        <w:rPr>
+          <w:b/>
+        </w:rPr>
+        <w:t>prediction</w:t>
+      </w:r>
+      <w:r>
+        <w:rPr>
+          <w:b w:val="0"/>
+        </w:rPr>
+        <w:t xml:space="preserve">s with defined </w:t>
+      </w:r>
+      <w:r>
+        <w:rPr>
+          <w:b/>
+        </w:rPr>
+        <w:t>confidence</w:t>
+      </w:r>
+      <w:r>
+        <w:rPr>
+          <w:b w:val="0"/>
+        </w:rPr>
+        <w:t xml:space="preserve"> categories or probabilities and compare their observed success rates; these four cases alone are insufficient.</w:t>
+      </w:r>
+    </w:p>
+    <w:p>
+      <w:pPr>
+        <w:pStyle w:val="Heading3"/>
+      </w:pPr>
+      <w:r>
         <w:t>Explanations for the additional workbook examples</w:t>
       </w:r>
     </w:p>
@@ -2489,30 +5211,162 @@
       </w:r>
     </w:p>
     <w:p>
-      <w:r>
-        <w:t>A card sorter gives a match score of 80 out of 100 points. Its documentation says the score counts weighted feature matches and is not a probability. A learner calls this an 80 percent chance of correctness. Explain the error and write an accurate description.</w:t>
-      </w:r>
-    </w:p>
-    <w:p>
-      <w:r>
-        <w:t>The learner replaced the documented score meaning with a probability interpretation. Report 80 of 100 feature-match points. To claim a chance of correctness, a defined probability method and relevant outcome evaluation would be needed.</w:t>
-      </w:r>
-    </w:p>
-    <w:p>
       <w:pPr>
         <w:pStyle w:val="Heading3"/>
       </w:pPr>
       <w:r>
+        <w:t>Workbook question · W1</w:t>
+      </w:r>
+    </w:p>
+    <w:p>
+      <w:pPr>
+        <w:spacing w:line="336" w:lineRule="auto" w:after="180"/>
+        <w:shd w:fill="F5F1FB"/>
+      </w:pPr>
+      <w:r>
+        <w:rPr>
+          <w:b w:val="0"/>
+        </w:rPr>
+        <w:t xml:space="preserve">A card sorter gives a match score of 80 out of 100 points. Its documentation says the score counts weighted feature matches and is not a probability. A learner calls this an 80 percent chance of </w:t>
+      </w:r>
+      <w:r>
+        <w:rPr>
+          <w:b/>
+        </w:rPr>
+        <w:t>correctness</w:t>
+      </w:r>
+      <w:r>
+        <w:rPr>
+          <w:b w:val="0"/>
+        </w:rPr>
+        <w:t>.</w:t>
+      </w:r>
+    </w:p>
+    <w:p>
+      <w:pPr>
+        <w:spacing w:line="336" w:lineRule="auto" w:after="180"/>
+        <w:shd w:fill="F5F1FB"/>
+      </w:pPr>
+      <w:r>
+        <w:rPr>
+          <w:b w:val="0"/>
+        </w:rPr>
+        <w:t>Explain the error and write an accurate description.</w:t>
+      </w:r>
+    </w:p>
+    <w:p>
+      <w:pPr>
+        <w:pStyle w:val="Heading3"/>
+      </w:pPr>
+      <w:r>
+        <w:t>Teacher reasoning · W1</w:t>
+      </w:r>
+    </w:p>
+    <w:p>
+      <w:pPr>
+        <w:spacing w:line="336" w:lineRule="auto" w:after="180"/>
+        <w:shd w:fill="F1F6FC"/>
+      </w:pPr>
+      <w:r>
+        <w:rPr>
+          <w:b w:val="0"/>
+        </w:rPr>
+        <w:t xml:space="preserve">The learner replaced the documented </w:t>
+      </w:r>
+      <w:r>
+        <w:rPr>
+          <w:b/>
+        </w:rPr>
+        <w:t>score meaning</w:t>
+      </w:r>
+      <w:r>
+        <w:rPr>
+          <w:b w:val="0"/>
+        </w:rPr>
+        <w:t xml:space="preserve"> with a probability interpretation. Report 80 of 100 feature-match points.</w:t>
+      </w:r>
+    </w:p>
+    <w:p>
+      <w:pPr>
+        <w:spacing w:line="336" w:lineRule="auto" w:after="180"/>
+        <w:shd w:fill="F1F6FC"/>
+      </w:pPr>
+      <w:r>
+        <w:rPr>
+          <w:b w:val="0"/>
+        </w:rPr>
+        <w:t xml:space="preserve">To claim a chance of </w:t>
+      </w:r>
+      <w:r>
+        <w:rPr>
+          <w:b/>
+        </w:rPr>
+        <w:t>correctness</w:t>
+      </w:r>
+      <w:r>
+        <w:rPr>
+          <w:b w:val="0"/>
+        </w:rPr>
+        <w:t>, a defined probability method and relevant outcome evaluation would be needed.</w:t>
+      </w:r>
+    </w:p>
+    <w:p>
+      <w:pPr>
+        <w:pStyle w:val="Heading3"/>
+      </w:pPr>
+      <w:r>
         <w:t>W2 Judge cases using outcomes</w:t>
       </w:r>
     </w:p>
     <w:p>
-      <w:r>
-        <w:t>Use cases A, B and C from the lesson table. State which is correct, incorrect and unassessed. Explain why ordering them by confidence cannot replace checking their outcomes.</w:t>
-      </w:r>
-    </w:p>
-    <w:p>
-      <w:r>
+      <w:pPr>
+        <w:pStyle w:val="Heading3"/>
+      </w:pPr>
+      <w:r>
+        <w:t>Workbook question · W2</w:t>
+      </w:r>
+    </w:p>
+    <w:p>
+      <w:pPr>
+        <w:spacing w:line="336" w:lineRule="auto" w:after="180"/>
+        <w:shd w:fill="F5F1FB"/>
+      </w:pPr>
+      <w:r>
+        <w:rPr>
+          <w:b w:val="0"/>
+        </w:rPr>
+        <w:t xml:space="preserve">Use cases A, B and C from the lesson table. State which is correct, incorrect and unassessed. Explain why ordering them by </w:t>
+      </w:r>
+      <w:r>
+        <w:rPr>
+          <w:b/>
+        </w:rPr>
+        <w:t>confidence</w:t>
+      </w:r>
+      <w:r>
+        <w:rPr>
+          <w:b w:val="0"/>
+        </w:rPr>
+        <w:t xml:space="preserve"> cannot replace checking their outcomes.</w:t>
+      </w:r>
+    </w:p>
+    <w:p>
+      <w:pPr>
+        <w:pStyle w:val="Heading3"/>
+      </w:pPr>
+      <w:r>
+        <w:t>Teacher reasoning · W2</w:t>
+      </w:r>
+    </w:p>
+    <w:p>
+      <w:pPr>
+        <w:spacing w:line="336" w:lineRule="auto" w:after="180"/>
+        <w:shd w:fill="F1F6FC"/>
+      </w:pPr>
+      <w:r>
+        <w:rPr>
+          <w:b w:val="0"/>
+        </w:rPr>
         <w:t>A is incorrect, B correct and C unassessed. The score is a prior claim; the observed category determines agreement for an assessable case. A larger claim does not supply a missing outcome or override a conflicting one.</w:t>
       </w:r>
     </w:p>
@@ -2525,75 +5379,483 @@
       </w:r>
     </w:p>
     <w:p>
-      <w:r>
-        <w:t>Ten predictions each claim an 80 percent probability that their chosen category is correct. Five later prove correct and five incorrect. State the claimed probability and observed fraction separately. Does this prove every future prediction will be wrong, or that each next prediction has exactly a 50 percent chance? Explain.</w:t>
-      </w:r>
-    </w:p>
-    <w:p>
-      <w:r>
-        <w:t>Claim 80 percent; observed five correct out of ten, or 50 percent in this group. This group falls below the claim but is small. It proves neither all future failures nor a precisely known 50 percent chance for each next case. More relevant independent evidence is needed.</w:t>
-      </w:r>
-    </w:p>
-    <w:p>
       <w:pPr>
         <w:pStyle w:val="Heading3"/>
       </w:pPr>
       <w:r>
+        <w:t>Workbook question · W3</w:t>
+      </w:r>
+    </w:p>
+    <w:p>
+      <w:pPr>
+        <w:spacing w:line="336" w:lineRule="auto" w:after="180"/>
+        <w:shd w:fill="F5F1FB"/>
+      </w:pPr>
+      <w:r>
+        <w:rPr>
+          <w:b w:val="0"/>
+        </w:rPr>
+        <w:t xml:space="preserve">Ten </w:t>
+      </w:r>
+      <w:r>
+        <w:rPr>
+          <w:b/>
+        </w:rPr>
+        <w:t>prediction</w:t>
+      </w:r>
+      <w:r>
+        <w:rPr>
+          <w:b w:val="0"/>
+        </w:rPr>
+        <w:t>s each claim an 80 percent probability that their chosen category is correct. Five later prove correct and five incorrect. State the claimed probability and observed fraction separately.</w:t>
+      </w:r>
+    </w:p>
+    <w:p>
+      <w:pPr>
+        <w:spacing w:line="336" w:lineRule="auto" w:after="180"/>
+        <w:shd w:fill="F5F1FB"/>
+      </w:pPr>
+      <w:r>
+        <w:rPr>
+          <w:b w:val="0"/>
+        </w:rPr>
+        <w:t xml:space="preserve">Does this prove every future </w:t>
+      </w:r>
+      <w:r>
+        <w:rPr>
+          <w:b/>
+        </w:rPr>
+        <w:t>prediction</w:t>
+      </w:r>
+      <w:r>
+        <w:rPr>
+          <w:b w:val="0"/>
+        </w:rPr>
+        <w:t xml:space="preserve"> will be wrong, or that each next </w:t>
+      </w:r>
+      <w:r>
+        <w:rPr>
+          <w:b/>
+        </w:rPr>
+        <w:t>prediction</w:t>
+      </w:r>
+      <w:r>
+        <w:rPr>
+          <w:b w:val="0"/>
+        </w:rPr>
+        <w:t xml:space="preserve"> has exactly a 50 percent chance? Explain.</w:t>
+      </w:r>
+    </w:p>
+    <w:p>
+      <w:pPr>
+        <w:pStyle w:val="Heading3"/>
+      </w:pPr>
+      <w:r>
+        <w:t>Teacher reasoning · W3</w:t>
+      </w:r>
+    </w:p>
+    <w:p>
+      <w:pPr>
+        <w:spacing w:line="336" w:lineRule="auto" w:after="180"/>
+        <w:shd w:fill="F1F6FC"/>
+      </w:pPr>
+      <w:r>
+        <w:rPr>
+          <w:b w:val="0"/>
+        </w:rPr>
+        <w:t>Claim 80 percent; observed five correct out of ten, or 50 percent in this group. This group falls below the claim but is small. It proves neither all future failures nor a precisely known 50 percent chance for each next case.</w:t>
+      </w:r>
+    </w:p>
+    <w:p>
+      <w:pPr>
+        <w:spacing w:line="336" w:lineRule="auto" w:after="180"/>
+        <w:shd w:fill="F1F6FC"/>
+      </w:pPr>
+      <w:r>
+        <w:rPr>
+          <w:b w:val="0"/>
+        </w:rPr>
+        <w:t xml:space="preserve">More relevant independent </w:t>
+      </w:r>
+      <w:r>
+        <w:rPr>
+          <w:b/>
+        </w:rPr>
+        <w:t>evidence</w:t>
+      </w:r>
+      <w:r>
+        <w:rPr>
+          <w:b w:val="0"/>
+        </w:rPr>
+        <w:t xml:space="preserve"> is needed.</w:t>
+      </w:r>
+    </w:p>
+    <w:p>
+      <w:pPr>
+        <w:pStyle w:val="Heading3"/>
+      </w:pPr>
+      <w:r>
         <w:t>W4 Audit a different probability claim</w:t>
       </w:r>
     </w:p>
     <w:p>
-      <w:r>
-        <w:t>A fictional leaf sorter claims a 75 percent probability of correctness for each of eight chosen labels. Later evidence establishes six correct labels, one incorrect label and one missing outcome. A report says six out of eight proves perfect calibration and guarantees the next label. Repair the report, state the assessed and unassessed counts, and describe a better follow-up check.</w:t>
-      </w:r>
-    </w:p>
-    <w:p>
-      <w:r>
-        <w:t>Seven cases are assessed: six correct and one incorrect; one is unassessed. Report six out of seven assessed alongside the missing count, and preserve the original 75 percent claims. Six out of eight treats the missing outcome as known. The small incomplete group proves neither calibration nor the next label. Seek the missing outcome and evaluate the unchanged method on more relevant reserved cases.</w:t>
-      </w:r>
-    </w:p>
-    <w:p>
       <w:pPr>
         <w:pStyle w:val="Heading3"/>
       </w:pPr>
       <w:r>
+        <w:t>Workbook question · W4</w:t>
+      </w:r>
+    </w:p>
+    <w:p>
+      <w:pPr>
+        <w:spacing w:line="336" w:lineRule="auto" w:after="180"/>
+        <w:shd w:fill="F5F1FB"/>
+      </w:pPr>
+      <w:r>
+        <w:rPr>
+          <w:b w:val="0"/>
+        </w:rPr>
+        <w:t xml:space="preserve">A fictional leaf sorter claims a 75 percent probability of </w:t>
+      </w:r>
+      <w:r>
+        <w:rPr>
+          <w:b/>
+        </w:rPr>
+        <w:t>correctness</w:t>
+      </w:r>
+      <w:r>
+        <w:rPr>
+          <w:b w:val="0"/>
+        </w:rPr>
+        <w:t xml:space="preserve"> for each of eight chosen labels. Later </w:t>
+      </w:r>
+      <w:r>
+        <w:rPr>
+          <w:b/>
+        </w:rPr>
+        <w:t>evidence</w:t>
+      </w:r>
+      <w:r>
+        <w:rPr>
+          <w:b w:val="0"/>
+        </w:rPr>
+        <w:t xml:space="preserve"> establishes six correct labels, one incorrect label and one missing outcome.</w:t>
+      </w:r>
+    </w:p>
+    <w:p>
+      <w:pPr>
+        <w:spacing w:line="336" w:lineRule="auto" w:after="180"/>
+        <w:shd w:fill="F5F1FB"/>
+      </w:pPr>
+      <w:r>
+        <w:rPr>
+          <w:b w:val="0"/>
+        </w:rPr>
+        <w:t xml:space="preserve">A report says six out of eight proves perfect </w:t>
+      </w:r>
+      <w:r>
+        <w:rPr>
+          <w:b/>
+        </w:rPr>
+        <w:t>calibration</w:t>
+      </w:r>
+      <w:r>
+        <w:rPr>
+          <w:b w:val="0"/>
+        </w:rPr>
+        <w:t xml:space="preserve"> and guarantees the next label. Repair the report, state the assessed and unassessed counts, and describe a better follow-up check.</w:t>
+      </w:r>
+    </w:p>
+    <w:p>
+      <w:pPr>
+        <w:pStyle w:val="Heading3"/>
+      </w:pPr>
+      <w:r>
+        <w:t>Teacher reasoning · W4</w:t>
+      </w:r>
+    </w:p>
+    <w:p>
+      <w:pPr>
+        <w:spacing w:line="336" w:lineRule="auto" w:after="180"/>
+        <w:shd w:fill="F1F6FC"/>
+      </w:pPr>
+      <w:r>
+        <w:rPr>
+          <w:b w:val="0"/>
+        </w:rPr>
+        <w:t>Seven cases are assessed: six correct and one incorrect; one is unassessed. Report six out of seven assessed alongside the missing count, and preserve the original 75 percent claims.</w:t>
+      </w:r>
+    </w:p>
+    <w:p>
+      <w:pPr>
+        <w:spacing w:line="336" w:lineRule="auto" w:after="180"/>
+        <w:shd w:fill="F1F6FC"/>
+      </w:pPr>
+      <w:r>
+        <w:rPr>
+          <w:b w:val="0"/>
+        </w:rPr>
+        <w:t xml:space="preserve">Six out of eight treats the missing outcome as known. The small incomplete group proves neither </w:t>
+      </w:r>
+      <w:r>
+        <w:rPr>
+          <w:b/>
+        </w:rPr>
+        <w:t>calibration</w:t>
+      </w:r>
+      <w:r>
+        <w:rPr>
+          <w:b w:val="0"/>
+        </w:rPr>
+        <w:t xml:space="preserve"> nor the next label. Seek the missing outcome and evaluate the unchanged method on more relevant reserved cases.</w:t>
+      </w:r>
+    </w:p>
+    <w:p>
+      <w:pPr>
+        <w:pStyle w:val="Heading3"/>
+      </w:pPr>
+      <w:r>
         <w:t>W5 Keep repetition separate from evidence</w:t>
       </w:r>
     </w:p>
     <w:p>
-      <w:r>
-        <w:t>A learner copies the same 90 percent prediction into ten rows and calls this ten independent tests. No new outcomes were obtained. Explain why the evidence has not grown and propose a useful check.</w:t>
-      </w:r>
-    </w:p>
-    <w:p>
-      <w:r>
-        <w:t>The rows duplicate one prediction, not ten independently assessed cases. No new outcome evidence was obtained. Preserve the original record, establish its outcome where possible, and gather distinct relevant reserved cases with their own predictions and verified outcomes.</w:t>
-      </w:r>
-    </w:p>
-    <w:p>
       <w:pPr>
         <w:pStyle w:val="Heading3"/>
       </w:pPr>
       <w:r>
+        <w:t>Workbook question · W5</w:t>
+      </w:r>
+    </w:p>
+    <w:p>
+      <w:pPr>
+        <w:spacing w:line="336" w:lineRule="auto" w:after="180"/>
+        <w:shd w:fill="F5F1FB"/>
+      </w:pPr>
+      <w:r>
+        <w:rPr>
+          <w:b w:val="0"/>
+        </w:rPr>
+        <w:t xml:space="preserve">A learner copies the same 90 percent </w:t>
+      </w:r>
+      <w:r>
+        <w:rPr>
+          <w:b/>
+        </w:rPr>
+        <w:t>prediction</w:t>
+      </w:r>
+      <w:r>
+        <w:rPr>
+          <w:b w:val="0"/>
+        </w:rPr>
+        <w:t xml:space="preserve"> into ten rows and calls this ten independent tests. No new outcomes were obtained. Explain why the </w:t>
+      </w:r>
+      <w:r>
+        <w:rPr>
+          <w:b/>
+        </w:rPr>
+        <w:t>evidence</w:t>
+      </w:r>
+      <w:r>
+        <w:rPr>
+          <w:b w:val="0"/>
+        </w:rPr>
+        <w:t xml:space="preserve"> has not grown and propose a useful check.</w:t>
+      </w:r>
+    </w:p>
+    <w:p>
+      <w:pPr>
+        <w:pStyle w:val="Heading3"/>
+      </w:pPr>
+      <w:r>
+        <w:t>Teacher reasoning · W5</w:t>
+      </w:r>
+    </w:p>
+    <w:p>
+      <w:pPr>
+        <w:spacing w:line="336" w:lineRule="auto" w:after="180"/>
+        <w:shd w:fill="F1F6FC"/>
+      </w:pPr>
+      <w:r>
+        <w:rPr>
+          <w:b w:val="0"/>
+        </w:rPr>
+        <w:t xml:space="preserve">The rows duplicate one </w:t>
+      </w:r>
+      <w:r>
+        <w:rPr>
+          <w:b/>
+        </w:rPr>
+        <w:t>prediction</w:t>
+      </w:r>
+      <w:r>
+        <w:rPr>
+          <w:b w:val="0"/>
+        </w:rPr>
+        <w:t xml:space="preserve">, not ten independently assessed cases. No new outcome </w:t>
+      </w:r>
+      <w:r>
+        <w:rPr>
+          <w:b/>
+        </w:rPr>
+        <w:t>evidence</w:t>
+      </w:r>
+      <w:r>
+        <w:rPr>
+          <w:b w:val="0"/>
+        </w:rPr>
+        <w:t xml:space="preserve"> was obtained.</w:t>
+      </w:r>
+    </w:p>
+    <w:p>
+      <w:pPr>
+        <w:spacing w:line="336" w:lineRule="auto" w:after="180"/>
+        <w:shd w:fill="F1F6FC"/>
+      </w:pPr>
+      <w:r>
+        <w:rPr>
+          <w:b w:val="0"/>
+        </w:rPr>
+        <w:t xml:space="preserve">Preserve the original record, establish its outcome where possible, and gather distinct relevant reserved cases with their own </w:t>
+      </w:r>
+      <w:r>
+        <w:rPr>
+          <w:b/>
+        </w:rPr>
+        <w:t>prediction</w:t>
+      </w:r>
+      <w:r>
+        <w:rPr>
+          <w:b w:val="0"/>
+        </w:rPr>
+        <w:t>s and verified outcomes.</w:t>
+      </w:r>
+    </w:p>
+    <w:p>
+      <w:pPr>
+        <w:pStyle w:val="Heading3"/>
+      </w:pPr>
+      <w:r>
         <w:t>Assess independent transfer</w:t>
       </w:r>
     </w:p>
     <w:p>
-      <w:r>
-        <w:t>Selected case: A fictional leaf sorter claims a 75 percent probability of correctness for each of eight chosen labels. Later evidence establishes six correct labels, one incorrect label and one missing outcome. A report says six out of eight proves perfect calibration and guarantees the next label. Repair the report, state the assessed and unassessed counts, and describe a better follow-up check.</w:t>
-      </w:r>
-    </w:p>
-    <w:p>
       <w:pPr>
         <w:pStyle w:val="Heading3"/>
       </w:pPr>
       <w:r>
+        <w:t>Independent question · withhold the key</w:t>
+      </w:r>
+    </w:p>
+    <w:p>
+      <w:pPr>
+        <w:spacing w:line="336" w:lineRule="auto" w:after="180"/>
+        <w:shd w:fill="F5F1FB"/>
+      </w:pPr>
+      <w:r>
+        <w:rPr>
+          <w:b w:val="0"/>
+        </w:rPr>
+        <w:t xml:space="preserve">Selected case: A fictional leaf sorter claims a 75 percent probability of </w:t>
+      </w:r>
+      <w:r>
+        <w:rPr>
+          <w:b/>
+        </w:rPr>
+        <w:t>correctness</w:t>
+      </w:r>
+      <w:r>
+        <w:rPr>
+          <w:b w:val="0"/>
+        </w:rPr>
+        <w:t xml:space="preserve"> for each of eight chosen labels. Later </w:t>
+      </w:r>
+      <w:r>
+        <w:rPr>
+          <w:b/>
+        </w:rPr>
+        <w:t>evidence</w:t>
+      </w:r>
+      <w:r>
+        <w:rPr>
+          <w:b w:val="0"/>
+        </w:rPr>
+        <w:t xml:space="preserve"> establishes six correct labels, one incorrect label and one missing outcome.</w:t>
+      </w:r>
+    </w:p>
+    <w:p>
+      <w:pPr>
+        <w:spacing w:line="336" w:lineRule="auto" w:after="180"/>
+        <w:shd w:fill="F5F1FB"/>
+      </w:pPr>
+      <w:r>
+        <w:rPr>
+          <w:b w:val="0"/>
+        </w:rPr>
+        <w:t xml:space="preserve">A report says six out of eight proves perfect </w:t>
+      </w:r>
+      <w:r>
+        <w:rPr>
+          <w:b/>
+        </w:rPr>
+        <w:t>calibration</w:t>
+      </w:r>
+      <w:r>
+        <w:rPr>
+          <w:b w:val="0"/>
+        </w:rPr>
+        <w:t xml:space="preserve"> and guarantees the next label. Repair the report, state the assessed and unassessed counts, and describe a better follow-up check.</w:t>
+      </w:r>
+    </w:p>
+    <w:p>
+      <w:pPr>
+        <w:pStyle w:val="Heading3"/>
+      </w:pPr>
+      <w:r>
         <w:t>Selected case answer</w:t>
       </w:r>
     </w:p>
     <w:p>
-      <w:r>
-        <w:t>Seven cases are assessed: six correct and one incorrect; one is unassessed. Report six out of seven assessed alongside the missing count, and preserve the original 75 percent claims. Six out of eight treats the missing outcome as known. The small incomplete group proves neither calibration nor the next label. Seek the missing outcome and evaluate the unchanged method on more relevant reserved cases.</w:t>
+      <w:pPr>
+        <w:pStyle w:val="Heading3"/>
+      </w:pPr>
+      <w:r>
+        <w:t>Teacher key · Selected case answer</w:t>
+      </w:r>
+    </w:p>
+    <w:p>
+      <w:pPr>
+        <w:spacing w:line="336" w:lineRule="auto" w:after="180"/>
+        <w:shd w:fill="F1F6FC"/>
+      </w:pPr>
+      <w:r>
+        <w:rPr>
+          <w:b w:val="0"/>
+        </w:rPr>
+        <w:t>Seven cases are assessed: six correct and one incorrect; one is unassessed. Report six out of seven assessed alongside the missing count, and preserve the original 75 percent claims.</w:t>
+      </w:r>
+    </w:p>
+    <w:p>
+      <w:pPr>
+        <w:spacing w:line="336" w:lineRule="auto" w:after="180"/>
+        <w:shd w:fill="F1F6FC"/>
+      </w:pPr>
+      <w:r>
+        <w:rPr>
+          <w:b w:val="0"/>
+        </w:rPr>
+        <w:t xml:space="preserve">Six out of eight treats the missing outcome as known. The small incomplete group proves neither </w:t>
+      </w:r>
+      <w:r>
+        <w:rPr>
+          <w:b/>
+        </w:rPr>
+        <w:t>calibration</w:t>
+      </w:r>
+      <w:r>
+        <w:rPr>
+          <w:b w:val="0"/>
+        </w:rPr>
+        <w:t xml:space="preserve"> nor the next label. Seek the missing outcome and evaluate the unchanged method on more relevant reserved cases.</w:t>
       </w:r>
     </w:p>
     <w:tbl>
@@ -2699,21 +5961,77 @@
       </w:tr>
     </w:tbl>
     <w:p>
-      <w:r>
-        <w:t>Record each dimension as not yet, with support, or independent. Accept a valid alternative procedure with a defensible trace. Do not penalise an honestly recorded model failure if the learner correctly explains its evidence and limits.</w:t>
-      </w:r>
-    </w:p>
-    <w:p>
       <w:pPr>
         <w:pStyle w:val="Heading3"/>
       </w:pPr>
       <w:r>
+        <w:t>Teacher key · Selected case answer</w:t>
+      </w:r>
+    </w:p>
+    <w:p>
+      <w:pPr>
+        <w:spacing w:line="336" w:lineRule="auto" w:after="180"/>
+        <w:shd w:fill="F1F6FC"/>
+      </w:pPr>
+      <w:r>
+        <w:rPr>
+          <w:b w:val="0"/>
+        </w:rPr>
+        <w:t>Record each dimension as not yet, with support, or independent. Accept a valid alternative procedure with a defensible trace.</w:t>
+      </w:r>
+    </w:p>
+    <w:p>
+      <w:pPr>
+        <w:spacing w:line="336" w:lineRule="auto" w:after="180"/>
+        <w:shd w:fill="F1F6FC"/>
+      </w:pPr>
+      <w:r>
+        <w:rPr>
+          <w:b w:val="0"/>
+        </w:rPr>
+        <w:t xml:space="preserve">Do not penalise an honestly recorded model failure if the learner correctly explains its </w:t>
+      </w:r>
+      <w:r>
+        <w:rPr>
+          <w:b/>
+        </w:rPr>
+        <w:t>evidence</w:t>
+      </w:r>
+      <w:r>
+        <w:rPr>
+          <w:b w:val="0"/>
+        </w:rPr>
+        <w:t xml:space="preserve"> and limits.</w:t>
+      </w:r>
+    </w:p>
+    <w:p>
+      <w:pPr>
+        <w:pStyle w:val="Heading3"/>
+      </w:pPr>
+      <w:r>
         <w:t>Feedback that the learner uses</w:t>
       </w:r>
     </w:p>
     <w:p>
-      <w:r>
-        <w:t>Name the earliest unsupported step and give one action to repair it. Have the learner make that repair now and explain why. Then assess the relevant skill on a fresh, fully specified case. Confirm it was not previously practised with feedback; solve and check the new case before assigning it. A follow-up design prompt is a starting brief, not automatically an equivalent test.</w:t>
+      <w:pPr>
+        <w:spacing w:line="336" w:lineRule="auto" w:after="180"/>
+      </w:pPr>
+      <w:r>
+        <w:rPr>
+          <w:b w:val="0"/>
+        </w:rPr>
+        <w:t>Name the earliest unsupported step and give one action to repair it. Have the learner make that repair now and explain why. Then assess the relevant skill on a fresh, fully specified case.</w:t>
+      </w:r>
+    </w:p>
+    <w:p>
+      <w:pPr>
+        <w:spacing w:line="336" w:lineRule="auto" w:after="180"/>
+      </w:pPr>
+      <w:r>
+        <w:rPr>
+          <w:b w:val="0"/>
+        </w:rPr>
+        <w:t>Confirm it was not previously practised with feedback; solve and check the new case before assigning it. A follow-up design prompt is a starting brief, not automatically an equivalent test.</w:t>
       </w:r>
     </w:p>
     <w:p>
@@ -2725,11 +6043,74 @@
       </w:r>
     </w:p>
     <w:p>
+      <w:r>
+        <w:t>Connect Confidence Is Not Correctness to Helpful Classroom Sorter, adapt support and plan a later changed-case check.</w:t>
+      </w:r>
+    </w:p>
+    <w:p>
       <w:pPr>
         <w:pStyle w:val="Heading3"/>
       </w:pPr>
       <w:r>
-        <w:t>Connect and extend learning</w:t>
+        <w:t>Helpful Classroom Sorter</w:t>
+      </w:r>
+    </w:p>
+    <w:p>
+      <w:pPr>
+        <w:spacing w:line="336" w:lineRule="auto" w:after="180"/>
+      </w:pPr>
+      <w:r>
+        <w:rPr>
+          <w:b w:val="0"/>
+        </w:rPr>
+        <w:t xml:space="preserve">Record both the sorter's </w:t>
+      </w:r>
+      <w:r>
+        <w:rPr>
+          <w:b/>
+        </w:rPr>
+        <w:t>confidence</w:t>
+      </w:r>
+      <w:r>
+        <w:rPr>
+          <w:b w:val="0"/>
+        </w:rPr>
+        <w:t xml:space="preserve"> wording and the human-confirmed outcome; keep them in separate columns.</w:t>
+      </w:r>
+    </w:p>
+    <w:p>
+      <w:pPr>
+        <w:spacing w:line="336" w:lineRule="auto" w:after="180"/>
+      </w:pPr>
+      <w:r>
+        <w:rPr>
+          <w:b w:val="0"/>
+        </w:rPr>
+        <w:t xml:space="preserve">Keep the decision, </w:t>
+      </w:r>
+      <w:r>
+        <w:rPr>
+          <w:b/>
+        </w:rPr>
+        <w:t>input</w:t>
+      </w:r>
+      <w:r>
+        <w:rPr>
+          <w:b w:val="0"/>
+        </w:rPr>
+        <w:t xml:space="preserve">, result, explanation and remaining limitation in the project </w:t>
+      </w:r>
+      <w:r>
+        <w:rPr>
+          <w:b/>
+        </w:rPr>
+        <w:t>evidence</w:t>
+      </w:r>
+      <w:r>
+        <w:rPr>
+          <w:b w:val="0"/>
+        </w:rPr>
+        <w:t xml:space="preserve"> record. Retrieve this record next week rather than restarting the project.</w:t>
       </w:r>
     </w:p>
     <w:p>
@@ -2737,17 +6118,54 @@
         <w:pStyle w:val="Heading3"/>
       </w:pPr>
       <w:r>
-        <w:t>Helpful Classroom Sorter</w:t>
-      </w:r>
-    </w:p>
-    <w:p>
-      <w:r>
-        <w:t>Record both the sorter's confidence wording and the human-confirmed outcome; keep them in separate columns.</w:t>
-      </w:r>
-    </w:p>
-    <w:p>
-      <w:r>
-        <w:t>Keep the decision, input, result, explanation and remaining limitation in the project evidence record. Retrieve this record next week rather than restarting the project.</w:t>
+        <w:t>Support and stretch</w:t>
+      </w:r>
+    </w:p>
+    <w:p>
+      <w:pPr>
+        <w:spacing w:line="336" w:lineRule="auto" w:after="180"/>
+      </w:pPr>
+      <w:r>
+        <w:rPr>
+          <w:b w:val="0"/>
+        </w:rPr>
+        <w:t xml:space="preserve">Use physical cards, spoken explanations and a three-stage drawing. Read aloud without giving the answer. Stretch: compare two </w:t>
+      </w:r>
+      <w:r>
+        <w:rPr>
+          <w:b/>
+        </w:rPr>
+        <w:t>mechanism</w:t>
+      </w:r>
+      <w:r>
+        <w:rPr>
+          <w:b w:val="0"/>
+        </w:rPr>
+        <w:t xml:space="preserve">s with the same visible </w:t>
+      </w:r>
+      <w:r>
+        <w:rPr>
+          <w:b/>
+        </w:rPr>
+        <w:t>output</w:t>
+      </w:r>
+      <w:r>
+        <w:rPr>
+          <w:b w:val="0"/>
+        </w:rPr>
+        <w:t xml:space="preserve"> and explain what </w:t>
+      </w:r>
+      <w:r>
+        <w:rPr>
+          <w:b/>
+        </w:rPr>
+        <w:t>evidence</w:t>
+      </w:r>
+      <w:r>
+        <w:rPr>
+          <w:b w:val="0"/>
+        </w:rPr>
+        <w:t xml:space="preserve"> distinguishes them.</w:t>
       </w:r>
     </w:p>
     <w:p>
@@ -2755,12 +6173,42 @@
         <w:pStyle w:val="Heading3"/>
       </w:pPr>
       <w:r>
-        <w:t>Support and stretch</w:t>
-      </w:r>
-    </w:p>
-    <w:p>
-      <w:r>
-        <w:t>Use physical cards, spoken explanations and a three-stage drawing. Read aloud without giving the answer. Stretch: compare two mechanisms with the same visible output and explain what evidence distinguishes them.</w:t>
+        <w:t>Exit reflection</w:t>
+      </w:r>
+    </w:p>
+    <w:p>
+      <w:pPr>
+        <w:spacing w:line="336" w:lineRule="auto" w:after="180"/>
+      </w:pPr>
+      <w:r>
+        <w:rPr>
+          <w:b w:val="0"/>
+        </w:rPr>
+        <w:t xml:space="preserve">Ask for one decision the learner can now justify and one situation requiring more </w:t>
+      </w:r>
+      <w:r>
+        <w:rPr>
+          <w:b/>
+        </w:rPr>
+        <w:t>evidence</w:t>
+      </w:r>
+      <w:r>
+        <w:rPr>
+          <w:b w:val="0"/>
+        </w:rPr>
+        <w:t xml:space="preserve"> or human review. </w:t>
+      </w:r>
+      <w:r>
+        <w:rPr>
+          <w:b/>
+        </w:rPr>
+        <w:t>Confidence</w:t>
+      </w:r>
+      <w:r>
+        <w:rPr>
+          <w:b w:val="0"/>
+        </w:rPr>
+        <w:t xml:space="preserve"> ratings are separate from correct independent performance.</w:t>
       </w:r>
     </w:p>
     <w:p>
@@ -2768,12 +6216,30 @@
         <w:pStyle w:val="Heading3"/>
       </w:pPr>
       <w:r>
-        <w:t>Exit reflection</w:t>
-      </w:r>
-    </w:p>
-    <w:p>
-      <w:r>
-        <w:t>Ask for one decision the learner can now justify and one situation requiring more evidence or human review. Confidence ratings are separate from correct independent performance.</w:t>
+        <w:t>Bridge to the next week</w:t>
+      </w:r>
+    </w:p>
+    <w:p>
+      <w:pPr>
+        <w:spacing w:line="336" w:lineRule="auto" w:after="180"/>
+      </w:pPr>
+      <w:r>
+        <w:rPr>
+          <w:b w:val="0"/>
+        </w:rPr>
+        <w:t xml:space="preserve">Next: Week 19: Similarity. Retrieve today’s </w:t>
+      </w:r>
+      <w:r>
+        <w:rPr>
+          <w:b/>
+        </w:rPr>
+        <w:t>evidence</w:t>
+      </w:r>
+      <w:r>
+        <w:rPr>
+          <w:b w:val="0"/>
+        </w:rPr>
+        <w:t xml:space="preserve"> and identify what carries forward and what is new.</w:t>
       </w:r>
     </w:p>
     <w:p>
@@ -2781,12 +6247,86 @@
         <w:pStyle w:val="Heading3"/>
       </w:pPr>
       <w:r>
-        <w:t>Bridge to the next week</w:t>
-      </w:r>
-    </w:p>
-    <w:p>
-      <w:r>
-        <w:t>Next: Week 19: Similarity. Retrieve today’s evidence and identify what carries forward and what is new.</w:t>
+        <w:t>Support and fresh reassessment</w:t>
+      </w:r>
+    </w:p>
+    <w:p>
+      <w:pPr>
+        <w:spacing w:line="336" w:lineRule="auto" w:after="180"/>
+      </w:pPr>
+      <w:r>
+        <w:rPr>
+          <w:b w:val="0"/>
+        </w:rPr>
+        <w:t>Use counters and separate headings for claim and outcome. Read 80 percent as 80 out of 100 before comparing fractions.</w:t>
+      </w:r>
+    </w:p>
+    <w:p>
+      <w:pPr>
+        <w:spacing w:line="336" w:lineRule="auto" w:after="180"/>
+      </w:pPr>
+      <w:r>
+        <w:rPr>
+          <w:b w:val="0"/>
+        </w:rPr>
+        <w:t xml:space="preserve">Extension: explain why checking only easy cases might make the </w:t>
+      </w:r>
+      <w:r>
+        <w:rPr>
+          <w:b/>
+        </w:rPr>
+        <w:t>confidence</w:t>
+      </w:r>
+      <w:r>
+        <w:rPr>
+          <w:b w:val="0"/>
+        </w:rPr>
+        <w:t xml:space="preserve"> method appear more dependable than it is.</w:t>
+      </w:r>
+    </w:p>
+    <w:p>
+      <w:pPr>
+        <w:spacing w:line="336" w:lineRule="auto" w:after="180"/>
+      </w:pPr>
+      <w:r>
+        <w:rPr>
+          <w:b w:val="0"/>
+        </w:rPr>
+        <w:t xml:space="preserve">W4 requires six of seven assessed, one unassessed, the original 75 percent claim, no </w:t>
+      </w:r>
+      <w:r>
+        <w:rPr>
+          <w:b/>
+        </w:rPr>
+        <w:t>calibration</w:t>
+      </w:r>
+      <w:r>
+        <w:rPr>
+          <w:b w:val="0"/>
+        </w:rPr>
+        <w:t xml:space="preserve"> guarantee and a relevant follow-up.</w:t>
+      </w:r>
+    </w:p>
+    <w:p>
+      <w:pPr>
+        <w:spacing w:line="336" w:lineRule="auto" w:after="180"/>
+      </w:pPr>
+      <w:r>
+        <w:rPr>
+          <w:b w:val="0"/>
+        </w:rPr>
+        <w:t>After support retry ten 80 percent claims with seven correct, two incorrect and one missing: seven of nine assessed and one unassessed, with the same limits.</w:t>
+      </w:r>
+    </w:p>
+    <w:p>
+      <w:pPr>
+        <w:spacing w:line="336" w:lineRule="auto" w:after="180"/>
+      </w:pPr>
+      <w:r>
+        <w:rPr>
+          <w:b w:val="0"/>
+        </w:rPr>
+        <w:t>Week 19 investigates how selected features change similarity and the examples a system considers close.</w:t>
       </w:r>
     </w:p>
     <w:p>
@@ -2794,40 +6334,40 @@
         <w:pStyle w:val="Heading3"/>
       </w:pPr>
       <w:r>
-        <w:t>Support and fresh reassessment</w:t>
-      </w:r>
-    </w:p>
-    <w:p>
-      <w:r>
-        <w:t>Use counters and separate headings for claim and outcome. Read 80 percent as 80 out of 100 before comparing fractions. Extension: explain why checking only easy cases might make the confidence method appear more dependable than it is.</w:t>
-      </w:r>
-    </w:p>
-    <w:p>
-      <w:r>
-        <w:t>W4 requires six of seven assessed, one unassessed, the original 75 percent claim, no calibration guarantee and a relevant follow-up. After support retry ten 80 percent claims with seven correct, two incorrect and one missing: seven of nine assessed and one unassessed, with the same limits.</w:t>
-      </w:r>
-    </w:p>
-    <w:p>
-      <w:r>
-        <w:t>Week 19 investigates how selected features change similarity and the examples a system considers close.</w:t>
-      </w:r>
-    </w:p>
-    <w:p>
-      <w:pPr>
-        <w:pStyle w:val="Heading3"/>
-      </w:pPr>
-      <w:r>
         <w:t>Plan the delayed return</w:t>
       </w:r>
     </w:p>
     <w:p>
-      <w:r>
+      <w:pPr>
+        <w:spacing w:line="336" w:lineRule="auto" w:after="180"/>
+      </w:pPr>
+      <w:r>
+        <w:rPr>
+          <w:b w:val="0"/>
+        </w:rPr>
         <w:t>Suggested return points in this level: ai-1/19, ai-1/21, ai-1/24. Use actual classroom dates, adjusting for holidays and gaps. One, three and six teaching weeks are scheduling choices, not a claimed optimal spacing.</w:t>
       </w:r>
     </w:p>
     <w:p>
-      <w:r>
-        <w:t>At a delayed check, ask for the idea from memory and a changed application. Compare with the earlier independent response and record support used. For a new level, revisit the previous capstone before checking the new prerequisites.</w:t>
+      <w:pPr>
+        <w:spacing w:line="336" w:lineRule="auto" w:after="180"/>
+      </w:pPr>
+      <w:r>
+        <w:rPr>
+          <w:b w:val="0"/>
+        </w:rPr>
+        <w:t>At a delayed check, ask for the idea from memory and a changed application. Compare with the earlier independent response and record support used.</w:t>
+      </w:r>
+    </w:p>
+    <w:p>
+      <w:pPr>
+        <w:spacing w:line="336" w:lineRule="auto" w:after="180"/>
+      </w:pPr>
+      <w:r>
+        <w:rPr>
+          <w:b w:val="0"/>
+        </w:rPr>
+        <w:t>For a new level, revisit the previous capstone before checking the new prerequisites.</w:t>
       </w:r>
     </w:p>
     <w:tbl>
@@ -2987,8 +6527,38 @@
       </w:tr>
     </w:tbl>
     <w:p>
-      <w:r>
-        <w:t>Use the evidence to choose reteaching or the next step. A completed page, confidence rating or attractive project does not by itself demonstrate understanding.</w:t>
+      <w:pPr>
+        <w:spacing w:line="336" w:lineRule="auto" w:after="180"/>
+      </w:pPr>
+      <w:r>
+        <w:rPr>
+          <w:b w:val="0"/>
+        </w:rPr>
+        <w:t xml:space="preserve">Use the </w:t>
+      </w:r>
+      <w:r>
+        <w:rPr>
+          <w:b/>
+        </w:rPr>
+        <w:t>evidence</w:t>
+      </w:r>
+      <w:r>
+        <w:rPr>
+          <w:b w:val="0"/>
+        </w:rPr>
+        <w:t xml:space="preserve"> to choose reteaching or the next step. A completed page, </w:t>
+      </w:r>
+      <w:r>
+        <w:rPr>
+          <w:b/>
+        </w:rPr>
+        <w:t>confidence</w:t>
+      </w:r>
+      <w:r>
+        <w:rPr>
+          <w:b w:val="0"/>
+        </w:rPr>
+        <w:t xml:space="preserve"> rating or attractive project does not by itself demonstrate understanding.</w:t>
       </w:r>
     </w:p>
     <w:p>
@@ -3000,7 +6570,13 @@
       </w:r>
     </w:p>
     <w:p>
-      <w:r>
+      <w:pPr>
+        <w:spacing w:line="336" w:lineRule="auto" w:after="180"/>
+      </w:pPr>
+      <w:r>
+        <w:rPr>
+          <w:b w:val="0"/>
+        </w:rPr>
         <w:t>Keep sorter scores, reference outcomes and missingness separately; use review policies instead of treating high scores as facts.</w:t>
       </w:r>
     </w:p>
@@ -3014,12 +6590,86 @@
     </w:p>
     <w:p>
       <w:r>
-        <w:t>Teaching target: Distinguish a confidence claim from evidence that a prediction was correct</w:t>
-      </w:r>
-    </w:p>
-    <w:p>
-      <w:r>
-        <w:t>Prepare the labelled worked-case picture, the matching workbook, fictional input cards and a place for individual responses. No paid AI account is required for the paper reasoning activities.</w:t>
+        <w:t>Use this preparation summary alongside the detailed Confidence Is Not Correctness lesson; it is a checklist rather than a replacement for the full sequence.</w:t>
+      </w:r>
+    </w:p>
+    <w:p>
+      <w:pPr>
+        <w:pStyle w:val="Heading3"/>
+      </w:pPr>
+      <w:r>
+        <w:t>Teaching target</w:t>
+      </w:r>
+    </w:p>
+    <w:p>
+      <w:pPr>
+        <w:spacing w:line="336" w:lineRule="auto" w:after="180"/>
+        <w:shd w:fill="EDF7F3"/>
+      </w:pPr>
+      <w:r>
+        <w:rPr>
+          <w:b w:val="0"/>
+        </w:rPr>
+        <w:t xml:space="preserve">Teaching target: Distinguish a </w:t>
+      </w:r>
+      <w:r>
+        <w:rPr>
+          <w:b/>
+        </w:rPr>
+        <w:t>confidence claim</w:t>
+      </w:r>
+      <w:r>
+        <w:rPr>
+          <w:b w:val="0"/>
+        </w:rPr>
+        <w:t xml:space="preserve"> from </w:t>
+      </w:r>
+      <w:r>
+        <w:rPr>
+          <w:b/>
+        </w:rPr>
+        <w:t>evidence</w:t>
+      </w:r>
+      <w:r>
+        <w:rPr>
+          <w:b w:val="0"/>
+        </w:rPr>
+        <w:t xml:space="preserve"> that a </w:t>
+      </w:r>
+      <w:r>
+        <w:rPr>
+          <w:b/>
+        </w:rPr>
+        <w:t>prediction</w:t>
+      </w:r>
+      <w:r>
+        <w:rPr>
+          <w:b w:val="0"/>
+        </w:rPr>
+        <w:t xml:space="preserve"> was correct</w:t>
+      </w:r>
+    </w:p>
+    <w:p>
+      <w:pPr>
+        <w:spacing w:line="336" w:lineRule="auto" w:after="180"/>
+      </w:pPr>
+      <w:r>
+        <w:rPr>
+          <w:b w:val="0"/>
+        </w:rPr>
+        <w:t xml:space="preserve">Prepare the labelled worked-case picture, the matching workbook, fictional </w:t>
+      </w:r>
+      <w:r>
+        <w:rPr>
+          <w:b/>
+        </w:rPr>
+        <w:t>input</w:t>
+      </w:r>
+      <w:r>
+        <w:rPr>
+          <w:b w:val="0"/>
+        </w:rPr>
+        <w:t xml:space="preserve"> cards and a place for individual responses. No paid AI account is required for the paper reasoning activities.</w:t>
       </w:r>
     </w:p>
     <w:tbl>
@@ -3166,38 +6816,244 @@
       </w:tr>
     </w:tbl>
     <w:p>
-      <w:r>
-        <w:t>Before class, solve the supported practice: Use cases A, B and C from the lesson table. State which is correct, incorrect and unassessed. Explain why ordering them by confidence cannot replace checking their outcomes.</w:t>
-      </w:r>
-    </w:p>
-    <w:p>
-      <w:r>
-        <w:t>Reasoned practice answer: A is incorrect, B correct and C unassessed. The score is a prior claim; the observed category determines agreement for an assessable case. A larger claim does not supply a missing outcome or override a conflicting one.</w:t>
-      </w:r>
-    </w:p>
-    <w:p>
-      <w:r>
-        <w:t>Check every learner before discussion: Use the worked case for Confidence and correctness. Proposed explanation: “An 80 point score always means an 80 percent probability”. Decide whether this explanation is supported. Point to the step or supplied fact that decides; explain your repair if needed.</w:t>
-      </w:r>
-    </w:p>
-    <w:p>
-      <w:r>
+      <w:pPr>
+        <w:spacing w:line="336" w:lineRule="auto" w:after="180"/>
+      </w:pPr>
+      <w:r>
+        <w:rPr>
+          <w:b w:val="0"/>
+        </w:rPr>
+        <w:t xml:space="preserve">Before class, solve the supported practice: Use cases A, B and C from the lesson table. State which is correct, incorrect and unassessed. Explain why ordering them by </w:t>
+      </w:r>
+      <w:r>
+        <w:rPr>
+          <w:b/>
+        </w:rPr>
+        <w:t>confidence</w:t>
+      </w:r>
+      <w:r>
+        <w:rPr>
+          <w:b w:val="0"/>
+        </w:rPr>
+        <w:t xml:space="preserve"> cannot replace checking their outcomes.</w:t>
+      </w:r>
+    </w:p>
+    <w:p>
+      <w:pPr>
+        <w:pStyle w:val="Heading3"/>
+      </w:pPr>
+      <w:r>
+        <w:t>Supported practice answer</w:t>
+      </w:r>
+    </w:p>
+    <w:p>
+      <w:pPr>
+        <w:spacing w:line="336" w:lineRule="auto" w:after="180"/>
+        <w:shd w:fill="F1F6FC"/>
+      </w:pPr>
+      <w:r>
+        <w:rPr>
+          <w:b w:val="0"/>
+        </w:rPr>
+        <w:t>Reasoned practice answer: A is incorrect, B correct and C unassessed. The score is a prior claim; the observed category determines agreement for an assessable case.</w:t>
+      </w:r>
+    </w:p>
+    <w:p>
+      <w:pPr>
+        <w:spacing w:line="336" w:lineRule="auto" w:after="180"/>
+        <w:shd w:fill="F1F6FC"/>
+      </w:pPr>
+      <w:r>
+        <w:rPr>
+          <w:b w:val="0"/>
+        </w:rPr>
+        <w:t>A larger claim does not supply a missing outcome or override a conflicting one.</w:t>
+      </w:r>
+    </w:p>
+    <w:p>
+      <w:pPr>
+        <w:spacing w:line="336" w:lineRule="auto" w:after="180"/>
+      </w:pPr>
+      <w:r>
+        <w:rPr>
+          <w:b w:val="0"/>
+        </w:rPr>
+        <w:t xml:space="preserve">Check every learner before discussion: Use the worked case for </w:t>
+      </w:r>
+      <w:r>
+        <w:rPr>
+          <w:b/>
+        </w:rPr>
+        <w:t>Confidence</w:t>
+      </w:r>
+      <w:r>
+        <w:rPr>
+          <w:b w:val="0"/>
+        </w:rPr>
+        <w:t xml:space="preserve"> and </w:t>
+      </w:r>
+      <w:r>
+        <w:rPr>
+          <w:b/>
+        </w:rPr>
+        <w:t>correctness</w:t>
+      </w:r>
+      <w:r>
+        <w:rPr>
+          <w:b w:val="0"/>
+        </w:rPr>
+        <w:t>. Proposed explanation: “An 80 point score always means an 80 percent probability”. Decide whether this explanation is supported.</w:t>
+      </w:r>
+    </w:p>
+    <w:p>
+      <w:pPr>
+        <w:spacing w:line="336" w:lineRule="auto" w:after="180"/>
+      </w:pPr>
+      <w:r>
+        <w:rPr>
+          <w:b w:val="0"/>
+        </w:rPr>
+        <w:t>Point to the step or supplied fact that decides; explain your repair if needed.</w:t>
+      </w:r>
+    </w:p>
+    <w:p>
+      <w:pPr>
+        <w:pStyle w:val="Heading3"/>
+      </w:pPr>
+      <w:r>
+        <w:t>Repair the misconception</w:t>
+      </w:r>
+    </w:p>
+    <w:p>
+      <w:pPr>
+        <w:spacing w:line="336" w:lineRule="auto" w:after="180"/>
+        <w:shd w:fill="FFF5E6"/>
+      </w:pPr>
+      <w:r>
+        <w:rPr>
+          <w:b w:val="0"/>
+        </w:rPr>
         <w:t>Misconception repair: Read the documented quantity before interpreting it.</w:t>
       </w:r>
     </w:p>
     <w:p>
-      <w:r>
-        <w:t>Support: read the exact case aloud, enlarge the labelled picture, supply input cards and model only the first deciding step. Accept a spoken explanation or drawing; retain the reasoning goal.</w:t>
-      </w:r>
-    </w:p>
-    <w:p>
-      <w:r>
-        <w:t>Extension: The missing outcome is checked and found incorrect. Require a prediction and a reason before comparing. Expected result: All-ten agreement is 7/10=70%. Reason: There are now three wrong labels and no unknown outcomes.</w:t>
-      </w:r>
-    </w:p>
-    <w:p>
-      <w:r>
-        <w:t>Independent assessment: withhold the reserved answer until the learner has attempted the new case. Record support separately from correctness.</w:t>
+      <w:pPr>
+        <w:pStyle w:val="Heading3"/>
+      </w:pPr>
+      <w:r>
+        <w:t>Support without giving away the answer</w:t>
+      </w:r>
+    </w:p>
+    <w:p>
+      <w:pPr>
+        <w:spacing w:line="336" w:lineRule="auto" w:after="180"/>
+        <w:shd w:fill="F1F6F8"/>
+      </w:pPr>
+      <w:r>
+        <w:rPr>
+          <w:b w:val="0"/>
+        </w:rPr>
+        <w:t xml:space="preserve">Support: read the exact case aloud, enlarge the labelled picture, supply </w:t>
+      </w:r>
+      <w:r>
+        <w:rPr>
+          <w:b/>
+        </w:rPr>
+        <w:t>input</w:t>
+      </w:r>
+      <w:r>
+        <w:rPr>
+          <w:b w:val="0"/>
+        </w:rPr>
+        <w:t xml:space="preserve"> cards and model only the first deciding step. Accept a spoken explanation or drawing; retain the reasoning goal.</w:t>
+      </w:r>
+    </w:p>
+    <w:p>
+      <w:pPr>
+        <w:pStyle w:val="Heading3"/>
+      </w:pPr>
+      <w:r>
+        <w:t>Extend the reasoning</w:t>
+      </w:r>
+    </w:p>
+    <w:p>
+      <w:pPr>
+        <w:spacing w:line="336" w:lineRule="auto" w:after="180"/>
+        <w:shd w:fill="F5F1FB"/>
+      </w:pPr>
+      <w:r>
+        <w:rPr>
+          <w:b w:val="0"/>
+        </w:rPr>
+        <w:t xml:space="preserve">Extension: The missing outcome is checked and found incorrect. Require a </w:t>
+      </w:r>
+      <w:r>
+        <w:rPr>
+          <w:b/>
+        </w:rPr>
+        <w:t>prediction</w:t>
+      </w:r>
+      <w:r>
+        <w:rPr>
+          <w:b w:val="0"/>
+        </w:rPr>
+        <w:t xml:space="preserve"> and a reason before comparing. Expected result: All-ten agreement is 7/10=</w:t>
+      </w:r>
+      <w:r>
+        <w:rPr>
+          <w:b/>
+        </w:rPr>
+        <w:t>70%</w:t>
+      </w:r>
+      <w:r>
+        <w:rPr>
+          <w:b w:val="0"/>
+        </w:rPr>
+        <w:t>.</w:t>
+      </w:r>
+    </w:p>
+    <w:p>
+      <w:pPr>
+        <w:spacing w:line="336" w:lineRule="auto" w:after="180"/>
+        <w:shd w:fill="F5F1FB"/>
+      </w:pPr>
+      <w:r>
+        <w:rPr>
+          <w:b w:val="0"/>
+        </w:rPr>
+        <w:t>Reason: There are now three wrong labels and no unknown outcomes.</w:t>
+      </w:r>
+    </w:p>
+    <w:p>
+      <w:pPr>
+        <w:pStyle w:val="Heading3"/>
+      </w:pPr>
+      <w:r>
+        <w:t>Protect the independent attempt</w:t>
+      </w:r>
+    </w:p>
+    <w:p>
+      <w:pPr>
+        <w:spacing w:line="336" w:lineRule="auto" w:after="180"/>
+        <w:shd w:fill="FFF5E6"/>
+      </w:pPr>
+      <w:r>
+        <w:rPr>
+          <w:b w:val="0"/>
+        </w:rPr>
+        <w:t xml:space="preserve">Independent assessment: withhold the reserved answer until the learner has attempted the new case. Record support separately from </w:t>
+      </w:r>
+      <w:r>
+        <w:rPr>
+          <w:b/>
+        </w:rPr>
+        <w:t>correctness</w:t>
+      </w:r>
+      <w:r>
+        <w:rPr>
+          <w:b w:val="0"/>
+        </w:rPr>
+        <w:t>.</w:t>
       </w:r>
     </w:p>
     <w:tbl>
@@ -3385,13 +7241,46 @@
       </w:tr>
     </w:tbl>
     <w:p>
-      <w:r>
+      <w:pPr>
+        <w:pStyle w:val="Heading3"/>
+      </w:pPr>
+      <w:r>
+        <w:t>Project checkpoint</w:t>
+      </w:r>
+    </w:p>
+    <w:p>
+      <w:pPr>
+        <w:spacing w:line="336" w:lineRule="auto" w:after="180"/>
+        <w:shd w:fill="EDF7F3"/>
+      </w:pPr>
+      <w:r>
+        <w:rPr>
+          <w:b w:val="0"/>
+        </w:rPr>
         <w:t>Project checkpoint: Test changed cases. Keep normal, boundary and failure cases; compare expected and observed results.</w:t>
       </w:r>
     </w:p>
     <w:p>
-      <w:r>
-        <w:t>Use the weekly teacher answer for topic-specific reasoning. A saved progress tick is an activity record; judge mastery from the learner’s explanation and evidence.</w:t>
+      <w:pPr>
+        <w:spacing w:line="336" w:lineRule="auto" w:after="180"/>
+      </w:pPr>
+      <w:r>
+        <w:rPr>
+          <w:b w:val="0"/>
+        </w:rPr>
+        <w:t xml:space="preserve">Use the weekly teacher answer for topic-specific reasoning. A saved progress tick is an activity record; judge mastery from the learner’s explanation and </w:t>
+      </w:r>
+      <w:r>
+        <w:rPr>
+          <w:b/>
+        </w:rPr>
+        <w:t>evidence</w:t>
+      </w:r>
+      <w:r>
+        <w:rPr>
+          <w:b w:val="0"/>
+        </w:rPr>
+        <w:t>.</w:t>
       </w:r>
     </w:p>
     <w:p>
@@ -3404,27 +7293,1073 @@
     </w:p>
     <w:p>
       <w:r>
-        <w:t>Use the two formative questions as supported practice, not as independent mastery scores. Discuss the deciding evidence rather than accepting a guessed selection.</w:t>
-      </w:r>
-    </w:p>
-    <w:p>
-      <w:r>
+        <w:t>Use feedback, earlier review and portfolios purposefully. Apply the coding routine only when this lesson has an executable lab.</w:t>
+      </w:r>
+    </w:p>
+    <w:p>
+      <w:pPr>
+        <w:spacing w:line="336" w:lineRule="auto" w:after="180"/>
+      </w:pPr>
+      <w:r>
+        <w:rPr>
+          <w:b w:val="0"/>
+        </w:rPr>
+        <w:t xml:space="preserve">Use the two formative questions as supported practice, not as independent mastery scores. Discuss the deciding </w:t>
+      </w:r>
+      <w:r>
+        <w:rPr>
+          <w:b/>
+        </w:rPr>
+        <w:t>evidence</w:t>
+      </w:r>
+      <w:r>
+        <w:rPr>
+          <w:b w:val="0"/>
+        </w:rPr>
+        <w:t xml:space="preserve"> rather than accepting a guessed selection.</w:t>
+      </w:r>
+    </w:p>
+    <w:p>
+      <w:pPr>
+        <w:spacing w:line="336" w:lineRule="auto" w:after="180"/>
+      </w:pPr>
+      <w:r>
+        <w:rPr>
+          <w:b w:val="0"/>
+        </w:rPr>
         <w:t>The feedback comes from the reviewed public worked case. Do not reveal the separately reserved independent teacher answer until the learner has attempted that case.</w:t>
       </w:r>
     </w:p>
     <w:p>
-      <w:r>
-        <w:t>Ask students to predict before running code. Preserve errors and actual outputs; collect a changed test and an explanation. The branch-boundary and indexing lessons deliberately include failure cases.</w:t>
-      </w:r>
-    </w:p>
-    <w:p>
-      <w:r>
+      <w:pPr>
+        <w:pStyle w:val="Heading3"/>
+      </w:pPr>
+      <w:r>
+        <w:t>For later coding lessons</w:t>
+      </w:r>
+    </w:p>
+    <w:p>
+      <w:r>
+        <w:t>This week has no code block. Use this routine when a later lesson includes an executable lab.</w:t>
+      </w:r>
+    </w:p>
+    <w:p>
+      <w:pPr>
+        <w:spacing w:line="336" w:lineRule="auto" w:after="180"/>
+        <w:shd w:fill="F1F6F8"/>
+      </w:pPr>
+      <w:r>
+        <w:rPr>
+          <w:b w:val="0"/>
+        </w:rPr>
+        <w:t xml:space="preserve">Ask students to predict before running code. Preserve errors and actual </w:t>
+      </w:r>
+      <w:r>
+        <w:rPr>
+          <w:b/>
+        </w:rPr>
+        <w:t>output</w:t>
+      </w:r>
+      <w:r>
+        <w:rPr>
+          <w:b w:val="0"/>
+        </w:rPr>
+        <w:t>s; collect a changed test and an explanation. The branch-boundary and indexing lessons deliberately include failure cases.</w:t>
+      </w:r>
+    </w:p>
+    <w:p>
+      <w:pPr>
+        <w:spacing w:line="336" w:lineRule="auto" w:after="180"/>
+      </w:pPr>
+      <w:r>
+        <w:rPr>
+          <w:b w:val="0"/>
+        </w:rPr>
         <w:t>Use the earlier worked-explanation links to address a specific missing building block, then return to the current question. Adapt this suggestion after observing the learner; it is not an automatic diagnosis.</w:t>
       </w:r>
     </w:p>
     <w:p>
-      <w:r>
-        <w:t>Collect the completed-work portfolio as evidence. Record support separately from correctness, and assess explanation, trace/test and limitations. Progress ticks and quiz selections alone do not establish mastery.</w:t>
+      <w:pPr>
+        <w:spacing w:line="336" w:lineRule="auto" w:after="180"/>
+      </w:pPr>
+      <w:r>
+        <w:rPr>
+          <w:b w:val="0"/>
+        </w:rPr>
+        <w:t xml:space="preserve">Collect the completed-work portfolio as </w:t>
+      </w:r>
+      <w:r>
+        <w:rPr>
+          <w:b/>
+        </w:rPr>
+        <w:t>evidence</w:t>
+      </w:r>
+      <w:r>
+        <w:rPr>
+          <w:b w:val="0"/>
+        </w:rPr>
+        <w:t xml:space="preserve">. Record support separately from </w:t>
+      </w:r>
+      <w:r>
+        <w:rPr>
+          <w:b/>
+        </w:rPr>
+        <w:t>correctness</w:t>
+      </w:r>
+      <w:r>
+        <w:rPr>
+          <w:b w:val="0"/>
+        </w:rPr>
+        <w:t>, and assess explanation, trace/test and limitations. Progress ticks and quiz selections alone do not establish mastery.</w:t>
+      </w:r>
+    </w:p>
+    <w:p>
+      <w:pPr>
+        <w:pStyle w:val="Heading1"/>
+      </w:pPr>
+      <w:r>
+        <w:t>09. Visual concept journey</w:t>
+      </w:r>
+    </w:p>
+    <w:p>
+      <w:r>
+        <w:t>Show one Confidence Is Not Correctness graphic at a time, request a prediction and discuss its trace before the independent assessment.</w:t>
+      </w:r>
+    </w:p>
+    <w:p>
+      <w:pPr>
+        <w:spacing w:line="336" w:lineRule="auto" w:after="180"/>
+      </w:pPr>
+      <w:r>
+        <w:rPr>
+          <w:b w:val="0"/>
+        </w:rPr>
+        <w:t xml:space="preserve">Use one picture at a time. Hide a worked result before asking for a </w:t>
+      </w:r>
+      <w:r>
+        <w:rPr>
+          <w:b/>
+        </w:rPr>
+        <w:t>prediction</w:t>
+      </w:r>
+      <w:r>
+        <w:rPr>
+          <w:b w:val="0"/>
+        </w:rPr>
+        <w:t>, then reveal it for feedback. These are supported teaching cases; retain the separate independent assessment for a fresh first attempt.</w:t>
+      </w:r>
+    </w:p>
+    <w:p>
+      <w:pPr>
+        <w:pStyle w:val="Heading3"/>
+      </w:pPr>
+      <w:r>
+        <w:t>01. Confidence Is Not Correctness: the case</w:t>
+      </w:r>
+    </w:p>
+    <w:p>
+      <w:r>
+        <w:drawing>
+          <wp:inline xmlns:a="http://schemas.openxmlformats.org/drawingml/2006/main" xmlns:pic="http://schemas.openxmlformats.org/drawingml/2006/picture">
+            <wp:extent cx="5486400" cy="2843784"/>
+            <wp:docPr id="3" name="Picture 3" descr="A fictional card classifier reports a claimed 80% chance that each chosen label is correct. Supplied facts: Ten predictions all have score 80%. Later checks find 7 correct, 2 incorrect and 1 outcome unavailable. The selected cards were not a representative survey."/>
+            <wp:cNvGraphicFramePr>
+              <a:graphicFrameLocks noChangeAspect="1"/>
+            </wp:cNvGraphicFramePr>
+            <a:graphic>
+              <a:graphicData uri="http://schemas.openxmlformats.org/drawingml/2006/picture">
+                <pic:pic>
+                  <pic:nvPicPr>
+                    <pic:cNvPr id="0" name="academy-story-ai-1-18-01.png"/>
+                    <pic:cNvPicPr/>
+                  </pic:nvPicPr>
+                  <pic:blipFill>
+                    <a:blip r:embed="rId11"/>
+                    <a:stretch>
+                      <a:fillRect/>
+                    </a:stretch>
+                  </pic:blipFill>
+                  <pic:spPr>
+                    <a:xfrm>
+                      <a:off x="0" y="0"/>
+                      <a:ext cx="5486400" cy="2843784"/>
+                    </a:xfrm>
+                    <a:prstGeom prst="rect"/>
+                  </pic:spPr>
+                </pic:pic>
+              </a:graphicData>
+            </a:graphic>
+          </wp:inline>
+        </w:drawing>
+      </w:r>
+    </w:p>
+    <w:p>
+      <w:pPr>
+        <w:spacing w:line="336" w:lineRule="auto" w:after="180"/>
+      </w:pPr>
+      <w:r>
+        <w:rPr>
+          <w:b w:val="0"/>
+        </w:rPr>
+        <w:t xml:space="preserve">A fictional card classifier reports a claimed </w:t>
+      </w:r>
+      <w:r>
+        <w:rPr>
+          <w:b/>
+        </w:rPr>
+        <w:t>80%</w:t>
+      </w:r>
+      <w:r>
+        <w:rPr>
+          <w:b w:val="0"/>
+        </w:rPr>
+        <w:t xml:space="preserve"> chance that each chosen label is correct. Supplied facts: Ten </w:t>
+      </w:r>
+      <w:r>
+        <w:rPr>
+          <w:b/>
+        </w:rPr>
+        <w:t>prediction</w:t>
+      </w:r>
+      <w:r>
+        <w:rPr>
+          <w:b w:val="0"/>
+        </w:rPr>
+        <w:t xml:space="preserve">s all have score </w:t>
+      </w:r>
+      <w:r>
+        <w:rPr>
+          <w:b/>
+        </w:rPr>
+        <w:t>80%</w:t>
+      </w:r>
+      <w:r>
+        <w:rPr>
+          <w:b w:val="0"/>
+        </w:rPr>
+        <w:t>. Later checks find 7 correct, 2 incorrect and 1 outcome unavailable.</w:t>
+      </w:r>
+    </w:p>
+    <w:p>
+      <w:pPr>
+        <w:spacing w:line="336" w:lineRule="auto" w:after="180"/>
+      </w:pPr>
+      <w:r>
+        <w:rPr>
+          <w:b w:val="0"/>
+        </w:rPr>
+        <w:t>The selected cards were not a representative survey.</w:t>
+      </w:r>
+    </w:p>
+    <w:p>
+      <w:pPr>
+        <w:spacing w:line="336" w:lineRule="auto" w:after="180"/>
+        <w:shd w:fill="F5F1FB"/>
+      </w:pPr>
+      <w:r>
+        <w:rPr>
+          <w:b w:val="0"/>
+        </w:rPr>
+        <w:t>Point to the given fact that matters most. Explain why it matters.</w:t>
+      </w:r>
+    </w:p>
+    <w:p>
+      <w:pPr>
+        <w:pStyle w:val="Heading3"/>
+      </w:pPr>
+      <w:r>
+        <w:t>Discuss while showing the picture</w:t>
+      </w:r>
+    </w:p>
+    <w:p>
+      <w:pPr>
+        <w:spacing w:line="336" w:lineRule="auto" w:after="180"/>
+        <w:shd w:fill="F1F6F8"/>
+      </w:pPr>
+      <w:r>
+        <w:rPr>
+          <w:b w:val="0"/>
+        </w:rPr>
+        <w:t>Teacher prompt: Point to the given fact that matters most. Explain why it matters. Ask learners to describe one label or arrow in ordinary words. Use the adjacent transcript if the image is difficult to see.</w:t>
+      </w:r>
+    </w:p>
+    <w:p>
+      <w:pPr>
+        <w:pStyle w:val="Heading3"/>
+      </w:pPr>
+      <w:r>
+        <w:t>02. Follow the deciding steps</w:t>
+      </w:r>
+    </w:p>
+    <w:p>
+      <w:r>
+        <w:drawing>
+          <wp:inline xmlns:a="http://schemas.openxmlformats.org/drawingml/2006/main" xmlns:pic="http://schemas.openxmlformats.org/drawingml/2006/picture">
+            <wp:extent cx="5486400" cy="4005072"/>
+            <wp:docPr id="4" name="Picture 4" descr="Keep scores: Ten chosen labels each carry 80%; this is a claim about uncertainty. → Checked outcomes: Seven correct plus two wrong gives nine known outcomes. → Report coverage: Observed agreement is 7/9 among checked cards; outcome coverage is 9/10. → Retain unknown: The missing result could change the all-ten correct count to 7 or 8."/>
+            <wp:cNvGraphicFramePr>
+              <a:graphicFrameLocks noChangeAspect="1"/>
+            </wp:cNvGraphicFramePr>
+            <a:graphic>
+              <a:graphicData uri="http://schemas.openxmlformats.org/drawingml/2006/picture">
+                <pic:pic>
+                  <pic:nvPicPr>
+                    <pic:cNvPr id="0" name="academy-story-ai-1-18-02.png"/>
+                    <pic:cNvPicPr/>
+                  </pic:nvPicPr>
+                  <pic:blipFill>
+                    <a:blip r:embed="rId12"/>
+                    <a:stretch>
+                      <a:fillRect/>
+                    </a:stretch>
+                  </pic:blipFill>
+                  <pic:spPr>
+                    <a:xfrm>
+                      <a:off x="0" y="0"/>
+                      <a:ext cx="5486400" cy="4005072"/>
+                    </a:xfrm>
+                    <a:prstGeom prst="rect"/>
+                  </pic:spPr>
+                </pic:pic>
+              </a:graphicData>
+            </a:graphic>
+          </wp:inline>
+        </w:drawing>
+      </w:r>
+    </w:p>
+    <w:p>
+      <w:pPr>
+        <w:spacing w:line="336" w:lineRule="auto" w:after="180"/>
+      </w:pPr>
+      <w:r>
+        <w:rPr>
+          <w:b w:val="0"/>
+        </w:rPr>
+        <w:t xml:space="preserve">Keep scores: Ten chosen labels each carry </w:t>
+      </w:r>
+      <w:r>
+        <w:rPr>
+          <w:b/>
+        </w:rPr>
+        <w:t>80%</w:t>
+      </w:r>
+      <w:r>
+        <w:rPr>
+          <w:b w:val="0"/>
+        </w:rPr>
+        <w:t>; this is a claim about uncertainty. → Checked outcomes: Seven correct plus two wrong gives nine known outcomes. → Report coverage: Observed agreement is 7/9 among checked cards; outcome coverage is 9/10. → Retain unknown: The missing result could change the all-ten correct count to 7 or 8.</w:t>
+      </w:r>
+    </w:p>
+    <w:p>
+      <w:pPr>
+        <w:spacing w:line="336" w:lineRule="auto" w:after="180"/>
+        <w:shd w:fill="F5F1FB"/>
+      </w:pPr>
+      <w:r>
+        <w:rPr>
+          <w:b w:val="0"/>
+        </w:rPr>
+        <w:t xml:space="preserve">Point to each numbered stage and explain which recorded </w:t>
+      </w:r>
+      <w:r>
+        <w:rPr>
+          <w:b/>
+        </w:rPr>
+        <w:t>input</w:t>
+      </w:r>
+      <w:r>
+        <w:rPr>
+          <w:b w:val="0"/>
+        </w:rPr>
+        <w:t xml:space="preserve"> it uses.</w:t>
+      </w:r>
+    </w:p>
+    <w:p>
+      <w:pPr>
+        <w:pStyle w:val="Heading3"/>
+      </w:pPr>
+      <w:r>
+        <w:t>Discuss while showing the picture</w:t>
+      </w:r>
+    </w:p>
+    <w:p>
+      <w:pPr>
+        <w:spacing w:line="336" w:lineRule="auto" w:after="180"/>
+        <w:shd w:fill="F1F6F8"/>
+      </w:pPr>
+      <w:r>
+        <w:rPr>
+          <w:b w:val="0"/>
+        </w:rPr>
+        <w:t xml:space="preserve">Teacher prompt: Point to each numbered stage and explain which recorded </w:t>
+      </w:r>
+      <w:r>
+        <w:rPr>
+          <w:b/>
+        </w:rPr>
+        <w:t>input</w:t>
+      </w:r>
+      <w:r>
+        <w:rPr>
+          <w:b w:val="0"/>
+        </w:rPr>
+        <w:t xml:space="preserve"> it uses. Ask learners to describe one label or arrow in ordinary words. Use the adjacent transcript if the image is difficult to see.</w:t>
+      </w:r>
+    </w:p>
+    <w:p>
+      <w:pPr>
+        <w:pStyle w:val="Heading3"/>
+      </w:pPr>
+      <w:r>
+        <w:t>03. Known outcomes and missing evidence</w:t>
+      </w:r>
+    </w:p>
+    <w:p>
+      <w:r>
+        <w:drawing>
+          <wp:inline xmlns:a="http://schemas.openxmlformats.org/drawingml/2006/main" xmlns:pic="http://schemas.openxmlformats.org/drawingml/2006/picture">
+            <wp:extent cx="5486400" cy="3145536"/>
+            <wp:docPr id="5" name="Picture 5" descr="Known outcomes and missing evidence. Units: predictions. Correct: 7. Incorrect: 2. Unknown: 1."/>
+            <wp:cNvGraphicFramePr>
+              <a:graphicFrameLocks noChangeAspect="1"/>
+            </wp:cNvGraphicFramePr>
+            <a:graphic>
+              <a:graphicData uri="http://schemas.openxmlformats.org/drawingml/2006/picture">
+                <pic:pic>
+                  <pic:nvPicPr>
+                    <pic:cNvPr id="0" name="academy-story-ai-1-18-03.png"/>
+                    <pic:cNvPicPr/>
+                  </pic:nvPicPr>
+                  <pic:blipFill>
+                    <a:blip r:embed="rId13"/>
+                    <a:stretch>
+                      <a:fillRect/>
+                    </a:stretch>
+                  </pic:blipFill>
+                  <pic:spPr>
+                    <a:xfrm>
+                      <a:off x="0" y="0"/>
+                      <a:ext cx="5486400" cy="3145536"/>
+                    </a:xfrm>
+                    <a:prstGeom prst="rect"/>
+                  </pic:spPr>
+                </pic:pic>
+              </a:graphicData>
+            </a:graphic>
+          </wp:inline>
+        </w:drawing>
+      </w:r>
+    </w:p>
+    <w:p>
+      <w:pPr>
+        <w:spacing w:line="336" w:lineRule="auto" w:after="180"/>
+      </w:pPr>
+      <w:r>
+        <w:rPr>
+          <w:b w:val="0"/>
+        </w:rPr>
+        <w:t xml:space="preserve">Known outcomes and missing </w:t>
+      </w:r>
+      <w:r>
+        <w:rPr>
+          <w:b/>
+        </w:rPr>
+        <w:t>evidence</w:t>
+      </w:r>
+      <w:r>
+        <w:rPr>
+          <w:b w:val="0"/>
+        </w:rPr>
+        <w:t xml:space="preserve">. Units: </w:t>
+      </w:r>
+      <w:r>
+        <w:rPr>
+          <w:b/>
+        </w:rPr>
+        <w:t>prediction</w:t>
+      </w:r>
+      <w:r>
+        <w:rPr>
+          <w:b w:val="0"/>
+        </w:rPr>
+        <w:t>s. Correct: 7. Incorrect: 2. Unknown: 1.</w:t>
+      </w:r>
+    </w:p>
+    <w:p>
+      <w:pPr>
+        <w:spacing w:line="336" w:lineRule="auto" w:after="180"/>
+        <w:shd w:fill="F5F1FB"/>
+      </w:pPr>
+      <w:r>
+        <w:rPr>
+          <w:b w:val="0"/>
+        </w:rPr>
+        <w:t>Read the labels and values. Explain the relationship the model shows.</w:t>
+      </w:r>
+    </w:p>
+    <w:p>
+      <w:pPr>
+        <w:pStyle w:val="Heading3"/>
+      </w:pPr>
+      <w:r>
+        <w:t>Discuss while showing the picture</w:t>
+      </w:r>
+    </w:p>
+    <w:p>
+      <w:pPr>
+        <w:spacing w:line="336" w:lineRule="auto" w:after="180"/>
+        <w:shd w:fill="F1F6F8"/>
+      </w:pPr>
+      <w:r>
+        <w:rPr>
+          <w:b w:val="0"/>
+        </w:rPr>
+        <w:t>Teacher prompt: Read the labels and values. Explain the relationship the model shows. Ask learners to describe one label or arrow in ordinary words. Use the adjacent transcript if the image is difficult to see.</w:t>
+      </w:r>
+    </w:p>
+    <w:p>
+      <w:pPr>
+        <w:spacing w:line="336" w:lineRule="auto" w:after="180"/>
+        <w:shd w:fill="F1F6F8"/>
+      </w:pPr>
+      <w:r>
+        <w:rPr>
+          <w:b w:val="0"/>
+        </w:rPr>
+        <w:t>Check row/column meanings, units and denominators before discussing a difference. Supplied toy values are not real class or model results.</w:t>
+      </w:r>
+    </w:p>
+    <w:p>
+      <w:pPr>
+        <w:pStyle w:val="Heading3"/>
+      </w:pPr>
+      <w:r>
+        <w:t>04. Change one thing. Trace what follows.</w:t>
+      </w:r>
+    </w:p>
+    <w:p>
+      <w:r>
+        <w:drawing>
+          <wp:inline xmlns:a="http://schemas.openxmlformats.org/drawingml/2006/main" xmlns:pic="http://schemas.openxmlformats.org/drawingml/2006/picture">
+            <wp:extent cx="5486400" cy="3026664"/>
+            <wp:docPr id="6" name="Picture 6" descr="Original case: The missing result could change the all-ten correct count to 7 or 8. Changed condition: The missing outcome is checked and found incorrect. Expected result: All-ten agreement is 7/10=70%. Reason: There are now three wrong labels and no unknown outcomes."/>
+            <wp:cNvGraphicFramePr>
+              <a:graphicFrameLocks noChangeAspect="1"/>
+            </wp:cNvGraphicFramePr>
+            <a:graphic>
+              <a:graphicData uri="http://schemas.openxmlformats.org/drawingml/2006/picture">
+                <pic:pic>
+                  <pic:nvPicPr>
+                    <pic:cNvPr id="0" name="academy-story-ai-1-18-04.png"/>
+                    <pic:cNvPicPr/>
+                  </pic:nvPicPr>
+                  <pic:blipFill>
+                    <a:blip r:embed="rId14"/>
+                    <a:stretch>
+                      <a:fillRect/>
+                    </a:stretch>
+                  </pic:blipFill>
+                  <pic:spPr>
+                    <a:xfrm>
+                      <a:off x="0" y="0"/>
+                      <a:ext cx="5486400" cy="3026664"/>
+                    </a:xfrm>
+                    <a:prstGeom prst="rect"/>
+                  </pic:spPr>
+                </pic:pic>
+              </a:graphicData>
+            </a:graphic>
+          </wp:inline>
+        </w:drawing>
+      </w:r>
+    </w:p>
+    <w:p>
+      <w:pPr>
+        <w:spacing w:line="336" w:lineRule="auto" w:after="180"/>
+      </w:pPr>
+      <w:r>
+        <w:rPr>
+          <w:b w:val="0"/>
+        </w:rPr>
+        <w:t>Original case: The missing result could change the all-ten correct count to 7 or 8. Changed condition: The missing outcome is checked and found incorrect. Expected result: All-ten agreement is 7/10=</w:t>
+      </w:r>
+      <w:r>
+        <w:rPr>
+          <w:b/>
+        </w:rPr>
+        <w:t>70%</w:t>
+      </w:r>
+      <w:r>
+        <w:rPr>
+          <w:b w:val="0"/>
+        </w:rPr>
+        <w:t>.</w:t>
+      </w:r>
+    </w:p>
+    <w:p>
+      <w:pPr>
+        <w:spacing w:line="336" w:lineRule="auto" w:after="180"/>
+      </w:pPr>
+      <w:r>
+        <w:rPr>
+          <w:b w:val="0"/>
+        </w:rPr>
+        <w:t>Reason: There are now three wrong labels and no unknown outcomes.</w:t>
+      </w:r>
+    </w:p>
+    <w:p>
+      <w:pPr>
+        <w:spacing w:line="336" w:lineRule="auto" w:after="180"/>
+        <w:shd w:fill="F5F1FB"/>
+      </w:pPr>
+      <w:r>
+        <w:rPr>
+          <w:b w:val="0"/>
+        </w:rPr>
+        <w:t>Predict before checking the worked changed-case result. Name what changed and what the supplied facts allow you to conclude.</w:t>
+      </w:r>
+    </w:p>
+    <w:p>
+      <w:pPr>
+        <w:pStyle w:val="Heading3"/>
+      </w:pPr>
+      <w:r>
+        <w:t>Discuss while showing the picture</w:t>
+      </w:r>
+    </w:p>
+    <w:p>
+      <w:pPr>
+        <w:spacing w:line="336" w:lineRule="auto" w:after="180"/>
+        <w:shd w:fill="F1F6F8"/>
+      </w:pPr>
+      <w:r>
+        <w:rPr>
+          <w:b w:val="0"/>
+        </w:rPr>
+        <w:t>Teacher prompt: Predict before checking the worked changed-case result. Name what changed and what the supplied facts allow you to conclude. Ask learners to describe one label or arrow in ordinary words.</w:t>
+      </w:r>
+    </w:p>
+    <w:p>
+      <w:pPr>
+        <w:spacing w:line="336" w:lineRule="auto" w:after="180"/>
+        <w:shd w:fill="F1F6F8"/>
+      </w:pPr>
+      <w:r>
+        <w:rPr>
+          <w:b w:val="0"/>
+        </w:rPr>
+        <w:t>Use the adjacent transcript if the image is difficult to see. Changed-case reasoning: There are now three wrong labels and no unknown outcomes.</w:t>
+      </w:r>
+    </w:p>
+    <w:p>
+      <w:pPr>
+        <w:pStyle w:val="Heading3"/>
+      </w:pPr>
+      <w:r>
+        <w:t>05. Connect the explanation to its limit</w:t>
+      </w:r>
+    </w:p>
+    <w:p>
+      <w:r>
+        <w:drawing>
+          <wp:inline xmlns:a="http://schemas.openxmlformats.org/drawingml/2006/main" xmlns:pic="http://schemas.openxmlformats.org/drawingml/2006/picture">
+            <wp:extent cx="5486400" cy="2834640"/>
+            <wp:docPr id="7" name="Picture 7" descr="Do not count the missing outcome as correct or silently remove it from the coverage report. These records allow an all-ten agreement range from 70% to 80%. They do not show that claimed probabilities match checked correctness over many comparable predictions; that requires much more suitable evidence. Limit: This small selected set cannot establish that the claimed probabilities match actual correctness or show performance for all future cards."/>
+            <wp:cNvGraphicFramePr>
+              <a:graphicFrameLocks noChangeAspect="1"/>
+            </wp:cNvGraphicFramePr>
+            <a:graphic>
+              <a:graphicData uri="http://schemas.openxmlformats.org/drawingml/2006/picture">
+                <pic:pic>
+                  <pic:nvPicPr>
+                    <pic:cNvPr id="0" name="academy-story-ai-1-18-05.png"/>
+                    <pic:cNvPicPr/>
+                  </pic:nvPicPr>
+                  <pic:blipFill>
+                    <a:blip r:embed="rId15"/>
+                    <a:stretch>
+                      <a:fillRect/>
+                    </a:stretch>
+                  </pic:blipFill>
+                  <pic:spPr>
+                    <a:xfrm>
+                      <a:off x="0" y="0"/>
+                      <a:ext cx="5486400" cy="2834640"/>
+                    </a:xfrm>
+                    <a:prstGeom prst="rect"/>
+                  </pic:spPr>
+                </pic:pic>
+              </a:graphicData>
+            </a:graphic>
+          </wp:inline>
+        </w:drawing>
+      </w:r>
+    </w:p>
+    <w:p>
+      <w:pPr>
+        <w:spacing w:line="336" w:lineRule="auto" w:after="180"/>
+      </w:pPr>
+      <w:r>
+        <w:rPr>
+          <w:b w:val="0"/>
+        </w:rPr>
+        <w:t xml:space="preserve">Do not count the missing outcome as correct or silently remove it from the coverage report. These records allow an all-ten agreement range from </w:t>
+      </w:r>
+      <w:r>
+        <w:rPr>
+          <w:b/>
+        </w:rPr>
+        <w:t>70%</w:t>
+      </w:r>
+      <w:r>
+        <w:rPr>
+          <w:b w:val="0"/>
+        </w:rPr>
+        <w:t xml:space="preserve"> to </w:t>
+      </w:r>
+      <w:r>
+        <w:rPr>
+          <w:b/>
+        </w:rPr>
+        <w:t>80%</w:t>
+      </w:r>
+      <w:r>
+        <w:rPr>
+          <w:b w:val="0"/>
+        </w:rPr>
+        <w:t>.</w:t>
+      </w:r>
+    </w:p>
+    <w:p>
+      <w:pPr>
+        <w:spacing w:line="336" w:lineRule="auto" w:after="180"/>
+      </w:pPr>
+      <w:r>
+        <w:rPr>
+          <w:b w:val="0"/>
+        </w:rPr>
+        <w:t xml:space="preserve">They do not show that claimed probabilities match checked </w:t>
+      </w:r>
+      <w:r>
+        <w:rPr>
+          <w:b/>
+        </w:rPr>
+        <w:t>correctness</w:t>
+      </w:r>
+      <w:r>
+        <w:rPr>
+          <w:b w:val="0"/>
+        </w:rPr>
+        <w:t xml:space="preserve"> over many comparable </w:t>
+      </w:r>
+      <w:r>
+        <w:rPr>
+          <w:b/>
+        </w:rPr>
+        <w:t>prediction</w:t>
+      </w:r>
+      <w:r>
+        <w:rPr>
+          <w:b w:val="0"/>
+        </w:rPr>
+        <w:t xml:space="preserve">s; that requires much more suitable </w:t>
+      </w:r>
+      <w:r>
+        <w:rPr>
+          <w:b/>
+        </w:rPr>
+        <w:t>evidence</w:t>
+      </w:r>
+      <w:r>
+        <w:rPr>
+          <w:b w:val="0"/>
+        </w:rPr>
+        <w:t>.</w:t>
+      </w:r>
+    </w:p>
+    <w:p>
+      <w:pPr>
+        <w:spacing w:line="336" w:lineRule="auto" w:after="180"/>
+      </w:pPr>
+      <w:r>
+        <w:rPr>
+          <w:b w:val="0"/>
+        </w:rPr>
+        <w:t xml:space="preserve">Limit: This small selected set cannot establish that the claimed probabilities match actual </w:t>
+      </w:r>
+      <w:r>
+        <w:rPr>
+          <w:b/>
+        </w:rPr>
+        <w:t>correctness</w:t>
+      </w:r>
+      <w:r>
+        <w:rPr>
+          <w:b w:val="0"/>
+        </w:rPr>
+        <w:t xml:space="preserve"> or show performance for all future cards.</w:t>
+      </w:r>
+    </w:p>
+    <w:p>
+      <w:pPr>
+        <w:spacing w:line="336" w:lineRule="auto" w:after="180"/>
+        <w:shd w:fill="F5F1FB"/>
+      </w:pPr>
+      <w:r>
+        <w:rPr>
+          <w:b w:val="0"/>
+        </w:rPr>
+        <w:t>Explain the case, then point to a limit on the claim.</w:t>
+      </w:r>
+    </w:p>
+    <w:p>
+      <w:pPr>
+        <w:pStyle w:val="Heading3"/>
+      </w:pPr>
+      <w:r>
+        <w:t>Discuss while showing the picture</w:t>
+      </w:r>
+    </w:p>
+    <w:p>
+      <w:pPr>
+        <w:spacing w:line="336" w:lineRule="auto" w:after="180"/>
+        <w:shd w:fill="F1F6F8"/>
+      </w:pPr>
+      <w:r>
+        <w:rPr>
+          <w:b w:val="0"/>
+        </w:rPr>
+        <w:t>Teacher prompt: Explain the case, then point to a limit on the claim. Ask learners to describe one label or arrow in ordinary words. Use the adjacent transcript if the image is difficult to see.</w:t>
+      </w:r>
+    </w:p>
+    <w:p>
+      <w:pPr>
+        <w:spacing w:line="336" w:lineRule="auto" w:after="180"/>
+        <w:shd w:fill="F1F6F8"/>
+      </w:pPr>
+      <w:r>
+        <w:rPr>
+          <w:b w:val="0"/>
+        </w:rPr>
+        <w:t xml:space="preserve">Keep the stated scope: This small selected set cannot establish that the claimed probabilities match actual </w:t>
+      </w:r>
+      <w:r>
+        <w:rPr>
+          <w:b/>
+        </w:rPr>
+        <w:t>correctness</w:t>
+      </w:r>
+      <w:r>
+        <w:rPr>
+          <w:b w:val="0"/>
+        </w:rPr>
+        <w:t xml:space="preserve"> or show performance for all future cards.</w:t>
+      </w:r>
+    </w:p>
+    <w:p>
+      <w:pPr>
+        <w:pStyle w:val="Heading3"/>
+      </w:pPr>
+      <w:r>
+        <w:t>06. Make the idea visible in your project</w:t>
+      </w:r>
+    </w:p>
+    <w:p>
+      <w:r>
+        <w:drawing>
+          <wp:inline xmlns:a="http://schemas.openxmlformats.org/drawingml/2006/main" xmlns:pic="http://schemas.openxmlformats.org/drawingml/2006/picture">
+            <wp:extent cx="5486400" cy="3380232"/>
+            <wp:docPr id="8" name="Picture 8" descr="Keep sorter scores, reference outcomes and missingness separately; use review policies instead of treating high scores as facts. Draw your input, deciding step, result and limit. Supported question: Was the unknown label guaranteed correct because its confidence was 80%?"/>
+            <wp:cNvGraphicFramePr>
+              <a:graphicFrameLocks noChangeAspect="1"/>
+            </wp:cNvGraphicFramePr>
+            <a:graphic>
+              <a:graphicData uri="http://schemas.openxmlformats.org/drawingml/2006/picture">
+                <pic:pic>
+                  <pic:nvPicPr>
+                    <pic:cNvPr id="0" name="academy-story-ai-1-18-06.png"/>
+                    <pic:cNvPicPr/>
+                  </pic:nvPicPr>
+                  <pic:blipFill>
+                    <a:blip r:embed="rId16"/>
+                    <a:stretch>
+                      <a:fillRect/>
+                    </a:stretch>
+                  </pic:blipFill>
+                  <pic:spPr>
+                    <a:xfrm>
+                      <a:off x="0" y="0"/>
+                      <a:ext cx="5486400" cy="3380232"/>
+                    </a:xfrm>
+                    <a:prstGeom prst="rect"/>
+                  </pic:spPr>
+                </pic:pic>
+              </a:graphicData>
+            </a:graphic>
+          </wp:inline>
+        </w:drawing>
+      </w:r>
+    </w:p>
+    <w:p>
+      <w:pPr>
+        <w:spacing w:line="336" w:lineRule="auto" w:after="180"/>
+      </w:pPr>
+      <w:r>
+        <w:rPr>
+          <w:b w:val="0"/>
+        </w:rPr>
+        <w:t xml:space="preserve">Keep sorter scores, reference outcomes and missingness separately; use review policies instead of treating high scores as facts. Draw your </w:t>
+      </w:r>
+      <w:r>
+        <w:rPr>
+          <w:b/>
+        </w:rPr>
+        <w:t>input</w:t>
+      </w:r>
+      <w:r>
+        <w:rPr>
+          <w:b w:val="0"/>
+        </w:rPr>
+        <w:t>, deciding step, result and limit.</w:t>
+      </w:r>
+    </w:p>
+    <w:p>
+      <w:pPr>
+        <w:spacing w:line="336" w:lineRule="auto" w:after="180"/>
+      </w:pPr>
+      <w:r>
+        <w:rPr>
+          <w:b w:val="0"/>
+        </w:rPr>
+        <w:t xml:space="preserve">Supported question: Was the unknown label guaranteed correct because its </w:t>
+      </w:r>
+      <w:r>
+        <w:rPr>
+          <w:b/>
+        </w:rPr>
+        <w:t>confidence</w:t>
+      </w:r>
+      <w:r>
+        <w:rPr>
+          <w:b w:val="0"/>
+        </w:rPr>
+        <w:t xml:space="preserve"> was </w:t>
+      </w:r>
+      <w:r>
+        <w:rPr>
+          <w:b/>
+        </w:rPr>
+        <w:t>80%</w:t>
+      </w:r>
+      <w:r>
+        <w:rPr>
+          <w:b w:val="0"/>
+        </w:rPr>
+        <w:t>?</w:t>
+      </w:r>
+    </w:p>
+    <w:p>
+      <w:pPr>
+        <w:spacing w:line="336" w:lineRule="auto" w:after="180"/>
+        <w:shd w:fill="F5F1FB"/>
+      </w:pPr>
+      <w:r>
+        <w:rPr>
+          <w:b w:val="0"/>
+        </w:rPr>
+        <w:t xml:space="preserve">Draw your project trace and justify the deciding step using </w:t>
+      </w:r>
+      <w:r>
+        <w:rPr>
+          <w:b/>
+        </w:rPr>
+        <w:t>evidence</w:t>
+      </w:r>
+      <w:r>
+        <w:rPr>
+          <w:b w:val="0"/>
+        </w:rPr>
+        <w:t>.</w:t>
+      </w:r>
+    </w:p>
+    <w:p>
+      <w:pPr>
+        <w:pStyle w:val="Heading3"/>
+      </w:pPr>
+      <w:r>
+        <w:t>Discuss while showing the picture</w:t>
+      </w:r>
+    </w:p>
+    <w:p>
+      <w:pPr>
+        <w:spacing w:line="336" w:lineRule="auto" w:after="180"/>
+        <w:shd w:fill="F1F6F8"/>
+      </w:pPr>
+      <w:r>
+        <w:rPr>
+          <w:b w:val="0"/>
+        </w:rPr>
+        <w:t xml:space="preserve">Teacher prompt: Draw your project trace and justify the deciding step using </w:t>
+      </w:r>
+      <w:r>
+        <w:rPr>
+          <w:b/>
+        </w:rPr>
+        <w:t>evidence</w:t>
+      </w:r>
+      <w:r>
+        <w:rPr>
+          <w:b w:val="0"/>
+        </w:rPr>
+        <w:t>. Ask learners to describe one label or arrow in ordinary words. Use the adjacent transcript if the image is difficult to see.</w:t>
+      </w:r>
+    </w:p>
+    <w:p>
+      <w:pPr>
+        <w:spacing w:line="336" w:lineRule="auto" w:after="180"/>
+        <w:shd w:fill="F1F6F8"/>
+      </w:pPr>
+      <w:r>
+        <w:rPr>
+          <w:b w:val="0"/>
+        </w:rPr>
+        <w:t xml:space="preserve">Supported practice key: No. An </w:t>
+      </w:r>
+      <w:r>
+        <w:rPr>
+          <w:b/>
+        </w:rPr>
+        <w:t>80%</w:t>
+      </w:r>
+      <w:r>
+        <w:rPr>
+          <w:b w:val="0"/>
+        </w:rPr>
+        <w:t xml:space="preserve"> score is not certainty. The new </w:t>
+      </w:r>
+      <w:r>
+        <w:rPr>
+          <w:b/>
+        </w:rPr>
+        <w:t>evidence</w:t>
+      </w:r>
+      <w:r>
+        <w:rPr>
+          <w:b w:val="0"/>
+        </w:rPr>
+        <w:t xml:space="preserve"> records it as incorrect, and the complete agreement rate is </w:t>
+      </w:r>
+      <w:r>
+        <w:rPr>
+          <w:b/>
+        </w:rPr>
+        <w:t>70%</w:t>
+      </w:r>
+      <w:r>
+        <w:rPr>
+          <w:b w:val="0"/>
+        </w:rPr>
+        <w:t>.</w:t>
       </w:r>
     </w:p>
     <w:sectPr>

--- a/downloads/teacher/ai-1-week-18.docx
+++ b/downloads/teacher/ai-1-week-18.docx
@@ -161,7 +161,7 @@
           </w:tcPr>
           <w:p>
             <w:r>
-              <w:t>Sections 1–6; record the brief recall in the workbook.</w:t>
+              <w:t>Use Your mission, Notice the evidence, See how it works, Compare the cases, Words that unlock the idea and Follow a worked example; record the brief recall in the workbook.</w:t>
             </w:r>
           </w:p>
         </w:tc>
@@ -193,7 +193,7 @@
           </w:tcPr>
           <w:p>
             <w:r>
-              <w:t>Sections 7–10; use the matching workbook W2 and misconception check.</w:t>
+              <w:t>Use Find and repair a mistake, Practise together, Run the investigation and Build your understanding; use the matching workbook W2 and misconception check.</w:t>
             </w:r>
           </w:p>
         </w:tc>
@@ -225,7 +225,7 @@
           </w:tcPr>
           <w:p>
             <w:r>
-              <w:t>Sections 9 and 11–14. Give extra time to finish the full task set; use Section 15 when the week includes a coding lab.</w:t>
+              <w:t>Use Run the investigation, Connect your project, Show what you know, Study a complete case and Try a new case independently. Allow extra time for the full task set. Use a coding lab only when this week actually provides one; Your lesson route is the planning section.</w:t>
             </w:r>
           </w:p>
         </w:tc>
@@ -6745,7 +6745,7 @@
           </w:tcPr>
           <w:p>
             <w:r>
-              <w:t>Sections 1–6; record the brief recall in the workbook.</w:t>
+              <w:t>Use Your mission, Notice the evidence, See how it works, Compare the cases, Words that unlock the idea and Follow a worked example; record the brief recall in the workbook.</w:t>
             </w:r>
           </w:p>
         </w:tc>
@@ -6777,7 +6777,7 @@
           </w:tcPr>
           <w:p>
             <w:r>
-              <w:t>Sections 7–10; use the matching workbook W2 and misconception check.</w:t>
+              <w:t>Use Find and repair a mistake, Practise together, Run the investigation and Build your understanding; use the matching workbook W2 and misconception check.</w:t>
             </w:r>
           </w:p>
         </w:tc>
@@ -6809,7 +6809,7 @@
           </w:tcPr>
           <w:p>
             <w:r>
-              <w:t>Sections 9 and 11–14. Give extra time to finish the full task set; use Section 15 when the week includes a coding lab.</w:t>
+              <w:t>Use Run the investigation, Connect your project, Show what you know, Study a complete case and Try a new case independently. Allow extra time for the full task set. Use a coding lab only when this week actually provides one; Your lesson route is the planning section.</w:t>
             </w:r>
           </w:p>
         </w:tc>

--- a/downloads/teacher/ai-1-week-18.docx
+++ b/downloads/teacher/ai-1-week-18.docx
@@ -25,20 +25,38 @@
         <w:pStyle w:val="Heading1"/>
       </w:pPr>
       <w:r>
-        <w:t>01. Confidence Is Not Correctness</w:t>
-      </w:r>
-    </w:p>
-    <w:p>
-      <w:r>
-        <w:t>Prepare Confidence Is Not Correctness: check the target, prerequisites, resources and adaptable teaching schedule.</w:t>
-      </w:r>
-    </w:p>
-    <w:p>
-      <w:pPr>
-        <w:pStyle w:val="Heading3"/>
-      </w:pPr>
-      <w:r>
-        <w:t>Teach the learning cycle</w:t>
+        <w:t>Teach confidence as a claim requiring appropriate evidence.</w:t>
+      </w:r>
+    </w:p>
+    <w:p>
+      <w:r>
+        <w:t>Model score meanings, group outcomes and missing coverage, then reserve the leaf-sorter audit for independent evidence.</w:t>
+      </w:r>
+    </w:p>
+    <w:p>
+      <w:r>
+        <w:t>Look for separate claim definitions, outcome checks and bounded conclusions.</w:t>
+      </w:r>
+    </w:p>
+    <w:p>
+      <w:pPr>
+        <w:pStyle w:val="Heading1"/>
+      </w:pPr>
+      <w:r>
+        <w:t>01. Prepare this connected week</w:t>
+      </w:r>
+    </w:p>
+    <w:p>
+      <w:r>
+        <w:t>Use one main plan and keep practice separate from the independent first attempt.</w:t>
+      </w:r>
+    </w:p>
+    <w:p>
+      <w:pPr>
+        <w:pStyle w:val="Heading2"/>
+      </w:pPr>
+      <w:r>
+        <w:t>Learning goal and precision</w:t>
       </w:r>
     </w:p>
     <w:p>
@@ -86,6 +104,171 @@
           <w:b w:val="0"/>
         </w:rPr>
         <w:t xml:space="preserve"> was correct</w:t>
+      </w:r>
+    </w:p>
+    <w:p>
+      <w:pPr>
+        <w:spacing w:line="336" w:lineRule="auto" w:after="180"/>
+      </w:pPr>
+      <w:r>
+        <w:rPr>
+          <w:b w:val="0"/>
+        </w:rPr>
+        <w:t xml:space="preserve">Keep </w:t>
+      </w:r>
+      <w:r>
+        <w:rPr>
+          <w:b/>
+        </w:rPr>
+        <w:t>confidence</w:t>
+      </w:r>
+      <w:r>
+        <w:rPr>
+          <w:b w:val="0"/>
+        </w:rPr>
+        <w:t xml:space="preserve">, numerical scores and </w:t>
+      </w:r>
+      <w:r>
+        <w:rPr>
+          <w:b/>
+        </w:rPr>
+        <w:t>correctness</w:t>
+      </w:r>
+      <w:r>
+        <w:rPr>
+          <w:b w:val="0"/>
+        </w:rPr>
+        <w:t xml:space="preserve"> separate. </w:t>
+      </w:r>
+      <w:r>
+        <w:rPr>
+          <w:b/>
+        </w:rPr>
+        <w:t>Calibration</w:t>
+      </w:r>
+      <w:r>
+        <w:rPr>
+          <w:b w:val="0"/>
+        </w:rPr>
+        <w:t xml:space="preserve"> is introduced as a group comparison, without formal estimation. Small exact matches do not prove </w:t>
+      </w:r>
+      <w:r>
+        <w:rPr>
+          <w:b/>
+        </w:rPr>
+        <w:t>calibration</w:t>
+      </w:r>
+      <w:r>
+        <w:rPr>
+          <w:b w:val="0"/>
+        </w:rPr>
+        <w:t>.</w:t>
+      </w:r>
+    </w:p>
+    <w:p>
+      <w:pPr>
+        <w:spacing w:line="336" w:lineRule="auto" w:after="180"/>
+      </w:pPr>
+      <w:r>
+        <w:rPr>
+          <w:b w:val="0"/>
+        </w:rPr>
+        <w:t xml:space="preserve">Concept reference: scikit-learn probability </w:t>
+      </w:r>
+      <w:r>
+        <w:rPr>
+          <w:b/>
+        </w:rPr>
+        <w:t>calibration</w:t>
+      </w:r>
+      <w:r>
+        <w:rPr>
+          <w:b w:val="0"/>
+        </w:rPr>
+        <w:t xml:space="preserve"> documentation at https://scikit-learn.org/1.8/modules/</w:t>
+      </w:r>
+      <w:r>
+        <w:rPr>
+          <w:b/>
+        </w:rPr>
+        <w:t>calibration</w:t>
+      </w:r>
+      <w:r>
+        <w:rPr>
+          <w:b w:val="0"/>
+        </w:rPr>
+        <w:t>.html. All classroom examples here are fictional.</w:t>
+      </w:r>
+    </w:p>
+    <w:p>
+      <w:pPr>
+        <w:spacing w:line="336" w:lineRule="auto" w:after="180"/>
+      </w:pPr>
+      <w:r>
+        <w:rPr>
+          <w:b w:val="0"/>
+        </w:rPr>
+        <w:t xml:space="preserve">By the end, I can explain why a </w:t>
+      </w:r>
+      <w:r>
+        <w:rPr>
+          <w:b/>
+        </w:rPr>
+        <w:t>confidence</w:t>
+      </w:r>
+      <w:r>
+        <w:rPr>
+          <w:b w:val="0"/>
+        </w:rPr>
+        <w:t xml:space="preserve"> score is not a guarantee and account for missing outcomes.</w:t>
+      </w:r>
+    </w:p>
+    <w:p>
+      <w:pPr>
+        <w:pStyle w:val="Heading2"/>
+      </w:pPr>
+      <w:r>
+        <w:t>What to prepare</w:t>
+      </w:r>
+    </w:p>
+    <w:p>
+      <w:pPr>
+        <w:pStyle w:val="ListBullet"/>
+      </w:pPr>
+      <w:r>
+        <w:t>Use the supplied scenario, student illustrations and blank paper. For numeric work, offer counters or a calculator after learners show the setup. Fictional records are supplied; personal data and paid accounts are unnecessary.</w:t>
+      </w:r>
+    </w:p>
+    <w:p>
+      <w:pPr>
+        <w:pStyle w:val="ListBullet"/>
+      </w:pPr>
+      <w:r>
+        <w:t>Separate cards for probability claims and later outcomes</w:t>
+      </w:r>
+    </w:p>
+    <w:p>
+      <w:pPr>
+        <w:pStyle w:val="ListBullet"/>
+      </w:pPr>
+      <w:r>
+        <w:t>Ten counters to show observed correct and incorrect cases</w:t>
+      </w:r>
+    </w:p>
+    <w:p>
+      <w:pPr>
+        <w:pStyle w:val="ListBullet"/>
+      </w:pPr>
+      <w:r>
+        <w:t>W4 leaf-sorter records, with one outcome deliberately missing</w:t>
+      </w:r>
+    </w:p>
+    <w:p>
+      <w:pPr>
+        <w:pStyle w:val="Heading2"/>
+      </w:pPr>
+      <w:r>
+        <w:t>Main teaching plan</w:t>
       </w:r>
     </w:p>
     <w:tbl>
@@ -267,9 +450,272 @@
     </w:p>
     <w:p>
       <w:pPr>
+        <w:pStyle w:val="Heading2"/>
+      </w:pPr>
+      <w:r>
+        <w:t>Opening retrieval and readiness</w:t>
+      </w:r>
+    </w:p>
+    <w:p>
+      <w:pPr>
+        <w:spacing w:line="336" w:lineRule="auto" w:after="180"/>
+      </w:pPr>
+      <w:r>
+        <w:rPr>
+          <w:b w:val="0"/>
+        </w:rPr>
+        <w:t xml:space="preserve">Without opening the old lesson, explain one key idea from </w:t>
+      </w:r>
+      <w:r>
+        <w:rPr>
+          <w:b/>
+        </w:rPr>
+        <w:t>Prediction</w:t>
+      </w:r>
+      <w:r>
+        <w:rPr>
+          <w:b w:val="0"/>
+        </w:rPr>
+        <w:t xml:space="preserve"> Is Not Fact. Give an example and a mistake that the idea helps you avoid.</w:t>
+      </w:r>
+    </w:p>
+    <w:p>
+      <w:pPr>
+        <w:spacing w:line="336" w:lineRule="auto" w:after="180"/>
+      </w:pPr>
+      <w:r>
+        <w:rPr>
+          <w:b w:val="0"/>
+        </w:rPr>
+        <w:t xml:space="preserve">Look for: Separate a recorded </w:t>
+      </w:r>
+      <w:r>
+        <w:rPr>
+          <w:b/>
+        </w:rPr>
+        <w:t>prediction</w:t>
+      </w:r>
+      <w:r>
+        <w:rPr>
+          <w:b w:val="0"/>
+        </w:rPr>
+        <w:t xml:space="preserve"> from the </w:t>
+      </w:r>
+      <w:r>
+        <w:rPr>
+          <w:b/>
+        </w:rPr>
+        <w:t>observation</w:t>
+      </w:r>
+      <w:r>
+        <w:rPr>
+          <w:b w:val="0"/>
+        </w:rPr>
+        <w:t xml:space="preserve"> used to check it</w:t>
+      </w:r>
+    </w:p>
+    <w:p>
+      <w:pPr>
+        <w:spacing w:line="336" w:lineRule="auto" w:after="180"/>
+      </w:pPr>
+      <w:r>
+        <w:rPr>
+          <w:b w:val="0"/>
+        </w:rPr>
+        <w:t xml:space="preserve">Reference example, not the only acceptable wording: </w:t>
+      </w:r>
+      <w:r>
+        <w:rPr>
+          <w:b/>
+        </w:rPr>
+        <w:t>Input</w:t>
+      </w:r>
+      <w:r>
+        <w:rPr>
+          <w:b w:val="0"/>
+        </w:rPr>
+        <w:t xml:space="preserve"> height 6 cm; </w:t>
+      </w:r>
+      <w:r>
+        <w:rPr>
+          <w:b/>
+        </w:rPr>
+        <w:t>prediction</w:t>
+      </w:r>
+      <w:r>
+        <w:rPr>
+          <w:b w:val="0"/>
+        </w:rPr>
+        <w:t xml:space="preserve"> far because 6 is at least 6; observed distance 3 units; observed category near because 3 is below 4; mismatch.</w:t>
+      </w:r>
+    </w:p>
+    <w:p>
+      <w:pPr>
+        <w:spacing w:line="336" w:lineRule="auto" w:after="180"/>
+      </w:pPr>
+      <w:r>
+        <w:rPr>
+          <w:b w:val="0"/>
+        </w:rPr>
+        <w:t xml:space="preserve">Height is available to the model before the trial, while travel distance is measured afterward to check its </w:t>
+      </w:r>
+      <w:r>
+        <w:rPr>
+          <w:b/>
+        </w:rPr>
+        <w:t>prediction</w:t>
+      </w:r>
+      <w:r>
+        <w:rPr>
+          <w:b w:val="0"/>
+        </w:rPr>
+        <w:t>.</w:t>
+      </w:r>
+    </w:p>
+    <w:p>
+      <w:pPr>
+        <w:spacing w:line="336" w:lineRule="auto" w:after="180"/>
+      </w:pPr>
+      <w:r>
+        <w:rPr>
+          <w:b w:val="0"/>
+        </w:rPr>
+        <w:t>Without opening the old lesson, explain one key idea from Save New Examples for Testing. Give an example and a mistake that the idea helps you avoid.</w:t>
+      </w:r>
+    </w:p>
+    <w:p>
+      <w:pPr>
+        <w:spacing w:line="336" w:lineRule="auto" w:after="180"/>
+      </w:pPr>
+      <w:r>
+        <w:rPr>
+          <w:b w:val="0"/>
+        </w:rPr>
+        <w:t>Look for: Separate examples used to choose a model from examples reserved for its final evaluation</w:t>
+      </w:r>
+    </w:p>
+    <w:p>
+      <w:pPr>
+        <w:spacing w:line="336" w:lineRule="auto" w:after="180"/>
+      </w:pPr>
+      <w:r>
+        <w:rPr>
+          <w:b w:val="0"/>
+        </w:rPr>
+        <w:t>Reference example, not the only acceptable wording: Comparing candidates is development. Scoring a frozen model on previously reserved examples is evaluation, provided they did not influence its development.</w:t>
+      </w:r>
+    </w:p>
+    <w:p>
+      <w:pPr>
+        <w:spacing w:line="336" w:lineRule="auto" w:after="180"/>
+      </w:pPr>
+      <w:r>
+        <w:rPr>
+          <w:b w:val="0"/>
+        </w:rPr>
+        <w:t>Changing a threshold after reading the test score uses that test information for development of the revision; the same set is no longer independent of that revision.</w:t>
+      </w:r>
+    </w:p>
+    <w:p>
+      <w:pPr>
+        <w:spacing w:line="336" w:lineRule="auto" w:after="180"/>
+      </w:pPr>
+      <w:r>
+        <w:rPr>
+          <w:b w:val="0"/>
+        </w:rPr>
+        <w:t>Without opening the old lesson, explain one key idea from Debug the Cause. Give an example and a mistake that the idea helps you avoid.</w:t>
+      </w:r>
+    </w:p>
+    <w:p>
+      <w:pPr>
+        <w:spacing w:line="336" w:lineRule="auto" w:after="180"/>
+      </w:pPr>
+      <w:r>
+        <w:rPr>
+          <w:b w:val="0"/>
+        </w:rPr>
+        <w:t>Look for: Compare expected and observed traces to locate the first difference</w:t>
+      </w:r>
+    </w:p>
+    <w:p>
+      <w:pPr>
+        <w:spacing w:line="336" w:lineRule="auto" w:after="180"/>
+      </w:pPr>
+      <w:r>
+        <w:rPr>
+          <w:b w:val="0"/>
+        </w:rPr>
+        <w:t>Reference example, not the only acceptable wording: Expected trace: 3, 5, 10, 9. First difference is the doubling checkpoint: 10 expected versus 8 observed.</w:t>
+      </w:r>
+    </w:p>
+    <w:p>
+      <w:pPr>
+        <w:spacing w:line="336" w:lineRule="auto" w:after="180"/>
+      </w:pPr>
+      <w:r>
+        <w:rPr>
+          <w:b w:val="0"/>
+        </w:rPr>
+        <w:t xml:space="preserve">The later 8 minus 1 equals 7, so the observed subtraction is consistent with its </w:t>
+      </w:r>
+      <w:r>
+        <w:rPr>
+          <w:b/>
+        </w:rPr>
+        <w:t>input</w:t>
+      </w:r>
+      <w:r>
+        <w:rPr>
+          <w:b w:val="0"/>
+        </w:rPr>
+        <w:t>. Investigate the earlier step before claiming another fault.</w:t>
+      </w:r>
+    </w:p>
+    <w:p>
+      <w:pPr>
+        <w:spacing w:line="336" w:lineRule="auto" w:after="180"/>
+      </w:pPr>
+      <w:r>
+        <w:rPr>
+          <w:b w:val="0"/>
+        </w:rPr>
+        <w:t xml:space="preserve">No. The case is unassessed until adequate outcome </w:t>
+      </w:r>
+      <w:r>
+        <w:rPr>
+          <w:b/>
+        </w:rPr>
+        <w:t>evidence</w:t>
+      </w:r>
+      <w:r>
+        <w:rPr>
+          <w:b w:val="0"/>
+        </w:rPr>
+        <w:t xml:space="preserve"> is available. The strength of the wording supplies no observed distance.</w:t>
+      </w:r>
+    </w:p>
+    <w:p>
+      <w:pPr>
+        <w:pStyle w:val="Heading2"/>
+      </w:pPr>
+      <w:r>
+        <w:t>Earlier wording, alternatives and picture transcripts · reference / check after trying</w:t>
+      </w:r>
+    </w:p>
+    <w:p>
+      <w:pPr>
         <w:pStyle w:val="Heading3"/>
       </w:pPr>
       <w:r>
+        <w:t>Teach the learning cycle</w:t>
+      </w:r>
+    </w:p>
+    <w:p>
+      <w:pPr>
+        <w:pStyle w:val="Heading3"/>
+      </w:pPr>
+      <w:r>
         <w:t>Retrieval answer guidance</w:t>
       </w:r>
     </w:p>
@@ -283,259 +729,42 @@
     </w:p>
     <w:p>
       <w:pPr>
+        <w:pStyle w:val="Heading3"/>
+      </w:pPr>
+      <w:r>
+        <w:t>Save New Examples for Testing</w:t>
+      </w:r>
+    </w:p>
+    <w:p>
+      <w:pPr>
+        <w:pStyle w:val="Heading3"/>
+      </w:pPr>
+      <w:r>
+        <w:t>Debug the Cause</w:t>
+      </w:r>
+    </w:p>
+    <w:p>
+      <w:pPr>
         <w:spacing w:line="336" w:lineRule="auto" w:after="180"/>
       </w:pPr>
       <w:r>
         <w:rPr>
           <w:b w:val="0"/>
         </w:rPr>
-        <w:t xml:space="preserve">Without opening the old lesson, explain one key idea from </w:t>
-      </w:r>
-      <w:r>
-        <w:rPr>
-          <w:b/>
-        </w:rPr>
-        <w:t>Prediction</w:t>
-      </w:r>
-      <w:r>
-        <w:rPr>
-          <w:b w:val="0"/>
-        </w:rPr>
-        <w:t xml:space="preserve"> Is Not Fact. Give an example and a mistake that the idea helps you avoid.</w:t>
+        <w:t>Use the student module and workbook section with this exact week title. The worked case, independent question and answers below form one aligned lesson sequence.</w:t>
+      </w:r>
+    </w:p>
+    <w:p>
+      <w:pPr>
+        <w:pStyle w:val="Heading3"/>
+      </w:pPr>
+      <w:r>
+        <w:t>What the learner must demonstrate</w:t>
       </w:r>
     </w:p>
     <w:p>
       <w:pPr>
         <w:spacing w:line="336" w:lineRule="auto" w:after="180"/>
-      </w:pPr>
-      <w:r>
-        <w:rPr>
-          <w:b w:val="0"/>
-        </w:rPr>
-        <w:t xml:space="preserve">Look for: Separate a recorded </w:t>
-      </w:r>
-      <w:r>
-        <w:rPr>
-          <w:b/>
-        </w:rPr>
-        <w:t>prediction</w:t>
-      </w:r>
-      <w:r>
-        <w:rPr>
-          <w:b w:val="0"/>
-        </w:rPr>
-        <w:t xml:space="preserve"> from the </w:t>
-      </w:r>
-      <w:r>
-        <w:rPr>
-          <w:b/>
-        </w:rPr>
-        <w:t>observation</w:t>
-      </w:r>
-      <w:r>
-        <w:rPr>
-          <w:b w:val="0"/>
-        </w:rPr>
-        <w:t xml:space="preserve"> used to check it</w:t>
-      </w:r>
-    </w:p>
-    <w:p>
-      <w:pPr>
-        <w:spacing w:line="336" w:lineRule="auto" w:after="180"/>
-      </w:pPr>
-      <w:r>
-        <w:rPr>
-          <w:b w:val="0"/>
-        </w:rPr>
-        <w:t xml:space="preserve">Reference example, not the only acceptable wording: </w:t>
-      </w:r>
-      <w:r>
-        <w:rPr>
-          <w:b/>
-        </w:rPr>
-        <w:t>Input</w:t>
-      </w:r>
-      <w:r>
-        <w:rPr>
-          <w:b w:val="0"/>
-        </w:rPr>
-        <w:t xml:space="preserve"> height 6 cm; </w:t>
-      </w:r>
-      <w:r>
-        <w:rPr>
-          <w:b/>
-        </w:rPr>
-        <w:t>prediction</w:t>
-      </w:r>
-      <w:r>
-        <w:rPr>
-          <w:b w:val="0"/>
-        </w:rPr>
-        <w:t xml:space="preserve"> far because 6 is at least 6; observed distance 3 units; observed category near because 3 is below 4; mismatch.</w:t>
-      </w:r>
-    </w:p>
-    <w:p>
-      <w:pPr>
-        <w:spacing w:line="336" w:lineRule="auto" w:after="180"/>
-      </w:pPr>
-      <w:r>
-        <w:rPr>
-          <w:b w:val="0"/>
-        </w:rPr>
-        <w:t xml:space="preserve">Height is available to the model before the trial, while travel distance is measured afterward to check its </w:t>
-      </w:r>
-      <w:r>
-        <w:rPr>
-          <w:b/>
-        </w:rPr>
-        <w:t>prediction</w:t>
-      </w:r>
-      <w:r>
-        <w:rPr>
-          <w:b w:val="0"/>
-        </w:rPr>
-        <w:t>.</w:t>
-      </w:r>
-    </w:p>
-    <w:p>
-      <w:pPr>
-        <w:pStyle w:val="Heading3"/>
-      </w:pPr>
-      <w:r>
-        <w:t>Save New Examples for Testing</w:t>
-      </w:r>
-    </w:p>
-    <w:p>
-      <w:pPr>
-        <w:spacing w:line="336" w:lineRule="auto" w:after="180"/>
-      </w:pPr>
-      <w:r>
-        <w:rPr>
-          <w:b w:val="0"/>
-        </w:rPr>
-        <w:t>Without opening the old lesson, explain one key idea from Save New Examples for Testing. Give an example and a mistake that the idea helps you avoid.</w:t>
-      </w:r>
-    </w:p>
-    <w:p>
-      <w:pPr>
-        <w:spacing w:line="336" w:lineRule="auto" w:after="180"/>
-      </w:pPr>
-      <w:r>
-        <w:rPr>
-          <w:b w:val="0"/>
-        </w:rPr>
-        <w:t>Look for: Separate examples used to choose a model from examples reserved for its final evaluation</w:t>
-      </w:r>
-    </w:p>
-    <w:p>
-      <w:pPr>
-        <w:spacing w:line="336" w:lineRule="auto" w:after="180"/>
-      </w:pPr>
-      <w:r>
-        <w:rPr>
-          <w:b w:val="0"/>
-        </w:rPr>
-        <w:t>Reference example, not the only acceptable wording: Comparing candidates is development. Scoring a frozen model on previously reserved examples is evaluation, provided they did not influence its development.</w:t>
-      </w:r>
-    </w:p>
-    <w:p>
-      <w:pPr>
-        <w:spacing w:line="336" w:lineRule="auto" w:after="180"/>
-      </w:pPr>
-      <w:r>
-        <w:rPr>
-          <w:b w:val="0"/>
-        </w:rPr>
-        <w:t>Changing a threshold after reading the test score uses that test information for development of the revision; the same set is no longer independent of that revision.</w:t>
-      </w:r>
-    </w:p>
-    <w:p>
-      <w:pPr>
-        <w:pStyle w:val="Heading3"/>
-      </w:pPr>
-      <w:r>
-        <w:t>Debug the Cause</w:t>
-      </w:r>
-    </w:p>
-    <w:p>
-      <w:pPr>
-        <w:spacing w:line="336" w:lineRule="auto" w:after="180"/>
-      </w:pPr>
-      <w:r>
-        <w:rPr>
-          <w:b w:val="0"/>
-        </w:rPr>
-        <w:t>Without opening the old lesson, explain one key idea from Debug the Cause. Give an example and a mistake that the idea helps you avoid.</w:t>
-      </w:r>
-    </w:p>
-    <w:p>
-      <w:pPr>
-        <w:spacing w:line="336" w:lineRule="auto" w:after="180"/>
-      </w:pPr>
-      <w:r>
-        <w:rPr>
-          <w:b w:val="0"/>
-        </w:rPr>
-        <w:t>Look for: Compare expected and observed traces to locate the first difference</w:t>
-      </w:r>
-    </w:p>
-    <w:p>
-      <w:pPr>
-        <w:spacing w:line="336" w:lineRule="auto" w:after="180"/>
-      </w:pPr>
-      <w:r>
-        <w:rPr>
-          <w:b w:val="0"/>
-        </w:rPr>
-        <w:t>Reference example, not the only acceptable wording: Expected trace: 3, 5, 10, 9. First difference is the doubling checkpoint: 10 expected versus 8 observed.</w:t>
-      </w:r>
-    </w:p>
-    <w:p>
-      <w:pPr>
-        <w:spacing w:line="336" w:lineRule="auto" w:after="180"/>
-      </w:pPr>
-      <w:r>
-        <w:rPr>
-          <w:b w:val="0"/>
-        </w:rPr>
-        <w:t xml:space="preserve">The later 8 minus 1 equals 7, so the observed subtraction is consistent with its </w:t>
-      </w:r>
-      <w:r>
-        <w:rPr>
-          <w:b/>
-        </w:rPr>
-        <w:t>input</w:t>
-      </w:r>
-      <w:r>
-        <w:rPr>
-          <w:b w:val="0"/>
-        </w:rPr>
-        <w:t>. Investigate the earlier step before claiming another fault.</w:t>
-      </w:r>
-    </w:p>
-    <w:p>
-      <w:pPr>
-        <w:spacing w:line="336" w:lineRule="auto" w:after="180"/>
-      </w:pPr>
-      <w:r>
-        <w:rPr>
-          <w:b w:val="0"/>
-        </w:rPr>
-        <w:t>Use the student module and workbook section with this exact week title. The worked case, independent question and answers below form one aligned lesson sequence.</w:t>
-      </w:r>
-    </w:p>
-    <w:p>
-      <w:pPr>
-        <w:pStyle w:val="Heading3"/>
-      </w:pPr>
-      <w:r>
-        <w:t>What the learner must demonstrate</w:t>
-      </w:r>
-    </w:p>
-    <w:p>
-      <w:pPr>
-        <w:spacing w:line="336" w:lineRule="auto" w:after="180"/>
-        <w:shd w:fill="F5F1FB"/>
       </w:pPr>
       <w:r>
         <w:rPr>
@@ -720,6 +949,11 @@
       </w:r>
     </w:p>
     <w:p>
+      <w:r>
+        <w:t>This compact option is not the full-week schedule. Use the main teaching cycle and allow extra sessions for the investigation, independent work and project.</w:t>
+      </w:r>
+    </w:p>
+    <w:p>
       <w:pPr>
         <w:spacing w:line="336" w:lineRule="auto" w:after="180"/>
       </w:pPr>
@@ -727,7 +961,7 @@
         <w:rPr>
           <w:b w:val="0"/>
         </w:rPr>
-        <w:t>Use the supplied scenario, student illustrations and blank paper. For numeric work, offer counters or a calculator after learners show the setup. Fictional records are supplied; personal data and paid accounts are unnecessary.</w:t>
+        <w:t>Allow 80 minutes: recall 8; explanation 12; worked demonstration 15; guided practice 20; independent assessment 15; project and reflection 10. Extend the lab into a second session when needed.</w:t>
       </w:r>
     </w:p>
     <w:p>
@@ -735,32 +969,55 @@
         <w:pStyle w:val="Heading3"/>
       </w:pPr>
       <w:r>
-        <w:t>Alternative compact allocation</w:t>
-      </w:r>
-    </w:p>
-    <w:p>
-      <w:r>
-        <w:t>This compact option is not the full-week schedule. Use the main teaching cycle and allow extra sessions for the investigation, independent work and project.</w:t>
+        <w:t>Preparation for the connected explanation</w:t>
+      </w:r>
+    </w:p>
+    <w:p>
+      <w:pPr>
+        <w:pStyle w:val="Heading3"/>
+      </w:pPr>
+      <w:r>
+        <w:t>Readiness answer</w:t>
+      </w:r>
+    </w:p>
+    <w:p>
+      <w:pPr>
+        <w:pStyle w:val="Heading3"/>
+      </w:pPr>
+      <w:r>
+        <w:t>End goal for the pictorial case</w:t>
       </w:r>
     </w:p>
     <w:p>
       <w:pPr>
         <w:spacing w:line="336" w:lineRule="auto" w:after="180"/>
-        <w:shd w:fill="F1F6F8"/>
-      </w:pPr>
-      <w:r>
-        <w:rPr>
-          <w:b w:val="0"/>
-        </w:rPr>
-        <w:t>Allow 80 minutes: recall 8; explanation 12; worked demonstration 15; guided practice 20; independent assessment 15; project and reflection 10. Extend the lab into a second session when needed.</w:t>
-      </w:r>
-    </w:p>
-    <w:p>
-      <w:pPr>
-        <w:pStyle w:val="Heading3"/>
-      </w:pPr>
-      <w:r>
-        <w:t>Preparation for the connected explanation</w:t>
+      </w:pPr>
+      <w:r>
+        <w:rPr>
+          <w:b w:val="0"/>
+        </w:rPr>
+        <w:t>This added worked case illustrates the week’s main idea. Retain all original and connected topics; schedule its practice within the teaching cycle.</w:t>
+      </w:r>
+    </w:p>
+    <w:p>
+      <w:pPr>
+        <w:pStyle w:val="Heading1"/>
+      </w:pPr>
+      <w:r>
+        <w:t>02. Teach confidence through definitions and checked groups</w:t>
+      </w:r>
+    </w:p>
+    <w:p>
+      <w:r>
+        <w:t>Keep wording, score definitions, probability estimates, observed correctness and missing coverage separate.</w:t>
+      </w:r>
+    </w:p>
+    <w:p>
+      <w:pPr>
+        <w:pStyle w:val="Heading2"/>
+      </w:pPr>
+      <w:r>
+        <w:t>Begin with the three meanings of a confidence display</w:t>
       </w:r>
     </w:p>
     <w:p>
@@ -771,55 +1028,748 @@
         <w:rPr>
           <w:b w:val="0"/>
         </w:rPr>
-        <w:t xml:space="preserve">Keep </w:t>
+        <w:t xml:space="preserve">A </w:t>
       </w:r>
       <w:r>
         <w:rPr>
           <w:b/>
         </w:rPr>
+        <w:t>prediction</w:t>
+      </w:r>
+      <w:r>
+        <w:rPr>
+          <w:b w:val="0"/>
+        </w:rPr>
+        <w:t xml:space="preserve"> can be expressed strongly and still be wrong. </w:t>
+      </w:r>
+      <w:r>
+        <w:rPr>
+          <w:b/>
+        </w:rPr>
+        <w:t>Confidence</w:t>
+      </w:r>
+      <w:r>
+        <w:rPr>
+          <w:b w:val="0"/>
+        </w:rPr>
+        <w:t xml:space="preserve"> describes a claim about support or likelihood; </w:t>
+      </w:r>
+      <w:r>
+        <w:rPr>
+          <w:b/>
+        </w:rPr>
+        <w:t>correctness</w:t>
+      </w:r>
+      <w:r>
+        <w:rPr>
+          <w:b w:val="0"/>
+        </w:rPr>
+        <w:t xml:space="preserve"> is checked against </w:t>
+      </w:r>
+      <w:r>
+        <w:rPr>
+          <w:b/>
+        </w:rPr>
+        <w:t>evidence</w:t>
+      </w:r>
+      <w:r>
+        <w:rPr>
+          <w:b w:val="0"/>
+        </w:rPr>
+        <w:t>.</w:t>
+      </w:r>
+    </w:p>
+    <w:p>
+      <w:pPr>
+        <w:spacing w:line="336" w:lineRule="auto" w:after="180"/>
+      </w:pPr>
+      <w:r>
+        <w:rPr>
+          <w:b w:val="0"/>
+        </w:rPr>
+        <w:t xml:space="preserve">Keep the </w:t>
+      </w:r>
+      <w:r>
+        <w:rPr>
+          <w:b/>
+        </w:rPr>
+        <w:t>prediction</w:t>
+      </w:r>
+      <w:r>
+        <w:rPr>
+          <w:b w:val="0"/>
+        </w:rPr>
+        <w:t xml:space="preserve">, the </w:t>
+      </w:r>
+      <w:r>
+        <w:rPr>
+          <w:b/>
+        </w:rPr>
+        <w:t>confidence claim</w:t>
+      </w:r>
+      <w:r>
+        <w:rPr>
+          <w:b w:val="0"/>
+        </w:rPr>
+        <w:t xml:space="preserve"> and the observed outcome in separate columns. None can replace the others.</w:t>
+      </w:r>
+    </w:p>
+    <w:p>
+      <w:pPr>
+        <w:spacing w:line="336" w:lineRule="auto" w:after="180"/>
+      </w:pPr>
+      <w:r>
+        <w:rPr>
+          <w:b w:val="0"/>
+        </w:rPr>
+        <w:t>A display reading 80 might mean 80 out of 100 points for matching features, an estimated 80 percent chance of a specified event, or something else. Read its definition before interpreting it.</w:t>
+      </w:r>
+    </w:p>
+    <w:p>
+      <w:pPr>
+        <w:spacing w:line="336" w:lineRule="auto" w:after="180"/>
+      </w:pPr>
+      <w:r>
+        <w:rPr>
+          <w:b w:val="0"/>
+        </w:rPr>
+        <w:t>The number alone does not tell you which meaning applies. A sentence such as definitely far is not a measured probability.</w:t>
+      </w:r>
+    </w:p>
+    <w:p>
+      <w:pPr>
+        <w:spacing w:line="336" w:lineRule="auto" w:after="180"/>
+      </w:pPr>
+      <w:r>
+        <w:rPr>
+          <w:b w:val="0"/>
+        </w:rPr>
+        <w:t xml:space="preserve">Ramp1 from Week 17 produced categories using a threshold. It supplied no </w:t>
+      </w:r>
+      <w:r>
+        <w:rPr>
+          <w:b/>
+        </w:rPr>
+        <w:t>probability estimate</w:t>
+      </w:r>
+      <w:r>
+        <w:rPr>
+          <w:b w:val="0"/>
+        </w:rPr>
+        <w:t>s. We must not attach a probability merely because the height is far from that threshold.</w:t>
+      </w:r>
+    </w:p>
+    <w:p>
+      <w:pPr>
+        <w:spacing w:line="336" w:lineRule="auto" w:after="180"/>
+      </w:pPr>
+      <w:r>
+        <w:rPr>
+          <w:b w:val="0"/>
+        </w:rPr>
+        <w:t>This week uses fictional forecast records with an explicitly stated probability claim; we are checking those claims, not inventing them for Ramp1.</w:t>
+      </w:r>
+    </w:p>
+    <w:p>
+      <w:pPr>
+        <w:pStyle w:val="Heading2"/>
+      </w:pPr>
+      <w:r>
+        <w:t>Explain group comparisons without exact-count guarantees</w:t>
+      </w:r>
+    </w:p>
+    <w:p>
+      <w:pPr>
+        <w:spacing w:line="336" w:lineRule="auto" w:after="180"/>
+      </w:pPr>
+      <w:r>
+        <w:rPr>
+          <w:b w:val="0"/>
+        </w:rPr>
+        <w:t>An 80 percent claim means an estimated chance of 80 out of 100, for the event that was named. Across many relevant cases carrying that claim, a well-calibrated method should be correct about that often.</w:t>
+      </w:r>
+    </w:p>
+    <w:p>
+      <w:pPr>
+        <w:spacing w:line="336" w:lineRule="auto" w:after="180"/>
+      </w:pPr>
+      <w:r>
+        <w:rPr>
+          <w:b w:val="0"/>
+        </w:rPr>
+        <w:t>It does not promise exactly eight successes in every ten cases or tell us which cases will fail.</w:t>
+      </w:r>
+    </w:p>
+    <w:p>
+      <w:pPr>
+        <w:spacing w:line="336" w:lineRule="auto" w:after="180"/>
+      </w:pPr>
+      <w:r>
+        <w:rPr>
+          <w:b w:val="0"/>
+        </w:rPr>
+        <w:t xml:space="preserve">Eight correct out of ten agrees numerically with 80 percent in this small group. Five out of ten is lower. Both are </w:t>
+      </w:r>
+      <w:r>
+        <w:rPr>
+          <w:b/>
+        </w:rPr>
+        <w:t>observation</w:t>
+      </w:r>
+      <w:r>
+        <w:rPr>
+          <w:b w:val="0"/>
+        </w:rPr>
+        <w:t>s worth reporting; neither small group alone establishes how dependable the method will be.</w:t>
+      </w:r>
+    </w:p>
+    <w:p>
+      <w:pPr>
+        <w:spacing w:line="336" w:lineRule="auto" w:after="180"/>
+      </w:pPr>
+      <w:r>
+        <w:rPr>
+          <w:b w:val="0"/>
+        </w:rPr>
+        <w:t xml:space="preserve">Larger relevant checks, independent of model </w:t>
+      </w:r>
+      <w:r>
+        <w:rPr>
+          <w:b/>
+        </w:rPr>
+        <w:t>fitting</w:t>
+      </w:r>
+      <w:r>
+        <w:rPr>
+          <w:b w:val="0"/>
+        </w:rPr>
+        <w:t xml:space="preserve"> and score adjustment, give a stronger basis for judging the claim.</w:t>
+      </w:r>
+    </w:p>
+    <w:p>
+      <w:pPr>
+        <w:pStyle w:val="Heading2"/>
+      </w:pPr>
+      <w:r>
+        <w:t>Model the selected ten-card evidence record</w:t>
+      </w:r>
+    </w:p>
+    <w:p>
+      <w:pPr>
+        <w:spacing w:line="336" w:lineRule="auto" w:after="180"/>
+      </w:pPr>
+      <w:r>
+        <w:rPr>
+          <w:b w:val="0"/>
+        </w:rPr>
+        <w:t xml:space="preserve">A fictional card classifier reports a claimed </w:t>
+      </w:r>
+      <w:r>
+        <w:rPr>
+          <w:b/>
+        </w:rPr>
+        <w:t>80%</w:t>
+      </w:r>
+      <w:r>
+        <w:rPr>
+          <w:b w:val="0"/>
+        </w:rPr>
+        <w:t xml:space="preserve"> chance that each chosen label is correct.</w:t>
+      </w:r>
+    </w:p>
+    <w:p>
+      <w:pPr>
+        <w:spacing w:line="336" w:lineRule="auto" w:after="180"/>
+      </w:pPr>
+      <w:r>
+        <w:rPr>
+          <w:b w:val="0"/>
+        </w:rPr>
+        <w:t xml:space="preserve">Ten </w:t>
+      </w:r>
+      <w:r>
+        <w:rPr>
+          <w:b/>
+        </w:rPr>
+        <w:t>prediction</w:t>
+      </w:r>
+      <w:r>
+        <w:rPr>
+          <w:b w:val="0"/>
+        </w:rPr>
+        <w:t xml:space="preserve">s all have score </w:t>
+      </w:r>
+      <w:r>
+        <w:rPr>
+          <w:b/>
+        </w:rPr>
+        <w:t>80%</w:t>
+      </w:r>
+      <w:r>
+        <w:rPr>
+          <w:b w:val="0"/>
+        </w:rPr>
+        <w:t>.</w:t>
+      </w:r>
+    </w:p>
+    <w:p>
+      <w:pPr>
+        <w:spacing w:line="336" w:lineRule="auto" w:after="180"/>
+      </w:pPr>
+      <w:r>
+        <w:rPr>
+          <w:b w:val="0"/>
+        </w:rPr>
+        <w:t>Later checks find 7 correct, 2 incorrect and 1 outcome unavailable. The selected cards were not a representative survey.</w:t>
+      </w:r>
+    </w:p>
+    <w:p>
+      <w:r>
+        <w:drawing>
+          <wp:inline xmlns:a="http://schemas.openxmlformats.org/drawingml/2006/main" xmlns:pic="http://schemas.openxmlformats.org/drawingml/2006/picture">
+            <wp:extent cx="5486400" cy="3145536"/>
+            <wp:docPr id="1" name="Picture 1" descr="Known outcomes and missing evidence. Units: predictions. Correct: 7. Incorrect: 2. Unknown: 1."/>
+            <wp:cNvGraphicFramePr>
+              <a:graphicFrameLocks noChangeAspect="1"/>
+            </wp:cNvGraphicFramePr>
+            <a:graphic>
+              <a:graphicData uri="http://schemas.openxmlformats.org/drawingml/2006/picture">
+                <pic:pic>
+                  <pic:nvPicPr>
+                    <pic:cNvPr id="0" name="academy-story-ai-1-18-03.png"/>
+                    <pic:cNvPicPr/>
+                  </pic:nvPicPr>
+                  <pic:blipFill>
+                    <a:blip r:embed="rId9"/>
+                    <a:stretch>
+                      <a:fillRect/>
+                    </a:stretch>
+                  </pic:blipFill>
+                  <pic:spPr>
+                    <a:xfrm>
+                      <a:off x="0" y="0"/>
+                      <a:ext cx="5486400" cy="3145536"/>
+                    </a:xfrm>
+                    <a:prstGeom prst="rect"/>
+                  </pic:spPr>
+                </pic:pic>
+              </a:graphicData>
+            </a:graphic>
+          </wp:inline>
+        </w:drawing>
+      </w:r>
+    </w:p>
+    <w:p>
+      <w:r>
+        <w:drawing>
+          <wp:inline xmlns:a="http://schemas.openxmlformats.org/drawingml/2006/main" xmlns:pic="http://schemas.openxmlformats.org/drawingml/2006/picture">
+            <wp:extent cx="5486400" cy="4005072"/>
+            <wp:docPr id="2" name="Picture 2" descr="Keep scores: Ten chosen labels each carry 80%; this is a claim about uncertainty. → Checked outcomes: Seven correct plus two wrong gives nine known outcomes. → Report coverage: Observed agreement is 7/9 among checked cards; outcome coverage is 9/10. → Retain unknown: The missing result could change the all-ten correct count to 7 or 8."/>
+            <wp:cNvGraphicFramePr>
+              <a:graphicFrameLocks noChangeAspect="1"/>
+            </wp:cNvGraphicFramePr>
+            <a:graphic>
+              <a:graphicData uri="http://schemas.openxmlformats.org/drawingml/2006/picture">
+                <pic:pic>
+                  <pic:nvPicPr>
+                    <pic:cNvPr id="0" name="academy-story-ai-1-18-02.png"/>
+                    <pic:cNvPicPr/>
+                  </pic:nvPicPr>
+                  <pic:blipFill>
+                    <a:blip r:embed="rId10"/>
+                    <a:stretch>
+                      <a:fillRect/>
+                    </a:stretch>
+                  </pic:blipFill>
+                  <pic:spPr>
+                    <a:xfrm>
+                      <a:off x="0" y="0"/>
+                      <a:ext cx="5486400" cy="4005072"/>
+                    </a:xfrm>
+                    <a:prstGeom prst="rect"/>
+                  </pic:spPr>
+                </pic:pic>
+              </a:graphicData>
+            </a:graphic>
+          </wp:inline>
+        </w:drawing>
+      </w:r>
+    </w:p>
+    <w:p>
+      <w:pPr>
+        <w:spacing w:line="336" w:lineRule="auto" w:after="180"/>
+      </w:pPr>
+      <w:r>
+        <w:rPr>
+          <w:b w:val="0"/>
+        </w:rPr>
+        <w:t xml:space="preserve">Do not count the missing outcome as correct or silently remove it from the coverage report. These records allow an all-ten agreement range from </w:t>
+      </w:r>
+      <w:r>
+        <w:rPr>
+          <w:b/>
+        </w:rPr>
+        <w:t>70%</w:t>
+      </w:r>
+      <w:r>
+        <w:rPr>
+          <w:b w:val="0"/>
+        </w:rPr>
+        <w:t xml:space="preserve"> to </w:t>
+      </w:r>
+      <w:r>
+        <w:rPr>
+          <w:b/>
+        </w:rPr>
+        <w:t>80%</w:t>
+      </w:r>
+      <w:r>
+        <w:rPr>
+          <w:b w:val="0"/>
+        </w:rPr>
+        <w:t>.</w:t>
+      </w:r>
+    </w:p>
+    <w:p>
+      <w:pPr>
+        <w:spacing w:line="336" w:lineRule="auto" w:after="180"/>
+      </w:pPr>
+      <w:r>
+        <w:rPr>
+          <w:b w:val="0"/>
+        </w:rPr>
+        <w:t xml:space="preserve">They do not show that claimed probabilities match checked </w:t>
+      </w:r>
+      <w:r>
+        <w:rPr>
+          <w:b/>
+        </w:rPr>
+        <w:t>correctness</w:t>
+      </w:r>
+      <w:r>
+        <w:rPr>
+          <w:b w:val="0"/>
+        </w:rPr>
+        <w:t xml:space="preserve"> over many comparable </w:t>
+      </w:r>
+      <w:r>
+        <w:rPr>
+          <w:b/>
+        </w:rPr>
+        <w:t>prediction</w:t>
+      </w:r>
+      <w:r>
+        <w:rPr>
+          <w:b w:val="0"/>
+        </w:rPr>
+        <w:t xml:space="preserve">s; that requires much more suitable </w:t>
+      </w:r>
+      <w:r>
+        <w:rPr>
+          <w:b/>
+        </w:rPr>
+        <w:t>evidence</w:t>
+      </w:r>
+      <w:r>
+        <w:rPr>
+          <w:b w:val="0"/>
+        </w:rPr>
+        <w:t>.</w:t>
+      </w:r>
+    </w:p>
+    <w:p>
+      <w:pPr>
+        <w:pStyle w:val="Heading2"/>
+      </w:pPr>
+      <w:r>
+        <w:t>Resolve the missing outcome as incorrect</w:t>
+      </w:r>
+    </w:p>
+    <w:p>
+      <w:pPr>
+        <w:pStyle w:val="ListNumber"/>
+      </w:pPr>
+      <w:r>
+        <w:t>Change: The missing outcome is checked and found incorrect.</w:t>
+      </w:r>
+    </w:p>
+    <w:p>
+      <w:pPr>
+        <w:pStyle w:val="ListNumber"/>
+      </w:pPr>
+      <w:r>
+        <w:t>Prediction: All-ten agreement is 7/10=70%.</w:t>
+      </w:r>
+    </w:p>
+    <w:p>
+      <w:pPr>
+        <w:pStyle w:val="ListNumber"/>
+      </w:pPr>
+      <w:r>
+        <w:t>Reason: There are now three wrong labels and no unknown outcomes.</w:t>
+      </w:r>
+    </w:p>
+    <w:p>
+      <w:pPr>
+        <w:pStyle w:val="Heading2"/>
+      </w:pPr>
+      <w:r>
+        <w:t>Limit the calibration and future-use claim</w:t>
+      </w:r>
+    </w:p>
+    <w:p>
+      <w:pPr>
+        <w:spacing w:line="336" w:lineRule="auto" w:after="180"/>
+      </w:pPr>
+      <w:r>
+        <w:rPr>
+          <w:b w:val="0"/>
+        </w:rPr>
+        <w:t xml:space="preserve">This small selected set cannot establish that the claimed probabilities match actual </w:t>
+      </w:r>
+      <w:r>
+        <w:rPr>
+          <w:b/>
+        </w:rPr>
+        <w:t>correctness</w:t>
+      </w:r>
+      <w:r>
+        <w:rPr>
+          <w:b w:val="0"/>
+        </w:rPr>
+        <w:t xml:space="preserve"> or show performance for all future cards.</w:t>
+      </w:r>
+    </w:p>
+    <w:p>
+      <w:pPr>
+        <w:pStyle w:val="Heading2"/>
+      </w:pPr>
+      <w:r>
+        <w:t>Inspect individual high-confidence errors and unknowns</w:t>
+      </w:r>
+    </w:p>
+    <w:tbl>
+      <w:tblPr>
+        <w:tblStyle w:val="LightShading-Accent1"/>
+        <w:tblW w:type="auto" w:w="0"/>
+        <w:tblLook w:firstColumn="1" w:firstRow="1" w:lastColumn="0" w:lastRow="0" w:noHBand="0" w:noVBand="1" w:val="04A0"/>
+      </w:tblPr>
+      <w:tblGrid>
+        <w:gridCol w:w="3408"/>
+        <w:gridCol w:w="3408"/>
+        <w:gridCol w:w="3408"/>
+      </w:tblGrid>
+      <w:tr>
+        <w:trPr>
+          <w:tblHeader/>
+        </w:trPr>
+        <w:tc>
+          <w:tcPr>
+            <w:tcW w:type="dxa" w:w="3408"/>
+          </w:tcPr>
+          <w:p>
+            <w:r>
+              <w:t>Case and recorded claim</w:t>
+            </w:r>
+          </w:p>
+        </w:tc>
+        <w:tc>
+          <w:tcPr>
+            <w:tcW w:type="dxa" w:w="3408"/>
+          </w:tcPr>
+          <w:p>
+            <w:r>
+              <w:t>Observed outcome</w:t>
+            </w:r>
+          </w:p>
+        </w:tc>
+        <w:tc>
+          <w:tcPr>
+            <w:tcW w:type="dxa" w:w="3408"/>
+          </w:tcPr>
+          <w:p>
+            <w:r>
+              <w:t>Judgment</w:t>
+            </w:r>
+          </w:p>
+        </w:tc>
+      </w:tr>
+      <w:tr>
+        <w:tc>
+          <w:tcPr>
+            <w:tcW w:type="dxa" w:w="3408"/>
+          </w:tcPr>
+          <w:p>
+            <w:r>
+              <w:t>A predicts far at 90 percent</w:t>
+            </w:r>
+          </w:p>
+        </w:tc>
+        <w:tc>
+          <w:tcPr>
+            <w:tcW w:type="dxa" w:w="3408"/>
+          </w:tcPr>
+          <w:p>
+            <w:r>
+              <w:t>Verified near</w:t>
+            </w:r>
+          </w:p>
+        </w:tc>
+        <w:tc>
+          <w:tcPr>
+            <w:tcW w:type="dxa" w:w="3408"/>
+          </w:tcPr>
+          <w:p>
+            <w:r>
+              <w:t>Incorrect despite high confidence</w:t>
+            </w:r>
+          </w:p>
+        </w:tc>
+      </w:tr>
+      <w:tr>
+        <w:tc>
+          <w:tcPr>
+            <w:tcW w:type="dxa" w:w="3408"/>
+          </w:tcPr>
+          <w:p>
+            <w:r>
+              <w:t>B predicts near at 60 percent</w:t>
+            </w:r>
+          </w:p>
+        </w:tc>
+        <w:tc>
+          <w:tcPr>
+            <w:tcW w:type="dxa" w:w="3408"/>
+          </w:tcPr>
+          <w:p>
+            <w:r>
+              <w:t>Verified near</w:t>
+            </w:r>
+          </w:p>
+        </w:tc>
+        <w:tc>
+          <w:tcPr>
+            <w:tcW w:type="dxa" w:w="3408"/>
+          </w:tcPr>
+          <w:p>
+            <w:r>
+              <w:t>Correct despite lower confidence</w:t>
+            </w:r>
+          </w:p>
+        </w:tc>
+      </w:tr>
+      <w:tr>
+        <w:tc>
+          <w:tcPr>
+            <w:tcW w:type="dxa" w:w="3408"/>
+          </w:tcPr>
+          <w:p>
+            <w:r>
+              <w:t>C predicts far at 90 percent</w:t>
+            </w:r>
+          </w:p>
+        </w:tc>
+        <w:tc>
+          <w:tcPr>
+            <w:tcW w:type="dxa" w:w="3408"/>
+          </w:tcPr>
+          <w:p>
+            <w:r>
+              <w:t>Outcome missing</w:t>
+            </w:r>
+          </w:p>
+        </w:tc>
+        <w:tc>
+          <w:tcPr>
+            <w:tcW w:type="dxa" w:w="3408"/>
+          </w:tcPr>
+          <w:p>
+            <w:r>
+              <w:t>Unassessed</w:t>
+            </w:r>
+          </w:p>
+        </w:tc>
+      </w:tr>
+    </w:tbl>
+    <w:p>
+      <w:pPr>
+        <w:spacing w:line="336" w:lineRule="auto" w:after="180"/>
+      </w:pPr>
+      <w:r>
+        <w:rPr>
+          <w:b w:val="0"/>
+        </w:rPr>
+        <w:t>A high-</w:t>
+      </w:r>
+      <w:r>
+        <w:rPr>
+          <w:b/>
+        </w:rPr>
         <w:t>confidence</w:t>
       </w:r>
       <w:r>
         <w:rPr>
           <w:b w:val="0"/>
         </w:rPr>
-        <w:t xml:space="preserve">, numerical scores and </w:t>
+        <w:t xml:space="preserve"> error and a lower-</w:t>
       </w:r>
       <w:r>
         <w:rPr>
           <w:b/>
         </w:rPr>
-        <w:t>correctness</w:t>
-      </w:r>
-      <w:r>
-        <w:rPr>
-          <w:b w:val="0"/>
-        </w:rPr>
-        <w:t xml:space="preserve"> separate. </w:t>
+        <w:t>confidence</w:t>
+      </w:r>
+      <w:r>
+        <w:rPr>
+          <w:b w:val="0"/>
+        </w:rPr>
+        <w:t xml:space="preserve"> success can occur even when a probability method is useful. One error does not prove that all </w:t>
       </w:r>
       <w:r>
         <w:rPr>
           <w:b/>
         </w:rPr>
-        <w:t>Calibration</w:t>
-      </w:r>
-      <w:r>
-        <w:rPr>
-          <w:b w:val="0"/>
-        </w:rPr>
-        <w:t xml:space="preserve"> is introduced as a group comparison, without formal estimation. Small exact matches do not prove </w:t>
+        <w:t>confidence</w:t>
+      </w:r>
+      <w:r>
+        <w:rPr>
+          <w:b w:val="0"/>
+        </w:rPr>
+        <w:t xml:space="preserve"> estimates are worthless, and one success does not validate a method.</w:t>
+      </w:r>
+    </w:p>
+    <w:p>
+      <w:pPr>
+        <w:spacing w:line="336" w:lineRule="auto" w:after="180"/>
+      </w:pPr>
+      <w:r>
+        <w:rPr>
+          <w:b w:val="0"/>
+        </w:rPr>
+        <w:t>Keep the original scores and investigate patterns across relevant cases.</w:t>
+      </w:r>
+    </w:p>
+    <w:p>
+      <w:pPr>
+        <w:spacing w:line="336" w:lineRule="auto" w:after="180"/>
+      </w:pPr>
+      <w:r>
+        <w:rPr>
+          <w:b w:val="0"/>
+        </w:rPr>
+        <w:t xml:space="preserve">Record the task, model version, event being assigned a probability, score definition and </w:t>
       </w:r>
       <w:r>
         <w:rPr>
           <w:b/>
         </w:rPr>
-        <w:t>calibration</w:t>
-      </w:r>
-      <w:r>
-        <w:rPr>
-          <w:b w:val="0"/>
-        </w:rPr>
-        <w:t>.</w:t>
+        <w:t>evidence</w:t>
+      </w:r>
+      <w:r>
+        <w:rPr>
+          <w:b w:val="0"/>
+        </w:rPr>
+        <w:t xml:space="preserve"> used for checking. If outcomes are missing, report that count.</w:t>
       </w:r>
     </w:p>
     <w:p>
@@ -830,39 +1780,73 @@
         <w:rPr>
           <w:b w:val="0"/>
         </w:rPr>
-        <w:t xml:space="preserve">Concept reference: scikit-learn probability </w:t>
+        <w:t xml:space="preserve">Do not quietly remove difficult cases or change the </w:t>
       </w:r>
       <w:r>
         <w:rPr>
           <w:b/>
         </w:rPr>
-        <w:t>calibration</w:t>
-      </w:r>
-      <w:r>
-        <w:rPr>
-          <w:b w:val="0"/>
-        </w:rPr>
-        <w:t xml:space="preserve"> documentation at https://scikit-learn.org/1.8/modules/</w:t>
+        <w:t>confidence</w:t>
+      </w:r>
+      <w:r>
+        <w:rPr>
+          <w:b w:val="0"/>
+        </w:rPr>
+        <w:t xml:space="preserve"> values after reading the answers. Adjustments belong to a new recorded method and need a fresh evaluation.</w:t>
+      </w:r>
+    </w:p>
+    <w:p>
+      <w:pPr>
+        <w:pStyle w:val="Heading2"/>
+      </w:pPr>
+      <w:r>
+        <w:t>Use the picture deliberately</w:t>
+      </w:r>
+    </w:p>
+    <w:p>
+      <w:pPr>
+        <w:spacing w:line="336" w:lineRule="auto" w:after="180"/>
+      </w:pPr>
+      <w:r>
+        <w:rPr>
+          <w:b w:val="0"/>
+        </w:rPr>
+        <w:t>Use the diagram and verbal explanation together. Ask learners to match a sentence to a specific visual step; do not assign learners fixed visual or auditory learning styles.</w:t>
+      </w:r>
+    </w:p>
+    <w:p>
+      <w:pPr>
+        <w:spacing w:line="336" w:lineRule="auto" w:after="180"/>
+      </w:pPr>
+      <w:r>
+        <w:rPr>
+          <w:b w:val="0"/>
+        </w:rPr>
+        <w:t xml:space="preserve">Cover the result. Ask learners to name the </w:t>
       </w:r>
       <w:r>
         <w:rPr>
           <w:b/>
         </w:rPr>
-        <w:t>calibration</w:t>
-      </w:r>
-      <w:r>
-        <w:rPr>
-          <w:b w:val="0"/>
-        </w:rPr>
-        <w:t>.html. All classroom examples here are fictional.</w:t>
-      </w:r>
-    </w:p>
-    <w:p>
-      <w:pPr>
-        <w:pStyle w:val="Heading3"/>
-      </w:pPr>
-      <w:r>
-        <w:t>Readiness answer</w:t>
+        <w:t>input</w:t>
+      </w:r>
+      <w:r>
+        <w:rPr>
+          <w:b w:val="0"/>
+        </w:rPr>
+        <w:t xml:space="preserve">s and predict the next step. Uncover one step, connect the icon to the actual procedure, and explain its </w:t>
+      </w:r>
+      <w:r>
+        <w:rPr>
+          <w:b/>
+        </w:rPr>
+        <w:t>evidence</w:t>
+      </w:r>
+      <w:r>
+        <w:rPr>
+          <w:b w:val="0"/>
+        </w:rPr>
+        <w:t>. Then change the supplied condition and compare.</w:t>
       </w:r>
     </w:p>
     <w:p>
@@ -873,19 +1857,15 @@
         <w:rPr>
           <w:b w:val="0"/>
         </w:rPr>
-        <w:t xml:space="preserve">No. The case is unassessed until adequate outcome </w:t>
-      </w:r>
-      <w:r>
-        <w:rPr>
-          <w:b/>
-        </w:rPr>
-        <w:t>evidence</w:t>
-      </w:r>
-      <w:r>
-        <w:rPr>
-          <w:b w:val="0"/>
-        </w:rPr>
-        <w:t xml:space="preserve"> is available. The strength of the wording supplies no observed distance.</w:t>
+        <w:t>The picture is a representation; it does not document execution of a real AI model.</w:t>
+      </w:r>
+    </w:p>
+    <w:p>
+      <w:pPr>
+        <w:pStyle w:val="Heading2"/>
+      </w:pPr>
+      <w:r>
+        <w:t>Earlier wording, alternatives and picture transcripts · reference / check after trying</w:t>
       </w:r>
     </w:p>
     <w:p>
@@ -896,84 +1876,7 @@
         <w:rPr>
           <w:b w:val="0"/>
         </w:rPr>
-        <w:t>Separate cards for probability claims and later outcomes</w:t>
-      </w:r>
-    </w:p>
-    <w:p>
-      <w:pPr>
-        <w:spacing w:line="336" w:lineRule="auto" w:after="180"/>
-      </w:pPr>
-      <w:r>
-        <w:rPr>
-          <w:b w:val="0"/>
-        </w:rPr>
-        <w:t>Ten counters to show observed correct and incorrect cases</w:t>
-      </w:r>
-    </w:p>
-    <w:p>
-      <w:pPr>
-        <w:spacing w:line="336" w:lineRule="auto" w:after="180"/>
-      </w:pPr>
-      <w:r>
-        <w:rPr>
-          <w:b w:val="0"/>
-        </w:rPr>
-        <w:t>W4 leaf-sorter records, with one outcome deliberately missing</w:t>
-      </w:r>
-    </w:p>
-    <w:p>
-      <w:pPr>
-        <w:pStyle w:val="Heading3"/>
-      </w:pPr>
-      <w:r>
-        <w:t>End goal for the pictorial case</w:t>
-      </w:r>
-    </w:p>
-    <w:p>
-      <w:pPr>
-        <w:spacing w:line="336" w:lineRule="auto" w:after="180"/>
-      </w:pPr>
-      <w:r>
-        <w:rPr>
-          <w:b w:val="0"/>
-        </w:rPr>
-        <w:t xml:space="preserve">By the end, I can explain why a </w:t>
-      </w:r>
-      <w:r>
-        <w:rPr>
-          <w:b/>
-        </w:rPr>
-        <w:t>confidence</w:t>
-      </w:r>
-      <w:r>
-        <w:rPr>
-          <w:b w:val="0"/>
-        </w:rPr>
-        <w:t xml:space="preserve"> score is not a guarantee and account for missing outcomes.</w:t>
-      </w:r>
-    </w:p>
-    <w:p>
-      <w:pPr>
-        <w:spacing w:line="336" w:lineRule="auto" w:after="180"/>
-      </w:pPr>
-      <w:r>
-        <w:rPr>
-          <w:b w:val="0"/>
-        </w:rPr>
-        <w:t>This added worked case illustrates the week’s main idea. Retain all original and connected topics; schedule its practice within the teaching cycle.</w:t>
-      </w:r>
-    </w:p>
-    <w:p>
-      <w:pPr>
-        <w:pStyle w:val="Heading1"/>
-      </w:pPr>
-      <w:r>
-        <w:t>02. Explain the mechanism</w:t>
-      </w:r>
-    </w:p>
-    <w:p>
-      <w:r>
-        <w:t>Model Confidence Is Not Correctness using the supplied case, labelled mechanism and reasoning. Make the scope of each conclusion explicit.</w:t>
+        <w:t>Explain the mechanism</w:t>
       </w:r>
     </w:p>
     <w:p>
@@ -1109,22 +2012,315 @@
     </w:p>
     <w:p>
       <w:pPr>
+        <w:spacing w:line="336" w:lineRule="auto" w:after="180"/>
+      </w:pPr>
+      <w:r>
+        <w:rPr>
+          <w:b w:val="0"/>
+        </w:rPr>
+        <w:t>CORE IDEA A system can be very confident and still be wrong.</w:t>
+      </w:r>
+    </w:p>
+    <w:p>
+      <w:pPr>
+        <w:spacing w:line="336" w:lineRule="auto" w:after="180"/>
+      </w:pPr>
+      <w:r>
+        <w:rPr>
+          <w:b w:val="0"/>
+        </w:rPr>
+        <w:t xml:space="preserve">UNDER THE HOOD </w:t>
+      </w:r>
+      <w:r>
+        <w:rPr>
+          <w:b/>
+        </w:rPr>
+        <w:t>Confidence</w:t>
+      </w:r>
+      <w:r>
+        <w:rPr>
+          <w:b w:val="0"/>
+        </w:rPr>
+        <w:t xml:space="preserve"> is model-relative strength, not a calibrated probability of truth unless validated. Distribution shift, bad labels, missing classes, or over</w:t>
+      </w:r>
+      <w:r>
+        <w:rPr>
+          <w:b/>
+        </w:rPr>
+        <w:t>fitting</w:t>
+      </w:r>
+      <w:r>
+        <w:rPr>
+          <w:b w:val="0"/>
+        </w:rPr>
+        <w:t xml:space="preserve"> can produce high-</w:t>
+      </w:r>
+      <w:r>
+        <w:rPr>
+          <w:b/>
+        </w:rPr>
+        <w:t>confidence</w:t>
+      </w:r>
+      <w:r>
+        <w:rPr>
+          <w:b w:val="0"/>
+        </w:rPr>
+        <w:t xml:space="preserve"> errors.</w:t>
+      </w:r>
+    </w:p>
+    <w:p>
+      <w:pPr>
+        <w:spacing w:line="336" w:lineRule="auto" w:after="180"/>
+      </w:pPr>
+      <w:r>
+        <w:rPr>
+          <w:b w:val="0"/>
+        </w:rPr>
+        <w:t>Draw a fresh example with all three stages:</w:t>
+      </w:r>
+    </w:p>
+    <w:p>
+      <w:pPr>
+        <w:spacing w:line="336" w:lineRule="auto" w:after="180"/>
+      </w:pPr>
+      <w:r>
+        <w:rPr>
+          <w:b w:val="0"/>
+        </w:rPr>
+        <w:t xml:space="preserve">Every step connects a claim to observable </w:t>
+      </w:r>
+      <w:r>
+        <w:rPr>
+          <w:b/>
+        </w:rPr>
+        <w:t>evidence</w:t>
+      </w:r>
+      <w:r>
+        <w:rPr>
+          <w:b w:val="0"/>
+        </w:rPr>
+        <w:t>.</w:t>
+      </w:r>
+    </w:p>
+    <w:p>
+      <w:pPr>
+        <w:spacing w:line="336" w:lineRule="auto" w:after="180"/>
+      </w:pPr>
+      <w:r>
+        <w:rPr>
+          <w:b w:val="0"/>
+        </w:rPr>
+        <w:t xml:space="preserve">CASE A classifier assigns 95 percent </w:t>
+      </w:r>
+      <w:r>
+        <w:rPr>
+          <w:b/>
+        </w:rPr>
+        <w:t>confidence</w:t>
+      </w:r>
+      <w:r>
+        <w:rPr>
+          <w:b w:val="0"/>
+        </w:rPr>
+        <w:t xml:space="preserve"> to 'dog' for a toy fox but the verified label is fox.</w:t>
+      </w:r>
+    </w:p>
+    <w:p>
+      <w:pPr>
+        <w:spacing w:line="336" w:lineRule="auto" w:after="180"/>
+      </w:pPr>
+      <w:r>
+        <w:rPr>
+          <w:b w:val="0"/>
+        </w:rPr>
+        <w:t xml:space="preserve">STEP 1 — OBSERVE </w:t>
+      </w:r>
+      <w:r>
+        <w:rPr>
+          <w:b/>
+        </w:rPr>
+        <w:t>input</w:t>
+      </w:r>
+      <w:r>
+        <w:rPr>
+          <w:b w:val="0"/>
+        </w:rPr>
+        <w:t xml:space="preserve"> and model scores</w:t>
+      </w:r>
+    </w:p>
+    <w:p>
+      <w:pPr>
+        <w:spacing w:line="336" w:lineRule="auto" w:after="180"/>
+      </w:pPr>
+      <w:r>
+        <w:rPr>
+          <w:b w:val="0"/>
+        </w:rPr>
+        <w:t xml:space="preserve">STEP 2 — TRACE rank possible </w:t>
+      </w:r>
+      <w:r>
+        <w:rPr>
+          <w:b/>
+        </w:rPr>
+        <w:t>output</w:t>
+      </w:r>
+      <w:r>
+        <w:rPr>
+          <w:b w:val="0"/>
+        </w:rPr>
+        <w:t>s</w:t>
+      </w:r>
+    </w:p>
+    <w:p>
+      <w:pPr>
+        <w:spacing w:line="336" w:lineRule="auto" w:after="180"/>
+      </w:pPr>
+      <w:r>
+        <w:rPr>
+          <w:b w:val="0"/>
+        </w:rPr>
+        <w:t xml:space="preserve">STEP 3 — CONCLUDE predicted label plus </w:t>
+      </w:r>
+      <w:r>
+        <w:rPr>
+          <w:b/>
+        </w:rPr>
+        <w:t>confidence</w:t>
+      </w:r>
+      <w:r>
+        <w:rPr>
+          <w:b w:val="0"/>
+        </w:rPr>
+        <w:t xml:space="preserve">, later checked for </w:t>
+      </w:r>
+      <w:r>
+        <w:rPr>
+          <w:b/>
+        </w:rPr>
+        <w:t>correctness</w:t>
+      </w:r>
+    </w:p>
+    <w:p>
+      <w:pPr>
+        <w:spacing w:line="336" w:lineRule="auto" w:after="180"/>
+      </w:pPr>
+      <w:r>
+        <w:rPr>
+          <w:b w:val="0"/>
+        </w:rPr>
+        <w:t xml:space="preserve">MODEL REASONING </w:t>
+      </w:r>
+      <w:r>
+        <w:rPr>
+          <w:b/>
+        </w:rPr>
+        <w:t>Confidence</w:t>
+      </w:r>
+      <w:r>
+        <w:rPr>
+          <w:b w:val="0"/>
+        </w:rPr>
+        <w:t xml:space="preserve"> and </w:t>
+      </w:r>
+      <w:r>
+        <w:rPr>
+          <w:b/>
+        </w:rPr>
+        <w:t>correctness</w:t>
+      </w:r>
+      <w:r>
+        <w:rPr>
+          <w:b w:val="0"/>
+        </w:rPr>
+        <w:t xml:space="preserve"> are separate axes. Only verified outcomes establish </w:t>
+      </w:r>
+      <w:r>
+        <w:rPr>
+          <w:b/>
+        </w:rPr>
+        <w:t>correctness</w:t>
+      </w:r>
+      <w:r>
+        <w:rPr>
+          <w:b w:val="0"/>
+        </w:rPr>
+        <w:t xml:space="preserve">. Compare many cases to learn whether </w:t>
+      </w:r>
+      <w:r>
+        <w:rPr>
+          <w:b/>
+        </w:rPr>
+        <w:t>confidence</w:t>
+      </w:r>
+      <w:r>
+        <w:rPr>
+          <w:b w:val="0"/>
+        </w:rPr>
+        <w:t xml:space="preserve"> is trustworthy; one 95 percent value is not proof.</w:t>
+      </w:r>
+    </w:p>
+    <w:p>
+      <w:pPr>
+        <w:spacing w:line="336" w:lineRule="auto" w:after="180"/>
+      </w:pPr>
+      <w:r>
+        <w:rPr>
+          <w:b w:val="0"/>
+        </w:rPr>
+        <w:t>DO NOT OVERCLAIM Avoid presenting a score as an objective certainty when its meaning has not been validated.</w:t>
+      </w:r>
+    </w:p>
+    <w:p>
+      <w:pPr>
+        <w:spacing w:line="336" w:lineRule="auto" w:after="180"/>
+      </w:pPr>
+      <w:r>
+        <w:rPr>
+          <w:b w:val="0"/>
+        </w:rPr>
+        <w:t xml:space="preserve">What new </w:t>
+      </w:r>
+      <w:r>
+        <w:rPr>
+          <w:b/>
+        </w:rPr>
+        <w:t>evidence</w:t>
+      </w:r>
+      <w:r>
+        <w:rPr>
+          <w:b w:val="0"/>
+        </w:rPr>
+        <w:t xml:space="preserve"> could change this answer?</w:t>
+      </w:r>
+    </w:p>
+    <w:p>
+      <w:pPr>
         <w:pStyle w:val="Heading3"/>
       </w:pPr>
       <w:r>
-        <w:t>Key idea</w:t>
+        <w:t>Concrete teaching case</w:t>
       </w:r>
     </w:p>
     <w:p>
       <w:pPr>
         <w:spacing w:line="336" w:lineRule="auto" w:after="180"/>
-        <w:shd w:fill="EDF7F3"/>
-      </w:pPr>
-      <w:r>
-        <w:rPr>
-          <w:b w:val="0"/>
-        </w:rPr>
-        <w:t>CORE IDEA A system can be very confident and still be wrong.</w:t>
+      </w:pPr>
+      <w:r>
+        <w:rPr>
+          <w:b w:val="0"/>
+        </w:rPr>
+        <w:t>A helper confidently labels a blurred dog photo as cat; the clear original shows a dog.</w:t>
+      </w:r>
+    </w:p>
+    <w:p>
+      <w:pPr>
+        <w:spacing w:line="336" w:lineRule="auto" w:after="180"/>
+      </w:pPr>
+      <w:r>
+        <w:rPr>
+          <w:b w:val="0"/>
+        </w:rPr>
+        <w:t>What does this show?</w:t>
       </w:r>
     </w:p>
     <w:p>
@@ -1132,20 +2328,13 @@
         <w:pStyle w:val="Heading3"/>
       </w:pPr>
       <w:r>
-        <w:t>How the mechanism works</w:t>
+        <w:t>Exact explanation to model</w:t>
       </w:r>
     </w:p>
     <w:p>
       <w:pPr>
         <w:spacing w:line="336" w:lineRule="auto" w:after="180"/>
-        <w:shd w:fill="F1F6F8"/>
-      </w:pPr>
-      <w:r>
-        <w:rPr>
-          <w:b w:val="0"/>
-        </w:rPr>
-        <w:t xml:space="preserve">UNDER THE HOOD </w:t>
-      </w:r>
+      </w:pPr>
       <w:r>
         <w:rPr>
           <w:b/>
@@ -1156,53 +2345,31 @@
         <w:rPr>
           <w:b w:val="0"/>
         </w:rPr>
-        <w:t xml:space="preserve"> is model-relative strength, not a calibrated probability of truth unless validated. Distribution shift, bad labels, missing classes, or over</w:t>
+        <w:t xml:space="preserve"> and </w:t>
       </w:r>
       <w:r>
         <w:rPr>
           <w:b/>
         </w:rPr>
-        <w:t>fitting</w:t>
-      </w:r>
-      <w:r>
-        <w:rPr>
-          <w:b w:val="0"/>
-        </w:rPr>
-        <w:t xml:space="preserve"> can produce high-</w:t>
+        <w:t>correctness</w:t>
+      </w:r>
+      <w:r>
+        <w:rPr>
+          <w:b w:val="0"/>
+        </w:rPr>
+        <w:t xml:space="preserve"> differ. A </w:t>
       </w:r>
       <w:r>
         <w:rPr>
           <w:b/>
         </w:rPr>
-        <w:t>confidence</w:t>
-      </w:r>
-      <w:r>
-        <w:rPr>
-          <w:b w:val="0"/>
-        </w:rPr>
-        <w:t xml:space="preserve"> errors.</w:t>
-      </w:r>
-    </w:p>
-    <w:p>
-      <w:pPr>
-        <w:spacing w:line="336" w:lineRule="auto" w:after="180"/>
-      </w:pPr>
-      <w:r>
-        <w:rPr>
-          <w:b w:val="0"/>
-        </w:rPr>
-        <w:t>Draw a fresh example with all three stages:</w:t>
-      </w:r>
-    </w:p>
-    <w:p>
-      <w:pPr>
-        <w:spacing w:line="336" w:lineRule="auto" w:after="180"/>
-      </w:pPr>
-      <w:r>
-        <w:rPr>
-          <w:b w:val="0"/>
-        </w:rPr>
-        <w:t xml:space="preserve">Every step connects a claim to observable </w:t>
+        <w:t>confident error</w:t>
+      </w:r>
+      <w:r>
+        <w:rPr>
+          <w:b w:val="0"/>
+        </w:rPr>
+        <w:t xml:space="preserve"> remains wrong. Check </w:t>
       </w:r>
       <w:r>
         <w:rPr>
@@ -1214,7 +2381,19 @@
         <w:rPr>
           <w:b w:val="0"/>
         </w:rPr>
-        <w:t>.</w:t>
+        <w:t xml:space="preserve">, particularly unfamiliar or low-quality </w:t>
+      </w:r>
+      <w:r>
+        <w:rPr>
+          <w:b/>
+        </w:rPr>
+        <w:t>input</w:t>
+      </w:r>
+      <w:r>
+        <w:rPr>
+          <w:b w:val="0"/>
+        </w:rPr>
+        <w:t>s.</w:t>
       </w:r>
     </w:p>
     <w:p>
@@ -1222,625 +2401,7 @@
         <w:pStyle w:val="Heading3"/>
       </w:pPr>
       <w:r>
-        <w:t>The case to investigate</w:t>
-      </w:r>
-    </w:p>
-    <w:p>
-      <w:pPr>
-        <w:spacing w:line="336" w:lineRule="auto" w:after="180"/>
-        <w:shd w:fill="F1F6FC"/>
-      </w:pPr>
-      <w:r>
-        <w:rPr>
-          <w:b w:val="0"/>
-        </w:rPr>
-        <w:t xml:space="preserve">CASE A classifier assigns 95 percent </w:t>
-      </w:r>
-      <w:r>
-        <w:rPr>
-          <w:b/>
-        </w:rPr>
-        <w:t>confidence</w:t>
-      </w:r>
-      <w:r>
-        <w:rPr>
-          <w:b w:val="0"/>
-        </w:rPr>
-        <w:t xml:space="preserve"> to 'dog' for a toy fox but the verified label is fox.</w:t>
-      </w:r>
-    </w:p>
-    <w:p>
-      <w:pPr>
-        <w:pStyle w:val="Heading3"/>
-      </w:pPr>
-      <w:r>
-        <w:t>Step 1</w:t>
-      </w:r>
-    </w:p>
-    <w:p>
-      <w:pPr>
-        <w:spacing w:line="336" w:lineRule="auto" w:after="180"/>
-        <w:shd w:fill="F4F9FC"/>
-      </w:pPr>
-      <w:r>
-        <w:rPr>
-          <w:b w:val="0"/>
-        </w:rPr>
-        <w:t xml:space="preserve">STEP 1 — OBSERVE </w:t>
-      </w:r>
-      <w:r>
-        <w:rPr>
-          <w:b/>
-        </w:rPr>
-        <w:t>input</w:t>
-      </w:r>
-      <w:r>
-        <w:rPr>
-          <w:b w:val="0"/>
-        </w:rPr>
-        <w:t xml:space="preserve"> and model scores</w:t>
-      </w:r>
-    </w:p>
-    <w:p>
-      <w:pPr>
-        <w:pStyle w:val="Heading3"/>
-      </w:pPr>
-      <w:r>
-        <w:t>Step 2</w:t>
-      </w:r>
-    </w:p>
-    <w:p>
-      <w:pPr>
-        <w:spacing w:line="336" w:lineRule="auto" w:after="180"/>
-        <w:shd w:fill="F4F9FC"/>
-      </w:pPr>
-      <w:r>
-        <w:rPr>
-          <w:b w:val="0"/>
-        </w:rPr>
-        <w:t xml:space="preserve">STEP 2 — TRACE rank possible </w:t>
-      </w:r>
-      <w:r>
-        <w:rPr>
-          <w:b/>
-        </w:rPr>
-        <w:t>output</w:t>
-      </w:r>
-      <w:r>
-        <w:rPr>
-          <w:b w:val="0"/>
-        </w:rPr>
-        <w:t>s</w:t>
-      </w:r>
-    </w:p>
-    <w:p>
-      <w:pPr>
-        <w:pStyle w:val="Heading3"/>
-      </w:pPr>
-      <w:r>
-        <w:t>Step 3</w:t>
-      </w:r>
-    </w:p>
-    <w:p>
-      <w:pPr>
-        <w:spacing w:line="336" w:lineRule="auto" w:after="180"/>
-        <w:shd w:fill="F4F9FC"/>
-      </w:pPr>
-      <w:r>
-        <w:rPr>
-          <w:b w:val="0"/>
-        </w:rPr>
-        <w:t xml:space="preserve">STEP 3 — CONCLUDE predicted label plus </w:t>
-      </w:r>
-      <w:r>
-        <w:rPr>
-          <w:b/>
-        </w:rPr>
-        <w:t>confidence</w:t>
-      </w:r>
-      <w:r>
-        <w:rPr>
-          <w:b w:val="0"/>
-        </w:rPr>
-        <w:t xml:space="preserve">, later checked for </w:t>
-      </w:r>
-      <w:r>
-        <w:rPr>
-          <w:b/>
-        </w:rPr>
-        <w:t>correctness</w:t>
-      </w:r>
-    </w:p>
-    <w:p>
-      <w:pPr>
-        <w:pStyle w:val="Heading3"/>
-      </w:pPr>
-      <w:r>
-        <w:t>Model answer</w:t>
-      </w:r>
-    </w:p>
-    <w:p>
-      <w:pPr>
-        <w:spacing w:line="336" w:lineRule="auto" w:after="180"/>
-        <w:shd w:fill="F1F6FC"/>
-      </w:pPr>
-      <w:r>
-        <w:rPr>
-          <w:b w:val="0"/>
-        </w:rPr>
-        <w:t xml:space="preserve">MODEL REASONING </w:t>
-      </w:r>
-      <w:r>
-        <w:rPr>
-          <w:b/>
-        </w:rPr>
-        <w:t>Confidence</w:t>
-      </w:r>
-      <w:r>
-        <w:rPr>
-          <w:b w:val="0"/>
-        </w:rPr>
-        <w:t xml:space="preserve"> and </w:t>
-      </w:r>
-      <w:r>
-        <w:rPr>
-          <w:b/>
-        </w:rPr>
-        <w:t>correctness</w:t>
-      </w:r>
-      <w:r>
-        <w:rPr>
-          <w:b w:val="0"/>
-        </w:rPr>
-        <w:t xml:space="preserve"> are separate axes. Only verified outcomes establish </w:t>
-      </w:r>
-      <w:r>
-        <w:rPr>
-          <w:b/>
-        </w:rPr>
-        <w:t>correctness</w:t>
-      </w:r>
-      <w:r>
-        <w:rPr>
-          <w:b w:val="0"/>
-        </w:rPr>
-        <w:t xml:space="preserve">. Compare many cases to learn whether </w:t>
-      </w:r>
-      <w:r>
-        <w:rPr>
-          <w:b/>
-        </w:rPr>
-        <w:t>confidence</w:t>
-      </w:r>
-      <w:r>
-        <w:rPr>
-          <w:b w:val="0"/>
-        </w:rPr>
-        <w:t xml:space="preserve"> is trustworthy; one 95 percent value is not proof.</w:t>
-      </w:r>
-    </w:p>
-    <w:p>
-      <w:pPr>
-        <w:pStyle w:val="Heading3"/>
-      </w:pPr>
-      <w:r>
-        <w:t>A claim to avoid</w:t>
-      </w:r>
-    </w:p>
-    <w:p>
-      <w:pPr>
-        <w:spacing w:line="336" w:lineRule="auto" w:after="180"/>
-        <w:shd w:fill="FFF5E6"/>
-      </w:pPr>
-      <w:r>
-        <w:rPr>
-          <w:b w:val="0"/>
-        </w:rPr>
-        <w:t>DO NOT OVERCLAIM Avoid presenting a score as an objective certainty when its meaning has not been validated.</w:t>
-      </w:r>
-    </w:p>
-    <w:p>
-      <w:pPr>
-        <w:spacing w:line="336" w:lineRule="auto" w:after="180"/>
-        <w:shd w:fill="F5F1FB"/>
-      </w:pPr>
-      <w:r>
-        <w:rPr>
-          <w:b w:val="0"/>
-        </w:rPr>
-        <w:t xml:space="preserve">What new </w:t>
-      </w:r>
-      <w:r>
-        <w:rPr>
-          <w:b/>
-        </w:rPr>
-        <w:t>evidence</w:t>
-      </w:r>
-      <w:r>
-        <w:rPr>
-          <w:b w:val="0"/>
-        </w:rPr>
-        <w:t xml:space="preserve"> could change this answer?</w:t>
-      </w:r>
-    </w:p>
-    <w:p>
-      <w:pPr>
-        <w:pStyle w:val="Heading3"/>
-      </w:pPr>
-      <w:r>
-        <w:t>Concrete teaching case</w:t>
-      </w:r>
-    </w:p>
-    <w:p>
-      <w:pPr>
-        <w:pStyle w:val="Heading3"/>
-      </w:pPr>
-      <w:r>
-        <w:t>The teaching case</w:t>
-      </w:r>
-    </w:p>
-    <w:p>
-      <w:pPr>
-        <w:spacing w:line="336" w:lineRule="auto" w:after="180"/>
-        <w:shd w:fill="F1F6FC"/>
-      </w:pPr>
-      <w:r>
-        <w:rPr>
-          <w:b w:val="0"/>
-        </w:rPr>
-        <w:t>A helper confidently labels a blurred dog photo as cat; the clear original shows a dog.</w:t>
-      </w:r>
-    </w:p>
-    <w:p>
-      <w:pPr>
-        <w:spacing w:line="336" w:lineRule="auto" w:after="180"/>
-        <w:shd w:fill="F5F1FB"/>
-      </w:pPr>
-      <w:r>
-        <w:rPr>
-          <w:b w:val="0"/>
-        </w:rPr>
-        <w:t>What does this show?</w:t>
-      </w:r>
-    </w:p>
-    <w:p>
-      <w:pPr>
-        <w:pStyle w:val="Heading3"/>
-      </w:pPr>
-      <w:r>
-        <w:t>Exact explanation to model</w:t>
-      </w:r>
-    </w:p>
-    <w:p>
-      <w:pPr>
-        <w:pStyle w:val="Heading3"/>
-      </w:pPr>
-      <w:r>
-        <w:t>Why the result follows</w:t>
-      </w:r>
-    </w:p>
-    <w:p>
-      <w:pPr>
-        <w:spacing w:line="336" w:lineRule="auto" w:after="180"/>
-        <w:shd w:fill="F1F6FC"/>
-      </w:pPr>
-      <w:r>
-        <w:rPr>
-          <w:b/>
-        </w:rPr>
-        <w:t>Confidence</w:t>
-      </w:r>
-      <w:r>
-        <w:rPr>
-          <w:b w:val="0"/>
-        </w:rPr>
-        <w:t xml:space="preserve"> and </w:t>
-      </w:r>
-      <w:r>
-        <w:rPr>
-          <w:b/>
-        </w:rPr>
-        <w:t>correctness</w:t>
-      </w:r>
-      <w:r>
-        <w:rPr>
-          <w:b w:val="0"/>
-        </w:rPr>
-        <w:t xml:space="preserve"> differ. A </w:t>
-      </w:r>
-      <w:r>
-        <w:rPr>
-          <w:b/>
-        </w:rPr>
-        <w:t>confident error</w:t>
-      </w:r>
-      <w:r>
-        <w:rPr>
-          <w:b w:val="0"/>
-        </w:rPr>
-        <w:t xml:space="preserve"> remains wrong. Check </w:t>
-      </w:r>
-      <w:r>
-        <w:rPr>
-          <w:b/>
-        </w:rPr>
-        <w:t>evidence</w:t>
-      </w:r>
-      <w:r>
-        <w:rPr>
-          <w:b w:val="0"/>
-        </w:rPr>
-        <w:t xml:space="preserve">, particularly unfamiliar or low-quality </w:t>
-      </w:r>
-      <w:r>
-        <w:rPr>
-          <w:b/>
-        </w:rPr>
-        <w:t>input</w:t>
-      </w:r>
-      <w:r>
-        <w:rPr>
-          <w:b w:val="0"/>
-        </w:rPr>
-        <w:t>s.</w:t>
-      </w:r>
-    </w:p>
-    <w:p>
-      <w:pPr>
-        <w:pStyle w:val="Heading3"/>
-      </w:pPr>
-      <w:r>
         <w:t>Explain the added worked example</w:t>
-      </w:r>
-    </w:p>
-    <w:p>
-      <w:pPr>
-        <w:spacing w:line="336" w:lineRule="auto" w:after="180"/>
-      </w:pPr>
-      <w:r>
-        <w:rPr>
-          <w:b w:val="0"/>
-        </w:rPr>
-        <w:t xml:space="preserve">A </w:t>
-      </w:r>
-      <w:r>
-        <w:rPr>
-          <w:b/>
-        </w:rPr>
-        <w:t>prediction</w:t>
-      </w:r>
-      <w:r>
-        <w:rPr>
-          <w:b w:val="0"/>
-        </w:rPr>
-        <w:t xml:space="preserve"> can be expressed strongly and still be wrong. </w:t>
-      </w:r>
-      <w:r>
-        <w:rPr>
-          <w:b/>
-        </w:rPr>
-        <w:t>Confidence</w:t>
-      </w:r>
-      <w:r>
-        <w:rPr>
-          <w:b w:val="0"/>
-        </w:rPr>
-        <w:t xml:space="preserve"> describes a claim about support or likelihood; </w:t>
-      </w:r>
-      <w:r>
-        <w:rPr>
-          <w:b/>
-        </w:rPr>
-        <w:t>correctness</w:t>
-      </w:r>
-      <w:r>
-        <w:rPr>
-          <w:b w:val="0"/>
-        </w:rPr>
-        <w:t xml:space="preserve"> is checked against </w:t>
-      </w:r>
-      <w:r>
-        <w:rPr>
-          <w:b/>
-        </w:rPr>
-        <w:t>evidence</w:t>
-      </w:r>
-      <w:r>
-        <w:rPr>
-          <w:b w:val="0"/>
-        </w:rPr>
-        <w:t>.</w:t>
-      </w:r>
-    </w:p>
-    <w:p>
-      <w:pPr>
-        <w:spacing w:line="336" w:lineRule="auto" w:after="180"/>
-      </w:pPr>
-      <w:r>
-        <w:rPr>
-          <w:b w:val="0"/>
-        </w:rPr>
-        <w:t xml:space="preserve">Keep the </w:t>
-      </w:r>
-      <w:r>
-        <w:rPr>
-          <w:b/>
-        </w:rPr>
-        <w:t>prediction</w:t>
-      </w:r>
-      <w:r>
-        <w:rPr>
-          <w:b w:val="0"/>
-        </w:rPr>
-        <w:t xml:space="preserve">, the </w:t>
-      </w:r>
-      <w:r>
-        <w:rPr>
-          <w:b/>
-        </w:rPr>
-        <w:t>confidence claim</w:t>
-      </w:r>
-      <w:r>
-        <w:rPr>
-          <w:b w:val="0"/>
-        </w:rPr>
-        <w:t xml:space="preserve"> and the observed outcome in separate columns. None can replace the others.</w:t>
-      </w:r>
-    </w:p>
-    <w:p>
-      <w:pPr>
-        <w:pStyle w:val="Heading3"/>
-      </w:pPr>
-      <w:r>
-        <w:t>Explain the added worked example · 1</w:t>
-      </w:r>
-    </w:p>
-    <w:p>
-      <w:pPr>
-        <w:spacing w:line="336" w:lineRule="auto" w:after="180"/>
-      </w:pPr>
-      <w:r>
-        <w:rPr>
-          <w:b w:val="0"/>
-        </w:rPr>
-        <w:t>A display reading 80 might mean 80 out of 100 points for matching features, an estimated 80 percent chance of a specified event, or something else. Read its definition before interpreting it.</w:t>
-      </w:r>
-    </w:p>
-    <w:p>
-      <w:pPr>
-        <w:spacing w:line="336" w:lineRule="auto" w:after="180"/>
-      </w:pPr>
-      <w:r>
-        <w:rPr>
-          <w:b w:val="0"/>
-        </w:rPr>
-        <w:t>The number alone does not tell you which meaning applies. A sentence such as definitely far is not a measured probability.</w:t>
-      </w:r>
-    </w:p>
-    <w:p>
-      <w:pPr>
-        <w:pStyle w:val="Heading3"/>
-      </w:pPr>
-      <w:r>
-        <w:t>Explain the added worked example · 2</w:t>
-      </w:r>
-    </w:p>
-    <w:p>
-      <w:pPr>
-        <w:spacing w:line="336" w:lineRule="auto" w:after="180"/>
-      </w:pPr>
-      <w:r>
-        <w:rPr>
-          <w:b w:val="0"/>
-        </w:rPr>
-        <w:t xml:space="preserve">Ramp1 from Week 17 produced categories using a threshold. It supplied no </w:t>
-      </w:r>
-      <w:r>
-        <w:rPr>
-          <w:b/>
-        </w:rPr>
-        <w:t>probability estimate</w:t>
-      </w:r>
-      <w:r>
-        <w:rPr>
-          <w:b w:val="0"/>
-        </w:rPr>
-        <w:t>s. We must not attach a probability merely because the height is far from that threshold.</w:t>
-      </w:r>
-    </w:p>
-    <w:p>
-      <w:pPr>
-        <w:spacing w:line="336" w:lineRule="auto" w:after="180"/>
-      </w:pPr>
-      <w:r>
-        <w:rPr>
-          <w:b w:val="0"/>
-        </w:rPr>
-        <w:t>This week uses fictional forecast records with an explicitly stated probability claim; we are checking those claims, not inventing them for Ramp1.</w:t>
-      </w:r>
-    </w:p>
-    <w:p>
-      <w:pPr>
-        <w:pStyle w:val="Heading3"/>
-      </w:pPr>
-      <w:r>
-        <w:t>Explain the added worked example · 3</w:t>
-      </w:r>
-    </w:p>
-    <w:p>
-      <w:pPr>
-        <w:spacing w:line="336" w:lineRule="auto" w:after="180"/>
-      </w:pPr>
-      <w:r>
-        <w:rPr>
-          <w:b w:val="0"/>
-        </w:rPr>
-        <w:t>An 80 percent claim means an estimated chance of 80 out of 100, for the event that was named. Across many relevant cases carrying that claim, a well-calibrated method should be correct about that often.</w:t>
-      </w:r>
-    </w:p>
-    <w:p>
-      <w:pPr>
-        <w:spacing w:line="336" w:lineRule="auto" w:after="180"/>
-      </w:pPr>
-      <w:r>
-        <w:rPr>
-          <w:b w:val="0"/>
-        </w:rPr>
-        <w:t>It does not promise exactly eight successes in every ten cases or tell us which cases will fail.</w:t>
-      </w:r>
-    </w:p>
-    <w:p>
-      <w:pPr>
-        <w:pStyle w:val="Heading3"/>
-      </w:pPr>
-      <w:r>
-        <w:t>Explain the added worked example · 4</w:t>
-      </w:r>
-    </w:p>
-    <w:p>
-      <w:pPr>
-        <w:spacing w:line="336" w:lineRule="auto" w:after="180"/>
-      </w:pPr>
-      <w:r>
-        <w:rPr>
-          <w:b w:val="0"/>
-        </w:rPr>
-        <w:t xml:space="preserve">Eight correct out of ten agrees numerically with 80 percent in this small group. Five out of ten is lower. Both are </w:t>
-      </w:r>
-      <w:r>
-        <w:rPr>
-          <w:b/>
-        </w:rPr>
-        <w:t>observation</w:t>
-      </w:r>
-      <w:r>
-        <w:rPr>
-          <w:b w:val="0"/>
-        </w:rPr>
-        <w:t>s worth reporting; neither small group alone establishes how dependable the method will be.</w:t>
-      </w:r>
-    </w:p>
-    <w:p>
-      <w:pPr>
-        <w:spacing w:line="336" w:lineRule="auto" w:after="180"/>
-      </w:pPr>
-      <w:r>
-        <w:rPr>
-          <w:b w:val="0"/>
-        </w:rPr>
-        <w:t xml:space="preserve">Larger relevant checks, independent of model </w:t>
-      </w:r>
-      <w:r>
-        <w:rPr>
-          <w:b/>
-        </w:rPr>
-        <w:t>fitting</w:t>
-      </w:r>
-      <w:r>
-        <w:rPr>
-          <w:b w:val="0"/>
-        </w:rPr>
-        <w:t xml:space="preserve"> and score adjustment, give a stronger basis for judging the claim.</w:t>
       </w:r>
     </w:p>
     <w:p>
@@ -2046,269 +2607,6 @@
         <w:tblLook w:firstColumn="1" w:firstRow="1" w:lastColumn="0" w:lastRow="0" w:noHBand="0" w:noVBand="1" w:val="04A0"/>
       </w:tblPr>
       <w:tblGrid>
-        <w:gridCol w:w="3408"/>
-        <w:gridCol w:w="3408"/>
-        <w:gridCol w:w="3408"/>
-      </w:tblGrid>
-      <w:tr>
-        <w:trPr>
-          <w:tblHeader/>
-        </w:trPr>
-        <w:tc>
-          <w:tcPr>
-            <w:tcW w:type="dxa" w:w="3408"/>
-          </w:tcPr>
-          <w:p>
-            <w:r>
-              <w:t>Case and recorded claim</w:t>
-            </w:r>
-          </w:p>
-        </w:tc>
-        <w:tc>
-          <w:tcPr>
-            <w:tcW w:type="dxa" w:w="3408"/>
-          </w:tcPr>
-          <w:p>
-            <w:r>
-              <w:t>Observed outcome</w:t>
-            </w:r>
-          </w:p>
-        </w:tc>
-        <w:tc>
-          <w:tcPr>
-            <w:tcW w:type="dxa" w:w="3408"/>
-          </w:tcPr>
-          <w:p>
-            <w:r>
-              <w:t>Judgment</w:t>
-            </w:r>
-          </w:p>
-        </w:tc>
-      </w:tr>
-      <w:tr>
-        <w:tc>
-          <w:tcPr>
-            <w:tcW w:type="dxa" w:w="3408"/>
-          </w:tcPr>
-          <w:p>
-            <w:r>
-              <w:t>A predicts far at 90 percent</w:t>
-            </w:r>
-          </w:p>
-        </w:tc>
-        <w:tc>
-          <w:tcPr>
-            <w:tcW w:type="dxa" w:w="3408"/>
-          </w:tcPr>
-          <w:p>
-            <w:r>
-              <w:t>Verified near</w:t>
-            </w:r>
-          </w:p>
-        </w:tc>
-        <w:tc>
-          <w:tcPr>
-            <w:tcW w:type="dxa" w:w="3408"/>
-          </w:tcPr>
-          <w:p>
-            <w:r>
-              <w:t>Incorrect despite high confidence</w:t>
-            </w:r>
-          </w:p>
-        </w:tc>
-      </w:tr>
-      <w:tr>
-        <w:tc>
-          <w:tcPr>
-            <w:tcW w:type="dxa" w:w="3408"/>
-          </w:tcPr>
-          <w:p>
-            <w:r>
-              <w:t>B predicts near at 60 percent</w:t>
-            </w:r>
-          </w:p>
-        </w:tc>
-        <w:tc>
-          <w:tcPr>
-            <w:tcW w:type="dxa" w:w="3408"/>
-          </w:tcPr>
-          <w:p>
-            <w:r>
-              <w:t>Verified near</w:t>
-            </w:r>
-          </w:p>
-        </w:tc>
-        <w:tc>
-          <w:tcPr>
-            <w:tcW w:type="dxa" w:w="3408"/>
-          </w:tcPr>
-          <w:p>
-            <w:r>
-              <w:t>Correct despite lower confidence</w:t>
-            </w:r>
-          </w:p>
-        </w:tc>
-      </w:tr>
-      <w:tr>
-        <w:tc>
-          <w:tcPr>
-            <w:tcW w:type="dxa" w:w="3408"/>
-          </w:tcPr>
-          <w:p>
-            <w:r>
-              <w:t>C predicts far at 90 percent</w:t>
-            </w:r>
-          </w:p>
-        </w:tc>
-        <w:tc>
-          <w:tcPr>
-            <w:tcW w:type="dxa" w:w="3408"/>
-          </w:tcPr>
-          <w:p>
-            <w:r>
-              <w:t>Outcome missing</w:t>
-            </w:r>
-          </w:p>
-        </w:tc>
-        <w:tc>
-          <w:tcPr>
-            <w:tcW w:type="dxa" w:w="3408"/>
-          </w:tcPr>
-          <w:p>
-            <w:r>
-              <w:t>Unassessed</w:t>
-            </w:r>
-          </w:p>
-        </w:tc>
-      </w:tr>
-    </w:tbl>
-    <w:p>
-      <w:pPr>
-        <w:pStyle w:val="Heading3"/>
-      </w:pPr>
-      <w:r>
-        <w:t>Model the reasoning aloud · 5</w:t>
-      </w:r>
-    </w:p>
-    <w:p>
-      <w:pPr>
-        <w:spacing w:line="336" w:lineRule="auto" w:after="180"/>
-      </w:pPr>
-      <w:r>
-        <w:rPr>
-          <w:b w:val="0"/>
-        </w:rPr>
-        <w:t>A high-</w:t>
-      </w:r>
-      <w:r>
-        <w:rPr>
-          <w:b/>
-        </w:rPr>
-        <w:t>confidence</w:t>
-      </w:r>
-      <w:r>
-        <w:rPr>
-          <w:b w:val="0"/>
-        </w:rPr>
-        <w:t xml:space="preserve"> error and a lower-</w:t>
-      </w:r>
-      <w:r>
-        <w:rPr>
-          <w:b/>
-        </w:rPr>
-        <w:t>confidence</w:t>
-      </w:r>
-      <w:r>
-        <w:rPr>
-          <w:b w:val="0"/>
-        </w:rPr>
-        <w:t xml:space="preserve"> success can occur even when a probability method is useful. One error does not prove that all </w:t>
-      </w:r>
-      <w:r>
-        <w:rPr>
-          <w:b/>
-        </w:rPr>
-        <w:t>confidence</w:t>
-      </w:r>
-      <w:r>
-        <w:rPr>
-          <w:b w:val="0"/>
-        </w:rPr>
-        <w:t xml:space="preserve"> estimates are worthless, and one success does not validate a method.</w:t>
-      </w:r>
-    </w:p>
-    <w:p>
-      <w:pPr>
-        <w:spacing w:line="336" w:lineRule="auto" w:after="180"/>
-      </w:pPr>
-      <w:r>
-        <w:rPr>
-          <w:b w:val="0"/>
-        </w:rPr>
-        <w:t>Keep the original scores and investigate patterns across relevant cases.</w:t>
-      </w:r>
-    </w:p>
-    <w:p>
-      <w:pPr>
-        <w:pStyle w:val="Heading3"/>
-      </w:pPr>
-      <w:r>
-        <w:t>Model the reasoning aloud · 6</w:t>
-      </w:r>
-    </w:p>
-    <w:p>
-      <w:pPr>
-        <w:spacing w:line="336" w:lineRule="auto" w:after="180"/>
-      </w:pPr>
-      <w:r>
-        <w:rPr>
-          <w:b w:val="0"/>
-        </w:rPr>
-        <w:t xml:space="preserve">Record the task, model version, event being assigned a probability, score definition and </w:t>
-      </w:r>
-      <w:r>
-        <w:rPr>
-          <w:b/>
-        </w:rPr>
-        <w:t>evidence</w:t>
-      </w:r>
-      <w:r>
-        <w:rPr>
-          <w:b w:val="0"/>
-        </w:rPr>
-        <w:t xml:space="preserve"> used for checking. If outcomes are missing, report that count.</w:t>
-      </w:r>
-    </w:p>
-    <w:p>
-      <w:pPr>
-        <w:spacing w:line="336" w:lineRule="auto" w:after="180"/>
-      </w:pPr>
-      <w:r>
-        <w:rPr>
-          <w:b w:val="0"/>
-        </w:rPr>
-        <w:t xml:space="preserve">Do not quietly remove difficult cases or change the </w:t>
-      </w:r>
-      <w:r>
-        <w:rPr>
-          <w:b/>
-        </w:rPr>
-        <w:t>confidence</w:t>
-      </w:r>
-      <w:r>
-        <w:rPr>
-          <w:b w:val="0"/>
-        </w:rPr>
-        <w:t xml:space="preserve"> values after reading the answers. Adjustments belong to a new recorded method and need a fresh evaluation.</w:t>
-      </w:r>
-    </w:p>
-    <w:tbl>
-      <w:tblPr>
-        <w:tblStyle w:val="LightShading-Accent1"/>
-        <w:tblW w:type="auto" w:w="0"/>
-        <w:tblLook w:firstColumn="1" w:firstRow="1" w:lastColumn="0" w:lastRow="0" w:noHBand="0" w:noVBand="1" w:val="04A0"/>
-      </w:tblPr>
-      <w:tblGrid>
         <w:gridCol w:w="5112"/>
         <w:gridCol w:w="5112"/>
       </w:tblGrid>
@@ -2406,17 +2704,6 @@
     </w:tbl>
     <w:p>
       <w:pPr>
-        <w:spacing w:line="336" w:lineRule="auto" w:after="180"/>
-      </w:pPr>
-      <w:r>
-        <w:rPr>
-          <w:b w:val="0"/>
-        </w:rPr>
-        <w:t>Use the diagram and verbal explanation together. Ask learners to match a sentence to a specific visual step; do not assign learners fixed visual or auditory learning styles.</w:t>
-      </w:r>
-    </w:p>
-    <w:p>
-      <w:pPr>
         <w:pStyle w:val="Heading3"/>
       </w:pPr>
       <w:r>
@@ -2425,97 +2712,10 @@
     </w:p>
     <w:p>
       <w:pPr>
-        <w:spacing w:line="336" w:lineRule="auto" w:after="180"/>
-      </w:pPr>
-      <w:r>
-        <w:rPr>
-          <w:b w:val="0"/>
-        </w:rPr>
-        <w:t xml:space="preserve">A fictional card classifier reports a claimed </w:t>
-      </w:r>
-      <w:r>
-        <w:rPr>
-          <w:b/>
-        </w:rPr>
-        <w:t>80%</w:t>
-      </w:r>
-      <w:r>
-        <w:rPr>
-          <w:b w:val="0"/>
-        </w:rPr>
-        <w:t xml:space="preserve"> chance that each chosen label is correct.</w:t>
-      </w:r>
-    </w:p>
-    <w:p>
-      <w:pPr>
         <w:pStyle w:val="Heading3"/>
       </w:pPr>
       <w:r>
         <w:t>The facts we will use</w:t>
-      </w:r>
-    </w:p>
-    <w:p>
-      <w:pPr>
-        <w:pStyle w:val="Heading3"/>
-      </w:pPr>
-      <w:r>
-        <w:t>Supplied facts</w:t>
-      </w:r>
-    </w:p>
-    <w:p>
-      <w:pPr>
-        <w:spacing w:line="336" w:lineRule="auto" w:after="180"/>
-        <w:shd w:fill="F1F6FC"/>
-      </w:pPr>
-      <w:r>
-        <w:rPr>
-          <w:b w:val="0"/>
-        </w:rPr>
-        <w:t xml:space="preserve">Ten </w:t>
-      </w:r>
-      <w:r>
-        <w:rPr>
-          <w:b/>
-        </w:rPr>
-        <w:t>prediction</w:t>
-      </w:r>
-      <w:r>
-        <w:rPr>
-          <w:b w:val="0"/>
-        </w:rPr>
-        <w:t xml:space="preserve">s all have score </w:t>
-      </w:r>
-      <w:r>
-        <w:rPr>
-          <w:b/>
-        </w:rPr>
-        <w:t>80%</w:t>
-      </w:r>
-      <w:r>
-        <w:rPr>
-          <w:b w:val="0"/>
-        </w:rPr>
-        <w:t>.</w:t>
-      </w:r>
-    </w:p>
-    <w:p>
-      <w:pPr>
-        <w:pStyle w:val="Heading3"/>
-      </w:pPr>
-      <w:r>
-        <w:t>Supplied facts</w:t>
-      </w:r>
-    </w:p>
-    <w:p>
-      <w:pPr>
-        <w:spacing w:line="336" w:lineRule="auto" w:after="180"/>
-        <w:shd w:fill="F1F6FC"/>
-      </w:pPr>
-      <w:r>
-        <w:rPr>
-          <w:b w:val="0"/>
-        </w:rPr>
-        <w:t>Later checks find 7 correct, 2 incorrect and 1 outcome unavailable. The selected cards were not a representative survey.</w:t>
       </w:r>
     </w:p>
     <w:p>
@@ -2523,7 +2723,7 @@
         <w:drawing>
           <wp:inline xmlns:a="http://schemas.openxmlformats.org/drawingml/2006/main" xmlns:pic="http://schemas.openxmlformats.org/drawingml/2006/picture">
             <wp:extent cx="5486400" cy="3131457"/>
-            <wp:docPr id="1" name="Picture 1" descr="Known outcomes and missing evidence"/>
+            <wp:docPr id="3" name="Picture 3" descr="Known outcomes and missing evidence"/>
             <wp:cNvGraphicFramePr>
               <a:graphicFrameLocks noChangeAspect="1"/>
             </wp:cNvGraphicFramePr>
@@ -2535,7 +2735,7 @@
                     <pic:cNvPicPr/>
                   </pic:nvPicPr>
                   <pic:blipFill>
-                    <a:blip r:embed="rId9"/>
+                    <a:blip r:embed="rId11"/>
                     <a:stretch>
                       <a:fillRect/>
                     </a:stretch>
@@ -2559,7 +2759,7 @@
         <w:drawing>
           <wp:inline xmlns:a="http://schemas.openxmlformats.org/drawingml/2006/main" xmlns:pic="http://schemas.openxmlformats.org/drawingml/2006/picture">
             <wp:extent cx="5276995" cy="5943599"/>
-            <wp:docPr id="2" name="Picture 2" descr="Confidence Is Not Correctness. Keep scores: Ten chosen labels each carry 80%; this is a claim about uncertainty.. Checked outcomes: Seven correct plus two wrong gives nine known outcomes.. Report coverage: Observed agreement is 7/9 among checked cards; outcome coverage is 9/10.. Retain unknown: The missing result could change the all-ten correct count to 7 or 8."/>
+            <wp:docPr id="4" name="Picture 4" descr="Confidence Is Not Correctness. Keep scores: Ten chosen labels each carry 80%; this is a claim about uncertainty.. Checked outcomes: Seven correct plus two wrong gives nine known outcomes.. Report coverage: Observed agreement is 7/9 among checked cards; outcome coverage is 9/10.. Retain unknown: The missing result could change the all-ten correct count to 7 or 8."/>
             <wp:cNvGraphicFramePr>
               <a:graphicFrameLocks noChangeAspect="1"/>
             </wp:cNvGraphicFramePr>
@@ -2571,7 +2771,7 @@
                     <pic:cNvPicPr/>
                   </pic:nvPicPr>
                   <pic:blipFill>
-                    <a:blip r:embed="rId10"/>
+                    <a:blip r:embed="rId12"/>
                     <a:stretch>
                       <a:fillRect/>
                     </a:stretch>
@@ -2740,37 +2940,360 @@
         <w:pStyle w:val="Heading3"/>
       </w:pPr>
       <w:r>
-        <w:t>Why the result follows</w:t>
+        <w:t>What this example does not establish</w:t>
+      </w:r>
+    </w:p>
+    <w:p>
+      <w:pPr>
+        <w:pStyle w:val="Heading3"/>
+      </w:pPr>
+      <w:r>
+        <w:t>Change one thing in the pictured case</w:t>
+      </w:r>
+    </w:p>
+    <w:p>
+      <w:pPr>
+        <w:pStyle w:val="Heading3"/>
+      </w:pPr>
+      <w:r>
+        <w:t>Ask while showing the picture</w:t>
+      </w:r>
+    </w:p>
+    <w:p>
+      <w:pPr>
+        <w:pStyle w:val="Heading1"/>
+      </w:pPr>
+      <w:r>
+        <w:t>03. Guide the reasoning, then remove help</w:t>
+      </w:r>
+    </w:p>
+    <w:p>
+      <w:r>
+        <w:t>Collect a response from each learner before discussing the worked key.</w:t>
+      </w:r>
+    </w:p>
+    <w:p>
+      <w:pPr>
+        <w:pStyle w:val="Heading2"/>
+      </w:pPr>
+      <w:r>
+        <w:t>Prompt before revealing</w:t>
       </w:r>
     </w:p>
     <w:p>
       <w:pPr>
         <w:spacing w:line="336" w:lineRule="auto" w:after="180"/>
-        <w:shd w:fill="F1F6FC"/>
-      </w:pPr>
-      <w:r>
-        <w:rPr>
-          <w:b w:val="0"/>
-        </w:rPr>
-        <w:t xml:space="preserve">Do not count the missing outcome as correct or silently remove it from the coverage report. These records allow an all-ten agreement range from </w:t>
+      </w:pPr>
+      <w:r>
+        <w:rPr>
+          <w:b w:val="0"/>
+        </w:rPr>
+        <w:t xml:space="preserve">Completion task: Use cases A, B and C from the lesson table. State which is correct, incorrect and unassessed. Explain why ordering them by </w:t>
       </w:r>
       <w:r>
         <w:rPr>
           <w:b/>
         </w:rPr>
+        <w:t>confidence</w:t>
+      </w:r>
+      <w:r>
+        <w:rPr>
+          <w:b w:val="0"/>
+        </w:rPr>
+        <w:t xml:space="preserve"> cannot replace checking their outcomes.</w:t>
+      </w:r>
+    </w:p>
+    <w:p>
+      <w:pPr>
+        <w:pStyle w:val="Heading2"/>
+      </w:pPr>
+      <w:r>
+        <w:t>Expected reasoning and fading help</w:t>
+      </w:r>
+    </w:p>
+    <w:p>
+      <w:pPr>
+        <w:spacing w:line="336" w:lineRule="auto" w:after="180"/>
+      </w:pPr>
+      <w:r>
+        <w:rPr>
+          <w:b w:val="0"/>
+        </w:rPr>
+        <w:t>Teacher check: A is incorrect, B correct and C unassessed. The score is a prior claim; the observed category determines agreement for an assessable case.</w:t>
+      </w:r>
+    </w:p>
+    <w:p>
+      <w:pPr>
+        <w:spacing w:line="336" w:lineRule="auto" w:after="180"/>
+      </w:pPr>
+      <w:r>
+        <w:rPr>
+          <w:b w:val="0"/>
+        </w:rPr>
+        <w:t>A larger claim does not supply a missing outcome or override a conflicting one.</w:t>
+      </w:r>
+    </w:p>
+    <w:p>
+      <w:pPr>
+        <w:spacing w:line="336" w:lineRule="auto" w:after="180"/>
+      </w:pPr>
+      <w:r>
+        <w:rPr>
+          <w:b w:val="0"/>
+        </w:rPr>
+        <w:t xml:space="preserve">Start by identifying the given </w:t>
+      </w:r>
+      <w:r>
+        <w:rPr>
+          <w:b/>
+        </w:rPr>
+        <w:t>input</w:t>
+      </w:r>
+      <w:r>
+        <w:rPr>
+          <w:b w:val="0"/>
+        </w:rPr>
+        <w:t>s together. Leave the intermediate steps blank. If needed, model one step, then withdraw that help on the next step. Move to a full trace only when the partial trace is understood.</w:t>
+      </w:r>
+    </w:p>
+    <w:p>
+      <w:pPr>
+        <w:spacing w:line="336" w:lineRule="auto" w:after="180"/>
+      </w:pPr>
+      <w:r>
+        <w:rPr>
+          <w:b w:val="0"/>
+        </w:rPr>
+        <w:t>For partners, alternate explainer and checker; collect a response from every learner before discussion.</w:t>
+      </w:r>
+    </w:p>
+    <w:p>
+      <w:pPr>
+        <w:pStyle w:val="Heading2"/>
+      </w:pPr>
+      <w:r>
+        <w:t>Check the misconception before discussion</w:t>
+      </w:r>
+    </w:p>
+    <w:p>
+      <w:pPr>
+        <w:spacing w:line="336" w:lineRule="auto" w:after="180"/>
+      </w:pPr>
+      <w:r>
+        <w:rPr>
+          <w:b w:val="0"/>
+        </w:rPr>
+        <w:t xml:space="preserve">Use the worked case for </w:t>
+      </w:r>
+      <w:r>
+        <w:rPr>
+          <w:b/>
+        </w:rPr>
+        <w:t>Confidence</w:t>
+      </w:r>
+      <w:r>
+        <w:rPr>
+          <w:b w:val="0"/>
+        </w:rPr>
+        <w:t xml:space="preserve"> and </w:t>
+      </w:r>
+      <w:r>
+        <w:rPr>
+          <w:b/>
+        </w:rPr>
+        <w:t>correctness</w:t>
+      </w:r>
+      <w:r>
+        <w:rPr>
+          <w:b w:val="0"/>
+        </w:rPr>
+        <w:t>. Proposed explanation: “An 80 point score always means an 80 percent probability”. Decide whether this explanation is supported.</w:t>
+      </w:r>
+    </w:p>
+    <w:p>
+      <w:pPr>
+        <w:spacing w:line="336" w:lineRule="auto" w:after="180"/>
+      </w:pPr>
+      <w:r>
+        <w:rPr>
+          <w:b w:val="0"/>
+        </w:rPr>
+        <w:t>Point to the step or supplied fact that decides; explain your repair if needed.</w:t>
+      </w:r>
+    </w:p>
+    <w:p>
+      <w:pPr>
+        <w:spacing w:line="336" w:lineRule="auto" w:after="180"/>
+      </w:pPr>
+      <w:r>
+        <w:rPr>
+          <w:b w:val="0"/>
+        </w:rPr>
+        <w:t>Expected correction: Read the documented quantity before interpreting it.</w:t>
+      </w:r>
+    </w:p>
+    <w:p>
+      <w:pPr>
+        <w:spacing w:line="336" w:lineRule="auto" w:after="180"/>
+      </w:pPr>
+      <w:r>
+        <w:rPr>
+          <w:b w:val="0"/>
+        </w:rPr>
+        <w:t>Collect explanations, not only yes/no votes. If a misunderstanding is common, re-model the relevant step for the class.</w:t>
+      </w:r>
+    </w:p>
+    <w:p>
+      <w:pPr>
+        <w:spacing w:line="336" w:lineRule="auto" w:after="180"/>
+      </w:pPr>
+      <w:r>
+        <w:rPr>
+          <w:b w:val="0"/>
+        </w:rPr>
+        <w:t>If it affects a few learners, give a short targeted group explanation while others solve a more demanding variation.</w:t>
+      </w:r>
+    </w:p>
+    <w:p>
+      <w:pPr>
+        <w:pStyle w:val="Heading2"/>
+      </w:pPr>
+      <w:r>
+        <w:t>Use the pictorial check</w:t>
+      </w:r>
+    </w:p>
+    <w:p>
+      <w:pPr>
+        <w:spacing w:line="336" w:lineRule="auto" w:after="180"/>
+      </w:pPr>
+      <w:r>
+        <w:rPr>
+          <w:b w:val="0"/>
+        </w:rPr>
+        <w:t xml:space="preserve">Was the unknown label guaranteed correct because its </w:t>
+      </w:r>
+      <w:r>
+        <w:rPr>
+          <w:b/>
+        </w:rPr>
+        <w:t>confidence</w:t>
+      </w:r>
+      <w:r>
+        <w:rPr>
+          <w:b w:val="0"/>
+        </w:rPr>
+        <w:t xml:space="preserve"> was </w:t>
+      </w:r>
+      <w:r>
+        <w:rPr>
+          <w:b/>
+        </w:rPr>
+        <w:t>80%</w:t>
+      </w:r>
+      <w:r>
+        <w:rPr>
+          <w:b w:val="0"/>
+        </w:rPr>
+        <w:t>?</w:t>
+      </w:r>
+    </w:p>
+    <w:p>
+      <w:pPr>
+        <w:spacing w:line="336" w:lineRule="auto" w:after="180"/>
+      </w:pPr>
+      <w:r>
+        <w:rPr>
+          <w:b w:val="0"/>
+        </w:rPr>
+        <w:t xml:space="preserve">No. An </w:t>
+      </w:r>
+      <w:r>
+        <w:rPr>
+          <w:b/>
+        </w:rPr>
+        <w:t>80%</w:t>
+      </w:r>
+      <w:r>
+        <w:rPr>
+          <w:b w:val="0"/>
+        </w:rPr>
+        <w:t xml:space="preserve"> score is not certainty. The new </w:t>
+      </w:r>
+      <w:r>
+        <w:rPr>
+          <w:b/>
+        </w:rPr>
+        <w:t>evidence</w:t>
+      </w:r>
+      <w:r>
+        <w:rPr>
+          <w:b w:val="0"/>
+        </w:rPr>
+        <w:t xml:space="preserve"> records it as incorrect, and the complete agreement rate is </w:t>
+      </w:r>
+      <w:r>
+        <w:rPr>
+          <w:b/>
+        </w:rPr>
         <w:t>70%</w:t>
       </w:r>
       <w:r>
         <w:rPr>
           <w:b w:val="0"/>
         </w:rPr>
-        <w:t xml:space="preserve"> to </w:t>
+        <w:t>.</w:t>
+      </w:r>
+    </w:p>
+    <w:p>
+      <w:pPr>
+        <w:spacing w:line="336" w:lineRule="auto" w:after="180"/>
+      </w:pPr>
+      <w:r>
+        <w:rPr>
+          <w:b w:val="0"/>
+        </w:rPr>
+        <w:t>Changed-case reasoning: All-ten agreement is 7/10=</w:t>
       </w:r>
       <w:r>
         <w:rPr>
           <w:b/>
         </w:rPr>
-        <w:t>80%</w:t>
+        <w:t>70%</w:t>
+      </w:r>
+      <w:r>
+        <w:rPr>
+          <w:b w:val="0"/>
+        </w:rPr>
+        <w:t>. There are now three wrong labels and no unknown outcomes.</w:t>
+      </w:r>
+    </w:p>
+    <w:p>
+      <w:pPr>
+        <w:spacing w:line="336" w:lineRule="auto" w:after="180"/>
+      </w:pPr>
+      <w:r>
+        <w:rPr>
+          <w:b w:val="0"/>
+        </w:rPr>
+        <w:t xml:space="preserve">Collect each learner’s explanation before discussion. Use the first missing connection between </w:t>
+      </w:r>
+      <w:r>
+        <w:rPr>
+          <w:b/>
+        </w:rPr>
+        <w:t>input</w:t>
+      </w:r>
+      <w:r>
+        <w:rPr>
+          <w:b w:val="0"/>
+        </w:rPr>
+        <w:t xml:space="preserve">, deciding step and result to choose support. This question is worked-case practice, not fresh mastery </w:t>
+      </w:r>
+      <w:r>
+        <w:rPr>
+          <w:b/>
+        </w:rPr>
+        <w:t>evidence</w:t>
       </w:r>
       <w:r>
         <w:rPr>
@@ -2781,38 +3304,142 @@
     </w:p>
     <w:p>
       <w:pPr>
+        <w:pStyle w:val="Heading2"/>
+      </w:pPr>
+      <w:r>
+        <w:t>Keep each learner explaining</w:t>
+      </w:r>
+    </w:p>
+    <w:p>
+      <w:pPr>
+        <w:pStyle w:val="ListBullet"/>
+      </w:pPr>
+      <w:r>
+        <w:t>Ask: Which facts are given, and which would we have to assume? Learners mark relevant details before discussing answers.</w:t>
+      </w:r>
+    </w:p>
+    <w:p>
+      <w:pPr>
+        <w:pStyle w:val="ListBullet"/>
+      </w:pPr>
+      <w:r>
+        <w:t>Say: Predict first. Show the rule, information path or calculation that would produce the result. A correct guess is not yet an explanation.</w:t>
+      </w:r>
+    </w:p>
+    <w:p>
+      <w:pPr>
+        <w:pStyle w:val="ListBullet"/>
+      </w:pPr>
+      <w:r>
+        <w:t>In pairs, one learner solves while the other checks evidence; exchange roles. Remove the worked answer before independent assessment.</w:t>
+      </w:r>
+    </w:p>
+    <w:p>
+      <w:pPr>
+        <w:pStyle w:val="Heading2"/>
+      </w:pPr>
+      <w:r>
+        <w:t>Earlier wording, alternatives and picture transcripts · reference / check after trying</w:t>
+      </w:r>
+    </w:p>
+    <w:p>
+      <w:pPr>
         <w:spacing w:line="336" w:lineRule="auto" w:after="180"/>
-        <w:shd w:fill="F1F6FC"/>
-      </w:pPr>
-      <w:r>
-        <w:rPr>
-          <w:b w:val="0"/>
-        </w:rPr>
-        <w:t xml:space="preserve">They do not show that claimed probabilities match checked </w:t>
+      </w:pPr>
+      <w:r>
+        <w:rPr>
+          <w:b w:val="0"/>
+        </w:rPr>
+        <w:t>Demonstrate and guide practice</w:t>
+      </w:r>
+    </w:p>
+    <w:p>
+      <w:pPr>
+        <w:pStyle w:val="Heading3"/>
+      </w:pPr>
+      <w:r>
+        <w:t>Board sequence</w:t>
+      </w:r>
+    </w:p>
+    <w:p>
+      <w:pPr>
+        <w:spacing w:line="336" w:lineRule="auto" w:after="180"/>
+      </w:pPr>
+      <w:r>
+        <w:rPr>
+          <w:b w:val="0"/>
+        </w:rPr>
+        <w:t>Write the given facts: A helper confidently labels a blurred dog photo as cat; the clear original shows a dog.</w:t>
+      </w:r>
+    </w:p>
+    <w:p>
+      <w:pPr>
+        <w:spacing w:line="336" w:lineRule="auto" w:after="180"/>
+      </w:pPr>
+      <w:r>
+        <w:rPr>
+          <w:b w:val="0"/>
+        </w:rPr>
+        <w:t>Write the question to explain: What does this show?</w:t>
+      </w:r>
+    </w:p>
+    <w:p>
+      <w:pPr>
+        <w:spacing w:line="336" w:lineRule="auto" w:after="180"/>
+      </w:pPr>
+      <w:r>
+        <w:rPr>
+          <w:b w:val="0"/>
+        </w:rPr>
+        <w:t xml:space="preserve">Reveal after </w:t>
       </w:r>
       <w:r>
         <w:rPr>
           <w:b/>
         </w:rPr>
+        <w:t>prediction</w:t>
+      </w:r>
+      <w:r>
+        <w:rPr>
+          <w:b w:val="0"/>
+        </w:rPr>
+        <w:t xml:space="preserve">s: </w:t>
+      </w:r>
+      <w:r>
+        <w:rPr>
+          <w:b/>
+        </w:rPr>
+        <w:t>Confidence</w:t>
+      </w:r>
+      <w:r>
+        <w:rPr>
+          <w:b w:val="0"/>
+        </w:rPr>
+        <w:t xml:space="preserve"> and </w:t>
+      </w:r>
+      <w:r>
+        <w:rPr>
+          <w:b/>
+        </w:rPr>
         <w:t>correctness</w:t>
       </w:r>
       <w:r>
         <w:rPr>
           <w:b w:val="0"/>
         </w:rPr>
-        <w:t xml:space="preserve"> over many comparable </w:t>
+        <w:t xml:space="preserve"> differ. A </w:t>
       </w:r>
       <w:r>
         <w:rPr>
           <w:b/>
         </w:rPr>
-        <w:t>prediction</w:t>
-      </w:r>
-      <w:r>
-        <w:rPr>
-          <w:b w:val="0"/>
-        </w:rPr>
-        <w:t xml:space="preserve">s; that requires much more suitable </w:t>
+        <w:t>confident error</w:t>
+      </w:r>
+      <w:r>
+        <w:rPr>
+          <w:b w:val="0"/>
+        </w:rPr>
+        <w:t xml:space="preserve"> remains wrong. Check </w:t>
       </w:r>
       <w:r>
         <w:rPr>
@@ -2824,7 +3451,30 @@
         <w:rPr>
           <w:b w:val="0"/>
         </w:rPr>
-        <w:t>.</w:t>
+        <w:t xml:space="preserve">, particularly unfamiliar or low-quality </w:t>
+      </w:r>
+      <w:r>
+        <w:rPr>
+          <w:b/>
+        </w:rPr>
+        <w:t>input</w:t>
+      </w:r>
+      <w:r>
+        <w:rPr>
+          <w:b w:val="0"/>
+        </w:rPr>
+        <w:t>s.</w:t>
+      </w:r>
+    </w:p>
+    <w:p>
+      <w:pPr>
+        <w:spacing w:line="336" w:lineRule="auto" w:after="180"/>
+      </w:pPr>
+      <w:r>
+        <w:rPr>
+          <w:b w:val="0"/>
+        </w:rPr>
+        <w:t>Use the earlier changed question as optional later practice. Reserve Audit a different probability claim for the first independent attempt before hints or feedback.</w:t>
       </w:r>
     </w:p>
     <w:p>
@@ -2832,466 +3482,18 @@
         <w:pStyle w:val="Heading3"/>
       </w:pPr>
       <w:r>
-        <w:t>What this example does not establish</w:t>
-      </w:r>
-    </w:p>
-    <w:p>
-      <w:pPr>
-        <w:pStyle w:val="Heading3"/>
-      </w:pPr>
-      <w:r>
-        <w:t>Keep the stated limit</w:t>
+        <w:t>Classroom dialogue</w:t>
       </w:r>
     </w:p>
     <w:p>
       <w:pPr>
         <w:spacing w:line="336" w:lineRule="auto" w:after="180"/>
-        <w:shd w:fill="FFF5E6"/>
-      </w:pPr>
-      <w:r>
-        <w:rPr>
-          <w:b w:val="0"/>
-        </w:rPr>
-        <w:t xml:space="preserve">This small selected set cannot establish that the claimed probabilities match actual </w:t>
-      </w:r>
-      <w:r>
-        <w:rPr>
-          <w:b/>
-        </w:rPr>
-        <w:t>correctness</w:t>
-      </w:r>
-      <w:r>
-        <w:rPr>
-          <w:b w:val="0"/>
-        </w:rPr>
-        <w:t xml:space="preserve"> or show performance for all future cards.</w:t>
-      </w:r>
-    </w:p>
-    <w:p>
-      <w:pPr>
-        <w:pStyle w:val="Heading3"/>
-      </w:pPr>
-      <w:r>
-        <w:t>Change one thing in the pictured case</w:t>
-      </w:r>
-    </w:p>
-    <w:p>
-      <w:pPr>
-        <w:pStyle w:val="Heading3"/>
-      </w:pPr>
-      <w:r>
-        <w:t>Change one thing</w:t>
-      </w:r>
-    </w:p>
-    <w:p>
-      <w:pPr>
-        <w:spacing w:line="336" w:lineRule="auto" w:after="180"/>
-        <w:shd w:fill="F5F1FB"/>
-      </w:pPr>
-      <w:r>
-        <w:rPr>
-          <w:b w:val="0"/>
-        </w:rPr>
-        <w:t>Change: The missing outcome is checked and found incorrect.</w:t>
-      </w:r>
-    </w:p>
-    <w:p>
-      <w:pPr>
-        <w:pStyle w:val="Heading3"/>
-      </w:pPr>
-      <w:r>
-        <w:t>Predicted result</w:t>
-      </w:r>
-    </w:p>
-    <w:p>
-      <w:pPr>
-        <w:spacing w:line="336" w:lineRule="auto" w:after="180"/>
-        <w:shd w:fill="F1F6FC"/>
-      </w:pPr>
-      <w:r>
-        <w:rPr>
-          <w:b/>
-        </w:rPr>
-        <w:t>Prediction</w:t>
-      </w:r>
-      <w:r>
-        <w:rPr>
-          <w:b w:val="0"/>
-        </w:rPr>
-        <w:t>: All-ten agreement is 7/10=</w:t>
-      </w:r>
-      <w:r>
-        <w:rPr>
-          <w:b/>
-        </w:rPr>
-        <w:t>70%</w:t>
-      </w:r>
-      <w:r>
-        <w:rPr>
-          <w:b w:val="0"/>
-        </w:rPr>
-        <w:t>.</w:t>
-      </w:r>
-    </w:p>
-    <w:p>
-      <w:pPr>
-        <w:pStyle w:val="Heading3"/>
-      </w:pPr>
-      <w:r>
-        <w:t>Why the result follows</w:t>
-      </w:r>
-    </w:p>
-    <w:p>
-      <w:pPr>
-        <w:spacing w:line="336" w:lineRule="auto" w:after="180"/>
-        <w:shd w:fill="F1F6FC"/>
-      </w:pPr>
-      <w:r>
-        <w:rPr>
-          <w:b w:val="0"/>
-        </w:rPr>
-        <w:t>Reason: There are now three wrong labels and no unknown outcomes.</w:t>
-      </w:r>
-    </w:p>
-    <w:p>
-      <w:pPr>
-        <w:pStyle w:val="Heading3"/>
-      </w:pPr>
-      <w:r>
-        <w:t>Ask while showing the picture</w:t>
-      </w:r>
-    </w:p>
-    <w:p>
-      <w:pPr>
-        <w:pStyle w:val="Heading3"/>
-      </w:pPr>
-      <w:r>
-        <w:t>Ask while showing the picture · 7</w:t>
-      </w:r>
-    </w:p>
-    <w:p>
-      <w:pPr>
-        <w:spacing w:line="336" w:lineRule="auto" w:after="180"/>
-      </w:pPr>
-      <w:r>
-        <w:rPr>
-          <w:b w:val="0"/>
-        </w:rPr>
-        <w:t xml:space="preserve">Cover the result. Ask learners to name the </w:t>
-      </w:r>
-      <w:r>
-        <w:rPr>
-          <w:b/>
-        </w:rPr>
-        <w:t>input</w:t>
-      </w:r>
-      <w:r>
-        <w:rPr>
-          <w:b w:val="0"/>
-        </w:rPr>
-        <w:t xml:space="preserve">s and predict the next step. Uncover one step, connect the icon to the actual procedure, and explain its </w:t>
-      </w:r>
-      <w:r>
-        <w:rPr>
-          <w:b/>
-        </w:rPr>
-        <w:t>evidence</w:t>
-      </w:r>
-      <w:r>
-        <w:rPr>
-          <w:b w:val="0"/>
-        </w:rPr>
-        <w:t>. Then change the supplied condition and compare.</w:t>
-      </w:r>
-    </w:p>
-    <w:p>
-      <w:pPr>
-        <w:spacing w:line="336" w:lineRule="auto" w:after="180"/>
-      </w:pPr>
-      <w:r>
-        <w:rPr>
-          <w:b w:val="0"/>
-        </w:rPr>
-        <w:t>The picture is a representation; it does not document execution of a real AI model.</w:t>
-      </w:r>
-    </w:p>
-    <w:p>
-      <w:pPr>
-        <w:pStyle w:val="Heading1"/>
-      </w:pPr>
-      <w:r>
-        <w:t>03. Demonstrate and guide practice</w:t>
-      </w:r>
-    </w:p>
-    <w:p>
-      <w:r>
-        <w:t>Demonstrate Confidence Is Not Correctness, reduce support deliberately and check individual reasoning before discussing answers.</w:t>
-      </w:r>
-    </w:p>
-    <w:p>
-      <w:pPr>
-        <w:pStyle w:val="Heading3"/>
-      </w:pPr>
-      <w:r>
-        <w:t>Board sequence</w:t>
-      </w:r>
-    </w:p>
-    <w:p>
-      <w:pPr>
-        <w:pStyle w:val="Heading3"/>
-      </w:pPr>
-      <w:r>
-        <w:t>1. Put the facts on the board</w:t>
-      </w:r>
-    </w:p>
-    <w:p>
-      <w:pPr>
-        <w:spacing w:line="336" w:lineRule="auto" w:after="180"/>
-        <w:shd w:fill="F4F9FC"/>
-      </w:pPr>
-      <w:r>
-        <w:rPr>
-          <w:b w:val="0"/>
-        </w:rPr>
-        <w:t>Write the given facts: A helper confidently labels a blurred dog photo as cat; the clear original shows a dog.</w:t>
-      </w:r>
-    </w:p>
-    <w:p>
-      <w:pPr>
-        <w:pStyle w:val="Heading3"/>
-      </w:pPr>
-      <w:r>
-        <w:t>2. State the decision to explain</w:t>
-      </w:r>
-    </w:p>
-    <w:p>
-      <w:pPr>
-        <w:spacing w:line="336" w:lineRule="auto" w:after="180"/>
-        <w:shd w:fill="F5F1FB"/>
-      </w:pPr>
-      <w:r>
-        <w:rPr>
-          <w:b w:val="0"/>
-        </w:rPr>
-        <w:t>Write the question to explain: What does this show?</w:t>
-      </w:r>
-    </w:p>
-    <w:p>
-      <w:pPr>
-        <w:pStyle w:val="Heading3"/>
-      </w:pPr>
-      <w:r>
-        <w:t>3. Reveal the worked reasoning</w:t>
-      </w:r>
-    </w:p>
-    <w:p>
-      <w:pPr>
-        <w:spacing w:line="336" w:lineRule="auto" w:after="180"/>
-        <w:shd w:fill="F1F6FC"/>
-      </w:pPr>
-      <w:r>
-        <w:rPr>
-          <w:b w:val="0"/>
-        </w:rPr>
-        <w:t xml:space="preserve">Reveal after </w:t>
-      </w:r>
-      <w:r>
-        <w:rPr>
-          <w:b/>
-        </w:rPr>
-        <w:t>prediction</w:t>
-      </w:r>
-      <w:r>
-        <w:rPr>
-          <w:b w:val="0"/>
-        </w:rPr>
-        <w:t xml:space="preserve">s: </w:t>
-      </w:r>
-      <w:r>
-        <w:rPr>
-          <w:b/>
-        </w:rPr>
-        <w:t>Confidence</w:t>
-      </w:r>
-      <w:r>
-        <w:rPr>
-          <w:b w:val="0"/>
-        </w:rPr>
-        <w:t xml:space="preserve"> and </w:t>
-      </w:r>
-      <w:r>
-        <w:rPr>
-          <w:b/>
-        </w:rPr>
-        <w:t>correctness</w:t>
-      </w:r>
-      <w:r>
-        <w:rPr>
-          <w:b w:val="0"/>
-        </w:rPr>
-        <w:t xml:space="preserve"> differ. A </w:t>
-      </w:r>
-      <w:r>
-        <w:rPr>
-          <w:b/>
-        </w:rPr>
-        <w:t>confident error</w:t>
-      </w:r>
-      <w:r>
-        <w:rPr>
-          <w:b w:val="0"/>
-        </w:rPr>
-        <w:t xml:space="preserve"> remains wrong. Check </w:t>
-      </w:r>
-      <w:r>
-        <w:rPr>
-          <w:b/>
-        </w:rPr>
-        <w:t>evidence</w:t>
-      </w:r>
-      <w:r>
-        <w:rPr>
-          <w:b w:val="0"/>
-        </w:rPr>
-        <w:t xml:space="preserve">, particularly unfamiliar or low-quality </w:t>
-      </w:r>
-      <w:r>
-        <w:rPr>
-          <w:b/>
-        </w:rPr>
-        <w:t>input</w:t>
-      </w:r>
-      <w:r>
-        <w:rPr>
-          <w:b w:val="0"/>
-        </w:rPr>
-        <w:t>s.</w:t>
-      </w:r>
-    </w:p>
-    <w:p>
-      <w:pPr>
-        <w:pStyle w:val="Heading3"/>
-      </w:pPr>
-      <w:r>
-        <w:t>Hold back the independent task</w:t>
-      </w:r>
-    </w:p>
-    <w:p>
-      <w:pPr>
-        <w:spacing w:line="336" w:lineRule="auto" w:after="180"/>
-        <w:shd w:fill="F5F1FB"/>
-      </w:pPr>
-      <w:r>
-        <w:rPr>
-          <w:b w:val="0"/>
-        </w:rPr>
-        <w:t xml:space="preserve">Keep for an independent attempt: A sorter is very confident that a leaf is a coin, but a person checks and sees a leaf. Which determines </w:t>
-      </w:r>
-      <w:r>
-        <w:rPr>
-          <w:b/>
-        </w:rPr>
-        <w:t>correctness</w:t>
-      </w:r>
-      <w:r>
-        <w:rPr>
-          <w:b w:val="0"/>
-        </w:rPr>
-        <w:t xml:space="preserve">: </w:t>
-      </w:r>
-      <w:r>
-        <w:rPr>
-          <w:b/>
-        </w:rPr>
-        <w:t>confidence</w:t>
-      </w:r>
-      <w:r>
-        <w:rPr>
-          <w:b w:val="0"/>
-        </w:rPr>
-        <w:t xml:space="preserve"> or the checked object? Why?</w:t>
-      </w:r>
-    </w:p>
-    <w:p>
-      <w:pPr>
-        <w:pStyle w:val="Heading3"/>
-      </w:pPr>
-      <w:r>
-        <w:t>Classroom dialogue</w:t>
-      </w:r>
-    </w:p>
-    <w:p>
-      <w:pPr>
-        <w:pStyle w:val="Heading3"/>
-      </w:pPr>
-      <w:r>
-        <w:t>Ask the class</w:t>
-      </w:r>
-    </w:p>
-    <w:p>
-      <w:pPr>
-        <w:spacing w:line="336" w:lineRule="auto" w:after="180"/>
-        <w:shd w:fill="F5F1FB"/>
-      </w:pPr>
-      <w:r>
-        <w:rPr>
-          <w:b w:val="0"/>
-        </w:rPr>
-        <w:t>Ask: Which facts are given, and which would we have to assume? Learners mark relevant details before discussing answers.</w:t>
-      </w:r>
-    </w:p>
-    <w:p>
-      <w:pPr>
-        <w:pStyle w:val="Heading3"/>
-      </w:pPr>
-      <w:r>
-        <w:t>Language to model</w:t>
-      </w:r>
-    </w:p>
-    <w:p>
-      <w:pPr>
-        <w:spacing w:line="336" w:lineRule="auto" w:after="180"/>
-        <w:shd w:fill="F1F6F8"/>
-      </w:pPr>
-      <w:r>
-        <w:rPr>
-          <w:b w:val="0"/>
-        </w:rPr>
-        <w:t>Say: Predict first. Show the rule, information path or calculation that would produce the result. A correct guess is not yet an explanation.</w:t>
-      </w:r>
-    </w:p>
-    <w:p>
-      <w:pPr>
-        <w:spacing w:line="336" w:lineRule="auto" w:after="180"/>
       </w:pPr>
       <w:r>
         <w:rPr>
           <w:b w:val="0"/>
         </w:rPr>
         <w:t>Reveal reasoning one step at a time. Explain why a tempting alternative fails. Write units and denominators for arithmetic, trace conditions for decisions, and identify supporting sources for claims.</w:t>
-      </w:r>
-    </w:p>
-    <w:p>
-      <w:pPr>
-        <w:spacing w:line="336" w:lineRule="auto" w:after="180"/>
-      </w:pPr>
-      <w:r>
-        <w:rPr>
-          <w:b w:val="0"/>
-        </w:rPr>
-        <w:t xml:space="preserve">In pairs, one learner solves while the other checks </w:t>
-      </w:r>
-      <w:r>
-        <w:rPr>
-          <w:b/>
-        </w:rPr>
-        <w:t>evidence</w:t>
-      </w:r>
-      <w:r>
-        <w:rPr>
-          <w:b w:val="0"/>
-        </w:rPr>
-        <w:t>; exchange roles. Remove the worked answer before independent assessment.</w:t>
       </w:r>
     </w:p>
     <w:p>
@@ -3592,572 +3794,103 @@
         <w:pStyle w:val="Heading3"/>
       </w:pPr>
       <w:r>
-        <w:t>Completion practice</w:t>
+        <w:t>Individual reasoning check</w:t>
+      </w:r>
+    </w:p>
+    <w:p>
+      <w:pPr>
+        <w:pStyle w:val="Heading3"/>
+      </w:pPr>
+      <w:r>
+        <w:t>Pictorial practice question</w:t>
+      </w:r>
+    </w:p>
+    <w:p>
+      <w:pPr>
+        <w:pStyle w:val="Heading3"/>
+      </w:pPr>
+      <w:r>
+        <w:t>Reasoned teacher answer</w:t>
+      </w:r>
+    </w:p>
+    <w:p>
+      <w:pPr>
+        <w:pStyle w:val="Heading1"/>
+      </w:pPr>
+      <w:r>
+        <w:t>04. Run the supplied investigation</w:t>
+      </w:r>
+    </w:p>
+    <w:p>
+      <w:r>
+        <w:t>Keep expected results, observed paper traces and remaining limits distinguishable.</w:t>
+      </w:r>
+    </w:p>
+    <w:p>
+      <w:pPr>
+        <w:pStyle w:val="Heading2"/>
+      </w:pPr>
+      <w:r>
+        <w:t>Supplied materials and answer guidance</w:t>
       </w:r>
     </w:p>
     <w:p>
       <w:pPr>
         <w:spacing w:line="336" w:lineRule="auto" w:after="180"/>
-        <w:shd w:fill="F5F1FB"/>
-      </w:pPr>
-      <w:r>
-        <w:rPr>
-          <w:b w:val="0"/>
-        </w:rPr>
-        <w:t xml:space="preserve">Completion task: Use cases A, B and C from the lesson table. State which is correct, incorrect and unassessed. Explain why ordering them by </w:t>
-      </w:r>
-      <w:r>
-        <w:rPr>
-          <w:b/>
-        </w:rPr>
-        <w:t>confidence</w:t>
-      </w:r>
-      <w:r>
-        <w:rPr>
-          <w:b w:val="0"/>
-        </w:rPr>
-        <w:t xml:space="preserve"> cannot replace checking their outcomes.</w:t>
-      </w:r>
-    </w:p>
-    <w:p>
-      <w:pPr>
-        <w:pStyle w:val="Heading3"/>
-      </w:pPr>
-      <w:r>
-        <w:t>Reasoning to listen for</w:t>
-      </w:r>
-    </w:p>
-    <w:p>
-      <w:pPr>
-        <w:spacing w:line="336" w:lineRule="auto" w:after="180"/>
-        <w:shd w:fill="F1F6FC"/>
-      </w:pPr>
-      <w:r>
-        <w:rPr>
-          <w:b w:val="0"/>
-        </w:rPr>
-        <w:t>Teacher check: A is incorrect, B correct and C unassessed. The score is a prior claim; the observed category determines agreement for an assessable case.</w:t>
-      </w:r>
-    </w:p>
-    <w:p>
-      <w:pPr>
-        <w:spacing w:line="336" w:lineRule="auto" w:after="180"/>
-        <w:shd w:fill="F1F6FC"/>
-      </w:pPr>
-      <w:r>
-        <w:rPr>
-          <w:b w:val="0"/>
-        </w:rPr>
-        <w:t>A larger claim does not supply a missing outcome or override a conflicting one.</w:t>
-      </w:r>
-    </w:p>
-    <w:p>
-      <w:pPr>
-        <w:spacing w:line="336" w:lineRule="auto" w:after="180"/>
-      </w:pPr>
-      <w:r>
-        <w:rPr>
-          <w:b w:val="0"/>
-        </w:rPr>
-        <w:t xml:space="preserve">Start by identifying the given </w:t>
-      </w:r>
-      <w:r>
-        <w:rPr>
-          <w:b/>
-        </w:rPr>
-        <w:t>input</w:t>
-      </w:r>
-      <w:r>
-        <w:rPr>
-          <w:b w:val="0"/>
-        </w:rPr>
-        <w:t>s together. Leave the intermediate steps blank. If needed, model one step, then withdraw that help on the next step. Move to a full trace only when the partial trace is understood.</w:t>
-      </w:r>
-    </w:p>
-    <w:p>
-      <w:pPr>
-        <w:spacing w:line="336" w:lineRule="auto" w:after="180"/>
-      </w:pPr>
-      <w:r>
-        <w:rPr>
-          <w:b w:val="0"/>
-        </w:rPr>
-        <w:t>For partners, alternate explainer and checker; collect a response from every learner before discussion.</w:t>
-      </w:r>
-    </w:p>
-    <w:p>
-      <w:pPr>
-        <w:pStyle w:val="Heading3"/>
-      </w:pPr>
-      <w:r>
-        <w:t>Individual reasoning check</w:t>
-      </w:r>
-    </w:p>
-    <w:p>
-      <w:pPr>
-        <w:spacing w:line="336" w:lineRule="auto" w:after="180"/>
-      </w:pPr>
-      <w:r>
-        <w:rPr>
-          <w:b w:val="0"/>
-        </w:rPr>
-        <w:t xml:space="preserve">Use the worked case for </w:t>
-      </w:r>
-      <w:r>
-        <w:rPr>
-          <w:b/>
-        </w:rPr>
-        <w:t>Confidence</w:t>
-      </w:r>
-      <w:r>
-        <w:rPr>
-          <w:b w:val="0"/>
-        </w:rPr>
-        <w:t xml:space="preserve"> and </w:t>
-      </w:r>
-      <w:r>
-        <w:rPr>
-          <w:b/>
-        </w:rPr>
-        <w:t>correctness</w:t>
-      </w:r>
-      <w:r>
-        <w:rPr>
-          <w:b w:val="0"/>
-        </w:rPr>
-        <w:t>. Proposed explanation: “An 80 point score always means an 80 percent probability”. Decide whether this explanation is supported.</w:t>
-      </w:r>
-    </w:p>
-    <w:p>
-      <w:pPr>
-        <w:spacing w:line="336" w:lineRule="auto" w:after="180"/>
-      </w:pPr>
-      <w:r>
-        <w:rPr>
-          <w:b w:val="0"/>
-        </w:rPr>
-        <w:t>Point to the step or supplied fact that decides; explain your repair if needed.</w:t>
-      </w:r>
-    </w:p>
-    <w:p>
-      <w:pPr>
-        <w:pStyle w:val="Heading3"/>
-      </w:pPr>
-      <w:r>
-        <w:t>Expected repair</w:t>
-      </w:r>
-    </w:p>
-    <w:p>
-      <w:pPr>
-        <w:spacing w:line="336" w:lineRule="auto" w:after="180"/>
-        <w:shd w:fill="F1F6FC"/>
-      </w:pPr>
-      <w:r>
-        <w:rPr>
-          <w:b w:val="0"/>
-        </w:rPr>
-        <w:t>Expected correction: Read the documented quantity before interpreting it.</w:t>
-      </w:r>
-    </w:p>
-    <w:p>
-      <w:pPr>
-        <w:spacing w:line="336" w:lineRule="auto" w:after="180"/>
-      </w:pPr>
-      <w:r>
-        <w:rPr>
-          <w:b w:val="0"/>
-        </w:rPr>
-        <w:t>Collect explanations, not only yes/no votes. If a misunderstanding is common, re-model the relevant step for the class.</w:t>
-      </w:r>
-    </w:p>
-    <w:p>
-      <w:pPr>
-        <w:spacing w:line="336" w:lineRule="auto" w:after="180"/>
-      </w:pPr>
-      <w:r>
-        <w:rPr>
-          <w:b w:val="0"/>
-        </w:rPr>
-        <w:t>If it affects a few learners, give a short targeted group explanation while others solve a more demanding variation.</w:t>
-      </w:r>
-    </w:p>
-    <w:p>
-      <w:pPr>
-        <w:pStyle w:val="Heading3"/>
-      </w:pPr>
-      <w:r>
-        <w:t>Pictorial practice question</w:t>
-      </w:r>
-    </w:p>
-    <w:p>
-      <w:pPr>
-        <w:spacing w:line="336" w:lineRule="auto" w:after="180"/>
-        <w:shd w:fill="F5F1FB"/>
-      </w:pPr>
-      <w:r>
-        <w:rPr>
-          <w:b w:val="0"/>
-        </w:rPr>
-        <w:t xml:space="preserve">Was the unknown label guaranteed correct because its </w:t>
-      </w:r>
-      <w:r>
-        <w:rPr>
-          <w:b/>
-        </w:rPr>
-        <w:t>confidence</w:t>
-      </w:r>
-      <w:r>
-        <w:rPr>
-          <w:b w:val="0"/>
-        </w:rPr>
-        <w:t xml:space="preserve"> was </w:t>
-      </w:r>
-      <w:r>
-        <w:rPr>
-          <w:b/>
-        </w:rPr>
-        <w:t>80%</w:t>
-      </w:r>
-      <w:r>
-        <w:rPr>
-          <w:b w:val="0"/>
-        </w:rPr>
-        <w:t>?</w:t>
-      </w:r>
-    </w:p>
-    <w:p>
-      <w:pPr>
-        <w:pStyle w:val="Heading3"/>
-      </w:pPr>
-      <w:r>
-        <w:t>Reasoned teacher answer</w:t>
-      </w:r>
-    </w:p>
-    <w:p>
-      <w:pPr>
-        <w:spacing w:line="336" w:lineRule="auto" w:after="180"/>
-      </w:pPr>
-      <w:r>
-        <w:rPr>
-          <w:b w:val="0"/>
-        </w:rPr>
-        <w:t xml:space="preserve">No. An </w:t>
-      </w:r>
-      <w:r>
-        <w:rPr>
-          <w:b/>
-        </w:rPr>
-        <w:t>80%</w:t>
-      </w:r>
-      <w:r>
-        <w:rPr>
-          <w:b w:val="0"/>
-        </w:rPr>
-        <w:t xml:space="preserve"> score is not certainty. The new </w:t>
-      </w:r>
-      <w:r>
-        <w:rPr>
-          <w:b/>
-        </w:rPr>
-        <w:t>evidence</w:t>
-      </w:r>
-      <w:r>
-        <w:rPr>
-          <w:b w:val="0"/>
-        </w:rPr>
-        <w:t xml:space="preserve"> records it as incorrect, and the complete agreement rate is </w:t>
-      </w:r>
-      <w:r>
-        <w:rPr>
-          <w:b/>
-        </w:rPr>
-        <w:t>70%</w:t>
-      </w:r>
-      <w:r>
-        <w:rPr>
-          <w:b w:val="0"/>
-        </w:rPr>
-        <w:t>.</w:t>
-      </w:r>
-    </w:p>
-    <w:p>
-      <w:pPr>
-        <w:spacing w:line="336" w:lineRule="auto" w:after="180"/>
-      </w:pPr>
-      <w:r>
-        <w:rPr>
-          <w:b w:val="0"/>
-        </w:rPr>
-        <w:t>Changed-case reasoning: All-ten agreement is 7/10=</w:t>
-      </w:r>
-      <w:r>
-        <w:rPr>
-          <w:b/>
-        </w:rPr>
-        <w:t>70%</w:t>
-      </w:r>
-      <w:r>
-        <w:rPr>
-          <w:b w:val="0"/>
-        </w:rPr>
-        <w:t>. There are now three wrong labels and no unknown outcomes.</w:t>
-      </w:r>
-    </w:p>
-    <w:p>
-      <w:pPr>
-        <w:spacing w:line="336" w:lineRule="auto" w:after="180"/>
-      </w:pPr>
-      <w:r>
-        <w:rPr>
-          <w:b w:val="0"/>
-        </w:rPr>
-        <w:t xml:space="preserve">Collect each learner’s explanation before discussion. Use the first missing connection between </w:t>
-      </w:r>
-      <w:r>
-        <w:rPr>
-          <w:b/>
-        </w:rPr>
-        <w:t>input</w:t>
-      </w:r>
-      <w:r>
-        <w:rPr>
-          <w:b w:val="0"/>
-        </w:rPr>
-        <w:t xml:space="preserve">, deciding step and result to choose support. This question is worked-case practice, not fresh mastery </w:t>
-      </w:r>
-      <w:r>
-        <w:rPr>
-          <w:b/>
-        </w:rPr>
-        <w:t>evidence</w:t>
-      </w:r>
-      <w:r>
-        <w:rPr>
-          <w:b w:val="0"/>
-        </w:rPr>
-        <w:t>.</w:t>
-      </w:r>
-    </w:p>
-    <w:p>
-      <w:pPr>
-        <w:pStyle w:val="Heading1"/>
-      </w:pPr>
-      <w:r>
-        <w:t>04. Run the weekly evidence lab</w:t>
-      </w:r>
-    </w:p>
-    <w:p>
-      <w:r>
-        <w:t>Run the Confidence Is Not Correctness investigation and use the first unsupported step to choose a teaching response.</w:t>
-      </w:r>
-    </w:p>
-    <w:p>
-      <w:pPr>
-        <w:spacing w:line="336" w:lineRule="auto" w:after="180"/>
-      </w:pPr>
-      <w:r>
-        <w:rPr>
-          <w:b w:val="0"/>
-        </w:rPr>
-        <w:t xml:space="preserve">Predict first, test honestly, and explain what the </w:t>
-      </w:r>
-      <w:r>
-        <w:rPr>
-          <w:b/>
-        </w:rPr>
-        <w:t>evidence</w:t>
-      </w:r>
-      <w:r>
-        <w:rPr>
-          <w:b w:val="0"/>
-        </w:rPr>
-        <w:t xml:space="preserve"> means.</w:t>
-      </w:r>
-    </w:p>
-    <w:p>
-      <w:pPr>
-        <w:pStyle w:val="Heading3"/>
-      </w:pPr>
-      <w:r>
-        <w:t>1. Predict</w:t>
-      </w:r>
-    </w:p>
-    <w:p>
-      <w:pPr>
-        <w:spacing w:line="336" w:lineRule="auto" w:after="180"/>
-        <w:shd w:fill="F4F9FC"/>
-      </w:pPr>
-      <w:r>
-        <w:rPr>
-          <w:b w:val="0"/>
-        </w:rPr>
-        <w:t xml:space="preserve">State your </w:t>
-      </w:r>
-      <w:r>
-        <w:rPr>
-          <w:b/>
-        </w:rPr>
-        <w:t>prediction</w:t>
-      </w:r>
-      <w:r>
-        <w:rPr>
-          <w:b w:val="0"/>
-        </w:rPr>
-        <w:t xml:space="preserve"> before the result is known.</w:t>
-      </w:r>
-    </w:p>
-    <w:p>
-      <w:pPr>
-        <w:pStyle w:val="Heading3"/>
-      </w:pPr>
-      <w:r>
-        <w:t>2. Investigate</w:t>
-      </w:r>
-    </w:p>
-    <w:p>
-      <w:pPr>
-        <w:spacing w:line="336" w:lineRule="auto" w:after="180"/>
-        <w:shd w:fill="F4F9FC"/>
-      </w:pPr>
-      <w:r>
-        <w:rPr>
-          <w:b w:val="0"/>
-        </w:rPr>
-        <w:t xml:space="preserve">Complete the task: Compare </w:t>
-      </w:r>
-      <w:r>
-        <w:rPr>
-          <w:b/>
-        </w:rPr>
-        <w:t>confident error</w:t>
-      </w:r>
-      <w:r>
-        <w:rPr>
-          <w:b w:val="0"/>
-        </w:rPr>
-        <w:t>s with cautious correct answers.</w:t>
-      </w:r>
-    </w:p>
-    <w:p>
-      <w:pPr>
-        <w:pStyle w:val="Heading3"/>
-      </w:pPr>
-      <w:r>
-        <w:t>3. Compare cases</w:t>
-      </w:r>
-    </w:p>
-    <w:p>
-      <w:pPr>
-        <w:spacing w:line="336" w:lineRule="auto" w:after="180"/>
-        <w:shd w:fill="F4F9FC"/>
-      </w:pPr>
-      <w:r>
-        <w:rPr>
-          <w:b w:val="0"/>
-        </w:rPr>
+      </w:pPr>
+      <w:r>
+        <w:rPr>
+          <w:b w:val="0"/>
+        </w:rPr>
+        <w:t>In the supplied grid, A is incorrect despite strong wording; B is correct despite caution; C is correct on its single supplied check, which does not establish calibration; D is unassessed and its 80-point match score is not a probability. There are two correct predictions among three assessed records and one unassessed. Claim types differ, so avoid ranking them as though every display were the same probability measure. Reserve Audit a different probability claim for the individual first attempt.</w:t>
+      </w:r>
+    </w:p>
+    <w:p>
+      <w:pPr>
+        <w:pStyle w:val="Heading2"/>
+      </w:pPr>
+      <w:r>
+        <w:t>Run and record</w:t>
+      </w:r>
+    </w:p>
+    <w:p>
+      <w:pPr>
+        <w:pStyle w:val="ListNumber"/>
+      </w:pPr>
+      <w:r>
+        <w:t>Complete the task: Compare confident errors with cautious correct answers.</w:t>
+      </w:r>
+    </w:p>
+    <w:p>
+      <w:pPr>
+        <w:pStyle w:val="ListNumber"/>
+      </w:pPr>
+      <w:r>
         <w:t>Keep a normal case and an edge case clearly separated.</w:t>
       </w:r>
     </w:p>
     <w:p>
       <w:pPr>
-        <w:pStyle w:val="Heading3"/>
-      </w:pPr>
-      <w:r>
-        <w:t>4. Record honestly</w:t>
-      </w:r>
-    </w:p>
-    <w:p>
-      <w:pPr>
-        <w:spacing w:line="336" w:lineRule="auto" w:after="180"/>
-        <w:shd w:fill="F4F9FC"/>
-      </w:pPr>
-      <w:r>
-        <w:rPr>
-          <w:b w:val="0"/>
-        </w:rPr>
-        <w:t xml:space="preserve">Record what happened—even when it does not match your </w:t>
-      </w:r>
-      <w:r>
-        <w:rPr>
-          <w:b/>
-        </w:rPr>
-        <w:t>prediction</w:t>
-      </w:r>
-      <w:r>
-        <w:rPr>
-          <w:b w:val="0"/>
-        </w:rPr>
-        <w:t>.</w:t>
-      </w:r>
-    </w:p>
-    <w:p>
-      <w:pPr>
-        <w:pStyle w:val="Heading3"/>
-      </w:pPr>
-      <w:r>
-        <w:t>5. Explain and plan the next test</w:t>
-      </w:r>
-    </w:p>
-    <w:p>
-      <w:pPr>
-        <w:spacing w:line="336" w:lineRule="auto" w:after="180"/>
-        <w:shd w:fill="F4F9FC"/>
-      </w:pPr>
-      <w:r>
-        <w:rPr>
-          <w:b w:val="0"/>
-        </w:rPr>
+        <w:pStyle w:val="ListNumber"/>
+      </w:pPr>
+      <w:r>
+        <w:t>Record what happened—even when it does not match your prediction.</w:t>
+      </w:r>
+    </w:p>
+    <w:p>
+      <w:pPr>
+        <w:pStyle w:val="ListNumber"/>
+      </w:pPr>
+      <w:r>
         <w:t>Explain the result, one limitation, and the next useful test.</w:t>
       </w:r>
     </w:p>
     <w:p>
       <w:pPr>
-        <w:pStyle w:val="Heading3"/>
-      </w:pPr>
-      <w:r>
-        <w:t>Use a fresh case after support</w:t>
-      </w:r>
-    </w:p>
-    <w:p>
-      <w:pPr>
-        <w:spacing w:line="336" w:lineRule="auto" w:after="180"/>
-        <w:shd w:fill="FFF5E6"/>
-      </w:pPr>
-      <w:r>
-        <w:rPr>
-          <w:b w:val="0"/>
-        </w:rPr>
-        <w:t>INDEPENDENCE After support is removed, repeat the proof with a fresh case.</w:t>
-      </w:r>
-    </w:p>
-    <w:p>
-      <w:pPr>
-        <w:pStyle w:val="Heading3"/>
-      </w:pPr>
-      <w:r>
-        <w:t>Make the lab runnable</w:t>
-      </w:r>
-    </w:p>
-    <w:p>
-      <w:pPr>
-        <w:spacing w:line="336" w:lineRule="auto" w:after="180"/>
-      </w:pPr>
-      <w:r>
-        <w:rPr>
-          <w:b w:val="0"/>
-        </w:rPr>
-        <w:t>Use the concrete case as the shared normal case and the independent question as a second case. Each pair creates a boundary or missing-information case and predicts its result before testing.</w:t>
-      </w:r>
-    </w:p>
-    <w:p>
-      <w:pPr>
-        <w:spacing w:line="336" w:lineRule="auto" w:after="180"/>
-      </w:pPr>
-      <w:r>
-        <w:rPr>
-          <w:b w:val="0"/>
-        </w:rPr>
-        <w:t>Keep the expected result separate from an observed mistake.</w:t>
+        <w:pStyle w:val="Heading2"/>
+      </w:pPr>
+      <w:r>
+        <w:t>Keep an inspectable record</w:t>
       </w:r>
     </w:p>
     <w:tbl>
@@ -4308,30 +4041,43 @@
     </w:tbl>
     <w:p>
       <w:pPr>
-        <w:pStyle w:val="Heading3"/>
-      </w:pPr>
-      <w:r>
-        <w:t>Diagnose and reteach</w:t>
-      </w:r>
-    </w:p>
-    <w:p>
-      <w:pPr>
-        <w:pStyle w:val="Heading3"/>
-      </w:pPr>
-      <w:r>
-        <w:t>Find the unsupported claim</w:t>
+        <w:pStyle w:val="Heading2"/>
+      </w:pPr>
+      <w:r>
+        <w:t>Diagnose the first misunderstanding</w:t>
       </w:r>
     </w:p>
     <w:p>
       <w:pPr>
         <w:spacing w:line="336" w:lineRule="auto" w:after="180"/>
-        <w:shd w:fill="F5F1FB"/>
-      </w:pPr>
-      <w:r>
-        <w:rPr>
-          <w:b w:val="0"/>
-        </w:rPr>
-        <w:t xml:space="preserve">CLAIM TO REPAIR Very high </w:t>
+      </w:pPr>
+      <w:r>
+        <w:rPr>
+          <w:b w:val="0"/>
+        </w:rPr>
+        <w:t>An 80 point score always means an 80 percent probability: Read the documented quantity before interpreting it.</w:t>
+      </w:r>
+    </w:p>
+    <w:p>
+      <w:pPr>
+        <w:spacing w:line="336" w:lineRule="auto" w:after="180"/>
+      </w:pPr>
+      <w:r>
+        <w:rPr>
+          <w:b w:val="0"/>
+        </w:rPr>
+        <w:t>An 80 percent method must succeed exactly eight times in every ten: A probability describes likelihood; small groups can vary.</w:t>
+      </w:r>
+    </w:p>
+    <w:p>
+      <w:pPr>
+        <w:spacing w:line="336" w:lineRule="auto" w:after="180"/>
+      </w:pPr>
+      <w:r>
+        <w:rPr>
+          <w:b w:val="0"/>
+        </w:rPr>
+        <w:t>A high-</w:t>
       </w:r>
       <w:r>
         <w:rPr>
@@ -4343,93 +4089,15 @@
         <w:rPr>
           <w:b w:val="0"/>
         </w:rPr>
-        <w:t xml:space="preserve"> guarantees a correct label.</w:t>
-      </w:r>
-    </w:p>
-    <w:p>
-      <w:pPr>
-        <w:spacing w:line="336" w:lineRule="auto" w:after="180"/>
-      </w:pPr>
-      <w:r>
-        <w:rPr>
-          <w:b w:val="0"/>
-        </w:rPr>
-        <w:t>For guessing, return to given facts and request a trace. For vocabulary without application, use one example and one non-example. For arithmetic errors, check the setup before the calculation.</w:t>
-      </w:r>
-    </w:p>
-    <w:p>
-      <w:pPr>
-        <w:spacing w:line="336" w:lineRule="auto" w:after="180"/>
-      </w:pPr>
-      <w:r>
-        <w:rPr>
-          <w:b w:val="0"/>
-        </w:rPr>
-        <w:t>Finish with a different uncoached case before recording mastery.</w:t>
-      </w:r>
-    </w:p>
-    <w:p>
-      <w:pPr>
-        <w:pStyle w:val="Heading3"/>
-      </w:pPr>
-      <w:r>
-        <w:t>Address these additional misconceptions</w:t>
-      </w:r>
-    </w:p>
-    <w:p>
-      <w:pPr>
-        <w:spacing w:line="336" w:lineRule="auto" w:after="180"/>
-      </w:pPr>
-      <w:r>
-        <w:rPr>
-          <w:b w:val="0"/>
-        </w:rPr>
-        <w:t>An 80 point score always means an 80 percent probability: Read the documented quantity before interpreting it.</w:t>
-      </w:r>
-    </w:p>
-    <w:p>
-      <w:pPr>
-        <w:spacing w:line="336" w:lineRule="auto" w:after="180"/>
-      </w:pPr>
-      <w:r>
-        <w:rPr>
-          <w:b w:val="0"/>
-        </w:rPr>
-        <w:t>An 80 percent method must succeed exactly eight times in every ten: A probability describes likelihood; small groups can vary.</w:t>
-      </w:r>
-    </w:p>
-    <w:p>
-      <w:pPr>
-        <w:spacing w:line="336" w:lineRule="auto" w:after="180"/>
-      </w:pPr>
-      <w:r>
-        <w:rPr>
-          <w:b w:val="0"/>
-        </w:rPr>
-        <w:t>A high-</w:t>
-      </w:r>
-      <w:r>
-        <w:rPr>
-          <w:b/>
-        </w:rPr>
-        <w:t>confidence</w:t>
-      </w:r>
-      <w:r>
-        <w:rPr>
-          <w:b w:val="0"/>
-        </w:rPr>
         <w:t xml:space="preserve"> error disproves all probabilities: Investigate many relevant cases while preserving individual errors.</w:t>
       </w:r>
     </w:p>
     <w:p>
       <w:pPr>
-        <w:spacing w:line="336" w:lineRule="auto" w:after="180"/>
-      </w:pPr>
-      <w:r>
-        <w:rPr>
-          <w:b w:val="0"/>
-        </w:rPr>
-        <w:t>A missing outcome can be counted as a failure to finish the fraction: Report assessed results and missing counts separately.</w:t>
+        <w:pStyle w:val="Heading2"/>
+      </w:pPr>
+      <w:r>
+        <w:t>Choose support from the response</w:t>
       </w:r>
     </w:p>
     <w:p>
@@ -4588,12 +4256,179 @@
     </w:tbl>
     <w:p>
       <w:pPr>
+        <w:pStyle w:val="Heading2"/>
+      </w:pPr>
+      <w:r>
+        <w:t>Earlier wording, alternatives and picture transcripts · reference / check after trying</w:t>
+      </w:r>
+    </w:p>
+    <w:p>
+      <w:pPr>
         <w:spacing w:line="336" w:lineRule="auto" w:after="180"/>
       </w:pPr>
       <w:r>
         <w:rPr>
           <w:b w:val="0"/>
         </w:rPr>
+        <w:t>Run the weekly evidence lab</w:t>
+      </w:r>
+    </w:p>
+    <w:p>
+      <w:pPr>
+        <w:spacing w:line="336" w:lineRule="auto" w:after="180"/>
+      </w:pPr>
+      <w:r>
+        <w:rPr>
+          <w:b w:val="0"/>
+        </w:rPr>
+        <w:t xml:space="preserve">Predict first, test honestly, and explain what the </w:t>
+      </w:r>
+      <w:r>
+        <w:rPr>
+          <w:b/>
+        </w:rPr>
+        <w:t>evidence</w:t>
+      </w:r>
+      <w:r>
+        <w:rPr>
+          <w:b w:val="0"/>
+        </w:rPr>
+        <w:t xml:space="preserve"> means.</w:t>
+      </w:r>
+    </w:p>
+    <w:p>
+      <w:pPr>
+        <w:spacing w:line="336" w:lineRule="auto" w:after="180"/>
+      </w:pPr>
+      <w:r>
+        <w:rPr>
+          <w:b w:val="0"/>
+        </w:rPr>
+        <w:t xml:space="preserve">State your </w:t>
+      </w:r>
+      <w:r>
+        <w:rPr>
+          <w:b/>
+        </w:rPr>
+        <w:t>prediction</w:t>
+      </w:r>
+      <w:r>
+        <w:rPr>
+          <w:b w:val="0"/>
+        </w:rPr>
+        <w:t xml:space="preserve"> before the result is known.</w:t>
+      </w:r>
+    </w:p>
+    <w:p>
+      <w:pPr>
+        <w:spacing w:line="336" w:lineRule="auto" w:after="180"/>
+      </w:pPr>
+      <w:r>
+        <w:rPr>
+          <w:b w:val="0"/>
+        </w:rPr>
+        <w:t>INDEPENDENCE After support is removed, repeat the proof with a fresh case.</w:t>
+      </w:r>
+    </w:p>
+    <w:p>
+      <w:pPr>
+        <w:pStyle w:val="Heading3"/>
+      </w:pPr>
+      <w:r>
+        <w:t>Make the lab runnable</w:t>
+      </w:r>
+    </w:p>
+    <w:p>
+      <w:pPr>
+        <w:spacing w:line="336" w:lineRule="auto" w:after="180"/>
+      </w:pPr>
+      <w:r>
+        <w:rPr>
+          <w:b w:val="0"/>
+        </w:rPr>
+        <w:t>Use the supplied investigation for shared practice. Keep predictions and observed paper-trace results separate. Reserve Audit a different probability claim for the individual first attempt before feedback; do not use the reserved case as a paired lab task.</w:t>
+      </w:r>
+    </w:p>
+    <w:p>
+      <w:pPr>
+        <w:pStyle w:val="Heading3"/>
+      </w:pPr>
+      <w:r>
+        <w:t>Diagnose and reteach</w:t>
+      </w:r>
+    </w:p>
+    <w:p>
+      <w:pPr>
+        <w:spacing w:line="336" w:lineRule="auto" w:after="180"/>
+      </w:pPr>
+      <w:r>
+        <w:rPr>
+          <w:b w:val="0"/>
+        </w:rPr>
+        <w:t xml:space="preserve">CLAIM TO REPAIR Very high </w:t>
+      </w:r>
+      <w:r>
+        <w:rPr>
+          <w:b/>
+        </w:rPr>
+        <w:t>confidence</w:t>
+      </w:r>
+      <w:r>
+        <w:rPr>
+          <w:b w:val="0"/>
+        </w:rPr>
+        <w:t xml:space="preserve"> guarantees a correct label.</w:t>
+      </w:r>
+    </w:p>
+    <w:p>
+      <w:pPr>
+        <w:spacing w:line="336" w:lineRule="auto" w:after="180"/>
+      </w:pPr>
+      <w:r>
+        <w:rPr>
+          <w:b w:val="0"/>
+        </w:rPr>
+        <w:t>For guessing, return to given facts and request a trace. For vocabulary without application, use one example and one non-example. For arithmetic errors, check the setup before the calculation.</w:t>
+      </w:r>
+    </w:p>
+    <w:p>
+      <w:pPr>
+        <w:spacing w:line="336" w:lineRule="auto" w:after="180"/>
+      </w:pPr>
+      <w:r>
+        <w:rPr>
+          <w:b w:val="0"/>
+        </w:rPr>
+        <w:t>Finish with a different uncoached case before recording mastery.</w:t>
+      </w:r>
+    </w:p>
+    <w:p>
+      <w:pPr>
+        <w:pStyle w:val="Heading3"/>
+      </w:pPr>
+      <w:r>
+        <w:t>Address these additional misconceptions</w:t>
+      </w:r>
+    </w:p>
+    <w:p>
+      <w:pPr>
+        <w:spacing w:line="336" w:lineRule="auto" w:after="180"/>
+      </w:pPr>
+      <w:r>
+        <w:rPr>
+          <w:b w:val="0"/>
+        </w:rPr>
+        <w:t>A missing outcome can be counted as a failure to finish the fraction: Report assessed results and missing counts separately.</w:t>
+      </w:r>
+    </w:p>
+    <w:p>
+      <w:pPr>
+        <w:spacing w:line="336" w:lineRule="auto" w:after="180"/>
+      </w:pPr>
+      <w:r>
+        <w:rPr>
+          <w:b w:val="0"/>
+        </w:rPr>
         <w:t>Offer an oral explanation, drawing, enlarged visual or fewer examples when that removes a reading/writing barrier. Keep the same reasoning goal.</w:t>
       </w:r>
     </w:p>
@@ -4613,12 +4448,636 @@
         <w:pStyle w:val="Heading1"/>
       </w:pPr>
       <w:r>
-        <w:t>05. Assess and explain the answers</w:t>
-      </w:r>
-    </w:p>
-    <w:p>
-      <w:r>
-        <w:t>Use the Confidence Is Not Correctness questions, teacher keys and criteria after the relevant attempts. Previously discussed cases are practice; protect the separately selected independent task.</w:t>
+        <w:t>05. Assess the selected new case</w:t>
+      </w:r>
+    </w:p>
+    <w:p>
+      <w:r>
+        <w:t>Keep this key until after the first attempt; accept valid alternatives with defensible reasoning.</w:t>
+      </w:r>
+    </w:p>
+    <w:p>
+      <w:pPr>
+        <w:pStyle w:val="Heading2"/>
+      </w:pPr>
+      <w:r>
+        <w:t>Selected independent question and key</w:t>
+      </w:r>
+    </w:p>
+    <w:p>
+      <w:pPr>
+        <w:spacing w:line="336" w:lineRule="auto" w:after="180"/>
+      </w:pPr>
+      <w:r>
+        <w:rPr>
+          <w:b w:val="0"/>
+        </w:rPr>
+        <w:t xml:space="preserve">Selected case: A fictional leaf sorter claims a 75 percent probability of </w:t>
+      </w:r>
+      <w:r>
+        <w:rPr>
+          <w:b/>
+        </w:rPr>
+        <w:t>correctness</w:t>
+      </w:r>
+      <w:r>
+        <w:rPr>
+          <w:b w:val="0"/>
+        </w:rPr>
+        <w:t xml:space="preserve"> for each of eight chosen labels. Later </w:t>
+      </w:r>
+      <w:r>
+        <w:rPr>
+          <w:b/>
+        </w:rPr>
+        <w:t>evidence</w:t>
+      </w:r>
+      <w:r>
+        <w:rPr>
+          <w:b w:val="0"/>
+        </w:rPr>
+        <w:t xml:space="preserve"> establishes six correct labels, one incorrect label and one missing outcome.</w:t>
+      </w:r>
+    </w:p>
+    <w:p>
+      <w:pPr>
+        <w:spacing w:line="336" w:lineRule="auto" w:after="180"/>
+      </w:pPr>
+      <w:r>
+        <w:rPr>
+          <w:b w:val="0"/>
+        </w:rPr>
+        <w:t xml:space="preserve">A report says six out of eight proves perfect </w:t>
+      </w:r>
+      <w:r>
+        <w:rPr>
+          <w:b/>
+        </w:rPr>
+        <w:t>calibration</w:t>
+      </w:r>
+      <w:r>
+        <w:rPr>
+          <w:b w:val="0"/>
+        </w:rPr>
+        <w:t xml:space="preserve"> and guarantees the next label. Repair the report, state the assessed and unassessed counts, and describe a better follow-up check.</w:t>
+      </w:r>
+    </w:p>
+    <w:p>
+      <w:pPr>
+        <w:spacing w:line="336" w:lineRule="auto" w:after="180"/>
+      </w:pPr>
+      <w:r>
+        <w:rPr>
+          <w:b w:val="0"/>
+        </w:rPr>
+        <w:t>Seven cases are assessed: six correct and one incorrect; one is unassessed. Report six out of seven assessed alongside the missing count, and preserve the original 75 percent claims.</w:t>
+      </w:r>
+    </w:p>
+    <w:p>
+      <w:pPr>
+        <w:spacing w:line="336" w:lineRule="auto" w:after="180"/>
+      </w:pPr>
+      <w:r>
+        <w:rPr>
+          <w:b w:val="0"/>
+        </w:rPr>
+        <w:t xml:space="preserve">Six out of eight treats the missing outcome as known. The small incomplete group proves neither </w:t>
+      </w:r>
+      <w:r>
+        <w:rPr>
+          <w:b/>
+        </w:rPr>
+        <w:t>calibration</w:t>
+      </w:r>
+      <w:r>
+        <w:rPr>
+          <w:b w:val="0"/>
+        </w:rPr>
+        <w:t xml:space="preserve"> nor the next label. Seek the missing outcome and evaluate the unchanged method on more relevant reserved cases.</w:t>
+      </w:r>
+    </w:p>
+    <w:p>
+      <w:pPr>
+        <w:pStyle w:val="Heading2"/>
+      </w:pPr>
+      <w:r>
+        <w:t>Judge explanation, trace and limits</w:t>
+      </w:r>
+    </w:p>
+    <w:tbl>
+      <w:tblPr>
+        <w:tblStyle w:val="LightShading-Accent1"/>
+        <w:tblW w:type="auto" w:w="0"/>
+        <w:tblLook w:firstColumn="1" w:firstRow="1" w:lastColumn="0" w:lastRow="0" w:noHBand="0" w:noVBand="1" w:val="04A0"/>
+      </w:tblPr>
+      <w:tblGrid>
+        <w:gridCol w:w="5112"/>
+        <w:gridCol w:w="5112"/>
+      </w:tblGrid>
+      <w:tr>
+        <w:trPr>
+          <w:tblHeader/>
+        </w:trPr>
+        <w:tc>
+          <w:tcPr>
+            <w:tcW w:type="dxa" w:w="5112"/>
+          </w:tcPr>
+          <w:p>
+            <w:r>
+              <w:t>Dimension</w:t>
+            </w:r>
+          </w:p>
+        </w:tc>
+        <w:tc>
+          <w:tcPr>
+            <w:tcW w:type="dxa" w:w="5112"/>
+          </w:tcPr>
+          <w:p>
+            <w:r>
+              <w:t>Evidence required</w:t>
+            </w:r>
+          </w:p>
+        </w:tc>
+      </w:tr>
+      <w:tr>
+        <w:tc>
+          <w:tcPr>
+            <w:tcW w:type="dxa" w:w="5112"/>
+          </w:tcPr>
+          <w:p>
+            <w:r>
+              <w:t>Explanation</w:t>
+            </w:r>
+          </w:p>
+        </w:tc>
+        <w:tc>
+          <w:tcPr>
+            <w:tcW w:type="dxa" w:w="5112"/>
+          </w:tcPr>
+          <w:p>
+            <w:r>
+              <w:t>Names the applicable idea or procedure and ties it to the supplied facts.</w:t>
+            </w:r>
+          </w:p>
+        </w:tc>
+      </w:tr>
+      <w:tr>
+        <w:tc>
+          <w:tcPr>
+            <w:tcW w:type="dxa" w:w="5112"/>
+          </w:tcPr>
+          <w:p>
+            <w:r>
+              <w:t>Trace and result</w:t>
+            </w:r>
+          </w:p>
+        </w:tc>
+        <w:tc>
+          <w:tcPr>
+            <w:tcW w:type="dxa" w:w="5112"/>
+          </w:tcPr>
+          <w:p>
+            <w:r>
+              <w:t>Preserves the given inputs and shows the relevant intermediate steps; distinguishes a prediction from an observed execution.</w:t>
+            </w:r>
+          </w:p>
+        </w:tc>
+      </w:tr>
+      <w:tr>
+        <w:tc>
+          <w:tcPr>
+            <w:tcW w:type="dxa" w:w="5112"/>
+          </w:tcPr>
+          <w:p>
+            <w:r>
+              <w:t>Limits</w:t>
+            </w:r>
+          </w:p>
+        </w:tc>
+        <w:tc>
+          <w:tcPr>
+            <w:tcW w:type="dxa" w:w="5112"/>
+          </w:tcPr>
+          <w:p>
+            <w:r>
+              <w:t>States the assumptions, missing evidence or conditions under which the result would change.</w:t>
+            </w:r>
+          </w:p>
+        </w:tc>
+      </w:tr>
+    </w:tbl>
+    <w:p>
+      <w:pPr>
+        <w:spacing w:line="336" w:lineRule="auto" w:after="180"/>
+      </w:pPr>
+      <w:r>
+        <w:rPr>
+          <w:b w:val="0"/>
+        </w:rPr>
+        <w:t>Record each dimension as not yet, with support, or independent. Accept a valid alternative procedure with a defensible trace.</w:t>
+      </w:r>
+    </w:p>
+    <w:p>
+      <w:pPr>
+        <w:spacing w:line="336" w:lineRule="auto" w:after="180"/>
+      </w:pPr>
+      <w:r>
+        <w:rPr>
+          <w:b w:val="0"/>
+        </w:rPr>
+        <w:t xml:space="preserve">Do not penalise an honestly recorded model failure if the learner correctly explains its </w:t>
+      </w:r>
+      <w:r>
+        <w:rPr>
+          <w:b/>
+        </w:rPr>
+        <w:t>evidence</w:t>
+      </w:r>
+      <w:r>
+        <w:rPr>
+          <w:b w:val="0"/>
+        </w:rPr>
+        <w:t xml:space="preserve"> and limits.</w:t>
+      </w:r>
+    </w:p>
+    <w:p>
+      <w:pPr>
+        <w:pStyle w:val="Heading2"/>
+      </w:pPr>
+      <w:r>
+        <w:t>Give one usable repair action</w:t>
+      </w:r>
+    </w:p>
+    <w:p>
+      <w:pPr>
+        <w:spacing w:line="336" w:lineRule="auto" w:after="180"/>
+      </w:pPr>
+      <w:r>
+        <w:rPr>
+          <w:b w:val="0"/>
+        </w:rPr>
+        <w:t>Name the earliest unsupported step and give one action to repair it. Have the learner make that repair now and explain why. Then assess the relevant skill on a fresh, fully specified case.</w:t>
+      </w:r>
+    </w:p>
+    <w:p>
+      <w:pPr>
+        <w:spacing w:line="336" w:lineRule="auto" w:after="180"/>
+      </w:pPr>
+      <w:r>
+        <w:rPr>
+          <w:b w:val="0"/>
+        </w:rPr>
+        <w:t>Confirm it was not previously practised with feedback; solve and check the new case before assigning it. A follow-up design prompt is a starting brief, not automatically an equivalent test.</w:t>
+      </w:r>
+    </w:p>
+    <w:p>
+      <w:pPr>
+        <w:pStyle w:val="Heading2"/>
+      </w:pPr>
+      <w:r>
+        <w:t>W1 Read the score definition</w:t>
+      </w:r>
+    </w:p>
+    <w:p>
+      <w:pPr>
+        <w:spacing w:line="336" w:lineRule="auto" w:after="180"/>
+      </w:pPr>
+      <w:r>
+        <w:rPr>
+          <w:b w:val="0"/>
+        </w:rPr>
+        <w:t xml:space="preserve">A card sorter gives a match score of 80 out of 100 points. Its documentation says the score counts weighted feature matches and is not a probability. A learner calls this an 80 percent chance of </w:t>
+      </w:r>
+      <w:r>
+        <w:rPr>
+          <w:b/>
+        </w:rPr>
+        <w:t>correctness</w:t>
+      </w:r>
+      <w:r>
+        <w:rPr>
+          <w:b w:val="0"/>
+        </w:rPr>
+        <w:t>.</w:t>
+      </w:r>
+    </w:p>
+    <w:p>
+      <w:pPr>
+        <w:spacing w:line="336" w:lineRule="auto" w:after="180"/>
+      </w:pPr>
+      <w:r>
+        <w:rPr>
+          <w:b w:val="0"/>
+        </w:rPr>
+        <w:t>Explain the error and write an accurate description.</w:t>
+      </w:r>
+    </w:p>
+    <w:p>
+      <w:pPr>
+        <w:spacing w:line="336" w:lineRule="auto" w:after="180"/>
+      </w:pPr>
+      <w:r>
+        <w:rPr>
+          <w:b w:val="0"/>
+        </w:rPr>
+        <w:t xml:space="preserve">The learner replaced the documented </w:t>
+      </w:r>
+      <w:r>
+        <w:rPr>
+          <w:b/>
+        </w:rPr>
+        <w:t>score meaning</w:t>
+      </w:r>
+      <w:r>
+        <w:rPr>
+          <w:b w:val="0"/>
+        </w:rPr>
+        <w:t xml:space="preserve"> with a probability interpretation. Report 80 of 100 feature-match points.</w:t>
+      </w:r>
+    </w:p>
+    <w:p>
+      <w:pPr>
+        <w:spacing w:line="336" w:lineRule="auto" w:after="180"/>
+      </w:pPr>
+      <w:r>
+        <w:rPr>
+          <w:b w:val="0"/>
+        </w:rPr>
+        <w:t xml:space="preserve">To claim a chance of </w:t>
+      </w:r>
+      <w:r>
+        <w:rPr>
+          <w:b/>
+        </w:rPr>
+        <w:t>correctness</w:t>
+      </w:r>
+      <w:r>
+        <w:rPr>
+          <w:b w:val="0"/>
+        </w:rPr>
+        <w:t>, a defined probability method and relevant outcome evaluation would be needed.</w:t>
+      </w:r>
+    </w:p>
+    <w:p>
+      <w:pPr>
+        <w:pStyle w:val="Heading2"/>
+      </w:pPr>
+      <w:r>
+        <w:t>W2 Judge cases using outcomes</w:t>
+      </w:r>
+    </w:p>
+    <w:p>
+      <w:pPr>
+        <w:spacing w:line="336" w:lineRule="auto" w:after="180"/>
+      </w:pPr>
+      <w:r>
+        <w:rPr>
+          <w:b w:val="0"/>
+        </w:rPr>
+        <w:t xml:space="preserve">Use cases A, B and C from the lesson table. State which is correct, incorrect and unassessed. Explain why ordering them by </w:t>
+      </w:r>
+      <w:r>
+        <w:rPr>
+          <w:b/>
+        </w:rPr>
+        <w:t>confidence</w:t>
+      </w:r>
+      <w:r>
+        <w:rPr>
+          <w:b w:val="0"/>
+        </w:rPr>
+        <w:t xml:space="preserve"> cannot replace checking their outcomes.</w:t>
+      </w:r>
+    </w:p>
+    <w:p>
+      <w:pPr>
+        <w:spacing w:line="336" w:lineRule="auto" w:after="180"/>
+      </w:pPr>
+      <w:r>
+        <w:rPr>
+          <w:b w:val="0"/>
+        </w:rPr>
+        <w:t>A is incorrect, B correct and C unassessed. The score is a prior claim; the observed category determines agreement for an assessable case. A larger claim does not supply a missing outcome or override a conflicting one.</w:t>
+      </w:r>
+    </w:p>
+    <w:p>
+      <w:pPr>
+        <w:pStyle w:val="Heading2"/>
+      </w:pPr>
+      <w:r>
+        <w:t>W3 Interpret a small group carefully</w:t>
+      </w:r>
+    </w:p>
+    <w:p>
+      <w:pPr>
+        <w:spacing w:line="336" w:lineRule="auto" w:after="180"/>
+      </w:pPr>
+      <w:r>
+        <w:rPr>
+          <w:b w:val="0"/>
+        </w:rPr>
+        <w:t xml:space="preserve">Ten </w:t>
+      </w:r>
+      <w:r>
+        <w:rPr>
+          <w:b/>
+        </w:rPr>
+        <w:t>prediction</w:t>
+      </w:r>
+      <w:r>
+        <w:rPr>
+          <w:b w:val="0"/>
+        </w:rPr>
+        <w:t>s each claim an 80 percent probability that their chosen category is correct. Five later prove correct and five incorrect. State the claimed probability and observed fraction separately.</w:t>
+      </w:r>
+    </w:p>
+    <w:p>
+      <w:pPr>
+        <w:spacing w:line="336" w:lineRule="auto" w:after="180"/>
+      </w:pPr>
+      <w:r>
+        <w:rPr>
+          <w:b w:val="0"/>
+        </w:rPr>
+        <w:t xml:space="preserve">Does this prove every future </w:t>
+      </w:r>
+      <w:r>
+        <w:rPr>
+          <w:b/>
+        </w:rPr>
+        <w:t>prediction</w:t>
+      </w:r>
+      <w:r>
+        <w:rPr>
+          <w:b w:val="0"/>
+        </w:rPr>
+        <w:t xml:space="preserve"> will be wrong, or that each next </w:t>
+      </w:r>
+      <w:r>
+        <w:rPr>
+          <w:b/>
+        </w:rPr>
+        <w:t>prediction</w:t>
+      </w:r>
+      <w:r>
+        <w:rPr>
+          <w:b w:val="0"/>
+        </w:rPr>
+        <w:t xml:space="preserve"> has exactly a 50 percent chance? Explain.</w:t>
+      </w:r>
+    </w:p>
+    <w:p>
+      <w:pPr>
+        <w:spacing w:line="336" w:lineRule="auto" w:after="180"/>
+      </w:pPr>
+      <w:r>
+        <w:rPr>
+          <w:b w:val="0"/>
+        </w:rPr>
+        <w:t>Claim 80 percent; observed five correct out of ten, or 50 percent in this group. This group falls below the claim but is small. It proves neither all future failures nor a precisely known 50 percent chance for each next case.</w:t>
+      </w:r>
+    </w:p>
+    <w:p>
+      <w:pPr>
+        <w:spacing w:line="336" w:lineRule="auto" w:after="180"/>
+      </w:pPr>
+      <w:r>
+        <w:rPr>
+          <w:b w:val="0"/>
+        </w:rPr>
+        <w:t xml:space="preserve">More relevant independent </w:t>
+      </w:r>
+      <w:r>
+        <w:rPr>
+          <w:b/>
+        </w:rPr>
+        <w:t>evidence</w:t>
+      </w:r>
+      <w:r>
+        <w:rPr>
+          <w:b w:val="0"/>
+        </w:rPr>
+        <w:t xml:space="preserve"> is needed.</w:t>
+      </w:r>
+    </w:p>
+    <w:p>
+      <w:pPr>
+        <w:pStyle w:val="Heading2"/>
+      </w:pPr>
+      <w:r>
+        <w:t>W5 Keep repetition separate from evidence</w:t>
+      </w:r>
+    </w:p>
+    <w:p>
+      <w:pPr>
+        <w:spacing w:line="336" w:lineRule="auto" w:after="180"/>
+      </w:pPr>
+      <w:r>
+        <w:rPr>
+          <w:b w:val="0"/>
+        </w:rPr>
+        <w:t xml:space="preserve">A learner copies the same 90 percent </w:t>
+      </w:r>
+      <w:r>
+        <w:rPr>
+          <w:b/>
+        </w:rPr>
+        <w:t>prediction</w:t>
+      </w:r>
+      <w:r>
+        <w:rPr>
+          <w:b w:val="0"/>
+        </w:rPr>
+        <w:t xml:space="preserve"> into ten rows and calls this ten independent tests. No new outcomes were obtained. Explain why the </w:t>
+      </w:r>
+      <w:r>
+        <w:rPr>
+          <w:b/>
+        </w:rPr>
+        <w:t>evidence</w:t>
+      </w:r>
+      <w:r>
+        <w:rPr>
+          <w:b w:val="0"/>
+        </w:rPr>
+        <w:t xml:space="preserve"> has not grown and propose a useful check.</w:t>
+      </w:r>
+    </w:p>
+    <w:p>
+      <w:pPr>
+        <w:spacing w:line="336" w:lineRule="auto" w:after="180"/>
+      </w:pPr>
+      <w:r>
+        <w:rPr>
+          <w:b w:val="0"/>
+        </w:rPr>
+        <w:t xml:space="preserve">The rows duplicate one </w:t>
+      </w:r>
+      <w:r>
+        <w:rPr>
+          <w:b/>
+        </w:rPr>
+        <w:t>prediction</w:t>
+      </w:r>
+      <w:r>
+        <w:rPr>
+          <w:b w:val="0"/>
+        </w:rPr>
+        <w:t xml:space="preserve">, not ten independently assessed cases. No new outcome </w:t>
+      </w:r>
+      <w:r>
+        <w:rPr>
+          <w:b/>
+        </w:rPr>
+        <w:t>evidence</w:t>
+      </w:r>
+      <w:r>
+        <w:rPr>
+          <w:b w:val="0"/>
+        </w:rPr>
+        <w:t xml:space="preserve"> was obtained.</w:t>
+      </w:r>
+    </w:p>
+    <w:p>
+      <w:pPr>
+        <w:spacing w:line="336" w:lineRule="auto" w:after="180"/>
+      </w:pPr>
+      <w:r>
+        <w:rPr>
+          <w:b w:val="0"/>
+        </w:rPr>
+        <w:t xml:space="preserve">Preserve the original record, establish its outcome where possible, and gather distinct relevant reserved cases with their own </w:t>
+      </w:r>
+      <w:r>
+        <w:rPr>
+          <w:b/>
+        </w:rPr>
+        <w:t>prediction</w:t>
+      </w:r>
+      <w:r>
+        <w:rPr>
+          <w:b w:val="0"/>
+        </w:rPr>
+        <w:t>s and verified outcomes.</w:t>
+      </w:r>
+    </w:p>
+    <w:p>
+      <w:pPr>
+        <w:pStyle w:val="Heading2"/>
+      </w:pPr>
+      <w:r>
+        <w:t>Earlier wording, alternatives and picture transcripts · reference / check after trying</w:t>
+      </w:r>
+    </w:p>
+    <w:p>
+      <w:pPr>
+        <w:spacing w:line="336" w:lineRule="auto" w:after="180"/>
+      </w:pPr>
+      <w:r>
+        <w:rPr>
+          <w:b w:val="0"/>
+        </w:rPr>
+        <w:t>Assess and explain the answers</w:t>
       </w:r>
     </w:p>
     <w:p>
@@ -4631,76 +5090,110 @@
     </w:p>
     <w:p>
       <w:pPr>
+        <w:spacing w:line="336" w:lineRule="auto" w:after="180"/>
+      </w:pPr>
+      <w:r>
+        <w:rPr>
+          <w:b/>
+        </w:rPr>
+        <w:t>Confidence</w:t>
+      </w:r>
+      <w:r>
+        <w:rPr>
+          <w:b w:val="0"/>
+        </w:rPr>
+        <w:t xml:space="preserve"> and </w:t>
+      </w:r>
+      <w:r>
+        <w:rPr>
+          <w:b/>
+        </w:rPr>
+        <w:t>correctness</w:t>
+      </w:r>
+      <w:r>
+        <w:rPr>
+          <w:b w:val="0"/>
+        </w:rPr>
+        <w:t xml:space="preserve"> differ. A </w:t>
+      </w:r>
+      <w:r>
+        <w:rPr>
+          <w:b/>
+        </w:rPr>
+        <w:t>confident error</w:t>
+      </w:r>
+      <w:r>
+        <w:rPr>
+          <w:b w:val="0"/>
+        </w:rPr>
+        <w:t xml:space="preserve"> remains wrong. Check </w:t>
+      </w:r>
+      <w:r>
+        <w:rPr>
+          <w:b/>
+        </w:rPr>
+        <w:t>evidence</w:t>
+      </w:r>
+      <w:r>
+        <w:rPr>
+          <w:b w:val="0"/>
+        </w:rPr>
+        <w:t xml:space="preserve">, particularly unfamiliar or low-quality </w:t>
+      </w:r>
+      <w:r>
+        <w:rPr>
+          <w:b/>
+        </w:rPr>
+        <w:t>input</w:t>
+      </w:r>
+      <w:r>
+        <w:rPr>
+          <w:b w:val="0"/>
+        </w:rPr>
+        <w:t>s.</w:t>
+      </w:r>
+    </w:p>
+    <w:p>
+      <w:pPr>
         <w:pStyle w:val="Heading3"/>
       </w:pPr>
       <w:r>
-        <w:t>Teacher key · Worked case answer</w:t>
+        <w:t>Additional transfer practice question</w:t>
       </w:r>
     </w:p>
     <w:p>
       <w:pPr>
         <w:spacing w:line="336" w:lineRule="auto" w:after="180"/>
-        <w:shd w:fill="F1F6FC"/>
-      </w:pPr>
+      </w:pPr>
+      <w:r>
+        <w:rPr>
+          <w:b w:val="0"/>
+        </w:rPr>
+        <w:t xml:space="preserve">A sorter is very confident that a leaf is a coin, but a person checks and sees a leaf. Which determines </w:t>
+      </w:r>
       <w:r>
         <w:rPr>
           <w:b/>
         </w:rPr>
-        <w:t>Confidence</w:t>
-      </w:r>
-      <w:r>
-        <w:rPr>
-          <w:b w:val="0"/>
-        </w:rPr>
-        <w:t xml:space="preserve"> and </w:t>
+        <w:t>correctness</w:t>
+      </w:r>
+      <w:r>
+        <w:rPr>
+          <w:b w:val="0"/>
+        </w:rPr>
+        <w:t xml:space="preserve">: </w:t>
       </w:r>
       <w:r>
         <w:rPr>
           <w:b/>
         </w:rPr>
-        <w:t>correctness</w:t>
-      </w:r>
-      <w:r>
-        <w:rPr>
-          <w:b w:val="0"/>
-        </w:rPr>
-        <w:t xml:space="preserve"> differ. A </w:t>
-      </w:r>
-      <w:r>
-        <w:rPr>
-          <w:b/>
-        </w:rPr>
-        <w:t>confident error</w:t>
-      </w:r>
-      <w:r>
-        <w:rPr>
-          <w:b w:val="0"/>
-        </w:rPr>
-        <w:t xml:space="preserve"> remains wrong. Check </w:t>
-      </w:r>
-      <w:r>
-        <w:rPr>
-          <w:b/>
-        </w:rPr>
-        <w:t>evidence</w:t>
-      </w:r>
-      <w:r>
-        <w:rPr>
-          <w:b w:val="0"/>
-        </w:rPr>
-        <w:t xml:space="preserve">, particularly unfamiliar or low-quality </w:t>
-      </w:r>
-      <w:r>
-        <w:rPr>
-          <w:b/>
-        </w:rPr>
-        <w:t>input</w:t>
-      </w:r>
-      <w:r>
-        <w:rPr>
-          <w:b w:val="0"/>
-        </w:rPr>
-        <w:t>s.</w:t>
+        <w:t>confidence</w:t>
+      </w:r>
+      <w:r>
+        <w:rPr>
+          <w:b w:val="0"/>
+        </w:rPr>
+        <w:t xml:space="preserve"> or the checked object? Why?</w:t>
       </w:r>
     </w:p>
     <w:p>
@@ -4708,73 +5201,12 @@
         <w:pStyle w:val="Heading3"/>
       </w:pPr>
       <w:r>
-        <w:t>Independent question</w:t>
-      </w:r>
-    </w:p>
-    <w:p>
-      <w:pPr>
-        <w:pStyle w:val="Heading3"/>
-      </w:pPr>
-      <w:r>
-        <w:t>Independent question · withhold the key</w:t>
+        <w:t>Reasoned practice answer</w:t>
       </w:r>
     </w:p>
     <w:p>
       <w:pPr>
         <w:spacing w:line="336" w:lineRule="auto" w:after="180"/>
-        <w:shd w:fill="F5F1FB"/>
-      </w:pPr>
-      <w:r>
-        <w:rPr>
-          <w:b w:val="0"/>
-        </w:rPr>
-        <w:t xml:space="preserve">A sorter is very confident that a leaf is a coin, but a person checks and sees a leaf. Which determines </w:t>
-      </w:r>
-      <w:r>
-        <w:rPr>
-          <w:b/>
-        </w:rPr>
-        <w:t>correctness</w:t>
-      </w:r>
-      <w:r>
-        <w:rPr>
-          <w:b w:val="0"/>
-        </w:rPr>
-        <w:t xml:space="preserve">: </w:t>
-      </w:r>
-      <w:r>
-        <w:rPr>
-          <w:b/>
-        </w:rPr>
-        <w:t>confidence</w:t>
-      </w:r>
-      <w:r>
-        <w:rPr>
-          <w:b w:val="0"/>
-        </w:rPr>
-        <w:t xml:space="preserve"> or the checked object? Why?</w:t>
-      </w:r>
-    </w:p>
-    <w:p>
-      <w:pPr>
-        <w:pStyle w:val="Heading3"/>
-      </w:pPr>
-      <w:r>
-        <w:t>Expected independent answer</w:t>
-      </w:r>
-    </w:p>
-    <w:p>
-      <w:pPr>
-        <w:pStyle w:val="Heading3"/>
-      </w:pPr>
-      <w:r>
-        <w:t>Teacher key · Expected independent answer</w:t>
-      </w:r>
-    </w:p>
-    <w:p>
-      <w:pPr>
-        <w:spacing w:line="336" w:lineRule="auto" w:after="180"/>
-        <w:shd w:fill="F1F6FC"/>
       </w:pPr>
       <w:r>
         <w:rPr>
@@ -5128,1188 +5560,431 @@
     </w:p>
     <w:p>
       <w:pPr>
+        <w:spacing w:line="336" w:lineRule="auto" w:after="180"/>
+      </w:pPr>
+      <w:r>
+        <w:rPr>
+          <w:b w:val="0"/>
+        </w:rPr>
+        <w:t>Both are 2/4 accurate because their answers are identical. Certainty language changes no outcome.</w:t>
+      </w:r>
+    </w:p>
+    <w:p>
+      <w:pPr>
+        <w:spacing w:line="336" w:lineRule="auto" w:after="180"/>
+      </w:pPr>
+      <w:r>
+        <w:rPr>
+          <w:b w:val="0"/>
+        </w:rPr>
+        <w:t xml:space="preserve">To compare </w:t>
+      </w:r>
+      <w:r>
+        <w:rPr>
+          <w:b/>
+        </w:rPr>
+        <w:t>confidence</w:t>
+      </w:r>
+      <w:r>
+        <w:rPr>
+          <w:b w:val="0"/>
+        </w:rPr>
+        <w:t xml:space="preserve"> meaningfully, collect many </w:t>
+      </w:r>
+      <w:r>
+        <w:rPr>
+          <w:b/>
+        </w:rPr>
+        <w:t>prediction</w:t>
+      </w:r>
+      <w:r>
+        <w:rPr>
+          <w:b w:val="0"/>
+        </w:rPr>
+        <w:t xml:space="preserve">s with defined </w:t>
+      </w:r>
+      <w:r>
+        <w:rPr>
+          <w:b/>
+        </w:rPr>
+        <w:t>confidence</w:t>
+      </w:r>
+      <w:r>
+        <w:rPr>
+          <w:b w:val="0"/>
+        </w:rPr>
+        <w:t xml:space="preserve"> categories or probabilities and compare their observed success rates; these four cases alone are insufficient.</w:t>
+      </w:r>
+    </w:p>
+    <w:p>
+      <w:pPr>
         <w:pStyle w:val="Heading3"/>
       </w:pPr>
       <w:r>
-        <w:t>Teacher key · Original transfer answer</w:t>
+        <w:t>Explanations for the additional workbook examples</w:t>
+      </w:r>
+    </w:p>
+    <w:p>
+      <w:pPr>
+        <w:pStyle w:val="Heading3"/>
+      </w:pPr>
+      <w:r>
+        <w:t>W1 Read the score definition</w:t>
+      </w:r>
+    </w:p>
+    <w:p>
+      <w:pPr>
+        <w:pStyle w:val="Heading3"/>
+      </w:pPr>
+      <w:r>
+        <w:t>W2 Judge cases using outcomes</w:t>
+      </w:r>
+    </w:p>
+    <w:p>
+      <w:pPr>
+        <w:pStyle w:val="Heading3"/>
+      </w:pPr>
+      <w:r>
+        <w:t>W3 Interpret a small group carefully</w:t>
+      </w:r>
+    </w:p>
+    <w:p>
+      <w:pPr>
+        <w:pStyle w:val="Heading3"/>
+      </w:pPr>
+      <w:r>
+        <w:t>W4 Audit a different probability claim</w:t>
       </w:r>
     </w:p>
     <w:p>
       <w:pPr>
         <w:spacing w:line="336" w:lineRule="auto" w:after="180"/>
-        <w:shd w:fill="F1F6FC"/>
-      </w:pPr>
-      <w:r>
-        <w:rPr>
-          <w:b w:val="0"/>
-        </w:rPr>
-        <w:t>Both are 2/4 accurate because their answers are identical. Certainty language changes no outcome.</w:t>
+      </w:pPr>
+      <w:r>
+        <w:rPr>
+          <w:b w:val="0"/>
+        </w:rPr>
+        <w:t xml:space="preserve">A fictional leaf sorter claims a 75 percent probability of </w:t>
+      </w:r>
+      <w:r>
+        <w:rPr>
+          <w:b/>
+        </w:rPr>
+        <w:t>correctness</w:t>
+      </w:r>
+      <w:r>
+        <w:rPr>
+          <w:b w:val="0"/>
+        </w:rPr>
+        <w:t xml:space="preserve"> for each of eight chosen labels. Later </w:t>
+      </w:r>
+      <w:r>
+        <w:rPr>
+          <w:b/>
+        </w:rPr>
+        <w:t>evidence</w:t>
+      </w:r>
+      <w:r>
+        <w:rPr>
+          <w:b w:val="0"/>
+        </w:rPr>
+        <w:t xml:space="preserve"> establishes six correct labels, one incorrect label and one missing outcome.</w:t>
       </w:r>
     </w:p>
     <w:p>
       <w:pPr>
         <w:spacing w:line="336" w:lineRule="auto" w:after="180"/>
-        <w:shd w:fill="F1F6FC"/>
-      </w:pPr>
-      <w:r>
-        <w:rPr>
-          <w:b w:val="0"/>
-        </w:rPr>
-        <w:t xml:space="preserve">To compare </w:t>
+      </w:pPr>
+      <w:r>
+        <w:rPr>
+          <w:b w:val="0"/>
+        </w:rPr>
+        <w:t xml:space="preserve">A report says six out of eight proves perfect </w:t>
       </w:r>
       <w:r>
         <w:rPr>
           <w:b/>
         </w:rPr>
+        <w:t>calibration</w:t>
+      </w:r>
+      <w:r>
+        <w:rPr>
+          <w:b w:val="0"/>
+        </w:rPr>
+        <w:t xml:space="preserve"> and guarantees the next label. Repair the report, state the assessed and unassessed counts, and describe a better follow-up check.</w:t>
+      </w:r>
+    </w:p>
+    <w:p>
+      <w:pPr>
+        <w:spacing w:line="336" w:lineRule="auto" w:after="180"/>
+      </w:pPr>
+      <w:r>
+        <w:rPr>
+          <w:b w:val="0"/>
+        </w:rPr>
+        <w:t>Seven cases are assessed: six correct and one incorrect; one is unassessed. Report six out of seven assessed alongside the missing count, and preserve the original 75 percent claims.</w:t>
+      </w:r>
+    </w:p>
+    <w:p>
+      <w:pPr>
+        <w:spacing w:line="336" w:lineRule="auto" w:after="180"/>
+      </w:pPr>
+      <w:r>
+        <w:rPr>
+          <w:b w:val="0"/>
+        </w:rPr>
+        <w:t xml:space="preserve">Six out of eight treats the missing outcome as known. The small incomplete group proves neither </w:t>
+      </w:r>
+      <w:r>
+        <w:rPr>
+          <w:b/>
+        </w:rPr>
+        <w:t>calibration</w:t>
+      </w:r>
+      <w:r>
+        <w:rPr>
+          <w:b w:val="0"/>
+        </w:rPr>
+        <w:t xml:space="preserve"> nor the next label. Seek the missing outcome and evaluate the unchanged method on more relevant reserved cases.</w:t>
+      </w:r>
+    </w:p>
+    <w:p>
+      <w:pPr>
+        <w:pStyle w:val="Heading3"/>
+      </w:pPr>
+      <w:r>
+        <w:t>W5 Keep repetition separate from evidence</w:t>
+      </w:r>
+    </w:p>
+    <w:p>
+      <w:pPr>
+        <w:pStyle w:val="Heading3"/>
+      </w:pPr>
+      <w:r>
+        <w:t>Assess independent transfer</w:t>
+      </w:r>
+    </w:p>
+    <w:p>
+      <w:pPr>
+        <w:pStyle w:val="Heading3"/>
+      </w:pPr>
+      <w:r>
+        <w:t>Selected case answer</w:t>
+      </w:r>
+    </w:p>
+    <w:p>
+      <w:pPr>
+        <w:pStyle w:val="Heading3"/>
+      </w:pPr>
+      <w:r>
+        <w:t>Feedback that the learner uses</w:t>
+      </w:r>
+    </w:p>
+    <w:p>
+      <w:pPr>
+        <w:pStyle w:val="Heading1"/>
+      </w:pPr>
+      <w:r>
+        <w:t>06. Connect, adapt and return</w:t>
+      </w:r>
+    </w:p>
+    <w:p>
+      <w:r>
+        <w:t>Retain the project evidence and revisit the reasoning on a changed case.</w:t>
+      </w:r>
+    </w:p>
+    <w:p>
+      <w:pPr>
+        <w:pStyle w:val="Heading2"/>
+      </w:pPr>
+      <w:r>
+        <w:t>Project evidence to keep</w:t>
+      </w:r>
+    </w:p>
+    <w:p>
+      <w:pPr>
+        <w:spacing w:line="336" w:lineRule="auto" w:after="180"/>
+      </w:pPr>
+      <w:r>
+        <w:rPr>
+          <w:b w:val="0"/>
+        </w:rPr>
+        <w:t xml:space="preserve">Record both the sorter's </w:t>
+      </w:r>
+      <w:r>
+        <w:rPr>
+          <w:b/>
+        </w:rPr>
         <w:t>confidence</w:t>
       </w:r>
       <w:r>
         <w:rPr>
           <w:b w:val="0"/>
         </w:rPr>
-        <w:t xml:space="preserve"> meaningfully, collect many </w:t>
+        <w:t xml:space="preserve"> wording and the human-confirmed outcome; keep them in separate columns.</w:t>
+      </w:r>
+    </w:p>
+    <w:p>
+      <w:pPr>
+        <w:spacing w:line="336" w:lineRule="auto" w:after="180"/>
+      </w:pPr>
+      <w:r>
+        <w:rPr>
+          <w:b w:val="0"/>
+        </w:rPr>
+        <w:t xml:space="preserve">Keep the decision, </w:t>
       </w:r>
       <w:r>
         <w:rPr>
           <w:b/>
         </w:rPr>
-        <w:t>prediction</w:t>
-      </w:r>
-      <w:r>
-        <w:rPr>
-          <w:b w:val="0"/>
-        </w:rPr>
-        <w:t xml:space="preserve">s with defined </w:t>
+        <w:t>input</w:t>
+      </w:r>
+      <w:r>
+        <w:rPr>
+          <w:b w:val="0"/>
+        </w:rPr>
+        <w:t xml:space="preserve">, result, explanation and remaining limitation in the project </w:t>
       </w:r>
       <w:r>
         <w:rPr>
           <w:b/>
         </w:rPr>
+        <w:t>evidence</w:t>
+      </w:r>
+      <w:r>
+        <w:rPr>
+          <w:b w:val="0"/>
+        </w:rPr>
+        <w:t xml:space="preserve"> record. Retrieve this record next week rather than restarting the project.</w:t>
+      </w:r>
+    </w:p>
+    <w:p>
+      <w:pPr>
+        <w:spacing w:line="336" w:lineRule="auto" w:after="180"/>
+      </w:pPr>
+      <w:r>
+        <w:rPr>
+          <w:b w:val="0"/>
+        </w:rPr>
+        <w:t>Keep sorter scores, reference outcomes and missingness separately; use review policies instead of treating high scores as facts.</w:t>
+      </w:r>
+    </w:p>
+    <w:p>
+      <w:pPr>
+        <w:pStyle w:val="Heading2"/>
+      </w:pPr>
+      <w:r>
+        <w:t>Support while preserving the reasoning goal</w:t>
+      </w:r>
+    </w:p>
+    <w:p>
+      <w:pPr>
+        <w:spacing w:line="336" w:lineRule="auto" w:after="180"/>
+      </w:pPr>
+      <w:r>
+        <w:rPr>
+          <w:b w:val="0"/>
+        </w:rPr>
+        <w:t xml:space="preserve">Use physical cards, spoken explanations and a three-stage drawing. Read aloud without giving the answer. Stretch: compare two </w:t>
+      </w:r>
+      <w:r>
+        <w:rPr>
+          <w:b/>
+        </w:rPr>
+        <w:t>mechanism</w:t>
+      </w:r>
+      <w:r>
+        <w:rPr>
+          <w:b w:val="0"/>
+        </w:rPr>
+        <w:t xml:space="preserve">s with the same visible </w:t>
+      </w:r>
+      <w:r>
+        <w:rPr>
+          <w:b/>
+        </w:rPr>
+        <w:t>output</w:t>
+      </w:r>
+      <w:r>
+        <w:rPr>
+          <w:b w:val="0"/>
+        </w:rPr>
+        <w:t xml:space="preserve"> and explain what </w:t>
+      </w:r>
+      <w:r>
+        <w:rPr>
+          <w:b/>
+        </w:rPr>
+        <w:t>evidence</w:t>
+      </w:r>
+      <w:r>
+        <w:rPr>
+          <w:b w:val="0"/>
+        </w:rPr>
+        <w:t xml:space="preserve"> distinguishes them.</w:t>
+      </w:r>
+    </w:p>
+    <w:p>
+      <w:pPr>
+        <w:spacing w:line="336" w:lineRule="auto" w:after="180"/>
+      </w:pPr>
+      <w:r>
+        <w:rPr>
+          <w:b w:val="0"/>
+        </w:rPr>
+        <w:t>Use counters and separate headings for claim and outcome. Read 80 percent as 80 out of 100 before comparing fractions.</w:t>
+      </w:r>
+    </w:p>
+    <w:p>
+      <w:pPr>
+        <w:spacing w:line="336" w:lineRule="auto" w:after="180"/>
+      </w:pPr>
+      <w:r>
+        <w:rPr>
+          <w:b w:val="0"/>
+        </w:rPr>
+        <w:t xml:space="preserve">Extension: explain why checking only easy cases might make the </w:t>
+      </w:r>
+      <w:r>
+        <w:rPr>
+          <w:b/>
+        </w:rPr>
         <w:t>confidence</w:t>
       </w:r>
       <w:r>
         <w:rPr>
           <w:b w:val="0"/>
         </w:rPr>
-        <w:t xml:space="preserve"> categories or probabilities and compare their observed success rates; these four cases alone are insufficient.</w:t>
-      </w:r>
-    </w:p>
-    <w:p>
-      <w:pPr>
-        <w:pStyle w:val="Heading3"/>
-      </w:pPr>
-      <w:r>
-        <w:t>Explanations for the additional workbook examples</w:t>
-      </w:r>
-    </w:p>
-    <w:p>
-      <w:pPr>
-        <w:pStyle w:val="Heading3"/>
-      </w:pPr>
-      <w:r>
-        <w:t>W1 Read the score definition</w:t>
-      </w:r>
-    </w:p>
-    <w:p>
-      <w:pPr>
-        <w:pStyle w:val="Heading3"/>
-      </w:pPr>
-      <w:r>
-        <w:t>Workbook question · W1</w:t>
+        <w:t xml:space="preserve"> method appear more dependable than it is.</w:t>
       </w:r>
     </w:p>
     <w:p>
       <w:pPr>
         <w:spacing w:line="336" w:lineRule="auto" w:after="180"/>
-        <w:shd w:fill="F5F1FB"/>
-      </w:pPr>
-      <w:r>
-        <w:rPr>
-          <w:b w:val="0"/>
-        </w:rPr>
-        <w:t xml:space="preserve">A card sorter gives a match score of 80 out of 100 points. Its documentation says the score counts weighted feature matches and is not a probability. A learner calls this an 80 percent chance of </w:t>
+      </w:pPr>
+      <w:r>
+        <w:rPr>
+          <w:b w:val="0"/>
+        </w:rPr>
+        <w:t xml:space="preserve">W4 requires six of seven assessed, one unassessed, the original 75 percent claim, no </w:t>
       </w:r>
       <w:r>
         <w:rPr>
           <w:b/>
         </w:rPr>
-        <w:t>correctness</w:t>
-      </w:r>
-      <w:r>
-        <w:rPr>
-          <w:b w:val="0"/>
-        </w:rPr>
-        <w:t>.</w:t>
+        <w:t>calibration</w:t>
+      </w:r>
+      <w:r>
+        <w:rPr>
+          <w:b w:val="0"/>
+        </w:rPr>
+        <w:t xml:space="preserve"> guarantee and a relevant follow-up.</w:t>
       </w:r>
     </w:p>
     <w:p>
       <w:pPr>
         <w:spacing w:line="336" w:lineRule="auto" w:after="180"/>
-        <w:shd w:fill="F5F1FB"/>
-      </w:pPr>
-      <w:r>
-        <w:rPr>
-          <w:b w:val="0"/>
-        </w:rPr>
-        <w:t>Explain the error and write an accurate description.</w:t>
-      </w:r>
-    </w:p>
-    <w:p>
-      <w:pPr>
-        <w:pStyle w:val="Heading3"/>
-      </w:pPr>
-      <w:r>
-        <w:t>Teacher reasoning · W1</w:t>
-      </w:r>
-    </w:p>
-    <w:p>
-      <w:pPr>
-        <w:spacing w:line="336" w:lineRule="auto" w:after="180"/>
-        <w:shd w:fill="F1F6FC"/>
-      </w:pPr>
-      <w:r>
-        <w:rPr>
-          <w:b w:val="0"/>
-        </w:rPr>
-        <w:t xml:space="preserve">The learner replaced the documented </w:t>
-      </w:r>
-      <w:r>
-        <w:rPr>
-          <w:b/>
-        </w:rPr>
-        <w:t>score meaning</w:t>
-      </w:r>
-      <w:r>
-        <w:rPr>
-          <w:b w:val="0"/>
-        </w:rPr>
-        <w:t xml:space="preserve"> with a probability interpretation. Report 80 of 100 feature-match points.</w:t>
-      </w:r>
-    </w:p>
-    <w:p>
-      <w:pPr>
-        <w:spacing w:line="336" w:lineRule="auto" w:after="180"/>
-        <w:shd w:fill="F1F6FC"/>
-      </w:pPr>
-      <w:r>
-        <w:rPr>
-          <w:b w:val="0"/>
-        </w:rPr>
-        <w:t xml:space="preserve">To claim a chance of </w:t>
-      </w:r>
-      <w:r>
-        <w:rPr>
-          <w:b/>
-        </w:rPr>
-        <w:t>correctness</w:t>
-      </w:r>
-      <w:r>
-        <w:rPr>
-          <w:b w:val="0"/>
-        </w:rPr>
-        <w:t>, a defined probability method and relevant outcome evaluation would be needed.</w:t>
-      </w:r>
-    </w:p>
-    <w:p>
-      <w:pPr>
-        <w:pStyle w:val="Heading3"/>
-      </w:pPr>
-      <w:r>
-        <w:t>W2 Judge cases using outcomes</w:t>
-      </w:r>
-    </w:p>
-    <w:p>
-      <w:pPr>
-        <w:pStyle w:val="Heading3"/>
-      </w:pPr>
-      <w:r>
-        <w:t>Workbook question · W2</w:t>
-      </w:r>
-    </w:p>
-    <w:p>
-      <w:pPr>
-        <w:spacing w:line="336" w:lineRule="auto" w:after="180"/>
-        <w:shd w:fill="F5F1FB"/>
-      </w:pPr>
-      <w:r>
-        <w:rPr>
-          <w:b w:val="0"/>
-        </w:rPr>
-        <w:t xml:space="preserve">Use cases A, B and C from the lesson table. State which is correct, incorrect and unassessed. Explain why ordering them by </w:t>
-      </w:r>
-      <w:r>
-        <w:rPr>
-          <w:b/>
-        </w:rPr>
-        <w:t>confidence</w:t>
-      </w:r>
-      <w:r>
-        <w:rPr>
-          <w:b w:val="0"/>
-        </w:rPr>
-        <w:t xml:space="preserve"> cannot replace checking their outcomes.</w:t>
-      </w:r>
-    </w:p>
-    <w:p>
-      <w:pPr>
-        <w:pStyle w:val="Heading3"/>
-      </w:pPr>
-      <w:r>
-        <w:t>Teacher reasoning · W2</w:t>
-      </w:r>
-    </w:p>
-    <w:p>
-      <w:pPr>
-        <w:spacing w:line="336" w:lineRule="auto" w:after="180"/>
-        <w:shd w:fill="F1F6FC"/>
-      </w:pPr>
-      <w:r>
-        <w:rPr>
-          <w:b w:val="0"/>
-        </w:rPr>
-        <w:t>A is incorrect, B correct and C unassessed. The score is a prior claim; the observed category determines agreement for an assessable case. A larger claim does not supply a missing outcome or override a conflicting one.</w:t>
-      </w:r>
-    </w:p>
-    <w:p>
-      <w:pPr>
-        <w:pStyle w:val="Heading3"/>
-      </w:pPr>
-      <w:r>
-        <w:t>W3 Interpret a small group carefully</w:t>
-      </w:r>
-    </w:p>
-    <w:p>
-      <w:pPr>
-        <w:pStyle w:val="Heading3"/>
-      </w:pPr>
-      <w:r>
-        <w:t>Workbook question · W3</w:t>
-      </w:r>
-    </w:p>
-    <w:p>
-      <w:pPr>
-        <w:spacing w:line="336" w:lineRule="auto" w:after="180"/>
-        <w:shd w:fill="F5F1FB"/>
-      </w:pPr>
-      <w:r>
-        <w:rPr>
-          <w:b w:val="0"/>
-        </w:rPr>
-        <w:t xml:space="preserve">Ten </w:t>
-      </w:r>
-      <w:r>
-        <w:rPr>
-          <w:b/>
-        </w:rPr>
-        <w:t>prediction</w:t>
-      </w:r>
-      <w:r>
-        <w:rPr>
-          <w:b w:val="0"/>
-        </w:rPr>
-        <w:t>s each claim an 80 percent probability that their chosen category is correct. Five later prove correct and five incorrect. State the claimed probability and observed fraction separately.</w:t>
-      </w:r>
-    </w:p>
-    <w:p>
-      <w:pPr>
-        <w:spacing w:line="336" w:lineRule="auto" w:after="180"/>
-        <w:shd w:fill="F5F1FB"/>
-      </w:pPr>
-      <w:r>
-        <w:rPr>
-          <w:b w:val="0"/>
-        </w:rPr>
-        <w:t xml:space="preserve">Does this prove every future </w:t>
-      </w:r>
-      <w:r>
-        <w:rPr>
-          <w:b/>
-        </w:rPr>
-        <w:t>prediction</w:t>
-      </w:r>
-      <w:r>
-        <w:rPr>
-          <w:b w:val="0"/>
-        </w:rPr>
-        <w:t xml:space="preserve"> will be wrong, or that each next </w:t>
-      </w:r>
-      <w:r>
-        <w:rPr>
-          <w:b/>
-        </w:rPr>
-        <w:t>prediction</w:t>
-      </w:r>
-      <w:r>
-        <w:rPr>
-          <w:b w:val="0"/>
-        </w:rPr>
-        <w:t xml:space="preserve"> has exactly a 50 percent chance? Explain.</w:t>
-      </w:r>
-    </w:p>
-    <w:p>
-      <w:pPr>
-        <w:pStyle w:val="Heading3"/>
-      </w:pPr>
-      <w:r>
-        <w:t>Teacher reasoning · W3</w:t>
-      </w:r>
-    </w:p>
-    <w:p>
-      <w:pPr>
-        <w:spacing w:line="336" w:lineRule="auto" w:after="180"/>
-        <w:shd w:fill="F1F6FC"/>
-      </w:pPr>
-      <w:r>
-        <w:rPr>
-          <w:b w:val="0"/>
-        </w:rPr>
-        <w:t>Claim 80 percent; observed five correct out of ten, or 50 percent in this group. This group falls below the claim but is small. It proves neither all future failures nor a precisely known 50 percent chance for each next case.</w:t>
-      </w:r>
-    </w:p>
-    <w:p>
-      <w:pPr>
-        <w:spacing w:line="336" w:lineRule="auto" w:after="180"/>
-        <w:shd w:fill="F1F6FC"/>
-      </w:pPr>
-      <w:r>
-        <w:rPr>
-          <w:b w:val="0"/>
-        </w:rPr>
-        <w:t xml:space="preserve">More relevant independent </w:t>
-      </w:r>
-      <w:r>
-        <w:rPr>
-          <w:b/>
-        </w:rPr>
-        <w:t>evidence</w:t>
-      </w:r>
-      <w:r>
-        <w:rPr>
-          <w:b w:val="0"/>
-        </w:rPr>
-        <w:t xml:space="preserve"> is needed.</w:t>
-      </w:r>
-    </w:p>
-    <w:p>
-      <w:pPr>
-        <w:pStyle w:val="Heading3"/>
-      </w:pPr>
-      <w:r>
-        <w:t>W4 Audit a different probability claim</w:t>
-      </w:r>
-    </w:p>
-    <w:p>
-      <w:pPr>
-        <w:pStyle w:val="Heading3"/>
-      </w:pPr>
-      <w:r>
-        <w:t>Workbook question · W4</w:t>
-      </w:r>
-    </w:p>
-    <w:p>
-      <w:pPr>
-        <w:spacing w:line="336" w:lineRule="auto" w:after="180"/>
-        <w:shd w:fill="F5F1FB"/>
-      </w:pPr>
-      <w:r>
-        <w:rPr>
-          <w:b w:val="0"/>
-        </w:rPr>
-        <w:t xml:space="preserve">A fictional leaf sorter claims a 75 percent probability of </w:t>
-      </w:r>
-      <w:r>
-        <w:rPr>
-          <w:b/>
-        </w:rPr>
-        <w:t>correctness</w:t>
-      </w:r>
-      <w:r>
-        <w:rPr>
-          <w:b w:val="0"/>
-        </w:rPr>
-        <w:t xml:space="preserve"> for each of eight chosen labels. Later </w:t>
-      </w:r>
-      <w:r>
-        <w:rPr>
-          <w:b/>
-        </w:rPr>
-        <w:t>evidence</w:t>
-      </w:r>
-      <w:r>
-        <w:rPr>
-          <w:b w:val="0"/>
-        </w:rPr>
-        <w:t xml:space="preserve"> establishes six correct labels, one incorrect label and one missing outcome.</w:t>
-      </w:r>
-    </w:p>
-    <w:p>
-      <w:pPr>
-        <w:spacing w:line="336" w:lineRule="auto" w:after="180"/>
-        <w:shd w:fill="F5F1FB"/>
-      </w:pPr>
-      <w:r>
-        <w:rPr>
-          <w:b w:val="0"/>
-        </w:rPr>
-        <w:t xml:space="preserve">A report says six out of eight proves perfect </w:t>
-      </w:r>
-      <w:r>
-        <w:rPr>
-          <w:b/>
-        </w:rPr>
-        <w:t>calibration</w:t>
-      </w:r>
-      <w:r>
-        <w:rPr>
-          <w:b w:val="0"/>
-        </w:rPr>
-        <w:t xml:space="preserve"> and guarantees the next label. Repair the report, state the assessed and unassessed counts, and describe a better follow-up check.</w:t>
-      </w:r>
-    </w:p>
-    <w:p>
-      <w:pPr>
-        <w:pStyle w:val="Heading3"/>
-      </w:pPr>
-      <w:r>
-        <w:t>Teacher reasoning · W4</w:t>
-      </w:r>
-    </w:p>
-    <w:p>
-      <w:pPr>
-        <w:spacing w:line="336" w:lineRule="auto" w:after="180"/>
-        <w:shd w:fill="F1F6FC"/>
-      </w:pPr>
-      <w:r>
-        <w:rPr>
-          <w:b w:val="0"/>
-        </w:rPr>
-        <w:t>Seven cases are assessed: six correct and one incorrect; one is unassessed. Report six out of seven assessed alongside the missing count, and preserve the original 75 percent claims.</w:t>
-      </w:r>
-    </w:p>
-    <w:p>
-      <w:pPr>
-        <w:spacing w:line="336" w:lineRule="auto" w:after="180"/>
-        <w:shd w:fill="F1F6FC"/>
-      </w:pPr>
-      <w:r>
-        <w:rPr>
-          <w:b w:val="0"/>
-        </w:rPr>
-        <w:t xml:space="preserve">Six out of eight treats the missing outcome as known. The small incomplete group proves neither </w:t>
-      </w:r>
-      <w:r>
-        <w:rPr>
-          <w:b/>
-        </w:rPr>
-        <w:t>calibration</w:t>
-      </w:r>
-      <w:r>
-        <w:rPr>
-          <w:b w:val="0"/>
-        </w:rPr>
-        <w:t xml:space="preserve"> nor the next label. Seek the missing outcome and evaluate the unchanged method on more relevant reserved cases.</w:t>
-      </w:r>
-    </w:p>
-    <w:p>
-      <w:pPr>
-        <w:pStyle w:val="Heading3"/>
-      </w:pPr>
-      <w:r>
-        <w:t>W5 Keep repetition separate from evidence</w:t>
-      </w:r>
-    </w:p>
-    <w:p>
-      <w:pPr>
-        <w:pStyle w:val="Heading3"/>
-      </w:pPr>
-      <w:r>
-        <w:t>Workbook question · W5</w:t>
-      </w:r>
-    </w:p>
-    <w:p>
-      <w:pPr>
-        <w:spacing w:line="336" w:lineRule="auto" w:after="180"/>
-        <w:shd w:fill="F5F1FB"/>
-      </w:pPr>
-      <w:r>
-        <w:rPr>
-          <w:b w:val="0"/>
-        </w:rPr>
-        <w:t xml:space="preserve">A learner copies the same 90 percent </w:t>
-      </w:r>
-      <w:r>
-        <w:rPr>
-          <w:b/>
-        </w:rPr>
-        <w:t>prediction</w:t>
-      </w:r>
-      <w:r>
-        <w:rPr>
-          <w:b w:val="0"/>
-        </w:rPr>
-        <w:t xml:space="preserve"> into ten rows and calls this ten independent tests. No new outcomes were obtained. Explain why the </w:t>
-      </w:r>
-      <w:r>
-        <w:rPr>
-          <w:b/>
-        </w:rPr>
-        <w:t>evidence</w:t>
-      </w:r>
-      <w:r>
-        <w:rPr>
-          <w:b w:val="0"/>
-        </w:rPr>
-        <w:t xml:space="preserve"> has not grown and propose a useful check.</w:t>
-      </w:r>
-    </w:p>
-    <w:p>
-      <w:pPr>
-        <w:pStyle w:val="Heading3"/>
-      </w:pPr>
-      <w:r>
-        <w:t>Teacher reasoning · W5</w:t>
-      </w:r>
-    </w:p>
-    <w:p>
-      <w:pPr>
-        <w:spacing w:line="336" w:lineRule="auto" w:after="180"/>
-        <w:shd w:fill="F1F6FC"/>
-      </w:pPr>
-      <w:r>
-        <w:rPr>
-          <w:b w:val="0"/>
-        </w:rPr>
-        <w:t xml:space="preserve">The rows duplicate one </w:t>
-      </w:r>
-      <w:r>
-        <w:rPr>
-          <w:b/>
-        </w:rPr>
-        <w:t>prediction</w:t>
-      </w:r>
-      <w:r>
-        <w:rPr>
-          <w:b w:val="0"/>
-        </w:rPr>
-        <w:t xml:space="preserve">, not ten independently assessed cases. No new outcome </w:t>
-      </w:r>
-      <w:r>
-        <w:rPr>
-          <w:b/>
-        </w:rPr>
-        <w:t>evidence</w:t>
-      </w:r>
-      <w:r>
-        <w:rPr>
-          <w:b w:val="0"/>
-        </w:rPr>
-        <w:t xml:space="preserve"> was obtained.</w:t>
-      </w:r>
-    </w:p>
-    <w:p>
-      <w:pPr>
-        <w:spacing w:line="336" w:lineRule="auto" w:after="180"/>
-        <w:shd w:fill="F1F6FC"/>
-      </w:pPr>
-      <w:r>
-        <w:rPr>
-          <w:b w:val="0"/>
-        </w:rPr>
-        <w:t xml:space="preserve">Preserve the original record, establish its outcome where possible, and gather distinct relevant reserved cases with their own </w:t>
-      </w:r>
-      <w:r>
-        <w:rPr>
-          <w:b/>
-        </w:rPr>
-        <w:t>prediction</w:t>
-      </w:r>
-      <w:r>
-        <w:rPr>
-          <w:b w:val="0"/>
-        </w:rPr>
-        <w:t>s and verified outcomes.</w:t>
-      </w:r>
-    </w:p>
-    <w:p>
-      <w:pPr>
-        <w:pStyle w:val="Heading3"/>
-      </w:pPr>
-      <w:r>
-        <w:t>Assess independent transfer</w:t>
-      </w:r>
-    </w:p>
-    <w:p>
-      <w:pPr>
-        <w:pStyle w:val="Heading3"/>
-      </w:pPr>
-      <w:r>
-        <w:t>Independent question · withhold the key</w:t>
-      </w:r>
-    </w:p>
-    <w:p>
-      <w:pPr>
-        <w:spacing w:line="336" w:lineRule="auto" w:after="180"/>
-        <w:shd w:fill="F5F1FB"/>
-      </w:pPr>
-      <w:r>
-        <w:rPr>
-          <w:b w:val="0"/>
-        </w:rPr>
-        <w:t xml:space="preserve">Selected case: A fictional leaf sorter claims a 75 percent probability of </w:t>
-      </w:r>
-      <w:r>
-        <w:rPr>
-          <w:b/>
-        </w:rPr>
-        <w:t>correctness</w:t>
-      </w:r>
-      <w:r>
-        <w:rPr>
-          <w:b w:val="0"/>
-        </w:rPr>
-        <w:t xml:space="preserve"> for each of eight chosen labels. Later </w:t>
-      </w:r>
-      <w:r>
-        <w:rPr>
-          <w:b/>
-        </w:rPr>
-        <w:t>evidence</w:t>
-      </w:r>
-      <w:r>
-        <w:rPr>
-          <w:b w:val="0"/>
-        </w:rPr>
-        <w:t xml:space="preserve"> establishes six correct labels, one incorrect label and one missing outcome.</w:t>
-      </w:r>
-    </w:p>
-    <w:p>
-      <w:pPr>
-        <w:spacing w:line="336" w:lineRule="auto" w:after="180"/>
-        <w:shd w:fill="F5F1FB"/>
-      </w:pPr>
-      <w:r>
-        <w:rPr>
-          <w:b w:val="0"/>
-        </w:rPr>
-        <w:t xml:space="preserve">A report says six out of eight proves perfect </w:t>
-      </w:r>
-      <w:r>
-        <w:rPr>
-          <w:b/>
-        </w:rPr>
-        <w:t>calibration</w:t>
-      </w:r>
-      <w:r>
-        <w:rPr>
-          <w:b w:val="0"/>
-        </w:rPr>
-        <w:t xml:space="preserve"> and guarantees the next label. Repair the report, state the assessed and unassessed counts, and describe a better follow-up check.</w:t>
-      </w:r>
-    </w:p>
-    <w:p>
-      <w:pPr>
-        <w:pStyle w:val="Heading3"/>
-      </w:pPr>
-      <w:r>
-        <w:t>Selected case answer</w:t>
-      </w:r>
-    </w:p>
-    <w:p>
-      <w:pPr>
-        <w:pStyle w:val="Heading3"/>
-      </w:pPr>
-      <w:r>
-        <w:t>Teacher key · Selected case answer</w:t>
-      </w:r>
-    </w:p>
-    <w:p>
-      <w:pPr>
-        <w:spacing w:line="336" w:lineRule="auto" w:after="180"/>
-        <w:shd w:fill="F1F6FC"/>
-      </w:pPr>
-      <w:r>
-        <w:rPr>
-          <w:b w:val="0"/>
-        </w:rPr>
-        <w:t>Seven cases are assessed: six correct and one incorrect; one is unassessed. Report six out of seven assessed alongside the missing count, and preserve the original 75 percent claims.</w:t>
-      </w:r>
-    </w:p>
-    <w:p>
-      <w:pPr>
-        <w:spacing w:line="336" w:lineRule="auto" w:after="180"/>
-        <w:shd w:fill="F1F6FC"/>
-      </w:pPr>
-      <w:r>
-        <w:rPr>
-          <w:b w:val="0"/>
-        </w:rPr>
-        <w:t xml:space="preserve">Six out of eight treats the missing outcome as known. The small incomplete group proves neither </w:t>
-      </w:r>
-      <w:r>
-        <w:rPr>
-          <w:b/>
-        </w:rPr>
-        <w:t>calibration</w:t>
-      </w:r>
-      <w:r>
-        <w:rPr>
-          <w:b w:val="0"/>
-        </w:rPr>
-        <w:t xml:space="preserve"> nor the next label. Seek the missing outcome and evaluate the unchanged method on more relevant reserved cases.</w:t>
-      </w:r>
-    </w:p>
-    <w:tbl>
-      <w:tblPr>
-        <w:tblStyle w:val="LightShading-Accent1"/>
-        <w:tblW w:type="auto" w:w="0"/>
-        <w:tblLook w:firstColumn="1" w:firstRow="1" w:lastColumn="0" w:lastRow="0" w:noHBand="0" w:noVBand="1" w:val="04A0"/>
-      </w:tblPr>
-      <w:tblGrid>
-        <w:gridCol w:w="5112"/>
-        <w:gridCol w:w="5112"/>
-      </w:tblGrid>
-      <w:tr>
-        <w:trPr>
-          <w:tblHeader/>
-        </w:trPr>
-        <w:tc>
-          <w:tcPr>
-            <w:tcW w:type="dxa" w:w="5112"/>
-          </w:tcPr>
-          <w:p>
-            <w:r>
-              <w:t>Dimension</w:t>
-            </w:r>
-          </w:p>
-        </w:tc>
-        <w:tc>
-          <w:tcPr>
-            <w:tcW w:type="dxa" w:w="5112"/>
-          </w:tcPr>
-          <w:p>
-            <w:r>
-              <w:t>Evidence required</w:t>
-            </w:r>
-          </w:p>
-        </w:tc>
-      </w:tr>
-      <w:tr>
-        <w:tc>
-          <w:tcPr>
-            <w:tcW w:type="dxa" w:w="5112"/>
-          </w:tcPr>
-          <w:p>
-            <w:r>
-              <w:t>Explanation</w:t>
-            </w:r>
-          </w:p>
-        </w:tc>
-        <w:tc>
-          <w:tcPr>
-            <w:tcW w:type="dxa" w:w="5112"/>
-          </w:tcPr>
-          <w:p>
-            <w:r>
-              <w:t>Names the applicable idea or procedure and ties it to the supplied facts.</w:t>
-            </w:r>
-          </w:p>
-        </w:tc>
-      </w:tr>
-      <w:tr>
-        <w:tc>
-          <w:tcPr>
-            <w:tcW w:type="dxa" w:w="5112"/>
-          </w:tcPr>
-          <w:p>
-            <w:r>
-              <w:t>Trace and result</w:t>
-            </w:r>
-          </w:p>
-        </w:tc>
-        <w:tc>
-          <w:tcPr>
-            <w:tcW w:type="dxa" w:w="5112"/>
-          </w:tcPr>
-          <w:p>
-            <w:r>
-              <w:t>Preserves the given inputs and shows the relevant intermediate steps; distinguishes a prediction from an observed execution.</w:t>
-            </w:r>
-          </w:p>
-        </w:tc>
-      </w:tr>
-      <w:tr>
-        <w:tc>
-          <w:tcPr>
-            <w:tcW w:type="dxa" w:w="5112"/>
-          </w:tcPr>
-          <w:p>
-            <w:r>
-              <w:t>Limits</w:t>
-            </w:r>
-          </w:p>
-        </w:tc>
-        <w:tc>
-          <w:tcPr>
-            <w:tcW w:type="dxa" w:w="5112"/>
-          </w:tcPr>
-          <w:p>
-            <w:r>
-              <w:t>States the assumptions, missing evidence or conditions under which the result would change.</w:t>
-            </w:r>
-          </w:p>
-        </w:tc>
-      </w:tr>
-    </w:tbl>
-    <w:p>
-      <w:pPr>
-        <w:pStyle w:val="Heading3"/>
-      </w:pPr>
-      <w:r>
-        <w:t>Teacher key · Selected case answer</w:t>
-      </w:r>
-    </w:p>
-    <w:p>
-      <w:pPr>
-        <w:spacing w:line="336" w:lineRule="auto" w:after="180"/>
-        <w:shd w:fill="F1F6FC"/>
-      </w:pPr>
-      <w:r>
-        <w:rPr>
-          <w:b w:val="0"/>
-        </w:rPr>
-        <w:t>Record each dimension as not yet, with support, or independent. Accept a valid alternative procedure with a defensible trace.</w:t>
-      </w:r>
-    </w:p>
-    <w:p>
-      <w:pPr>
-        <w:spacing w:line="336" w:lineRule="auto" w:after="180"/>
-        <w:shd w:fill="F1F6FC"/>
-      </w:pPr>
-      <w:r>
-        <w:rPr>
-          <w:b w:val="0"/>
-        </w:rPr>
-        <w:t xml:space="preserve">Do not penalise an honestly recorded model failure if the learner correctly explains its </w:t>
-      </w:r>
-      <w:r>
-        <w:rPr>
-          <w:b/>
-        </w:rPr>
-        <w:t>evidence</w:t>
-      </w:r>
-      <w:r>
-        <w:rPr>
-          <w:b w:val="0"/>
-        </w:rPr>
-        <w:t xml:space="preserve"> and limits.</w:t>
-      </w:r>
-    </w:p>
-    <w:p>
-      <w:pPr>
-        <w:pStyle w:val="Heading3"/>
-      </w:pPr>
-      <w:r>
-        <w:t>Feedback that the learner uses</w:t>
-      </w:r>
-    </w:p>
-    <w:p>
-      <w:pPr>
-        <w:spacing w:line="336" w:lineRule="auto" w:after="180"/>
-      </w:pPr>
-      <w:r>
-        <w:rPr>
-          <w:b w:val="0"/>
-        </w:rPr>
-        <w:t>Name the earliest unsupported step and give one action to repair it. Have the learner make that repair now and explain why. Then assess the relevant skill on a fresh, fully specified case.</w:t>
-      </w:r>
-    </w:p>
-    <w:p>
-      <w:pPr>
-        <w:spacing w:line="336" w:lineRule="auto" w:after="180"/>
-      </w:pPr>
-      <w:r>
-        <w:rPr>
-          <w:b w:val="0"/>
-        </w:rPr>
-        <w:t>Confirm it was not previously practised with feedback; solve and check the new case before assigning it. A follow-up design prompt is a starting brief, not automatically an equivalent test.</w:t>
-      </w:r>
-    </w:p>
-    <w:p>
-      <w:pPr>
-        <w:pStyle w:val="Heading1"/>
-      </w:pPr>
-      <w:r>
-        <w:t>06. Connect and extend learning</w:t>
-      </w:r>
-    </w:p>
-    <w:p>
-      <w:r>
-        <w:t>Connect Confidence Is Not Correctness to Helpful Classroom Sorter, adapt support and plan a later changed-case check.</w:t>
-      </w:r>
-    </w:p>
-    <w:p>
-      <w:pPr>
-        <w:pStyle w:val="Heading3"/>
-      </w:pPr>
-      <w:r>
-        <w:t>Helpful Classroom Sorter</w:t>
-      </w:r>
-    </w:p>
-    <w:p>
-      <w:pPr>
-        <w:spacing w:line="336" w:lineRule="auto" w:after="180"/>
-      </w:pPr>
-      <w:r>
-        <w:rPr>
-          <w:b w:val="0"/>
-        </w:rPr>
-        <w:t xml:space="preserve">Record both the sorter's </w:t>
-      </w:r>
-      <w:r>
-        <w:rPr>
-          <w:b/>
-        </w:rPr>
-        <w:t>confidence</w:t>
-      </w:r>
-      <w:r>
-        <w:rPr>
-          <w:b w:val="0"/>
-        </w:rPr>
-        <w:t xml:space="preserve"> wording and the human-confirmed outcome; keep them in separate columns.</w:t>
-      </w:r>
-    </w:p>
-    <w:p>
-      <w:pPr>
-        <w:spacing w:line="336" w:lineRule="auto" w:after="180"/>
-      </w:pPr>
-      <w:r>
-        <w:rPr>
-          <w:b w:val="0"/>
-        </w:rPr>
-        <w:t xml:space="preserve">Keep the decision, </w:t>
-      </w:r>
-      <w:r>
-        <w:rPr>
-          <w:b/>
-        </w:rPr>
-        <w:t>input</w:t>
-      </w:r>
-      <w:r>
-        <w:rPr>
-          <w:b w:val="0"/>
-        </w:rPr>
-        <w:t xml:space="preserve">, result, explanation and remaining limitation in the project </w:t>
-      </w:r>
-      <w:r>
-        <w:rPr>
-          <w:b/>
-        </w:rPr>
-        <w:t>evidence</w:t>
-      </w:r>
-      <w:r>
-        <w:rPr>
-          <w:b w:val="0"/>
-        </w:rPr>
-        <w:t xml:space="preserve"> record. Retrieve this record next week rather than restarting the project.</w:t>
-      </w:r>
-    </w:p>
-    <w:p>
-      <w:pPr>
-        <w:pStyle w:val="Heading3"/>
-      </w:pPr>
-      <w:r>
-        <w:t>Support and stretch</w:t>
-      </w:r>
-    </w:p>
-    <w:p>
-      <w:pPr>
-        <w:spacing w:line="336" w:lineRule="auto" w:after="180"/>
-      </w:pPr>
-      <w:r>
-        <w:rPr>
-          <w:b w:val="0"/>
-        </w:rPr>
-        <w:t xml:space="preserve">Use physical cards, spoken explanations and a three-stage drawing. Read aloud without giving the answer. Stretch: compare two </w:t>
-      </w:r>
-      <w:r>
-        <w:rPr>
-          <w:b/>
-        </w:rPr>
-        <w:t>mechanism</w:t>
-      </w:r>
-      <w:r>
-        <w:rPr>
-          <w:b w:val="0"/>
-        </w:rPr>
-        <w:t xml:space="preserve">s with the same visible </w:t>
-      </w:r>
-      <w:r>
-        <w:rPr>
-          <w:b/>
-        </w:rPr>
-        <w:t>output</w:t>
-      </w:r>
-      <w:r>
-        <w:rPr>
-          <w:b w:val="0"/>
-        </w:rPr>
-        <w:t xml:space="preserve"> and explain what </w:t>
-      </w:r>
-      <w:r>
-        <w:rPr>
-          <w:b/>
-        </w:rPr>
-        <w:t>evidence</w:t>
-      </w:r>
-      <w:r>
-        <w:rPr>
-          <w:b w:val="0"/>
-        </w:rPr>
-        <w:t xml:space="preserve"> distinguishes them.</w:t>
-      </w:r>
-    </w:p>
-    <w:p>
-      <w:pPr>
-        <w:pStyle w:val="Heading3"/>
-      </w:pPr>
-      <w:r>
-        <w:t>Exit reflection</w:t>
-      </w:r>
-    </w:p>
-    <w:p>
-      <w:pPr>
-        <w:spacing w:line="336" w:lineRule="auto" w:after="180"/>
-      </w:pPr>
-      <w:r>
-        <w:rPr>
-          <w:b w:val="0"/>
-        </w:rPr>
-        <w:t xml:space="preserve">Ask for one decision the learner can now justify and one situation requiring more </w:t>
-      </w:r>
-      <w:r>
-        <w:rPr>
-          <w:b/>
-        </w:rPr>
-        <w:t>evidence</w:t>
-      </w:r>
-      <w:r>
-        <w:rPr>
-          <w:b w:val="0"/>
-        </w:rPr>
-        <w:t xml:space="preserve"> or human review. </w:t>
-      </w:r>
-      <w:r>
-        <w:rPr>
-          <w:b/>
-        </w:rPr>
-        <w:t>Confidence</w:t>
-      </w:r>
-      <w:r>
-        <w:rPr>
-          <w:b w:val="0"/>
-        </w:rPr>
-        <w:t xml:space="preserve"> ratings are separate from correct independent performance.</w:t>
-      </w:r>
-    </w:p>
-    <w:p>
-      <w:pPr>
-        <w:pStyle w:val="Heading3"/>
-      </w:pPr>
-      <w:r>
-        <w:t>Bridge to the next week</w:t>
-      </w:r>
-    </w:p>
-    <w:p>
-      <w:pPr>
-        <w:spacing w:line="336" w:lineRule="auto" w:after="180"/>
-      </w:pPr>
-      <w:r>
-        <w:rPr>
-          <w:b w:val="0"/>
-        </w:rPr>
-        <w:t xml:space="preserve">Next: Week 19: Similarity. Retrieve today’s </w:t>
-      </w:r>
-      <w:r>
-        <w:rPr>
-          <w:b/>
-        </w:rPr>
-        <w:t>evidence</w:t>
-      </w:r>
-      <w:r>
-        <w:rPr>
-          <w:b w:val="0"/>
-        </w:rPr>
-        <w:t xml:space="preserve"> and identify what carries forward and what is new.</w:t>
-      </w:r>
-    </w:p>
-    <w:p>
-      <w:pPr>
-        <w:pStyle w:val="Heading3"/>
-      </w:pPr>
-      <w:r>
-        <w:t>Support and fresh reassessment</w:t>
-      </w:r>
-    </w:p>
-    <w:p>
-      <w:pPr>
-        <w:spacing w:line="336" w:lineRule="auto" w:after="180"/>
-      </w:pPr>
-      <w:r>
-        <w:rPr>
-          <w:b w:val="0"/>
-        </w:rPr>
-        <w:t>Use counters and separate headings for claim and outcome. Read 80 percent as 80 out of 100 before comparing fractions.</w:t>
-      </w:r>
-    </w:p>
-    <w:p>
-      <w:pPr>
-        <w:spacing w:line="336" w:lineRule="auto" w:after="180"/>
-      </w:pPr>
-      <w:r>
-        <w:rPr>
-          <w:b w:val="0"/>
-        </w:rPr>
-        <w:t xml:space="preserve">Extension: explain why checking only easy cases might make the </w:t>
-      </w:r>
-      <w:r>
-        <w:rPr>
-          <w:b/>
-        </w:rPr>
-        <w:t>confidence</w:t>
-      </w:r>
-      <w:r>
-        <w:rPr>
-          <w:b w:val="0"/>
-        </w:rPr>
-        <w:t xml:space="preserve"> method appear more dependable than it is.</w:t>
-      </w:r>
-    </w:p>
-    <w:p>
-      <w:pPr>
-        <w:spacing w:line="336" w:lineRule="auto" w:after="180"/>
-      </w:pPr>
-      <w:r>
-        <w:rPr>
-          <w:b w:val="0"/>
-        </w:rPr>
-        <w:t xml:space="preserve">W4 requires six of seven assessed, one unassessed, the original 75 percent claim, no </w:t>
-      </w:r>
-      <w:r>
-        <w:rPr>
-          <w:b/>
-        </w:rPr>
-        <w:t>calibration</w:t>
-      </w:r>
-      <w:r>
-        <w:rPr>
-          <w:b w:val="0"/>
-        </w:rPr>
-        <w:t xml:space="preserve"> guarantee and a relevant follow-up.</w:t>
-      </w:r>
-    </w:p>
-    <w:p>
-      <w:pPr>
-        <w:spacing w:line="336" w:lineRule="auto" w:after="180"/>
       </w:pPr>
       <w:r>
         <w:rPr>
@@ -6320,21 +5995,10 @@
     </w:p>
     <w:p>
       <w:pPr>
-        <w:spacing w:line="336" w:lineRule="auto" w:after="180"/>
-      </w:pPr>
-      <w:r>
-        <w:rPr>
-          <w:b w:val="0"/>
-        </w:rPr>
-        <w:t>Week 19 investigates how selected features change similarity and the examples a system considers close.</w:t>
-      </w:r>
-    </w:p>
-    <w:p>
-      <w:pPr>
-        <w:pStyle w:val="Heading3"/>
-      </w:pPr>
-      <w:r>
-        <w:t>Plan the delayed return</w:t>
+        <w:pStyle w:val="Heading2"/>
+      </w:pPr>
+      <w:r>
+        <w:t>Plan the delayed check</w:t>
       </w:r>
     </w:p>
     <w:p>
@@ -6563,48 +6227,188 @@
     </w:p>
     <w:p>
       <w:pPr>
+        <w:pStyle w:val="Heading2"/>
+      </w:pPr>
+      <w:r>
+        <w:t>Bridge to next week</w:t>
+      </w:r>
+    </w:p>
+    <w:p>
+      <w:pPr>
+        <w:spacing w:line="336" w:lineRule="auto" w:after="180"/>
+      </w:pPr>
+      <w:r>
+        <w:rPr>
+          <w:b w:val="0"/>
+        </w:rPr>
+        <w:t xml:space="preserve">Ask for one decision the learner can now justify and one situation requiring more </w:t>
+      </w:r>
+      <w:r>
+        <w:rPr>
+          <w:b/>
+        </w:rPr>
+        <w:t>evidence</w:t>
+      </w:r>
+      <w:r>
+        <w:rPr>
+          <w:b w:val="0"/>
+        </w:rPr>
+        <w:t xml:space="preserve"> or human review. </w:t>
+      </w:r>
+      <w:r>
+        <w:rPr>
+          <w:b/>
+        </w:rPr>
+        <w:t>Confidence</w:t>
+      </w:r>
+      <w:r>
+        <w:rPr>
+          <w:b w:val="0"/>
+        </w:rPr>
+        <w:t xml:space="preserve"> ratings are separate from correct independent performance.</w:t>
+      </w:r>
+    </w:p>
+    <w:p>
+      <w:pPr>
+        <w:spacing w:line="336" w:lineRule="auto" w:after="180"/>
+      </w:pPr>
+      <w:r>
+        <w:rPr>
+          <w:b w:val="0"/>
+        </w:rPr>
+        <w:t xml:space="preserve">Next: Week 19: Similarity. Retrieve today’s </w:t>
+      </w:r>
+      <w:r>
+        <w:rPr>
+          <w:b/>
+        </w:rPr>
+        <w:t>evidence</w:t>
+      </w:r>
+      <w:r>
+        <w:rPr>
+          <w:b w:val="0"/>
+        </w:rPr>
+        <w:t xml:space="preserve"> and identify what carries forward and what is new.</w:t>
+      </w:r>
+    </w:p>
+    <w:p>
+      <w:pPr>
+        <w:spacing w:line="336" w:lineRule="auto" w:after="180"/>
+      </w:pPr>
+      <w:r>
+        <w:rPr>
+          <w:b w:val="0"/>
+        </w:rPr>
+        <w:t>Week 19 investigates how selected features change similarity and the examples a system considers close.</w:t>
+      </w:r>
+    </w:p>
+    <w:p>
+      <w:pPr>
+        <w:pStyle w:val="Heading2"/>
+      </w:pPr>
+      <w:r>
+        <w:t>Earlier wording, alternatives and picture transcripts · reference / check after trying</w:t>
+      </w:r>
+    </w:p>
+    <w:p>
+      <w:pPr>
+        <w:spacing w:line="336" w:lineRule="auto" w:after="180"/>
+      </w:pPr>
+      <w:r>
+        <w:rPr>
+          <w:b w:val="0"/>
+        </w:rPr>
+        <w:t>Connect and extend learning</w:t>
+      </w:r>
+    </w:p>
+    <w:p>
+      <w:pPr>
         <w:pStyle w:val="Heading3"/>
       </w:pPr>
       <w:r>
+        <w:t>Helpful Classroom Sorter</w:t>
+      </w:r>
+    </w:p>
+    <w:p>
+      <w:pPr>
+        <w:pStyle w:val="Heading3"/>
+      </w:pPr>
+      <w:r>
+        <w:t>Support and stretch</w:t>
+      </w:r>
+    </w:p>
+    <w:p>
+      <w:pPr>
+        <w:pStyle w:val="Heading3"/>
+      </w:pPr>
+      <w:r>
+        <w:t>Exit reflection</w:t>
+      </w:r>
+    </w:p>
+    <w:p>
+      <w:pPr>
+        <w:pStyle w:val="Heading3"/>
+      </w:pPr>
+      <w:r>
+        <w:t>Bridge to the next week</w:t>
+      </w:r>
+    </w:p>
+    <w:p>
+      <w:pPr>
+        <w:pStyle w:val="Heading3"/>
+      </w:pPr>
+      <w:r>
+        <w:t>Support and fresh reassessment</w:t>
+      </w:r>
+    </w:p>
+    <w:p>
+      <w:pPr>
+        <w:pStyle w:val="Heading3"/>
+      </w:pPr>
+      <w:r>
+        <w:t>Plan the delayed return</w:t>
+      </w:r>
+    </w:p>
+    <w:p>
+      <w:pPr>
+        <w:pStyle w:val="Heading3"/>
+      </w:pPr>
+      <w:r>
         <w:t>Project evidence from this case</w:t>
       </w:r>
     </w:p>
     <w:p>
       <w:pPr>
+        <w:pStyle w:val="Heading1"/>
+      </w:pPr>
+      <w:r>
+        <w:t>Reference bank and extra practice</w:t>
+      </w:r>
+    </w:p>
+    <w:p>
+      <w:pPr>
+        <w:pStyle w:val="Heading1"/>
+      </w:pPr>
+      <w:r>
+        <w:t>07. Reference: alternative planning checklist</w:t>
+      </w:r>
+    </w:p>
+    <w:p>
+      <w:r>
+        <w:t>Use as a reminder alongside the main route rather than teaching the cycle twice.</w:t>
+      </w:r>
+    </w:p>
+    <w:p>
+      <w:pPr>
+        <w:pStyle w:val="Heading2"/>
+      </w:pPr>
+      <w:r>
+        <w:t>Preparation and schedule</w:t>
+      </w:r>
+    </w:p>
+    <w:p>
+      <w:pPr>
         <w:spacing w:line="336" w:lineRule="auto" w:after="180"/>
-      </w:pPr>
-      <w:r>
-        <w:rPr>
-          <w:b w:val="0"/>
-        </w:rPr>
-        <w:t>Keep sorter scores, reference outcomes and missingness separately; use review policies instead of treating high scores as facts.</w:t>
-      </w:r>
-    </w:p>
-    <w:p>
-      <w:pPr>
-        <w:pStyle w:val="Heading1"/>
-      </w:pPr>
-      <w:r>
-        <w:t>07. Prepare, teach and assess</w:t>
-      </w:r>
-    </w:p>
-    <w:p>
-      <w:r>
-        <w:t>Use this preparation summary alongside the detailed Confidence Is Not Correctness lesson; it is a checklist rather than a replacement for the full sequence.</w:t>
-      </w:r>
-    </w:p>
-    <w:p>
-      <w:pPr>
-        <w:pStyle w:val="Heading3"/>
-      </w:pPr>
-      <w:r>
-        <w:t>Teaching target</w:t>
-      </w:r>
-    </w:p>
-    <w:p>
-      <w:pPr>
-        <w:spacing w:line="336" w:lineRule="auto" w:after="180"/>
-        <w:shd w:fill="EDF7F3"/>
       </w:pPr>
       <w:r>
         <w:rPr>
@@ -6817,6 +6621,14 @@
     </w:tbl>
     <w:p>
       <w:pPr>
+        <w:pStyle w:val="Heading2"/>
+      </w:pPr>
+      <w:r>
+        <w:t>Practice and assessment reminders</w:t>
+      </w:r>
+    </w:p>
+    <w:p>
+      <w:pPr>
         <w:spacing w:line="336" w:lineRule="auto" w:after="180"/>
       </w:pPr>
       <w:r>
@@ -6840,16 +6652,7 @@
     </w:p>
     <w:p>
       <w:pPr>
-        <w:pStyle w:val="Heading3"/>
-      </w:pPr>
-      <w:r>
-        <w:t>Supported practice answer</w:t>
-      </w:r>
-    </w:p>
-    <w:p>
-      <w:pPr>
         <w:spacing w:line="336" w:lineRule="auto" w:after="180"/>
-        <w:shd w:fill="F1F6FC"/>
       </w:pPr>
       <w:r>
         <w:rPr>
@@ -6861,7 +6664,6 @@
     <w:p>
       <w:pPr>
         <w:spacing w:line="336" w:lineRule="auto" w:after="180"/>
-        <w:shd w:fill="F1F6FC"/>
       </w:pPr>
       <w:r>
         <w:rPr>
@@ -6918,16 +6720,7 @@
     </w:p>
     <w:p>
       <w:pPr>
-        <w:pStyle w:val="Heading3"/>
-      </w:pPr>
-      <w:r>
-        <w:t>Repair the misconception</w:t>
-      </w:r>
-    </w:p>
-    <w:p>
-      <w:pPr>
         <w:spacing w:line="336" w:lineRule="auto" w:after="180"/>
-        <w:shd w:fill="FFF5E6"/>
       </w:pPr>
       <w:r>
         <w:rPr>
@@ -6938,16 +6731,7 @@
     </w:p>
     <w:p>
       <w:pPr>
-        <w:pStyle w:val="Heading3"/>
-      </w:pPr>
-      <w:r>
-        <w:t>Support without giving away the answer</w:t>
-      </w:r>
-    </w:p>
-    <w:p>
-      <w:pPr>
         <w:spacing w:line="336" w:lineRule="auto" w:after="180"/>
-        <w:shd w:fill="F1F6F8"/>
       </w:pPr>
       <w:r>
         <w:rPr>
@@ -6970,16 +6754,7 @@
     </w:p>
     <w:p>
       <w:pPr>
-        <w:pStyle w:val="Heading3"/>
-      </w:pPr>
-      <w:r>
-        <w:t>Extend the reasoning</w:t>
-      </w:r>
-    </w:p>
-    <w:p>
-      <w:pPr>
         <w:spacing w:line="336" w:lineRule="auto" w:after="180"/>
-        <w:shd w:fill="F5F1FB"/>
       </w:pPr>
       <w:r>
         <w:rPr>
@@ -7015,7 +6790,6 @@
     <w:p>
       <w:pPr>
         <w:spacing w:line="336" w:lineRule="auto" w:after="180"/>
-        <w:shd w:fill="F5F1FB"/>
       </w:pPr>
       <w:r>
         <w:rPr>
@@ -7026,16 +6800,7 @@
     </w:p>
     <w:p>
       <w:pPr>
-        <w:pStyle w:val="Heading3"/>
-      </w:pPr>
-      <w:r>
-        <w:t>Protect the independent attempt</w:t>
-      </w:r>
-    </w:p>
-    <w:p>
-      <w:pPr>
         <w:spacing w:line="336" w:lineRule="auto" w:after="180"/>
-        <w:shd w:fill="FFF5E6"/>
       </w:pPr>
       <w:r>
         <w:rPr>
@@ -7242,16 +7007,7 @@
     </w:tbl>
     <w:p>
       <w:pPr>
-        <w:pStyle w:val="Heading3"/>
-      </w:pPr>
-      <w:r>
-        <w:t>Project checkpoint</w:t>
-      </w:r>
-    </w:p>
-    <w:p>
-      <w:pPr>
         <w:spacing w:line="336" w:lineRule="auto" w:after="180"/>
-        <w:shd w:fill="EDF7F3"/>
       </w:pPr>
       <w:r>
         <w:rPr>
@@ -7288,12 +7044,20 @@
         <w:pStyle w:val="Heading1"/>
       </w:pPr>
       <w:r>
-        <w:t>08. Use feedback, labs and repair paths</w:t>
-      </w:r>
-    </w:p>
-    <w:p>
-      <w:r>
-        <w:t>Use feedback, earlier review and portfolios purposefully. Apply the coding routine only when this lesson has an executable lab.</w:t>
+        <w:t>08. Reference: feedback and records</w:t>
+      </w:r>
+    </w:p>
+    <w:p>
+      <w:r>
+        <w:t>Use digital tools where they help retain an explanation and its evidence.</w:t>
+      </w:r>
+    </w:p>
+    <w:p>
+      <w:pPr>
+        <w:pStyle w:val="Heading2"/>
+      </w:pPr>
+      <w:r>
+        <w:t>Keep practice and independent evidence separate</w:t>
       </w:r>
     </w:p>
     <w:p>
@@ -7332,10 +7096,64 @@
     </w:p>
     <w:p>
       <w:pPr>
-        <w:pStyle w:val="Heading3"/>
-      </w:pPr>
-      <w:r>
-        <w:t>For later coding lessons</w:t>
+        <w:pStyle w:val="Heading2"/>
+      </w:pPr>
+      <w:r>
+        <w:t>Repair and portfolio records</w:t>
+      </w:r>
+    </w:p>
+    <w:p>
+      <w:pPr>
+        <w:spacing w:line="336" w:lineRule="auto" w:after="180"/>
+      </w:pPr>
+      <w:r>
+        <w:rPr>
+          <w:b w:val="0"/>
+        </w:rPr>
+        <w:t>Use the earlier worked-explanation links to address a specific missing building block, then return to the current question. Adapt this suggestion after observing the learner; it is not an automatic diagnosis.</w:t>
+      </w:r>
+    </w:p>
+    <w:p>
+      <w:pPr>
+        <w:spacing w:line="336" w:lineRule="auto" w:after="180"/>
+      </w:pPr>
+      <w:r>
+        <w:rPr>
+          <w:b w:val="0"/>
+        </w:rPr>
+        <w:t xml:space="preserve">Collect the completed-work portfolio as </w:t>
+      </w:r>
+      <w:r>
+        <w:rPr>
+          <w:b/>
+        </w:rPr>
+        <w:t>evidence</w:t>
+      </w:r>
+      <w:r>
+        <w:rPr>
+          <w:b w:val="0"/>
+        </w:rPr>
+        <w:t xml:space="preserve">. Record support separately from </w:t>
+      </w:r>
+      <w:r>
+        <w:rPr>
+          <w:b/>
+        </w:rPr>
+        <w:t>correctness</w:t>
+      </w:r>
+      <w:r>
+        <w:rPr>
+          <w:b w:val="0"/>
+        </w:rPr>
+        <w:t>, and assess explanation, trace/test and limitations. Progress ticks and quiz selections alone do not establish mastery.</w:t>
+      </w:r>
+    </w:p>
+    <w:p>
+      <w:pPr>
+        <w:pStyle w:val="Heading2"/>
+      </w:pPr>
+      <w:r>
+        <w:t>Earlier wording, alternatives and picture transcripts · reference / check after trying</w:t>
       </w:r>
     </w:p>
     <w:p>
@@ -7346,7 +7164,6 @@
     <w:p>
       <w:pPr>
         <w:spacing w:line="336" w:lineRule="auto" w:after="180"/>
-        <w:shd w:fill="F1F6F8"/>
       </w:pPr>
       <w:r>
         <w:rPr>
@@ -7369,89 +7186,20 @@
     </w:p>
     <w:p>
       <w:pPr>
-        <w:spacing w:line="336" w:lineRule="auto" w:after="180"/>
-      </w:pPr>
-      <w:r>
-        <w:rPr>
-          <w:b w:val="0"/>
-        </w:rPr>
-        <w:t>Use the earlier worked-explanation links to address a specific missing building block, then return to the current question. Adapt this suggestion after observing the learner; it is not an automatic diagnosis.</w:t>
-      </w:r>
-    </w:p>
-    <w:p>
-      <w:pPr>
-        <w:spacing w:line="336" w:lineRule="auto" w:after="180"/>
-      </w:pPr>
-      <w:r>
-        <w:rPr>
-          <w:b w:val="0"/>
-        </w:rPr>
-        <w:t xml:space="preserve">Collect the completed-work portfolio as </w:t>
-      </w:r>
-      <w:r>
-        <w:rPr>
-          <w:b/>
-        </w:rPr>
-        <w:t>evidence</w:t>
-      </w:r>
-      <w:r>
-        <w:rPr>
-          <w:b w:val="0"/>
-        </w:rPr>
-        <w:t xml:space="preserve">. Record support separately from </w:t>
-      </w:r>
-      <w:r>
-        <w:rPr>
-          <w:b/>
-        </w:rPr>
-        <w:t>correctness</w:t>
-      </w:r>
-      <w:r>
-        <w:rPr>
-          <w:b w:val="0"/>
-        </w:rPr>
-        <w:t>, and assess explanation, trace/test and limitations. Progress ticks and quiz selections alone do not establish mastery.</w:t>
-      </w:r>
-    </w:p>
-    <w:p>
-      <w:pPr>
         <w:pStyle w:val="Heading1"/>
       </w:pPr>
       <w:r>
-        <w:t>09. Visual concept journey</w:t>
-      </w:r>
-    </w:p>
-    <w:p>
-      <w:r>
-        <w:t>Show one Confidence Is Not Correctness graphic at a time, request a prediction and discuss its trace before the independent assessment.</w:t>
-      </w:r>
-    </w:p>
-    <w:p>
-      <w:pPr>
-        <w:spacing w:line="336" w:lineRule="auto" w:after="180"/>
-      </w:pPr>
-      <w:r>
-        <w:rPr>
-          <w:b w:val="0"/>
-        </w:rPr>
-        <w:t xml:space="preserve">Use one picture at a time. Hide a worked result before asking for a </w:t>
-      </w:r>
-      <w:r>
-        <w:rPr>
-          <w:b/>
-        </w:rPr>
-        <w:t>prediction</w:t>
-      </w:r>
-      <w:r>
-        <w:rPr>
-          <w:b w:val="0"/>
-        </w:rPr>
-        <w:t>, then reveal it for feedback. These are supported teaching cases; retain the separate independent assessment for a fresh first attempt.</w:t>
-      </w:r>
-    </w:p>
-    <w:p>
-      <w:pPr>
-        <w:pStyle w:val="Heading3"/>
+        <w:t>09. Reference: teach with the six pictures</w:t>
+      </w:r>
+    </w:p>
+    <w:p>
+      <w:r>
+        <w:t>Choose the picture for the teaching move and connect it to the explanation.</w:t>
+      </w:r>
+    </w:p>
+    <w:p>
+      <w:pPr>
+        <w:pStyle w:val="Heading2"/>
       </w:pPr>
       <w:r>
         <w:t>01. Confidence Is Not Correctness: the case</w:t>
@@ -7462,7 +7210,7 @@
         <w:drawing>
           <wp:inline xmlns:a="http://schemas.openxmlformats.org/drawingml/2006/main" xmlns:pic="http://schemas.openxmlformats.org/drawingml/2006/picture">
             <wp:extent cx="5486400" cy="2843784"/>
-            <wp:docPr id="3" name="Picture 3" descr="A fictional card classifier reports a claimed 80% chance that each chosen label is correct. Supplied facts: Ten predictions all have score 80%. Later checks find 7 correct, 2 incorrect and 1 outcome unavailable. The selected cards were not a representative survey."/>
+            <wp:docPr id="5" name="Picture 5" descr="A fictional card classifier reports a claimed 80% chance that each chosen label is correct. Supplied facts: Ten predictions all have score 80%. Later checks find 7 correct, 2 incorrect and 1 outcome unavailable. The selected cards were not a representative survey."/>
             <wp:cNvGraphicFramePr>
               <a:graphicFrameLocks noChangeAspect="1"/>
             </wp:cNvGraphicFramePr>
@@ -7474,7 +7222,7 @@
                     <pic:cNvPicPr/>
                   </pic:nvPicPr>
                   <pic:blipFill>
-                    <a:blip r:embed="rId11"/>
+                    <a:blip r:embed="rId13"/>
                     <a:stretch>
                       <a:fillRect/>
                     </a:stretch>
@@ -7554,7 +7302,6 @@
     <w:p>
       <w:pPr>
         <w:spacing w:line="336" w:lineRule="auto" w:after="180"/>
-        <w:shd w:fill="F5F1FB"/>
       </w:pPr>
       <w:r>
         <w:rPr>
@@ -7565,16 +7312,7 @@
     </w:p>
     <w:p>
       <w:pPr>
-        <w:pStyle w:val="Heading3"/>
-      </w:pPr>
-      <w:r>
-        <w:t>Discuss while showing the picture</w:t>
-      </w:r>
-    </w:p>
-    <w:p>
-      <w:pPr>
         <w:spacing w:line="336" w:lineRule="auto" w:after="180"/>
-        <w:shd w:fill="F1F6F8"/>
       </w:pPr>
       <w:r>
         <w:rPr>
@@ -7585,7 +7323,7 @@
     </w:p>
     <w:p>
       <w:pPr>
-        <w:pStyle w:val="Heading3"/>
+        <w:pStyle w:val="Heading2"/>
       </w:pPr>
       <w:r>
         <w:t>02. Follow the deciding steps</w:t>
@@ -7596,7 +7334,7 @@
         <w:drawing>
           <wp:inline xmlns:a="http://schemas.openxmlformats.org/drawingml/2006/main" xmlns:pic="http://schemas.openxmlformats.org/drawingml/2006/picture">
             <wp:extent cx="5486400" cy="4005072"/>
-            <wp:docPr id="4" name="Picture 4" descr="Keep scores: Ten chosen labels each carry 80%; this is a claim about uncertainty. → Checked outcomes: Seven correct plus two wrong gives nine known outcomes. → Report coverage: Observed agreement is 7/9 among checked cards; outcome coverage is 9/10. → Retain unknown: The missing result could change the all-ten correct count to 7 or 8."/>
+            <wp:docPr id="6" name="Picture 6" descr="Keep scores: Ten chosen labels each carry 80%; this is a claim about uncertainty. → Checked outcomes: Seven correct plus two wrong gives nine known outcomes. → Report coverage: Observed agreement is 7/9 among checked cards; outcome coverage is 9/10. → Retain unknown: The missing result could change the all-ten correct count to 7 or 8."/>
             <wp:cNvGraphicFramePr>
               <a:graphicFrameLocks noChangeAspect="1"/>
             </wp:cNvGraphicFramePr>
@@ -7608,7 +7346,7 @@
                     <pic:cNvPicPr/>
                   </pic:nvPicPr>
                   <pic:blipFill>
-                    <a:blip r:embed="rId12"/>
+                    <a:blip r:embed="rId10"/>
                     <a:stretch>
                       <a:fillRect/>
                     </a:stretch>
@@ -7653,7 +7391,6 @@
     <w:p>
       <w:pPr>
         <w:spacing w:line="336" w:lineRule="auto" w:after="180"/>
-        <w:shd w:fill="F5F1FB"/>
       </w:pPr>
       <w:r>
         <w:rPr>
@@ -7676,16 +7413,7 @@
     </w:p>
     <w:p>
       <w:pPr>
-        <w:pStyle w:val="Heading3"/>
-      </w:pPr>
-      <w:r>
-        <w:t>Discuss while showing the picture</w:t>
-      </w:r>
-    </w:p>
-    <w:p>
-      <w:pPr>
         <w:spacing w:line="336" w:lineRule="auto" w:after="180"/>
-        <w:shd w:fill="F1F6F8"/>
       </w:pPr>
       <w:r>
         <w:rPr>
@@ -7708,7 +7436,7 @@
     </w:p>
     <w:p>
       <w:pPr>
-        <w:pStyle w:val="Heading3"/>
+        <w:pStyle w:val="Heading2"/>
       </w:pPr>
       <w:r>
         <w:t>03. Known outcomes and missing evidence</w:t>
@@ -7719,7 +7447,7 @@
         <w:drawing>
           <wp:inline xmlns:a="http://schemas.openxmlformats.org/drawingml/2006/main" xmlns:pic="http://schemas.openxmlformats.org/drawingml/2006/picture">
             <wp:extent cx="5486400" cy="3145536"/>
-            <wp:docPr id="5" name="Picture 5" descr="Known outcomes and missing evidence. Units: predictions. Correct: 7. Incorrect: 2. Unknown: 1."/>
+            <wp:docPr id="7" name="Picture 7" descr="Known outcomes and missing evidence. Units: predictions. Correct: 7. Incorrect: 2. Unknown: 1."/>
             <wp:cNvGraphicFramePr>
               <a:graphicFrameLocks noChangeAspect="1"/>
             </wp:cNvGraphicFramePr>
@@ -7731,7 +7459,7 @@
                     <pic:cNvPicPr/>
                   </pic:nvPicPr>
                   <pic:blipFill>
-                    <a:blip r:embed="rId13"/>
+                    <a:blip r:embed="rId9"/>
                     <a:stretch>
                       <a:fillRect/>
                     </a:stretch>
@@ -7788,7 +7516,6 @@
     <w:p>
       <w:pPr>
         <w:spacing w:line="336" w:lineRule="auto" w:after="180"/>
-        <w:shd w:fill="F5F1FB"/>
       </w:pPr>
       <w:r>
         <w:rPr>
@@ -7799,16 +7526,7 @@
     </w:p>
     <w:p>
       <w:pPr>
-        <w:pStyle w:val="Heading3"/>
-      </w:pPr>
-      <w:r>
-        <w:t>Discuss while showing the picture</w:t>
-      </w:r>
-    </w:p>
-    <w:p>
-      <w:pPr>
         <w:spacing w:line="336" w:lineRule="auto" w:after="180"/>
-        <w:shd w:fill="F1F6F8"/>
       </w:pPr>
       <w:r>
         <w:rPr>
@@ -7820,7 +7538,6 @@
     <w:p>
       <w:pPr>
         <w:spacing w:line="336" w:lineRule="auto" w:after="180"/>
-        <w:shd w:fill="F1F6F8"/>
       </w:pPr>
       <w:r>
         <w:rPr>
@@ -7831,7 +7548,7 @@
     </w:p>
     <w:p>
       <w:pPr>
-        <w:pStyle w:val="Heading3"/>
+        <w:pStyle w:val="Heading2"/>
       </w:pPr>
       <w:r>
         <w:t>04. Change one thing. Trace what follows.</w:t>
@@ -7842,7 +7559,7 @@
         <w:drawing>
           <wp:inline xmlns:a="http://schemas.openxmlformats.org/drawingml/2006/main" xmlns:pic="http://schemas.openxmlformats.org/drawingml/2006/picture">
             <wp:extent cx="5486400" cy="3026664"/>
-            <wp:docPr id="6" name="Picture 6" descr="Original case: The missing result could change the all-ten correct count to 7 or 8. Changed condition: The missing outcome is checked and found incorrect. Expected result: All-ten agreement is 7/10=70%. Reason: There are now three wrong labels and no unknown outcomes."/>
+            <wp:docPr id="8" name="Picture 8" descr="Original case: The missing result could change the all-ten correct count to 7 or 8. Changed condition: The missing outcome is checked and found incorrect. Expected result: All-ten agreement is 7/10=70%. Reason: There are now three wrong labels and no unknown outcomes."/>
             <wp:cNvGraphicFramePr>
               <a:graphicFrameLocks noChangeAspect="1"/>
             </wp:cNvGraphicFramePr>
@@ -7910,7 +7627,6 @@
     <w:p>
       <w:pPr>
         <w:spacing w:line="336" w:lineRule="auto" w:after="180"/>
-        <w:shd w:fill="F5F1FB"/>
       </w:pPr>
       <w:r>
         <w:rPr>
@@ -7921,16 +7637,7 @@
     </w:p>
     <w:p>
       <w:pPr>
-        <w:pStyle w:val="Heading3"/>
-      </w:pPr>
-      <w:r>
-        <w:t>Discuss while showing the picture</w:t>
-      </w:r>
-    </w:p>
-    <w:p>
-      <w:pPr>
         <w:spacing w:line="336" w:lineRule="auto" w:after="180"/>
-        <w:shd w:fill="F1F6F8"/>
       </w:pPr>
       <w:r>
         <w:rPr>
@@ -7942,7 +7649,6 @@
     <w:p>
       <w:pPr>
         <w:spacing w:line="336" w:lineRule="auto" w:after="180"/>
-        <w:shd w:fill="F1F6F8"/>
       </w:pPr>
       <w:r>
         <w:rPr>
@@ -7953,7 +7659,7 @@
     </w:p>
     <w:p>
       <w:pPr>
-        <w:pStyle w:val="Heading3"/>
+        <w:pStyle w:val="Heading2"/>
       </w:pPr>
       <w:r>
         <w:t>05. Connect the explanation to its limit</w:t>
@@ -7964,7 +7670,7 @@
         <w:drawing>
           <wp:inline xmlns:a="http://schemas.openxmlformats.org/drawingml/2006/main" xmlns:pic="http://schemas.openxmlformats.org/drawingml/2006/picture">
             <wp:extent cx="5486400" cy="2834640"/>
-            <wp:docPr id="7" name="Picture 7" descr="Do not count the missing outcome as correct or silently remove it from the coverage report. These records allow an all-ten agreement range from 70% to 80%. They do not show that claimed probabilities match checked correctness over many comparable predictions; that requires much more suitable evidence. Limit: This small selected set cannot establish that the claimed probabilities match actual correctness or show performance for all future cards."/>
+            <wp:docPr id="9" name="Picture 9" descr="Do not count the missing outcome as correct or silently remove it from the coverage report. These records allow an all-ten agreement range from 70% to 80%. They do not show that claimed probabilities match checked correctness over many comparable predictions; that requires much more suitable evidence. Limit: This small selected set cannot establish that the claimed probabilities match actual correctness or show performance for all future cards."/>
             <wp:cNvGraphicFramePr>
               <a:graphicFrameLocks noChangeAspect="1"/>
             </wp:cNvGraphicFramePr>
@@ -8103,7 +7809,6 @@
     <w:p>
       <w:pPr>
         <w:spacing w:line="336" w:lineRule="auto" w:after="180"/>
-        <w:shd w:fill="F5F1FB"/>
       </w:pPr>
       <w:r>
         <w:rPr>
@@ -8114,16 +7819,7 @@
     </w:p>
     <w:p>
       <w:pPr>
-        <w:pStyle w:val="Heading3"/>
-      </w:pPr>
-      <w:r>
-        <w:t>Discuss while showing the picture</w:t>
-      </w:r>
-    </w:p>
-    <w:p>
-      <w:pPr>
         <w:spacing w:line="336" w:lineRule="auto" w:after="180"/>
-        <w:shd w:fill="F1F6F8"/>
       </w:pPr>
       <w:r>
         <w:rPr>
@@ -8135,7 +7831,6 @@
     <w:p>
       <w:pPr>
         <w:spacing w:line="336" w:lineRule="auto" w:after="180"/>
-        <w:shd w:fill="F1F6F8"/>
       </w:pPr>
       <w:r>
         <w:rPr>
@@ -8158,7 +7853,7 @@
     </w:p>
     <w:p>
       <w:pPr>
-        <w:pStyle w:val="Heading3"/>
+        <w:pStyle w:val="Heading2"/>
       </w:pPr>
       <w:r>
         <w:t>06. Make the idea visible in your project</w:t>
@@ -8169,7 +7864,7 @@
         <w:drawing>
           <wp:inline xmlns:a="http://schemas.openxmlformats.org/drawingml/2006/main" xmlns:pic="http://schemas.openxmlformats.org/drawingml/2006/picture">
             <wp:extent cx="5486400" cy="3380232"/>
-            <wp:docPr id="8" name="Picture 8" descr="Keep sorter scores, reference outcomes and missingness separately; use review policies instead of treating high scores as facts. Draw your input, deciding step, result and limit. Supported question: Was the unknown label guaranteed correct because its confidence was 80%?"/>
+            <wp:docPr id="10" name="Picture 10" descr="Keep sorter scores, reference outcomes and missingness separately; use review policies instead of treating high scores as facts. Draw your input, deciding step, result and limit. Supported question: Was the unknown label guaranteed correct because its confidence was 80%?"/>
             <wp:cNvGraphicFramePr>
               <a:graphicFrameLocks noChangeAspect="1"/>
             </wp:cNvGraphicFramePr>
@@ -8261,7 +7956,6 @@
     <w:p>
       <w:pPr>
         <w:spacing w:line="336" w:lineRule="auto" w:after="180"/>
-        <w:shd w:fill="F5F1FB"/>
       </w:pPr>
       <w:r>
         <w:rPr>
@@ -8284,82 +7978,151 @@
     </w:p>
     <w:p>
       <w:pPr>
+        <w:spacing w:line="336" w:lineRule="auto" w:after="180"/>
+      </w:pPr>
+      <w:r>
+        <w:rPr>
+          <w:b w:val="0"/>
+        </w:rPr>
+        <w:t xml:space="preserve">Teacher prompt: Draw your project trace and justify the deciding step using </w:t>
+      </w:r>
+      <w:r>
+        <w:rPr>
+          <w:b/>
+        </w:rPr>
+        <w:t>evidence</w:t>
+      </w:r>
+      <w:r>
+        <w:rPr>
+          <w:b w:val="0"/>
+        </w:rPr>
+        <w:t>. Ask learners to describe one label or arrow in ordinary words. Use the adjacent transcript if the image is difficult to see.</w:t>
+      </w:r>
+    </w:p>
+    <w:p>
+      <w:pPr>
+        <w:spacing w:line="336" w:lineRule="auto" w:after="180"/>
+      </w:pPr>
+      <w:r>
+        <w:rPr>
+          <w:b w:val="0"/>
+        </w:rPr>
+        <w:t xml:space="preserve">Supported practice key: No. An </w:t>
+      </w:r>
+      <w:r>
+        <w:rPr>
+          <w:b/>
+        </w:rPr>
+        <w:t>80%</w:t>
+      </w:r>
+      <w:r>
+        <w:rPr>
+          <w:b w:val="0"/>
+        </w:rPr>
+        <w:t xml:space="preserve"> score is not certainty. The new </w:t>
+      </w:r>
+      <w:r>
+        <w:rPr>
+          <w:b/>
+        </w:rPr>
+        <w:t>evidence</w:t>
+      </w:r>
+      <w:r>
+        <w:rPr>
+          <w:b w:val="0"/>
+        </w:rPr>
+        <w:t xml:space="preserve"> records it as incorrect, and the complete agreement rate is </w:t>
+      </w:r>
+      <w:r>
+        <w:rPr>
+          <w:b/>
+        </w:rPr>
+        <w:t>70%</w:t>
+      </w:r>
+      <w:r>
+        <w:rPr>
+          <w:b w:val="0"/>
+        </w:rPr>
+        <w:t>.</w:t>
+      </w:r>
+    </w:p>
+    <w:p>
+      <w:pPr>
+        <w:pStyle w:val="Heading2"/>
+      </w:pPr>
+      <w:r>
+        <w:t>Earlier wording, alternatives and picture transcripts · reference / check after trying</w:t>
+      </w:r>
+    </w:p>
+    <w:p>
+      <w:pPr>
+        <w:spacing w:line="336" w:lineRule="auto" w:after="180"/>
+      </w:pPr>
+      <w:r>
+        <w:rPr>
+          <w:b w:val="0"/>
+        </w:rPr>
+        <w:t xml:space="preserve">Use one picture at a time. Hide a worked result before asking for a </w:t>
+      </w:r>
+      <w:r>
+        <w:rPr>
+          <w:b/>
+        </w:rPr>
+        <w:t>prediction</w:t>
+      </w:r>
+      <w:r>
+        <w:rPr>
+          <w:b w:val="0"/>
+        </w:rPr>
+        <w:t>, then reveal it for feedback. These are supported teaching cases; retain the separate independent assessment for a fresh first attempt.</w:t>
+      </w:r>
+    </w:p>
+    <w:p>
+      <w:pPr>
         <w:pStyle w:val="Heading3"/>
       </w:pPr>
       <w:r>
-        <w:t>Discuss while showing the picture</w:t>
-      </w:r>
-    </w:p>
-    <w:p>
-      <w:pPr>
-        <w:spacing w:line="336" w:lineRule="auto" w:after="180"/>
-        <w:shd w:fill="F1F6F8"/>
-      </w:pPr>
-      <w:r>
-        <w:rPr>
-          <w:b w:val="0"/>
-        </w:rPr>
-        <w:t xml:space="preserve">Teacher prompt: Draw your project trace and justify the deciding step using </w:t>
-      </w:r>
-      <w:r>
-        <w:rPr>
-          <w:b/>
-        </w:rPr>
-        <w:t>evidence</w:t>
-      </w:r>
-      <w:r>
-        <w:rPr>
-          <w:b w:val="0"/>
-        </w:rPr>
-        <w:t>. Ask learners to describe one label or arrow in ordinary words. Use the adjacent transcript if the image is difficult to see.</w:t>
-      </w:r>
-    </w:p>
-    <w:p>
-      <w:pPr>
-        <w:spacing w:line="336" w:lineRule="auto" w:after="180"/>
-        <w:shd w:fill="F1F6F8"/>
-      </w:pPr>
-      <w:r>
-        <w:rPr>
-          <w:b w:val="0"/>
-        </w:rPr>
-        <w:t xml:space="preserve">Supported practice key: No. An </w:t>
-      </w:r>
-      <w:r>
-        <w:rPr>
-          <w:b/>
-        </w:rPr>
-        <w:t>80%</w:t>
-      </w:r>
-      <w:r>
-        <w:rPr>
-          <w:b w:val="0"/>
-        </w:rPr>
-        <w:t xml:space="preserve"> score is not certainty. The new </w:t>
-      </w:r>
-      <w:r>
-        <w:rPr>
-          <w:b/>
-        </w:rPr>
-        <w:t>evidence</w:t>
-      </w:r>
-      <w:r>
-        <w:rPr>
-          <w:b w:val="0"/>
-        </w:rPr>
-        <w:t xml:space="preserve"> records it as incorrect, and the complete agreement rate is </w:t>
-      </w:r>
-      <w:r>
-        <w:rPr>
-          <w:b/>
-        </w:rPr>
-        <w:t>70%</w:t>
-      </w:r>
-      <w:r>
-        <w:rPr>
-          <w:b w:val="0"/>
-        </w:rPr>
-        <w:t>.</w:t>
+        <w:t>01. Confidence Is Not Correctness: the case</w:t>
+      </w:r>
+    </w:p>
+    <w:p>
+      <w:pPr>
+        <w:pStyle w:val="Heading3"/>
+      </w:pPr>
+      <w:r>
+        <w:t>02. Follow the deciding steps</w:t>
+      </w:r>
+    </w:p>
+    <w:p>
+      <w:pPr>
+        <w:pStyle w:val="Heading3"/>
+      </w:pPr>
+      <w:r>
+        <w:t>03. Known outcomes and missing evidence</w:t>
+      </w:r>
+    </w:p>
+    <w:p>
+      <w:pPr>
+        <w:pStyle w:val="Heading3"/>
+      </w:pPr>
+      <w:r>
+        <w:t>04. Change one thing. Trace what follows.</w:t>
+      </w:r>
+    </w:p>
+    <w:p>
+      <w:pPr>
+        <w:pStyle w:val="Heading3"/>
+      </w:pPr>
+      <w:r>
+        <w:t>05. Connect the explanation to its limit</w:t>
+      </w:r>
+    </w:p>
+    <w:p>
+      <w:pPr>
+        <w:pStyle w:val="Heading3"/>
+      </w:pPr>
+      <w:r>
+        <w:t>06. Make the idea visible in your project</w:t>
       </w:r>
     </w:p>
     <w:sectPr>
